--- a/docs/module03.docx
+++ b/docs/module03.docx
@@ -7,7 +7,13 @@
         <w:pStyle w:val="Title"/>
       </w:pPr>
       <w:r>
-        <w:t xml:space="preserve">Module 3</w:t>
+        <w:t xml:space="preserve">Module</w:t>
+      </w:r>
+      <w:r>
+        <w:t xml:space="preserve"> </w:t>
+      </w:r>
+      <w:r>
+        <w:t xml:space="preserve">3</w:t>
       </w:r>
     </w:p>
     <w:p>
@@ -71,24 +77,24 @@
       </w:r>
       <w:r>
         <w:rPr>
+          <w:iCs/>
           <w:i/>
+        </w:rPr>
+        <w:t xml:space="preserve">none of the demographic information</w:t>
+      </w:r>
+      <w:r>
+        <w:t xml:space="preserve"> </w:t>
+      </w:r>
+      <w:r>
+        <w:t xml:space="preserve">(e.g., age, sex) has been included in the data. In fact, it turns out that the nurse aboard the S.S. Rainbow Cake takes</w:t>
+      </w:r>
+      <w:r>
+        <w:t xml:space="preserve"> </w:t>
+      </w:r>
+      <w:r>
+        <w:rPr>
           <w:iCs/>
-        </w:rPr>
-        <w:t xml:space="preserve">none of the demographic information</w:t>
-      </w:r>
-      <w:r>
-        <w:t xml:space="preserve"> </w:t>
-      </w:r>
-      <w:r>
-        <w:t xml:space="preserve">(e.g., age, sex) has been included in the data. In fact, it turns out that the nurse aboard the S.S. Rainbow Cake takes</w:t>
-      </w:r>
-      <w:r>
-        <w:t xml:space="preserve"> </w:t>
-      </w:r>
-      <w:r>
-        <w:rPr>
           <w:i/>
-          <w:iCs/>
         </w:rPr>
         <w:t xml:space="preserve">personal data confidentiality</w:t>
       </w:r>
@@ -127,11 +133,11 @@
     </w:p>
     <w:p>
       <w:pPr>
-        <w:pStyle w:val="Compact"/>
         <w:numPr>
           <w:ilvl w:val="0"/>
           <w:numId w:val="1001"/>
         </w:numPr>
+        <w:pStyle w:val="Compact"/>
       </w:pPr>
       <w:r>
         <w:t xml:space="preserve">Describe your plan for combining multiple datasets together.</w:t>
@@ -139,11 +145,11 @@
     </w:p>
     <w:p>
       <w:pPr>
-        <w:pStyle w:val="Compact"/>
         <w:numPr>
           <w:ilvl w:val="0"/>
           <w:numId w:val="1001"/>
         </w:numPr>
+        <w:pStyle w:val="Compact"/>
       </w:pPr>
       <w:r>
         <w:t xml:space="preserve">Combine multiple datasets using Tidyverse syntax.</w:t>
@@ -151,11 +157,11 @@
     </w:p>
     <w:p>
       <w:pPr>
-        <w:pStyle w:val="Compact"/>
         <w:numPr>
           <w:ilvl w:val="0"/>
           <w:numId w:val="1001"/>
         </w:numPr>
+        <w:pStyle w:val="Compact"/>
       </w:pPr>
       <w:r>
         <w:t xml:space="preserve">Explain use-cases for several different types of data-join operations.</w:t>
@@ -208,16 +214,28 @@
       </w:r>
       <w:r>
         <w:rPr>
+          <w:bCs/>
           <w:b/>
+        </w:rPr>
+        <w:t xml:space="preserve">Module3</w:t>
+      </w:r>
+      <w:r>
+        <w:t xml:space="preserve"> </w:t>
+      </w:r>
+      <w:r>
+        <w:t xml:space="preserve">datsets folder you should see the following files, that correspond to data extracts related to passengers with abdominal pain complaints:</w:t>
+      </w:r>
+    </w:p>
+    <w:p>
+      <w:pPr>
+        <w:pStyle w:val="BlockText"/>
+      </w:pPr>
+      <w:r>
+        <w:rPr>
           <w:bCs/>
-        </w:rPr>
-        <w:t xml:space="preserve">Module3</w:t>
-      </w:r>
-      <w:r>
-        <w:t xml:space="preserve"> </w:t>
-      </w:r>
-      <w:r>
-        <w:t xml:space="preserve">datsets folder you should see the following files, that correspond to data extracts related to passengers with abdominal pain complaints:</w:t>
+          <w:b/>
+        </w:rPr>
+        <w:t xml:space="preserve">abdo_Feb10.tsv</w:t>
       </w:r>
     </w:p>
     <w:p>
@@ -226,10 +244,22 @@
       </w:pPr>
       <w:r>
         <w:rPr>
+          <w:bCs/>
           <w:b/>
+        </w:rPr>
+        <w:t xml:space="preserve">abdo_Feb11.tsv</w:t>
+      </w:r>
+    </w:p>
+    <w:p>
+      <w:pPr>
+        <w:pStyle w:val="BlockText"/>
+      </w:pPr>
+      <w:r>
+        <w:rPr>
           <w:bCs/>
-        </w:rPr>
-        <w:t xml:space="preserve">abdo_Feb10.tsv</w:t>
+          <w:b/>
+        </w:rPr>
+        <w:t xml:space="preserve">abdo_Feb12.tsv</w:t>
       </w:r>
     </w:p>
     <w:p>
@@ -238,62 +268,38 @@
       </w:pPr>
       <w:r>
         <w:rPr>
+          <w:bCs/>
           <w:b/>
+        </w:rPr>
+        <w:t xml:space="preserve">abdo_Feb13.tsv</w:t>
+      </w:r>
+    </w:p>
+    <w:p>
+      <w:pPr>
+        <w:pStyle w:val="BlockText"/>
+      </w:pPr>
+      <w:r>
+        <w:rPr>
           <w:bCs/>
-        </w:rPr>
-        <w:t xml:space="preserve">abdo_Feb11.tsv</w:t>
-      </w:r>
-    </w:p>
-    <w:p>
-      <w:pPr>
-        <w:pStyle w:val="BlockText"/>
-      </w:pPr>
-      <w:r>
-        <w:rPr>
           <w:b/>
+        </w:rPr>
+        <w:t xml:space="preserve">abdo_Feb14.tsv</w:t>
+      </w:r>
+    </w:p>
+    <w:p>
+      <w:pPr>
+        <w:pStyle w:val="FirstParagraph"/>
+      </w:pPr>
+      <w:r>
+        <w:t xml:space="preserve">Each of the</w:t>
+      </w:r>
+      <w:r>
+        <w:t xml:space="preserve"> </w:t>
+      </w:r>
+      <w:r>
+        <w:rPr>
           <w:bCs/>
-        </w:rPr>
-        <w:t xml:space="preserve">abdo_Feb12.tsv</w:t>
-      </w:r>
-    </w:p>
-    <w:p>
-      <w:pPr>
-        <w:pStyle w:val="BlockText"/>
-      </w:pPr>
-      <w:r>
-        <w:rPr>
           <w:b/>
-          <w:bCs/>
-        </w:rPr>
-        <w:t xml:space="preserve">abdo_Feb13.tsv</w:t>
-      </w:r>
-    </w:p>
-    <w:p>
-      <w:pPr>
-        <w:pStyle w:val="BlockText"/>
-      </w:pPr>
-      <w:r>
-        <w:rPr>
-          <w:b/>
-          <w:bCs/>
-        </w:rPr>
-        <w:t xml:space="preserve">abdo_Feb14.tsv</w:t>
-      </w:r>
-    </w:p>
-    <w:p>
-      <w:pPr>
-        <w:pStyle w:val="FirstParagraph"/>
-      </w:pPr>
-      <w:r>
-        <w:t xml:space="preserve">Each of the</w:t>
-      </w:r>
-      <w:r>
-        <w:t xml:space="preserve"> </w:t>
-      </w:r>
-      <w:r>
-        <w:rPr>
-          <w:b/>
-          <w:bCs/>
         </w:rPr>
         <w:t xml:space="preserve">abdo_</w:t>
       </w:r>
@@ -316,8 +322,9 @@
       <w:tblPr>
         <w:tblStyle w:val="Table"/>
         <w:tblW w:type="pct" w:w="5000"/>
+        <w:tblLook w:firstRow="1" w:lastRow="0" w:firstColumn="0" w:lastColumn="0" w:noHBand="0" w:noVBand="0" w:val="0020"/>
+        <w:jc w:val="start"/>
         <w:tblLayout w:type="fixed"/>
-        <w:tblLook w:firstRow="1" w:lastRow="0" w:firstColumn="0" w:lastColumn="0" w:noHBand="0" w:noVBand="0" w:val="0020"/>
         <w:tblCaption w:val="Data dictionary for data extracts from the ship infirmary"/>
       </w:tblPr>
       <w:tblGrid>
@@ -326,13 +333,14 @@
       </w:tblGrid>
       <w:tr>
         <w:trPr>
-          <w:tblHeader w:val="on"/>
+          <w:tblHeader w:val="true"/>
         </w:trPr>
         <w:tc>
           <w:tcPr/>
           <w:p>
             <w:pPr>
               <w:pStyle w:val="Compact"/>
+              <w:jc w:val="left"/>
             </w:pPr>
             <w:r>
               <w:t xml:space="preserve">Variable</w:t>
@@ -344,6 +352,7 @@
           <w:p>
             <w:pPr>
               <w:pStyle w:val="Compact"/>
+              <w:jc w:val="left"/>
             </w:pPr>
             <w:r>
               <w:t xml:space="preserve">Definition</w:t>
@@ -357,6 +366,7 @@
           <w:p>
             <w:pPr>
               <w:pStyle w:val="Compact"/>
+              <w:jc w:val="left"/>
             </w:pPr>
             <w:r>
               <w:t xml:space="preserve">Pass_ID</w:t>
@@ -368,6 +378,7 @@
           <w:p>
             <w:pPr>
               <w:pStyle w:val="Compact"/>
+              <w:jc w:val="left"/>
             </w:pPr>
             <w:r>
               <w:t xml:space="preserve">Unique identifier given to ship passengers</w:t>
@@ -381,6 +392,7 @@
           <w:p>
             <w:pPr>
               <w:pStyle w:val="Compact"/>
+              <w:jc w:val="left"/>
             </w:pPr>
             <w:r>
               <w:t xml:space="preserve">Recorded temperature</w:t>
@@ -392,6 +404,7 @@
           <w:p>
             <w:pPr>
               <w:pStyle w:val="Compact"/>
+              <w:jc w:val="left"/>
             </w:pPr>
             <w:r>
               <w:t xml:space="preserve">Oral temperature taken during medical visit (degrees celsius)</w:t>
@@ -405,6 +418,7 @@
           <w:p>
             <w:pPr>
               <w:pStyle w:val="Compact"/>
+              <w:jc w:val="left"/>
             </w:pPr>
             <w:r>
               <w:t xml:space="preserve">Recorded height</w:t>
@@ -416,6 +430,7 @@
           <w:p>
             <w:pPr>
               <w:pStyle w:val="Compact"/>
+              <w:jc w:val="left"/>
             </w:pPr>
             <w:r>
               <w:t xml:space="preserve">Passenger height measurements taken during medical visit (cm)</w:t>
@@ -429,6 +444,7 @@
           <w:p>
             <w:pPr>
               <w:pStyle w:val="Compact"/>
+              <w:jc w:val="left"/>
             </w:pPr>
             <w:r>
               <w:t xml:space="preserve">Recorded weight</w:t>
@@ -440,6 +456,7 @@
           <w:p>
             <w:pPr>
               <w:pStyle w:val="Compact"/>
+              <w:jc w:val="left"/>
             </w:pPr>
             <w:r>
               <w:t xml:space="preserve">Passenger weight measurement taken during medical visit (kg)</w:t>
@@ -453,6 +470,7 @@
           <w:p>
             <w:pPr>
               <w:pStyle w:val="Compact"/>
+              <w:jc w:val="left"/>
             </w:pPr>
             <w:r>
               <w:t xml:space="preserve">CEDIS</w:t>
@@ -464,6 +482,7 @@
           <w:p>
             <w:pPr>
               <w:pStyle w:val="Compact"/>
+              <w:jc w:val="left"/>
             </w:pPr>
             <w:r>
               <w:t xml:space="preserve">CEDIS Chief complaint code, input by nurse at check-in (see additional handout)</w:t>
@@ -502,8 +521,8 @@
       </w:r>
       <w:r>
         <w:rPr>
+          <w:bCs/>
           <w:b/>
-          <w:bCs/>
         </w:rPr>
         <w:t xml:space="preserve">much</w:t>
       </w:r>
@@ -526,8 +545,9 @@
       <w:tblPr>
         <w:tblStyle w:val="Table"/>
         <w:tblW w:type="pct" w:w="5000"/>
+        <w:tblLook w:firstRow="1" w:lastRow="0" w:firstColumn="0" w:lastColumn="0" w:noHBand="0" w:noVBand="0" w:val="0020"/>
+        <w:jc w:val="start"/>
         <w:tblLayout w:type="fixed"/>
-        <w:tblLook w:firstRow="1" w:lastRow="0" w:firstColumn="0" w:lastColumn="0" w:noHBand="0" w:noVBand="0" w:val="0020"/>
         <w:tblCaption w:val="Variables to keep from the passenger manifest"/>
       </w:tblPr>
       <w:tblGrid>
@@ -536,13 +556,14 @@
       </w:tblGrid>
       <w:tr>
         <w:trPr>
-          <w:tblHeader w:val="on"/>
+          <w:tblHeader w:val="true"/>
         </w:trPr>
         <w:tc>
           <w:tcPr/>
           <w:p>
             <w:pPr>
               <w:pStyle w:val="Compact"/>
+              <w:jc w:val="left"/>
             </w:pPr>
             <w:r>
               <w:t xml:space="preserve">Variable</w:t>
@@ -554,6 +575,7 @@
           <w:p>
             <w:pPr>
               <w:pStyle w:val="Compact"/>
+              <w:jc w:val="left"/>
             </w:pPr>
             <w:r>
               <w:t xml:space="preserve">Definition</w:t>
@@ -567,6 +589,7 @@
           <w:p>
             <w:pPr>
               <w:pStyle w:val="Compact"/>
+              <w:jc w:val="left"/>
             </w:pPr>
             <w:r>
               <w:t xml:space="preserve">Pass_ID</w:t>
@@ -578,6 +601,7 @@
           <w:p>
             <w:pPr>
               <w:pStyle w:val="Compact"/>
+              <w:jc w:val="left"/>
             </w:pPr>
             <w:r>
               <w:t xml:space="preserve">The unique identifier given to each passenger by the crew of the S. S. Rainbow Cake.</w:t>
@@ -591,6 +615,7 @@
           <w:p>
             <w:pPr>
               <w:pStyle w:val="Compact"/>
+              <w:jc w:val="left"/>
             </w:pPr>
             <w:r>
               <w:t xml:space="preserve">Age</w:t>
@@ -602,6 +627,7 @@
           <w:p>
             <w:pPr>
               <w:pStyle w:val="Compact"/>
+              <w:jc w:val="left"/>
             </w:pPr>
             <w:r>
               <w:t xml:space="preserve">Age of the passenger at the time of the cruise departure.</w:t>
@@ -615,6 +641,7 @@
           <w:p>
             <w:pPr>
               <w:pStyle w:val="Compact"/>
+              <w:jc w:val="left"/>
             </w:pPr>
             <w:r>
               <w:t xml:space="preserve">Gender</w:t>
@@ -626,6 +653,7 @@
           <w:p>
             <w:pPr>
               <w:pStyle w:val="Compact"/>
+              <w:jc w:val="left"/>
             </w:pPr>
             <w:r>
               <w:t xml:space="preserve">Reported gender of the passenger.</w:t>
@@ -639,6 +667,7 @@
           <w:p>
             <w:pPr>
               <w:pStyle w:val="Compact"/>
+              <w:jc w:val="left"/>
             </w:pPr>
             <w:r>
               <w:t xml:space="preserve">Member status</w:t>
@@ -650,6 +679,7 @@
           <w:p>
             <w:pPr>
               <w:pStyle w:val="Compact"/>
+              <w:jc w:val="left"/>
             </w:pPr>
             <w:r>
               <w:t xml:space="preserve">Which tier of rewards member. May determine access to different amenities or food items.</w:t>
@@ -663,6 +693,7 @@
           <w:p>
             <w:pPr>
               <w:pStyle w:val="Compact"/>
+              <w:jc w:val="left"/>
             </w:pPr>
             <w:r>
               <w:t xml:space="preserve">Boarding date</w:t>
@@ -674,6 +705,7 @@
           <w:p>
             <w:pPr>
               <w:pStyle w:val="Compact"/>
+              <w:jc w:val="left"/>
             </w:pPr>
             <w:r>
               <w:t xml:space="preserve">What date the passenger boarded the cruise ship.</w:t>
@@ -704,100 +736,106 @@
       </w:r>
       <w:r>
         <w:rPr>
+          <w:bCs/>
           <w:b/>
+        </w:rPr>
+        <w:t xml:space="preserve">abdo</w:t>
+      </w:r>
+      <w:r>
+        <w:t xml:space="preserve"> </w:t>
+      </w:r>
+      <w:r>
+        <w:t xml:space="preserve">datasets: these are all in the same format, but separated out for each day. We’ll want to</w:t>
+      </w:r>
+      <w:r>
+        <w:t xml:space="preserve"> </w:t>
+      </w:r>
+      <w:r>
+        <w:rPr>
           <w:bCs/>
-        </w:rPr>
-        <w:t xml:space="preserve">abdo</w:t>
-      </w:r>
-      <w:r>
-        <w:t xml:space="preserve"> </w:t>
-      </w:r>
-      <w:r>
-        <w:t xml:space="preserve">datasets: these are all in the same format, but separated out for each day. We’ll want to</w:t>
-      </w:r>
-      <w:r>
-        <w:t xml:space="preserve"> </w:t>
-      </w:r>
-      <w:r>
-        <w:rPr>
           <w:b/>
+        </w:rPr>
+        <w:t xml:space="preserve">append</w:t>
+      </w:r>
+      <w:r>
+        <w:t xml:space="preserve"> </w:t>
+      </w:r>
+      <w:r>
+        <w:t xml:space="preserve">these datasets together, and</w:t>
+      </w:r>
+      <w:r>
+        <w:t xml:space="preserve"> </w:t>
+      </w:r>
+      <w:r>
+        <w:rPr>
           <w:bCs/>
-        </w:rPr>
-        <w:t xml:space="preserve">append</w:t>
-      </w:r>
-      <w:r>
-        <w:t xml:space="preserve"> </w:t>
-      </w:r>
-      <w:r>
-        <w:t xml:space="preserve">these datasets together, and</w:t>
-      </w:r>
-      <w:r>
-        <w:t xml:space="preserve"> </w:t>
-      </w:r>
-      <w:r>
-        <w:rPr>
           <w:b/>
+        </w:rPr>
+        <w:t xml:space="preserve">create a new variable</w:t>
+      </w:r>
+      <w:r>
+        <w:t xml:space="preserve"> </w:t>
+      </w:r>
+      <w:r>
+        <w:t xml:space="preserve">to indicate what the date was that the symptoms were reported.</w:t>
+      </w:r>
+    </w:p>
+    <w:p>
+      <w:pPr>
+        <w:pStyle w:val="BodyText"/>
+      </w:pPr>
+      <w:r>
+        <w:t xml:space="preserve">For our append operation, we’ll be using the following function:</w:t>
+      </w:r>
+    </w:p>
+    <w:p>
+      <w:pPr>
+        <w:pStyle w:val="BlockText"/>
+      </w:pPr>
+      <w:r>
+        <w:rPr>
+          <w:rStyle w:val="VerbatimChar"/>
+        </w:rPr>
+        <w:t xml:space="preserve">bind_rows(dataset1, dataset2, etc..., .id = "id")</w:t>
+      </w:r>
+    </w:p>
+    <w:p>
+      <w:pPr>
+        <w:pStyle w:val="FirstParagraph"/>
+      </w:pPr>
+      <w:r>
+        <w:t xml:space="preserve">Simply, bind_rows will combine our data by stacking the rows on top of each other. Its important to ensure that all the column names are consistent, otherwise we’ll get a messy bunch of rows with mostly NA’s in them.</w:t>
+      </w:r>
+    </w:p>
+    <w:p>
+      <w:pPr>
+        <w:pStyle w:val="BodyText"/>
+      </w:pPr>
+      <w:r>
+        <w:t xml:space="preserve">The argument .id=</w:t>
+      </w:r>
+      <w:r>
+        <w:t xml:space="preserve">“</w:t>
+      </w:r>
+      <w:r>
+        <w:t xml:space="preserve">id</w:t>
+      </w:r>
+      <w:r>
+        <w:t xml:space="preserve">”</w:t>
+      </w:r>
+      <w:r>
+        <w:t xml:space="preserve"> </w:t>
+      </w:r>
+      <w:r>
+        <w:t xml:space="preserve">will produce a new column that contains a character string of the filename. This will then let us identify which observations were recorded on each day, and we can then</w:t>
+      </w:r>
+      <w:r>
+        <w:t xml:space="preserve"> </w:t>
+      </w:r>
+      <w:r>
+        <w:rPr>
           <w:bCs/>
-        </w:rPr>
-        <w:t xml:space="preserve">create a new variable</w:t>
-      </w:r>
-      <w:r>
-        <w:t xml:space="preserve"> </w:t>
-      </w:r>
-      <w:r>
-        <w:t xml:space="preserve">to indicate what the date was that the symptoms were reported.</w:t>
-      </w:r>
-    </w:p>
-    <w:p>
-      <w:pPr>
-        <w:pStyle w:val="BodyText"/>
-      </w:pPr>
-      <w:r>
-        <w:t xml:space="preserve">For our append operation, we’ll be using the following function:</w:t>
-      </w:r>
-    </w:p>
-    <w:p>
-      <w:pPr>
-        <w:pStyle w:val="BlockText"/>
-      </w:pPr>
-      <w:r>
-        <w:rPr>
-          <w:rStyle w:val="VerbatimChar"/>
-        </w:rPr>
-        <w:t xml:space="preserve">bind_rows(dataset1, dataset2, etc..., .id = "id")</w:t>
-      </w:r>
-    </w:p>
-    <w:p>
-      <w:pPr>
-        <w:pStyle w:val="FirstParagraph"/>
-      </w:pPr>
-      <w:r>
-        <w:t xml:space="preserve">Simply, bind_rows will combine our data by stacking the rows on top of each other. Its important to ensure that all the column names are consistent, otherwise we’ll get a messy bunch of rows with mostly NA’s in them.</w:t>
-      </w:r>
-    </w:p>
-    <w:p>
-      <w:pPr>
-        <w:pStyle w:val="BodyText"/>
-      </w:pPr>
-      <w:r>
-        <w:t xml:space="preserve">The argument .id=</w:t>
-      </w:r>
-      <w:r>
-        <w:t xml:space="preserve">“id”</w:t>
-      </w:r>
-      <w:r>
-        <w:t xml:space="preserve"> </w:t>
-      </w:r>
-      <w:r>
-        <w:t xml:space="preserve">will produce a new column that contains a character string of the filename. This will then let us identify which observations were recorded on each day, and we can then</w:t>
-      </w:r>
-      <w:r>
-        <w:t xml:space="preserve"> </w:t>
-      </w:r>
-      <w:r>
-        <w:rPr>
           <w:b/>
-          <w:bCs/>
         </w:rPr>
         <w:t xml:space="preserve">mutate()</w:t>
       </w:r>
@@ -875,24 +913,24 @@
       </w:r>
       <w:r>
         <w:rPr>
+          <w:bCs/>
           <w:b/>
+        </w:rPr>
+        <w:t xml:space="preserve">abdo dataset</w:t>
+      </w:r>
+      <w:r>
+        <w:t xml:space="preserve"> </w:t>
+      </w:r>
+      <w:r>
+        <w:t xml:space="preserve">in place, we can turn our attention to the</w:t>
+      </w:r>
+      <w:r>
+        <w:t xml:space="preserve"> </w:t>
+      </w:r>
+      <w:r>
+        <w:rPr>
           <w:bCs/>
-        </w:rPr>
-        <w:t xml:space="preserve">abdo dataset</w:t>
-      </w:r>
-      <w:r>
-        <w:t xml:space="preserve"> </w:t>
-      </w:r>
-      <w:r>
-        <w:t xml:space="preserve">in place, we can turn our attention to the</w:t>
-      </w:r>
-      <w:r>
-        <w:t xml:space="preserve"> </w:t>
-      </w:r>
-      <w:r>
-        <w:rPr>
           <w:b/>
-          <w:bCs/>
         </w:rPr>
         <w:t xml:space="preserve">passenger manifest file</w:t>
       </w:r>
@@ -960,16 +998,17 @@
         <w:tblStyle w:val="Table"/>
         <w:tblLook w:firstRow="0" w:lastRow="0" w:firstColumn="0" w:lastColumn="0" w:noHBand="0" w:noVBand="0" w:val="0000"/>
         <w:tblBorders>
+          <w:left w:val="single" w:sz="24" w:space="0" w:color="CC1914"/>
+          <w:right w:val="single" w:sz="4" w:space="0" w:color="CC1914"/>
           <w:top w:val="single" w:sz="4" w:space="0" w:color="CC1914"/>
-          <w:left w:val="single" w:sz="24" w:space="0" w:color="CC1914"/>
           <w:bottom w:val="single" w:sz="4" w:space="0" w:color="CC1914"/>
-          <w:right w:val="single" w:sz="4" w:space="0" w:color="CC1914"/>
         </w:tblBorders>
         <w:tblCellMar>
           <w:left w:w="144" w:type="dxa"/>
           <w:right w:w="144" w:type="dxa"/>
         </w:tblCellMar>
-        <w:tblLook w:firstRow="0" w:lastRow="0" w:firstColumn="0" w:lastColumn="0" w:noHBand="0" w:noVBand="0" w:val="0000"/>
+        <w:tblInd w:w="164" w:type="dxa"/>
+        <w:tblW w:type="pct" w:w="100%"/>
       </w:tblPr>
       <w:tr>
         <w:trPr>
@@ -1001,7 +1040,7 @@
                     <a:graphicData uri="http://schemas.openxmlformats.org/drawingml/2006/picture">
                       <pic:pic>
                         <pic:nvPicPr>
-                          <pic:cNvPr descr="C:\Users\BHETMAN\AppData\Local\Programs\Quarto\share\formats\docx\important.png" id="32" name="Picture"/>
+                          <pic:cNvPr descr="C:\Program Files\RStudio\resources\app\bin\quarto\share\formats\docx\important.png" id="32" name="Picture"/>
                           <pic:cNvPicPr>
                             <a:picLocks noChangeArrowheads="1" noChangeAspect="1"/>
                           </pic:cNvPicPr>
@@ -1071,8 +1110,8 @@
             </w:r>
             <w:r>
               <w:rPr>
+                <w:bCs/>
                 <w:b/>
-                <w:bCs/>
               </w:rPr>
               <w:t xml:space="preserve">order</w:t>
             </w:r>
@@ -1114,7 +1153,6 @@
               <w:t xml:space="preserve">!</w:t>
             </w:r>
           </w:p>
-          <w:p/>
         </w:tc>
       </w:tr>
     </w:tbl>
@@ -1725,721 +1763,733 @@
       </w:r>
       <w:r>
         <w:rPr>
+          <w:bCs/>
           <w:b/>
+        </w:rPr>
+        <w:t xml:space="preserve">bind_rows()</w:t>
+      </w:r>
+      <w:r>
+        <w:t xml:space="preserve"> </w:t>
+      </w:r>
+      <w:r>
+        <w:t xml:space="preserve">function.</w:t>
+      </w:r>
+    </w:p>
+    <w:p>
+      <w:pPr>
+        <w:pStyle w:val="SourceCode"/>
+      </w:pPr>
+      <w:r>
+        <w:br/>
+      </w:r>
+      <w:r>
+        <w:rPr>
+          <w:rStyle w:val="NormalTok"/>
+        </w:rPr>
+        <w:t xml:space="preserve">abdo_combined </w:t>
+      </w:r>
+      <w:r>
+        <w:rPr>
+          <w:rStyle w:val="OtherTok"/>
+        </w:rPr>
+        <w:t xml:space="preserve">&lt;-</w:t>
+      </w:r>
+      <w:r>
+        <w:rPr>
+          <w:rStyle w:val="NormalTok"/>
+        </w:rPr>
+        <w:t xml:space="preserve"> </w:t>
+      </w:r>
+      <w:r>
+        <w:rPr>
+          <w:rStyle w:val="FunctionTok"/>
+        </w:rPr>
+        <w:t xml:space="preserve">bind_rows</w:t>
+      </w:r>
+      <w:r>
+        <w:rPr>
+          <w:rStyle w:val="NormalTok"/>
+        </w:rPr>
+        <w:t xml:space="preserve">(abdo_feb10,</w:t>
+      </w:r>
+      <w:r>
+        <w:br/>
+      </w:r>
+      <w:r>
+        <w:rPr>
+          <w:rStyle w:val="NormalTok"/>
+        </w:rPr>
+        <w:t xml:space="preserve">                           abdo_feb11,</w:t>
+      </w:r>
+      <w:r>
+        <w:br/>
+      </w:r>
+      <w:r>
+        <w:rPr>
+          <w:rStyle w:val="NormalTok"/>
+        </w:rPr>
+        <w:t xml:space="preserve">                           abdo_feb12,</w:t>
+      </w:r>
+      <w:r>
+        <w:br/>
+      </w:r>
+      <w:r>
+        <w:rPr>
+          <w:rStyle w:val="NormalTok"/>
+        </w:rPr>
+        <w:t xml:space="preserve">                           abdo_feb13,</w:t>
+      </w:r>
+      <w:r>
+        <w:br/>
+      </w:r>
+      <w:r>
+        <w:rPr>
+          <w:rStyle w:val="NormalTok"/>
+        </w:rPr>
+        <w:t xml:space="preserve">                           abdo_feb14,</w:t>
+      </w:r>
+      <w:r>
+        <w:br/>
+      </w:r>
+      <w:r>
+        <w:rPr>
+          <w:rStyle w:val="NormalTok"/>
+        </w:rPr>
+        <w:t xml:space="preserve">                           </w:t>
+      </w:r>
+      <w:r>
+        <w:rPr>
+          <w:rStyle w:val="AttributeTok"/>
+        </w:rPr>
+        <w:t xml:space="preserve">.id =</w:t>
+      </w:r>
+      <w:r>
+        <w:rPr>
+          <w:rStyle w:val="NormalTok"/>
+        </w:rPr>
+        <w:t xml:space="preserve"> </w:t>
+      </w:r>
+      <w:r>
+        <w:rPr>
+          <w:rStyle w:val="StringTok"/>
+        </w:rPr>
+        <w:t xml:space="preserve">"id"</w:t>
+      </w:r>
+      <w:r>
+        <w:rPr>
+          <w:rStyle w:val="NormalTok"/>
+        </w:rPr>
+        <w:t xml:space="preserve">)</w:t>
+      </w:r>
+    </w:p>
+    <w:p>
+      <w:pPr>
+        <w:pStyle w:val="FirstParagraph"/>
+      </w:pPr>
+      <w:r>
+        <w:t xml:space="preserve">Now that we have our combined abdo dataset, we can go ahead and mutate a new column based off our</w:t>
+      </w:r>
+      <w:r>
+        <w:t xml:space="preserve"> </w:t>
+      </w:r>
+      <w:r>
+        <w:t xml:space="preserve">‘</w:t>
+      </w:r>
+      <w:r>
+        <w:t xml:space="preserve">id</w:t>
+      </w:r>
+      <w:r>
+        <w:t xml:space="preserve">’</w:t>
+      </w:r>
+      <w:r>
+        <w:t xml:space="preserve"> </w:t>
+      </w:r>
+      <w:r>
+        <w:t xml:space="preserve">variable that was created when we used bind_rows. For this, we’ll revisit the case_when and ymd functions as well from Module 1.</w:t>
+      </w:r>
+    </w:p>
+    <w:p>
+      <w:pPr>
+        <w:pStyle w:val="SourceCode"/>
+      </w:pPr>
+      <w:r>
+        <w:rPr>
+          <w:rStyle w:val="NormalTok"/>
+        </w:rPr>
+        <w:t xml:space="preserve">abdo_combined_onset </w:t>
+      </w:r>
+      <w:r>
+        <w:rPr>
+          <w:rStyle w:val="OtherTok"/>
+        </w:rPr>
+        <w:t xml:space="preserve">&lt;-</w:t>
+      </w:r>
+      <w:r>
+        <w:rPr>
+          <w:rStyle w:val="NormalTok"/>
+        </w:rPr>
+        <w:t xml:space="preserve"> </w:t>
+      </w:r>
+      <w:r>
+        <w:br/>
+      </w:r>
+      <w:r>
+        <w:rPr>
+          <w:rStyle w:val="NormalTok"/>
+        </w:rPr>
+        <w:t xml:space="preserve">abdo_combined </w:t>
+      </w:r>
+      <w:r>
+        <w:rPr>
+          <w:rStyle w:val="SpecialCharTok"/>
+        </w:rPr>
+        <w:t xml:space="preserve">%&gt;%</w:t>
+      </w:r>
+      <w:r>
+        <w:rPr>
+          <w:rStyle w:val="NormalTok"/>
+        </w:rPr>
+        <w:t xml:space="preserve"> </w:t>
+      </w:r>
+      <w:r>
+        <w:br/>
+      </w:r>
+      <w:r>
+        <w:rPr>
+          <w:rStyle w:val="NormalTok"/>
+        </w:rPr>
+        <w:t xml:space="preserve">  </w:t>
+      </w:r>
+      <w:r>
+        <w:rPr>
+          <w:rStyle w:val="FunctionTok"/>
+        </w:rPr>
+        <w:t xml:space="preserve">mutate</w:t>
+      </w:r>
+      <w:r>
+        <w:rPr>
+          <w:rStyle w:val="NormalTok"/>
+        </w:rPr>
+        <w:t xml:space="preserve">(</w:t>
+      </w:r>
+      <w:r>
+        <w:rPr>
+          <w:rStyle w:val="AttributeTok"/>
+        </w:rPr>
+        <w:t xml:space="preserve">onset.date =</w:t>
+      </w:r>
+      <w:r>
+        <w:rPr>
+          <w:rStyle w:val="NormalTok"/>
+        </w:rPr>
+        <w:t xml:space="preserve"> </w:t>
+      </w:r>
+      <w:r>
+        <w:rPr>
+          <w:rStyle w:val="FunctionTok"/>
+        </w:rPr>
+        <w:t xml:space="preserve">case_when</w:t>
+      </w:r>
+      <w:r>
+        <w:rPr>
+          <w:rStyle w:val="NormalTok"/>
+        </w:rPr>
+        <w:t xml:space="preserve">(</w:t>
+      </w:r>
+      <w:r>
+        <w:br/>
+      </w:r>
+      <w:r>
+        <w:rPr>
+          <w:rStyle w:val="NormalTok"/>
+        </w:rPr>
+        <w:t xml:space="preserve">    id </w:t>
+      </w:r>
+      <w:r>
+        <w:rPr>
+          <w:rStyle w:val="SpecialCharTok"/>
+        </w:rPr>
+        <w:t xml:space="preserve">==</w:t>
+      </w:r>
+      <w:r>
+        <w:rPr>
+          <w:rStyle w:val="NormalTok"/>
+        </w:rPr>
+        <w:t xml:space="preserve"> </w:t>
+      </w:r>
+      <w:r>
+        <w:rPr>
+          <w:rStyle w:val="StringTok"/>
+        </w:rPr>
+        <w:t xml:space="preserve">"1"</w:t>
+      </w:r>
+      <w:r>
+        <w:rPr>
+          <w:rStyle w:val="NormalTok"/>
+        </w:rPr>
+        <w:t xml:space="preserve"> </w:t>
+      </w:r>
+      <w:r>
+        <w:rPr>
+          <w:rStyle w:val="SpecialCharTok"/>
+        </w:rPr>
+        <w:t xml:space="preserve">~</w:t>
+      </w:r>
+      <w:r>
+        <w:rPr>
+          <w:rStyle w:val="NormalTok"/>
+        </w:rPr>
+        <w:t xml:space="preserve"> </w:t>
+      </w:r>
+      <w:r>
+        <w:rPr>
+          <w:rStyle w:val="FunctionTok"/>
+        </w:rPr>
+        <w:t xml:space="preserve">ymd</w:t>
+      </w:r>
+      <w:r>
+        <w:rPr>
+          <w:rStyle w:val="NormalTok"/>
+        </w:rPr>
+        <w:t xml:space="preserve">(</w:t>
+      </w:r>
+      <w:r>
+        <w:rPr>
+          <w:rStyle w:val="StringTok"/>
+        </w:rPr>
+        <w:t xml:space="preserve">'2025-02-10'</w:t>
+      </w:r>
+      <w:r>
+        <w:rPr>
+          <w:rStyle w:val="NormalTok"/>
+        </w:rPr>
+        <w:t xml:space="preserve">),</w:t>
+      </w:r>
+      <w:r>
+        <w:br/>
+      </w:r>
+      <w:r>
+        <w:rPr>
+          <w:rStyle w:val="NormalTok"/>
+        </w:rPr>
+        <w:t xml:space="preserve">    id </w:t>
+      </w:r>
+      <w:r>
+        <w:rPr>
+          <w:rStyle w:val="SpecialCharTok"/>
+        </w:rPr>
+        <w:t xml:space="preserve">==</w:t>
+      </w:r>
+      <w:r>
+        <w:rPr>
+          <w:rStyle w:val="NormalTok"/>
+        </w:rPr>
+        <w:t xml:space="preserve"> </w:t>
+      </w:r>
+      <w:r>
+        <w:rPr>
+          <w:rStyle w:val="StringTok"/>
+        </w:rPr>
+        <w:t xml:space="preserve">"2"</w:t>
+      </w:r>
+      <w:r>
+        <w:rPr>
+          <w:rStyle w:val="NormalTok"/>
+        </w:rPr>
+        <w:t xml:space="preserve"> </w:t>
+      </w:r>
+      <w:r>
+        <w:rPr>
+          <w:rStyle w:val="SpecialCharTok"/>
+        </w:rPr>
+        <w:t xml:space="preserve">~</w:t>
+      </w:r>
+      <w:r>
+        <w:rPr>
+          <w:rStyle w:val="NormalTok"/>
+        </w:rPr>
+        <w:t xml:space="preserve"> </w:t>
+      </w:r>
+      <w:r>
+        <w:rPr>
+          <w:rStyle w:val="FunctionTok"/>
+        </w:rPr>
+        <w:t xml:space="preserve">ymd</w:t>
+      </w:r>
+      <w:r>
+        <w:rPr>
+          <w:rStyle w:val="NormalTok"/>
+        </w:rPr>
+        <w:t xml:space="preserve">(</w:t>
+      </w:r>
+      <w:r>
+        <w:rPr>
+          <w:rStyle w:val="StringTok"/>
+        </w:rPr>
+        <w:t xml:space="preserve">'2025-02-11'</w:t>
+      </w:r>
+      <w:r>
+        <w:rPr>
+          <w:rStyle w:val="NormalTok"/>
+        </w:rPr>
+        <w:t xml:space="preserve">),</w:t>
+      </w:r>
+      <w:r>
+        <w:br/>
+      </w:r>
+      <w:r>
+        <w:rPr>
+          <w:rStyle w:val="NormalTok"/>
+        </w:rPr>
+        <w:t xml:space="preserve">    id </w:t>
+      </w:r>
+      <w:r>
+        <w:rPr>
+          <w:rStyle w:val="SpecialCharTok"/>
+        </w:rPr>
+        <w:t xml:space="preserve">==</w:t>
+      </w:r>
+      <w:r>
+        <w:rPr>
+          <w:rStyle w:val="NormalTok"/>
+        </w:rPr>
+        <w:t xml:space="preserve"> </w:t>
+      </w:r>
+      <w:r>
+        <w:rPr>
+          <w:rStyle w:val="StringTok"/>
+        </w:rPr>
+        <w:t xml:space="preserve">"3"</w:t>
+      </w:r>
+      <w:r>
+        <w:rPr>
+          <w:rStyle w:val="NormalTok"/>
+        </w:rPr>
+        <w:t xml:space="preserve"> </w:t>
+      </w:r>
+      <w:r>
+        <w:rPr>
+          <w:rStyle w:val="SpecialCharTok"/>
+        </w:rPr>
+        <w:t xml:space="preserve">~</w:t>
+      </w:r>
+      <w:r>
+        <w:rPr>
+          <w:rStyle w:val="NormalTok"/>
+        </w:rPr>
+        <w:t xml:space="preserve"> </w:t>
+      </w:r>
+      <w:r>
+        <w:rPr>
+          <w:rStyle w:val="FunctionTok"/>
+        </w:rPr>
+        <w:t xml:space="preserve">ymd</w:t>
+      </w:r>
+      <w:r>
+        <w:rPr>
+          <w:rStyle w:val="NormalTok"/>
+        </w:rPr>
+        <w:t xml:space="preserve">(</w:t>
+      </w:r>
+      <w:r>
+        <w:rPr>
+          <w:rStyle w:val="StringTok"/>
+        </w:rPr>
+        <w:t xml:space="preserve">'2025-02-12'</w:t>
+      </w:r>
+      <w:r>
+        <w:rPr>
+          <w:rStyle w:val="NormalTok"/>
+        </w:rPr>
+        <w:t xml:space="preserve">),</w:t>
+      </w:r>
+      <w:r>
+        <w:br/>
+      </w:r>
+      <w:r>
+        <w:rPr>
+          <w:rStyle w:val="NormalTok"/>
+        </w:rPr>
+        <w:t xml:space="preserve">    id </w:t>
+      </w:r>
+      <w:r>
+        <w:rPr>
+          <w:rStyle w:val="SpecialCharTok"/>
+        </w:rPr>
+        <w:t xml:space="preserve">==</w:t>
+      </w:r>
+      <w:r>
+        <w:rPr>
+          <w:rStyle w:val="NormalTok"/>
+        </w:rPr>
+        <w:t xml:space="preserve"> </w:t>
+      </w:r>
+      <w:r>
+        <w:rPr>
+          <w:rStyle w:val="StringTok"/>
+        </w:rPr>
+        <w:t xml:space="preserve">"4"</w:t>
+      </w:r>
+      <w:r>
+        <w:rPr>
+          <w:rStyle w:val="NormalTok"/>
+        </w:rPr>
+        <w:t xml:space="preserve"> </w:t>
+      </w:r>
+      <w:r>
+        <w:rPr>
+          <w:rStyle w:val="SpecialCharTok"/>
+        </w:rPr>
+        <w:t xml:space="preserve">~</w:t>
+      </w:r>
+      <w:r>
+        <w:rPr>
+          <w:rStyle w:val="NormalTok"/>
+        </w:rPr>
+        <w:t xml:space="preserve"> </w:t>
+      </w:r>
+      <w:r>
+        <w:rPr>
+          <w:rStyle w:val="FunctionTok"/>
+        </w:rPr>
+        <w:t xml:space="preserve">ymd</w:t>
+      </w:r>
+      <w:r>
+        <w:rPr>
+          <w:rStyle w:val="NormalTok"/>
+        </w:rPr>
+        <w:t xml:space="preserve">(</w:t>
+      </w:r>
+      <w:r>
+        <w:rPr>
+          <w:rStyle w:val="StringTok"/>
+        </w:rPr>
+        <w:t xml:space="preserve">'2025-02-13'</w:t>
+      </w:r>
+      <w:r>
+        <w:rPr>
+          <w:rStyle w:val="NormalTok"/>
+        </w:rPr>
+        <w:t xml:space="preserve">),</w:t>
+      </w:r>
+      <w:r>
+        <w:br/>
+      </w:r>
+      <w:r>
+        <w:rPr>
+          <w:rStyle w:val="NormalTok"/>
+        </w:rPr>
+        <w:t xml:space="preserve">    id </w:t>
+      </w:r>
+      <w:r>
+        <w:rPr>
+          <w:rStyle w:val="SpecialCharTok"/>
+        </w:rPr>
+        <w:t xml:space="preserve">==</w:t>
+      </w:r>
+      <w:r>
+        <w:rPr>
+          <w:rStyle w:val="NormalTok"/>
+        </w:rPr>
+        <w:t xml:space="preserve"> </w:t>
+      </w:r>
+      <w:r>
+        <w:rPr>
+          <w:rStyle w:val="StringTok"/>
+        </w:rPr>
+        <w:t xml:space="preserve">"5"</w:t>
+      </w:r>
+      <w:r>
+        <w:rPr>
+          <w:rStyle w:val="NormalTok"/>
+        </w:rPr>
+        <w:t xml:space="preserve"> </w:t>
+      </w:r>
+      <w:r>
+        <w:rPr>
+          <w:rStyle w:val="SpecialCharTok"/>
+        </w:rPr>
+        <w:t xml:space="preserve">~</w:t>
+      </w:r>
+      <w:r>
+        <w:rPr>
+          <w:rStyle w:val="NormalTok"/>
+        </w:rPr>
+        <w:t xml:space="preserve"> </w:t>
+      </w:r>
+      <w:r>
+        <w:rPr>
+          <w:rStyle w:val="FunctionTok"/>
+        </w:rPr>
+        <w:t xml:space="preserve">ymd</w:t>
+      </w:r>
+      <w:r>
+        <w:rPr>
+          <w:rStyle w:val="NormalTok"/>
+        </w:rPr>
+        <w:t xml:space="preserve">(</w:t>
+      </w:r>
+      <w:r>
+        <w:rPr>
+          <w:rStyle w:val="StringTok"/>
+        </w:rPr>
+        <w:t xml:space="preserve">'2025-02-14'</w:t>
+      </w:r>
+      <w:r>
+        <w:rPr>
+          <w:rStyle w:val="NormalTok"/>
+        </w:rPr>
+        <w:t xml:space="preserve">)</w:t>
+      </w:r>
+      <w:r>
+        <w:br/>
+      </w:r>
+      <w:r>
+        <w:rPr>
+          <w:rStyle w:val="NormalTok"/>
+        </w:rPr>
+        <w:t xml:space="preserve">  ))</w:t>
+      </w:r>
+    </w:p>
+    <w:p>
+      <w:pPr>
+        <w:pStyle w:val="FirstParagraph"/>
+      </w:pPr>
+      <w:r>
+        <w:t xml:space="preserve">Now we can drop the</w:t>
+      </w:r>
+      <w:r>
+        <w:t xml:space="preserve"> </w:t>
+      </w:r>
+      <w:r>
+        <w:t xml:space="preserve">“</w:t>
+      </w:r>
+      <w:r>
+        <w:t xml:space="preserve">id</w:t>
+      </w:r>
+      <w:r>
+        <w:t xml:space="preserve">”</w:t>
+      </w:r>
+      <w:r>
+        <w:t xml:space="preserve"> </w:t>
+      </w:r>
+      <w:r>
+        <w:t xml:space="preserve">variable from our abdo_combined_onset dataset, and proceed to joining this dataset with our passenger manifest.</w:t>
+      </w:r>
+    </w:p>
+    <w:p>
+      <w:pPr>
+        <w:pStyle w:val="SourceCode"/>
+      </w:pPr>
+      <w:r>
+        <w:br/>
+      </w:r>
+      <w:r>
+        <w:rPr>
+          <w:rStyle w:val="NormalTok"/>
+        </w:rPr>
+        <w:t xml:space="preserve">abdo_combined_onset </w:t>
+      </w:r>
+      <w:r>
+        <w:rPr>
+          <w:rStyle w:val="OtherTok"/>
+        </w:rPr>
+        <w:t xml:space="preserve">&lt;-</w:t>
+      </w:r>
+      <w:r>
+        <w:rPr>
+          <w:rStyle w:val="NormalTok"/>
+        </w:rPr>
+        <w:t xml:space="preserve"> </w:t>
+      </w:r>
+      <w:r>
+        <w:br/>
+      </w:r>
+      <w:r>
+        <w:rPr>
+          <w:rStyle w:val="NormalTok"/>
+        </w:rPr>
+        <w:t xml:space="preserve">  abdo_combined_onset </w:t>
+      </w:r>
+      <w:r>
+        <w:rPr>
+          <w:rStyle w:val="SpecialCharTok"/>
+        </w:rPr>
+        <w:t xml:space="preserve">%&gt;%</w:t>
+      </w:r>
+      <w:r>
+        <w:rPr>
+          <w:rStyle w:val="NormalTok"/>
+        </w:rPr>
+        <w:t xml:space="preserve"> </w:t>
+      </w:r>
+      <w:r>
+        <w:rPr>
+          <w:rStyle w:val="FunctionTok"/>
+        </w:rPr>
+        <w:t xml:space="preserve">select</w:t>
+      </w:r>
+      <w:r>
+        <w:rPr>
+          <w:rStyle w:val="NormalTok"/>
+        </w:rPr>
+        <w:t xml:space="preserve">(</w:t>
+      </w:r>
+      <w:r>
+        <w:rPr>
+          <w:rStyle w:val="SpecialCharTok"/>
+        </w:rPr>
+        <w:t xml:space="preserve">-</w:t>
+      </w:r>
+      <w:r>
+        <w:rPr>
+          <w:rStyle w:val="NormalTok"/>
+        </w:rPr>
+        <w:t xml:space="preserve">id)</w:t>
+      </w:r>
+    </w:p>
+    <w:p>
+      <w:pPr>
+        <w:pStyle w:val="FirstParagraph"/>
+      </w:pPr>
+      <w:r>
+        <w:t xml:space="preserve">Before moving onto the passenger manifest, however, let’s clean up our workspace and remove the temporary objects that we created up till now.</w:t>
+      </w:r>
+    </w:p>
+    <w:p>
+      <w:pPr>
+        <w:pStyle w:val="SourceCode"/>
+      </w:pPr>
+      <w:r>
+        <w:br/>
+      </w:r>
+      <w:r>
+        <w:rPr>
+          <w:rStyle w:val="FunctionTok"/>
+        </w:rPr>
+        <w:t xml:space="preserve">rm</w:t>
+      </w:r>
+      <w:r>
+        <w:rPr>
+          <w:rStyle w:val="NormalTok"/>
+        </w:rPr>
+        <w:t xml:space="preserve">(abdo_combined, abdo_feb10, abdo_feb11, abdo_feb12, abdo_feb13, abdo_feb14, abdo_names)</w:t>
+      </w:r>
+    </w:p>
+    <w:p>
+      <w:pPr>
+        <w:pStyle w:val="FirstParagraph"/>
+      </w:pPr>
+      <w:r>
+        <w:t xml:space="preserve">Great - we should be just left with the</w:t>
+      </w:r>
+      <w:r>
+        <w:t xml:space="preserve"> </w:t>
+      </w:r>
+      <w:r>
+        <w:rPr>
           <w:bCs/>
-        </w:rPr>
-        <w:t xml:space="preserve">bind_rows()</w:t>
-      </w:r>
-      <w:r>
-        <w:t xml:space="preserve"> </w:t>
-      </w:r>
-      <w:r>
-        <w:t xml:space="preserve">function.</w:t>
-      </w:r>
-    </w:p>
-    <w:p>
-      <w:pPr>
-        <w:pStyle w:val="SourceCode"/>
-      </w:pPr>
-      <w:r>
-        <w:br/>
-      </w:r>
-      <w:r>
-        <w:rPr>
-          <w:rStyle w:val="NormalTok"/>
-        </w:rPr>
-        <w:t xml:space="preserve">abdo_combined </w:t>
-      </w:r>
-      <w:r>
-        <w:rPr>
-          <w:rStyle w:val="OtherTok"/>
-        </w:rPr>
-        <w:t xml:space="preserve">&lt;-</w:t>
-      </w:r>
-      <w:r>
-        <w:rPr>
-          <w:rStyle w:val="NormalTok"/>
-        </w:rPr>
-        <w:t xml:space="preserve"> </w:t>
-      </w:r>
-      <w:r>
-        <w:rPr>
-          <w:rStyle w:val="FunctionTok"/>
-        </w:rPr>
-        <w:t xml:space="preserve">bind_rows</w:t>
-      </w:r>
-      <w:r>
-        <w:rPr>
-          <w:rStyle w:val="NormalTok"/>
-        </w:rPr>
-        <w:t xml:space="preserve">(abdo_feb10,</w:t>
-      </w:r>
-      <w:r>
-        <w:br/>
-      </w:r>
-      <w:r>
-        <w:rPr>
-          <w:rStyle w:val="NormalTok"/>
-        </w:rPr>
-        <w:t xml:space="preserve">                           abdo_feb11,</w:t>
-      </w:r>
-      <w:r>
-        <w:br/>
-      </w:r>
-      <w:r>
-        <w:rPr>
-          <w:rStyle w:val="NormalTok"/>
-        </w:rPr>
-        <w:t xml:space="preserve">                           abdo_feb12,</w:t>
-      </w:r>
-      <w:r>
-        <w:br/>
-      </w:r>
-      <w:r>
-        <w:rPr>
-          <w:rStyle w:val="NormalTok"/>
-        </w:rPr>
-        <w:t xml:space="preserve">                           abdo_feb13,</w:t>
-      </w:r>
-      <w:r>
-        <w:br/>
-      </w:r>
-      <w:r>
-        <w:rPr>
-          <w:rStyle w:val="NormalTok"/>
-        </w:rPr>
-        <w:t xml:space="preserve">                           abdo_feb14,</w:t>
-      </w:r>
-      <w:r>
-        <w:br/>
-      </w:r>
-      <w:r>
-        <w:rPr>
-          <w:rStyle w:val="NormalTok"/>
-        </w:rPr>
-        <w:t xml:space="preserve">                           </w:t>
-      </w:r>
-      <w:r>
-        <w:rPr>
-          <w:rStyle w:val="AttributeTok"/>
-        </w:rPr>
-        <w:t xml:space="preserve">.id =</w:t>
-      </w:r>
-      <w:r>
-        <w:rPr>
-          <w:rStyle w:val="NormalTok"/>
-        </w:rPr>
-        <w:t xml:space="preserve"> </w:t>
-      </w:r>
-      <w:r>
-        <w:rPr>
-          <w:rStyle w:val="StringTok"/>
-        </w:rPr>
-        <w:t xml:space="preserve">"id"</w:t>
-      </w:r>
-      <w:r>
-        <w:rPr>
-          <w:rStyle w:val="NormalTok"/>
-        </w:rPr>
-        <w:t xml:space="preserve">)</w:t>
-      </w:r>
-    </w:p>
-    <w:p>
-      <w:pPr>
-        <w:pStyle w:val="FirstParagraph"/>
-      </w:pPr>
-      <w:r>
-        <w:t xml:space="preserve">Now that we have our combined abdo dataset, we can go ahead and mutate a new column based off our</w:t>
-      </w:r>
-      <w:r>
-        <w:t xml:space="preserve"> </w:t>
-      </w:r>
-      <w:r>
-        <w:t xml:space="preserve">‘id’</w:t>
-      </w:r>
-      <w:r>
-        <w:t xml:space="preserve"> </w:t>
-      </w:r>
-      <w:r>
-        <w:t xml:space="preserve">variable that was created when we used bind_rows. For this, we’ll revisit the case_when and ymd functions as well from Module 1.</w:t>
-      </w:r>
-    </w:p>
-    <w:p>
-      <w:pPr>
-        <w:pStyle w:val="SourceCode"/>
-      </w:pPr>
-      <w:r>
-        <w:rPr>
-          <w:rStyle w:val="NormalTok"/>
-        </w:rPr>
-        <w:t xml:space="preserve">abdo_combined_onset </w:t>
-      </w:r>
-      <w:r>
-        <w:rPr>
-          <w:rStyle w:val="OtherTok"/>
-        </w:rPr>
-        <w:t xml:space="preserve">&lt;-</w:t>
-      </w:r>
-      <w:r>
-        <w:rPr>
-          <w:rStyle w:val="NormalTok"/>
-        </w:rPr>
-        <w:t xml:space="preserve"> </w:t>
-      </w:r>
-      <w:r>
-        <w:br/>
-      </w:r>
-      <w:r>
-        <w:rPr>
-          <w:rStyle w:val="NormalTok"/>
-        </w:rPr>
-        <w:t xml:space="preserve">abdo_combined </w:t>
-      </w:r>
-      <w:r>
-        <w:rPr>
-          <w:rStyle w:val="SpecialCharTok"/>
-        </w:rPr>
-        <w:t xml:space="preserve">%&gt;%</w:t>
-      </w:r>
-      <w:r>
-        <w:rPr>
-          <w:rStyle w:val="NormalTok"/>
-        </w:rPr>
-        <w:t xml:space="preserve"> </w:t>
-      </w:r>
-      <w:r>
-        <w:br/>
-      </w:r>
-      <w:r>
-        <w:rPr>
-          <w:rStyle w:val="NormalTok"/>
-        </w:rPr>
-        <w:t xml:space="preserve">  </w:t>
-      </w:r>
-      <w:r>
-        <w:rPr>
-          <w:rStyle w:val="FunctionTok"/>
-        </w:rPr>
-        <w:t xml:space="preserve">mutate</w:t>
-      </w:r>
-      <w:r>
-        <w:rPr>
-          <w:rStyle w:val="NormalTok"/>
-        </w:rPr>
-        <w:t xml:space="preserve">(</w:t>
-      </w:r>
-      <w:r>
-        <w:rPr>
-          <w:rStyle w:val="AttributeTok"/>
-        </w:rPr>
-        <w:t xml:space="preserve">onset.date =</w:t>
-      </w:r>
-      <w:r>
-        <w:rPr>
-          <w:rStyle w:val="NormalTok"/>
-        </w:rPr>
-        <w:t xml:space="preserve"> </w:t>
-      </w:r>
-      <w:r>
-        <w:rPr>
-          <w:rStyle w:val="FunctionTok"/>
-        </w:rPr>
-        <w:t xml:space="preserve">case_when</w:t>
-      </w:r>
-      <w:r>
-        <w:rPr>
-          <w:rStyle w:val="NormalTok"/>
-        </w:rPr>
-        <w:t xml:space="preserve">(</w:t>
-      </w:r>
-      <w:r>
-        <w:br/>
-      </w:r>
-      <w:r>
-        <w:rPr>
-          <w:rStyle w:val="NormalTok"/>
-        </w:rPr>
-        <w:t xml:space="preserve">    id </w:t>
-      </w:r>
-      <w:r>
-        <w:rPr>
-          <w:rStyle w:val="SpecialCharTok"/>
-        </w:rPr>
-        <w:t xml:space="preserve">==</w:t>
-      </w:r>
-      <w:r>
-        <w:rPr>
-          <w:rStyle w:val="NormalTok"/>
-        </w:rPr>
-        <w:t xml:space="preserve"> </w:t>
-      </w:r>
-      <w:r>
-        <w:rPr>
-          <w:rStyle w:val="StringTok"/>
-        </w:rPr>
-        <w:t xml:space="preserve">"1"</w:t>
-      </w:r>
-      <w:r>
-        <w:rPr>
-          <w:rStyle w:val="NormalTok"/>
-        </w:rPr>
-        <w:t xml:space="preserve"> </w:t>
-      </w:r>
-      <w:r>
-        <w:rPr>
-          <w:rStyle w:val="SpecialCharTok"/>
-        </w:rPr>
-        <w:t xml:space="preserve">~</w:t>
-      </w:r>
-      <w:r>
-        <w:rPr>
-          <w:rStyle w:val="NormalTok"/>
-        </w:rPr>
-        <w:t xml:space="preserve"> </w:t>
-      </w:r>
-      <w:r>
-        <w:rPr>
-          <w:rStyle w:val="FunctionTok"/>
-        </w:rPr>
-        <w:t xml:space="preserve">ymd</w:t>
-      </w:r>
-      <w:r>
-        <w:rPr>
-          <w:rStyle w:val="NormalTok"/>
-        </w:rPr>
-        <w:t xml:space="preserve">(</w:t>
-      </w:r>
-      <w:r>
-        <w:rPr>
-          <w:rStyle w:val="StringTok"/>
-        </w:rPr>
-        <w:t xml:space="preserve">'2025-02-10'</w:t>
-      </w:r>
-      <w:r>
-        <w:rPr>
-          <w:rStyle w:val="NormalTok"/>
-        </w:rPr>
-        <w:t xml:space="preserve">),</w:t>
-      </w:r>
-      <w:r>
-        <w:br/>
-      </w:r>
-      <w:r>
-        <w:rPr>
-          <w:rStyle w:val="NormalTok"/>
-        </w:rPr>
-        <w:t xml:space="preserve">    id </w:t>
-      </w:r>
-      <w:r>
-        <w:rPr>
-          <w:rStyle w:val="SpecialCharTok"/>
-        </w:rPr>
-        <w:t xml:space="preserve">==</w:t>
-      </w:r>
-      <w:r>
-        <w:rPr>
-          <w:rStyle w:val="NormalTok"/>
-        </w:rPr>
-        <w:t xml:space="preserve"> </w:t>
-      </w:r>
-      <w:r>
-        <w:rPr>
-          <w:rStyle w:val="StringTok"/>
-        </w:rPr>
-        <w:t xml:space="preserve">"2"</w:t>
-      </w:r>
-      <w:r>
-        <w:rPr>
-          <w:rStyle w:val="NormalTok"/>
-        </w:rPr>
-        <w:t xml:space="preserve"> </w:t>
-      </w:r>
-      <w:r>
-        <w:rPr>
-          <w:rStyle w:val="SpecialCharTok"/>
-        </w:rPr>
-        <w:t xml:space="preserve">~</w:t>
-      </w:r>
-      <w:r>
-        <w:rPr>
-          <w:rStyle w:val="NormalTok"/>
-        </w:rPr>
-        <w:t xml:space="preserve"> </w:t>
-      </w:r>
-      <w:r>
-        <w:rPr>
-          <w:rStyle w:val="FunctionTok"/>
-        </w:rPr>
-        <w:t xml:space="preserve">ymd</w:t>
-      </w:r>
-      <w:r>
-        <w:rPr>
-          <w:rStyle w:val="NormalTok"/>
-        </w:rPr>
-        <w:t xml:space="preserve">(</w:t>
-      </w:r>
-      <w:r>
-        <w:rPr>
-          <w:rStyle w:val="StringTok"/>
-        </w:rPr>
-        <w:t xml:space="preserve">'2025-02-11'</w:t>
-      </w:r>
-      <w:r>
-        <w:rPr>
-          <w:rStyle w:val="NormalTok"/>
-        </w:rPr>
-        <w:t xml:space="preserve">),</w:t>
-      </w:r>
-      <w:r>
-        <w:br/>
-      </w:r>
-      <w:r>
-        <w:rPr>
-          <w:rStyle w:val="NormalTok"/>
-        </w:rPr>
-        <w:t xml:space="preserve">    id </w:t>
-      </w:r>
-      <w:r>
-        <w:rPr>
-          <w:rStyle w:val="SpecialCharTok"/>
-        </w:rPr>
-        <w:t xml:space="preserve">==</w:t>
-      </w:r>
-      <w:r>
-        <w:rPr>
-          <w:rStyle w:val="NormalTok"/>
-        </w:rPr>
-        <w:t xml:space="preserve"> </w:t>
-      </w:r>
-      <w:r>
-        <w:rPr>
-          <w:rStyle w:val="StringTok"/>
-        </w:rPr>
-        <w:t xml:space="preserve">"3"</w:t>
-      </w:r>
-      <w:r>
-        <w:rPr>
-          <w:rStyle w:val="NormalTok"/>
-        </w:rPr>
-        <w:t xml:space="preserve"> </w:t>
-      </w:r>
-      <w:r>
-        <w:rPr>
-          <w:rStyle w:val="SpecialCharTok"/>
-        </w:rPr>
-        <w:t xml:space="preserve">~</w:t>
-      </w:r>
-      <w:r>
-        <w:rPr>
-          <w:rStyle w:val="NormalTok"/>
-        </w:rPr>
-        <w:t xml:space="preserve"> </w:t>
-      </w:r>
-      <w:r>
-        <w:rPr>
-          <w:rStyle w:val="FunctionTok"/>
-        </w:rPr>
-        <w:t xml:space="preserve">ymd</w:t>
-      </w:r>
-      <w:r>
-        <w:rPr>
-          <w:rStyle w:val="NormalTok"/>
-        </w:rPr>
-        <w:t xml:space="preserve">(</w:t>
-      </w:r>
-      <w:r>
-        <w:rPr>
-          <w:rStyle w:val="StringTok"/>
-        </w:rPr>
-        <w:t xml:space="preserve">'2025-02-12'</w:t>
-      </w:r>
-      <w:r>
-        <w:rPr>
-          <w:rStyle w:val="NormalTok"/>
-        </w:rPr>
-        <w:t xml:space="preserve">),</w:t>
-      </w:r>
-      <w:r>
-        <w:br/>
-      </w:r>
-      <w:r>
-        <w:rPr>
-          <w:rStyle w:val="NormalTok"/>
-        </w:rPr>
-        <w:t xml:space="preserve">    id </w:t>
-      </w:r>
-      <w:r>
-        <w:rPr>
-          <w:rStyle w:val="SpecialCharTok"/>
-        </w:rPr>
-        <w:t xml:space="preserve">==</w:t>
-      </w:r>
-      <w:r>
-        <w:rPr>
-          <w:rStyle w:val="NormalTok"/>
-        </w:rPr>
-        <w:t xml:space="preserve"> </w:t>
-      </w:r>
-      <w:r>
-        <w:rPr>
-          <w:rStyle w:val="StringTok"/>
-        </w:rPr>
-        <w:t xml:space="preserve">"4"</w:t>
-      </w:r>
-      <w:r>
-        <w:rPr>
-          <w:rStyle w:val="NormalTok"/>
-        </w:rPr>
-        <w:t xml:space="preserve"> </w:t>
-      </w:r>
-      <w:r>
-        <w:rPr>
-          <w:rStyle w:val="SpecialCharTok"/>
-        </w:rPr>
-        <w:t xml:space="preserve">~</w:t>
-      </w:r>
-      <w:r>
-        <w:rPr>
-          <w:rStyle w:val="NormalTok"/>
-        </w:rPr>
-        <w:t xml:space="preserve"> </w:t>
-      </w:r>
-      <w:r>
-        <w:rPr>
-          <w:rStyle w:val="FunctionTok"/>
-        </w:rPr>
-        <w:t xml:space="preserve">ymd</w:t>
-      </w:r>
-      <w:r>
-        <w:rPr>
-          <w:rStyle w:val="NormalTok"/>
-        </w:rPr>
-        <w:t xml:space="preserve">(</w:t>
-      </w:r>
-      <w:r>
-        <w:rPr>
-          <w:rStyle w:val="StringTok"/>
-        </w:rPr>
-        <w:t xml:space="preserve">'2025-02-13'</w:t>
-      </w:r>
-      <w:r>
-        <w:rPr>
-          <w:rStyle w:val="NormalTok"/>
-        </w:rPr>
-        <w:t xml:space="preserve">),</w:t>
-      </w:r>
-      <w:r>
-        <w:br/>
-      </w:r>
-      <w:r>
-        <w:rPr>
-          <w:rStyle w:val="NormalTok"/>
-        </w:rPr>
-        <w:t xml:space="preserve">    id </w:t>
-      </w:r>
-      <w:r>
-        <w:rPr>
-          <w:rStyle w:val="SpecialCharTok"/>
-        </w:rPr>
-        <w:t xml:space="preserve">==</w:t>
-      </w:r>
-      <w:r>
-        <w:rPr>
-          <w:rStyle w:val="NormalTok"/>
-        </w:rPr>
-        <w:t xml:space="preserve"> </w:t>
-      </w:r>
-      <w:r>
-        <w:rPr>
-          <w:rStyle w:val="StringTok"/>
-        </w:rPr>
-        <w:t xml:space="preserve">"5"</w:t>
-      </w:r>
-      <w:r>
-        <w:rPr>
-          <w:rStyle w:val="NormalTok"/>
-        </w:rPr>
-        <w:t xml:space="preserve"> </w:t>
-      </w:r>
-      <w:r>
-        <w:rPr>
-          <w:rStyle w:val="SpecialCharTok"/>
-        </w:rPr>
-        <w:t xml:space="preserve">~</w:t>
-      </w:r>
-      <w:r>
-        <w:rPr>
-          <w:rStyle w:val="NormalTok"/>
-        </w:rPr>
-        <w:t xml:space="preserve"> </w:t>
-      </w:r>
-      <w:r>
-        <w:rPr>
-          <w:rStyle w:val="FunctionTok"/>
-        </w:rPr>
-        <w:t xml:space="preserve">ymd</w:t>
-      </w:r>
-      <w:r>
-        <w:rPr>
-          <w:rStyle w:val="NormalTok"/>
-        </w:rPr>
-        <w:t xml:space="preserve">(</w:t>
-      </w:r>
-      <w:r>
-        <w:rPr>
-          <w:rStyle w:val="StringTok"/>
-        </w:rPr>
-        <w:t xml:space="preserve">'2025-02-14'</w:t>
-      </w:r>
-      <w:r>
-        <w:rPr>
-          <w:rStyle w:val="NormalTok"/>
-        </w:rPr>
-        <w:t xml:space="preserve">)</w:t>
-      </w:r>
-      <w:r>
-        <w:br/>
-      </w:r>
-      <w:r>
-        <w:rPr>
-          <w:rStyle w:val="NormalTok"/>
-        </w:rPr>
-        <w:t xml:space="preserve">  ))</w:t>
-      </w:r>
-    </w:p>
-    <w:p>
-      <w:pPr>
-        <w:pStyle w:val="FirstParagraph"/>
-      </w:pPr>
-      <w:r>
-        <w:t xml:space="preserve">Now we can drop the</w:t>
-      </w:r>
-      <w:r>
-        <w:t xml:space="preserve"> </w:t>
-      </w:r>
-      <w:r>
-        <w:t xml:space="preserve">“id”</w:t>
-      </w:r>
-      <w:r>
-        <w:t xml:space="preserve"> </w:t>
-      </w:r>
-      <w:r>
-        <w:t xml:space="preserve">variable from our abdo_combined_onset dataset, and proceed to joining this dataset with our passenger manifest.</w:t>
-      </w:r>
-    </w:p>
-    <w:p>
-      <w:pPr>
-        <w:pStyle w:val="SourceCode"/>
-      </w:pPr>
-      <w:r>
-        <w:br/>
-      </w:r>
-      <w:r>
-        <w:rPr>
-          <w:rStyle w:val="NormalTok"/>
-        </w:rPr>
-        <w:t xml:space="preserve">abdo_combined_onset </w:t>
-      </w:r>
-      <w:r>
-        <w:rPr>
-          <w:rStyle w:val="OtherTok"/>
-        </w:rPr>
-        <w:t xml:space="preserve">&lt;-</w:t>
-      </w:r>
-      <w:r>
-        <w:rPr>
-          <w:rStyle w:val="NormalTok"/>
-        </w:rPr>
-        <w:t xml:space="preserve"> </w:t>
-      </w:r>
-      <w:r>
-        <w:br/>
-      </w:r>
-      <w:r>
-        <w:rPr>
-          <w:rStyle w:val="NormalTok"/>
-        </w:rPr>
-        <w:t xml:space="preserve">  abdo_combined_onset </w:t>
-      </w:r>
-      <w:r>
-        <w:rPr>
-          <w:rStyle w:val="SpecialCharTok"/>
-        </w:rPr>
-        <w:t xml:space="preserve">%&gt;%</w:t>
-      </w:r>
-      <w:r>
-        <w:rPr>
-          <w:rStyle w:val="NormalTok"/>
-        </w:rPr>
-        <w:t xml:space="preserve"> </w:t>
-      </w:r>
-      <w:r>
-        <w:rPr>
-          <w:rStyle w:val="FunctionTok"/>
-        </w:rPr>
-        <w:t xml:space="preserve">select</w:t>
-      </w:r>
-      <w:r>
-        <w:rPr>
-          <w:rStyle w:val="NormalTok"/>
-        </w:rPr>
-        <w:t xml:space="preserve">(</w:t>
-      </w:r>
-      <w:r>
-        <w:rPr>
-          <w:rStyle w:val="SpecialCharTok"/>
-        </w:rPr>
-        <w:t xml:space="preserve">-</w:t>
-      </w:r>
-      <w:r>
-        <w:rPr>
-          <w:rStyle w:val="NormalTok"/>
-        </w:rPr>
-        <w:t xml:space="preserve">id)</w:t>
-      </w:r>
-    </w:p>
-    <w:p>
-      <w:pPr>
-        <w:pStyle w:val="FirstParagraph"/>
-      </w:pPr>
-      <w:r>
-        <w:t xml:space="preserve">Before moving onto the passenger manifest, however, let’s clean up our workspace and remove the temporary objects that we created up till now.</w:t>
-      </w:r>
-    </w:p>
-    <w:p>
-      <w:pPr>
-        <w:pStyle w:val="SourceCode"/>
-      </w:pPr>
-      <w:r>
-        <w:br/>
-      </w:r>
-      <w:r>
-        <w:rPr>
-          <w:rStyle w:val="FunctionTok"/>
-        </w:rPr>
-        <w:t xml:space="preserve">rm</w:t>
-      </w:r>
-      <w:r>
-        <w:rPr>
-          <w:rStyle w:val="NormalTok"/>
-        </w:rPr>
-        <w:t xml:space="preserve">(abdo_combined, abdo_feb10, abdo_feb11, abdo_feb12, abdo_feb13, abdo_feb14, abdo_names)</w:t>
-      </w:r>
-    </w:p>
-    <w:p>
-      <w:pPr>
-        <w:pStyle w:val="FirstParagraph"/>
-      </w:pPr>
-      <w:r>
-        <w:t xml:space="preserve">Great - we should be just left with the</w:t>
-      </w:r>
-      <w:r>
-        <w:t xml:space="preserve"> </w:t>
-      </w:r>
-      <w:r>
-        <w:rPr>
           <w:b/>
-          <w:bCs/>
         </w:rPr>
         <w:t xml:space="preserve">abdo_combined_onset</w:t>
       </w:r>
@@ -2775,11 +2825,11 @@
     </w:p>
     <w:p>
       <w:pPr>
-        <w:pStyle w:val="Compact"/>
         <w:numPr>
           <w:ilvl w:val="0"/>
           <w:numId w:val="1002"/>
         </w:numPr>
+        <w:pStyle w:val="Compact"/>
       </w:pPr>
       <w:r>
         <w:t xml:space="preserve">What question are you ultimately trying to answer?</w:t>
@@ -2787,11 +2837,11 @@
     </w:p>
     <w:p>
       <w:pPr>
-        <w:pStyle w:val="Compact"/>
         <w:numPr>
           <w:ilvl w:val="0"/>
           <w:numId w:val="1002"/>
         </w:numPr>
+        <w:pStyle w:val="Compact"/>
       </w:pPr>
       <w:r>
         <w:t xml:space="preserve">Do you</w:t>
@@ -2801,8 +2851,8 @@
       </w:r>
       <w:r>
         <w:rPr>
+          <w:iCs/>
           <w:i/>
-          <w:iCs/>
         </w:rPr>
         <w:t xml:space="preserve">need</w:t>
       </w:r>
@@ -2815,11 +2865,11 @@
     </w:p>
     <w:p>
       <w:pPr>
-        <w:pStyle w:val="Compact"/>
         <w:numPr>
           <w:ilvl w:val="0"/>
           <w:numId w:val="1002"/>
         </w:numPr>
+        <w:pStyle w:val="Compact"/>
       </w:pPr>
       <w:r>
         <w:t xml:space="preserve">Which dataset contains the observations most important to you, and which dataset contains the supplementary information you’re trying to add?</w:t>
@@ -2845,8 +2895,8 @@
       </w:r>
       <w:r>
         <w:rPr>
+          <w:bCs/>
           <w:b/>
-          <w:bCs/>
         </w:rPr>
         <w:t xml:space="preserve">left_join</w:t>
       </w:r>
@@ -2869,8 +2919,8 @@
       </w:r>
       <w:r>
         <w:rPr>
+          <w:bCs/>
           <w:b/>
-          <w:bCs/>
         </w:rPr>
         <w:t xml:space="preserve">left_join()</w:t>
       </w:r>
@@ -2916,16 +2966,17 @@
         <w:tblStyle w:val="Table"/>
         <w:tblLook w:firstRow="0" w:lastRow="0" w:firstColumn="0" w:lastColumn="0" w:noHBand="0" w:noVBand="0" w:val="0000"/>
         <w:tblBorders>
+          <w:left w:val="single" w:sz="24" w:space="0" w:color="EB9113"/>
+          <w:right w:val="single" w:sz="4" w:space="0" w:color="EB9113"/>
           <w:top w:val="single" w:sz="4" w:space="0" w:color="EB9113"/>
-          <w:left w:val="single" w:sz="24" w:space="0" w:color="EB9113"/>
           <w:bottom w:val="single" w:sz="4" w:space="0" w:color="EB9113"/>
-          <w:right w:val="single" w:sz="4" w:space="0" w:color="EB9113"/>
         </w:tblBorders>
         <w:tblCellMar>
           <w:left w:w="144" w:type="dxa"/>
           <w:right w:w="144" w:type="dxa"/>
         </w:tblCellMar>
-        <w:tblLook w:firstRow="0" w:lastRow="0" w:firstColumn="0" w:lastColumn="0" w:noHBand="0" w:noVBand="0" w:val="0000"/>
+        <w:tblInd w:w="164" w:type="dxa"/>
+        <w:tblW w:type="pct" w:w="100%"/>
       </w:tblPr>
       <w:tr>
         <w:trPr>
@@ -2957,7 +3008,7 @@
                     <a:graphicData uri="http://schemas.openxmlformats.org/drawingml/2006/picture">
                       <pic:pic>
                         <pic:nvPicPr>
-                          <pic:cNvPr descr="C:\Users\BHETMAN\AppData\Local\Programs\Quarto\share\formats\docx\warning.png" id="40" name="Picture"/>
+                          <pic:cNvPr descr="C:\Program Files\RStudio\resources\app\bin\quarto\share\formats\docx\warning.png" id="40" name="Picture"/>
                           <pic:cNvPicPr>
                             <a:picLocks noChangeArrowheads="1" noChangeAspect="1"/>
                           </pic:cNvPicPr>
@@ -3027,8 +3078,8 @@
             </w:r>
             <w:r>
               <w:rPr>
+                <w:bCs/>
                 <w:b/>
-                <w:bCs/>
               </w:rPr>
               <w:t xml:space="preserve">left_join()</w:t>
             </w:r>
@@ -3036,7 +3087,6 @@
               <w:t xml:space="preserve">.</w:t>
             </w:r>
           </w:p>
-          <w:p/>
         </w:tc>
       </w:tr>
     </w:tbl>
@@ -3071,16 +3121,16 @@
     </w:p>
     <w:p>
       <w:pPr>
-        <w:pStyle w:val="Compact"/>
         <w:numPr>
           <w:ilvl w:val="0"/>
           <w:numId w:val="1004"/>
         </w:numPr>
-      </w:pPr>
-      <w:r>
-        <w:rPr>
+        <w:pStyle w:val="Compact"/>
+      </w:pPr>
+      <w:r>
+        <w:rPr>
+          <w:iCs/>
           <w:i/>
-          <w:iCs/>
         </w:rPr>
         <w:t xml:space="preserve">x</w:t>
       </w:r>
@@ -3093,32 +3143,32 @@
     </w:p>
     <w:p>
       <w:pPr>
-        <w:pStyle w:val="Compact"/>
         <w:numPr>
           <w:ilvl w:val="0"/>
           <w:numId w:val="1004"/>
         </w:numPr>
-      </w:pPr>
-      <w:r>
-        <w:rPr>
+        <w:pStyle w:val="Compact"/>
+      </w:pPr>
+      <w:r>
+        <w:rPr>
+          <w:iCs/>
           <w:i/>
+        </w:rPr>
+        <w:t xml:space="preserve">y</w:t>
+      </w:r>
+      <w:r>
+        <w:t xml:space="preserve"> </w:t>
+      </w:r>
+      <w:r>
+        <w:t xml:space="preserve">is the table that you want to</w:t>
+      </w:r>
+      <w:r>
+        <w:t xml:space="preserve"> </w:t>
+      </w:r>
+      <w:r>
+        <w:rPr>
           <w:iCs/>
-        </w:rPr>
-        <w:t xml:space="preserve">y</w:t>
-      </w:r>
-      <w:r>
-        <w:t xml:space="preserve"> </w:t>
-      </w:r>
-      <w:r>
-        <w:t xml:space="preserve">is the table that you want to</w:t>
-      </w:r>
-      <w:r>
-        <w:t xml:space="preserve"> </w:t>
-      </w:r>
-      <w:r>
-        <w:rPr>
           <w:i/>
-          <w:iCs/>
         </w:rPr>
         <w:t xml:space="preserve">add data</w:t>
       </w:r>
@@ -3131,16 +3181,16 @@
     </w:p>
     <w:p>
       <w:pPr>
-        <w:pStyle w:val="Compact"/>
         <w:numPr>
           <w:ilvl w:val="0"/>
           <w:numId w:val="1004"/>
         </w:numPr>
-      </w:pPr>
-      <w:r>
-        <w:rPr>
+        <w:pStyle w:val="Compact"/>
+      </w:pPr>
+      <w:r>
+        <w:rPr>
+          <w:iCs/>
           <w:i/>
-          <w:iCs/>
         </w:rPr>
         <w:t xml:space="preserve">by</w:t>
       </w:r>
@@ -3154,7 +3204,13 @@
         <w:t xml:space="preserve"> </w:t>
       </w:r>
       <w:r>
-        <w:t xml:space="preserve">“pass.ID”</w:t>
+        <w:t xml:space="preserve">“</w:t>
+      </w:r>
+      <w:r>
+        <w:t xml:space="preserve">pass.ID</w:t>
+      </w:r>
+      <w:r>
+        <w:t xml:space="preserve">”</w:t>
       </w:r>
       <w:r>
         <w:t xml:space="preserve"> </w:t>
@@ -3166,7 +3222,13 @@
         <w:t xml:space="preserve"> </w:t>
       </w:r>
       <w:r>
-        <w:t xml:space="preserve">“Pass_ID”</w:t>
+        <w:t xml:space="preserve">“</w:t>
+      </w:r>
+      <w:r>
+        <w:t xml:space="preserve">Pass_ID</w:t>
+      </w:r>
+      <w:r>
+        <w:t xml:space="preserve">”</w:t>
       </w:r>
       <w:r>
         <w:t xml:space="preserve"> </w:t>
@@ -3307,11 +3369,11 @@
     </w:p>
     <w:p>
       <w:pPr>
-        <w:pStyle w:val="Compact"/>
         <w:numPr>
           <w:ilvl w:val="0"/>
           <w:numId w:val="1005"/>
         </w:numPr>
+        <w:pStyle w:val="Compact"/>
       </w:pPr>
       <w:r>
         <w:t xml:space="preserve">According to our abdo_manifest dataset, as of Feb 14th, we have 69 passengers aboard the S.S. Rainbow Cake who have fallen ill, reporting symptoms of abdominal pain or worse.</w:t>
@@ -3319,11 +3381,11 @@
     </w:p>
     <w:p>
       <w:pPr>
-        <w:pStyle w:val="Compact"/>
         <w:numPr>
           <w:ilvl w:val="0"/>
           <w:numId w:val="1005"/>
         </w:numPr>
+        <w:pStyle w:val="Compact"/>
       </w:pPr>
       <w:r>
         <w:t xml:space="preserve">We have established onset dates for each of the ill passengers by appending the individual abdo datasets together and establishing the date that they reported to the ship infirmary as a variable in our dataset.</w:t>
@@ -3331,11 +3393,11 @@
     </w:p>
     <w:p>
       <w:pPr>
-        <w:pStyle w:val="Compact"/>
         <w:numPr>
           <w:ilvl w:val="0"/>
           <w:numId w:val="1005"/>
         </w:numPr>
+        <w:pStyle w:val="Compact"/>
       </w:pPr>
       <w:r>
         <w:t xml:space="preserve">By joining the combined abdo dataset with a version of the passenger manifest that has a unique identifier assigned to each passenger, we were able to securely import demographic variables and attach them to the appropriate passengers.</w:t>
@@ -3369,8 +3431,8 @@
       </w:r>
       <w:r>
         <w:rPr>
+          <w:bCs/>
           <w:b/>
-          <w:bCs/>
         </w:rPr>
         <w:t xml:space="preserve">Canadian Emergency Department Information Systems</w:t>
       </w:r>
@@ -3386,16 +3448,17 @@
         <w:tblStyle w:val="Table"/>
         <w:tblLook w:firstRow="0" w:lastRow="0" w:firstColumn="0" w:lastColumn="0" w:noHBand="0" w:noVBand="0" w:val="0000"/>
         <w:tblBorders>
+          <w:left w:val="single" w:sz="24" w:space="0" w:color="0758E5"/>
+          <w:right w:val="single" w:sz="4" w:space="0" w:color="0758E5"/>
           <w:top w:val="single" w:sz="4" w:space="0" w:color="0758E5"/>
-          <w:left w:val="single" w:sz="24" w:space="0" w:color="0758E5"/>
           <w:bottom w:val="single" w:sz="4" w:space="0" w:color="0758E5"/>
-          <w:right w:val="single" w:sz="4" w:space="0" w:color="0758E5"/>
         </w:tblBorders>
         <w:tblCellMar>
           <w:left w:w="144" w:type="dxa"/>
           <w:right w:w="144" w:type="dxa"/>
         </w:tblCellMar>
-        <w:tblLook w:firstRow="0" w:lastRow="0" w:firstColumn="0" w:lastColumn="0" w:noHBand="0" w:noVBand="0" w:val="0000"/>
+        <w:tblInd w:w="164" w:type="dxa"/>
+        <w:tblW w:type="pct" w:w="100%"/>
       </w:tblPr>
       <w:tr>
         <w:trPr>
@@ -3427,7 +3490,7 @@
                     <a:graphicData uri="http://schemas.openxmlformats.org/drawingml/2006/picture">
                       <pic:pic>
                         <pic:nvPicPr>
-                          <pic:cNvPr descr="C:\Users\BHETMAN\AppData\Local\Programs\Quarto\share\formats\docx\note.png" id="47" name="Picture"/>
+                          <pic:cNvPr descr="C:\Program Files\RStudio\resources\app\bin\quarto\share\formats\docx\note.png" id="47" name="Picture"/>
                           <pic:cNvPicPr>
                             <a:picLocks noChangeArrowheads="1" noChangeAspect="1"/>
                           </pic:cNvPicPr>
@@ -3540,8 +3603,8 @@
             </w:pPr>
             <w:r>
               <w:rPr>
+                <w:bCs/>
                 <w:b/>
-                <w:bCs/>
               </w:rPr>
               <w:t xml:space="preserve">References</w:t>
             </w:r>
@@ -3555,8 +3618,8 @@
             </w:r>
             <w:r>
               <w:rPr>
+                <w:iCs/>
                 <w:i/>
-                <w:iCs/>
               </w:rPr>
               <w:t xml:space="preserve">Canadian Journal of Emergency Medicine</w:t>
             </w:r>
@@ -3584,8 +3647,8 @@
             </w:r>
             <w:r>
               <w:rPr>
+                <w:iCs/>
                 <w:i/>
-                <w:iCs/>
               </w:rPr>
               <w:t xml:space="preserve">CMAJ</w:t>
             </w:r>
@@ -3597,8 +3660,8 @@
             </w:r>
             <w:r>
               <w:rPr>
+                <w:iCs/>
                 <w:i/>
-                <w:iCs/>
               </w:rPr>
               <w:t xml:space="preserve">195</w:t>
             </w:r>
@@ -3625,7 +3688,6 @@
               <w:t xml:space="preserve">Canadian Association of Emergency Physicians. (n.d.). Canadian Emergency Department Information System (CEDIS). https://caep.ca/resources/cedis/</w:t>
             </w:r>
           </w:p>
-          <w:p/>
         </w:tc>
       </w:tr>
     </w:tbl>
@@ -3715,32 +3777,32 @@
     </w:p>
     <w:p>
       <w:pPr>
-        <w:pStyle w:val="Compact"/>
         <w:numPr>
           <w:ilvl w:val="0"/>
           <w:numId w:val="1008"/>
         </w:numPr>
+        <w:pStyle w:val="Compact"/>
       </w:pPr>
       <w:r>
         <w:t xml:space="preserve">We’ll start by working with a simplified subset of our data that only includes the passenger ID (</w:t>
       </w:r>
       <w:r>
         <w:rPr>
+          <w:bCs/>
           <w:b/>
+        </w:rPr>
+        <w:t xml:space="preserve">pass.ID</w:t>
+      </w:r>
+      <w:r>
+        <w:t xml:space="preserve">) and the</w:t>
+      </w:r>
+      <w:r>
+        <w:t xml:space="preserve"> </w:t>
+      </w:r>
+      <w:r>
+        <w:rPr>
           <w:bCs/>
-        </w:rPr>
-        <w:t xml:space="preserve">pass.ID</w:t>
-      </w:r>
-      <w:r>
-        <w:t xml:space="preserve">) and the</w:t>
-      </w:r>
-      <w:r>
-        <w:t xml:space="preserve"> </w:t>
-      </w:r>
-      <w:r>
-        <w:rPr>
           <w:b/>
-          <w:bCs/>
         </w:rPr>
         <w:t xml:space="preserve">CEDIS</w:t>
       </w:r>
@@ -3753,11 +3815,11 @@
     </w:p>
     <w:p>
       <w:pPr>
-        <w:pStyle w:val="Compact"/>
         <w:numPr>
           <w:ilvl w:val="0"/>
           <w:numId w:val="1008"/>
         </w:numPr>
+        <w:pStyle w:val="Compact"/>
       </w:pPr>
       <w:r>
         <w:t xml:space="preserve">We’ll turn each</w:t>
@@ -3767,40 +3829,40 @@
       </w:r>
       <w:r>
         <w:rPr>
+          <w:bCs/>
           <w:b/>
+        </w:rPr>
+        <w:t xml:space="preserve">pass.ID</w:t>
+      </w:r>
+      <w:r>
+        <w:t xml:space="preserve"> </w:t>
+      </w:r>
+      <w:r>
+        <w:t xml:space="preserve">x</w:t>
+      </w:r>
+      <w:r>
+        <w:t xml:space="preserve"> </w:t>
+      </w:r>
+      <w:r>
+        <w:rPr>
           <w:bCs/>
-        </w:rPr>
-        <w:t xml:space="preserve">pass.ID</w:t>
-      </w:r>
-      <w:r>
-        <w:t xml:space="preserve"> </w:t>
-      </w:r>
-      <w:r>
-        <w:t xml:space="preserve">x</w:t>
-      </w:r>
-      <w:r>
-        <w:t xml:space="preserve"> </w:t>
-      </w:r>
-      <w:r>
-        <w:rPr>
           <w:b/>
+        </w:rPr>
+        <w:t xml:space="preserve">CEDIS</w:t>
+      </w:r>
+      <w:r>
+        <w:t xml:space="preserve"> </w:t>
+      </w:r>
+      <w:r>
+        <w:t xml:space="preserve">code into a separate row (i.e., multiple rows per individual, with only one CEDIS code present in the CEDIS variable) using the</w:t>
+      </w:r>
+      <w:r>
+        <w:t xml:space="preserve"> </w:t>
+      </w:r>
+      <w:r>
+        <w:rPr>
           <w:bCs/>
-        </w:rPr>
-        <w:t xml:space="preserve">CEDIS</w:t>
-      </w:r>
-      <w:r>
-        <w:t xml:space="preserve"> </w:t>
-      </w:r>
-      <w:r>
-        <w:t xml:space="preserve">code into a separate row (i.e., multiple rows per individual, with only one CEDIS code present in the CEDIS variable) using the</w:t>
-      </w:r>
-      <w:r>
-        <w:t xml:space="preserve"> </w:t>
-      </w:r>
-      <w:r>
-        <w:rPr>
           <w:b/>
-          <w:bCs/>
         </w:rPr>
         <w:t xml:space="preserve">separate_rows()</w:t>
       </w:r>
@@ -3813,11 +3875,11 @@
     </w:p>
     <w:p>
       <w:pPr>
-        <w:pStyle w:val="Compact"/>
         <w:numPr>
           <w:ilvl w:val="0"/>
           <w:numId w:val="1008"/>
         </w:numPr>
+        <w:pStyle w:val="Compact"/>
       </w:pPr>
       <w:r>
         <w:t xml:space="preserve">We’ll then use the</w:t>
@@ -3827,8 +3889,8 @@
       </w:r>
       <w:r>
         <w:rPr>
+          <w:bCs/>
           <w:b/>
-          <w:bCs/>
         </w:rPr>
         <w:t xml:space="preserve">pivot_wider()</w:t>
       </w:r>
@@ -3841,11 +3903,11 @@
     </w:p>
     <w:p>
       <w:pPr>
-        <w:pStyle w:val="Compact"/>
         <w:numPr>
           <w:ilvl w:val="0"/>
           <w:numId w:val="1008"/>
         </w:numPr>
+        <w:pStyle w:val="Compact"/>
       </w:pPr>
       <w:r>
         <w:t xml:space="preserve">We’ll rename the variables based on the associated symptoms.</w:t>
@@ -3853,11 +3915,11 @@
     </w:p>
     <w:p>
       <w:pPr>
-        <w:pStyle w:val="Compact"/>
         <w:numPr>
           <w:ilvl w:val="0"/>
           <w:numId w:val="1008"/>
         </w:numPr>
+        <w:pStyle w:val="Compact"/>
       </w:pPr>
       <w:r>
         <w:t xml:space="preserve">Finally we’ll re-join these data back to our original table.</w:t>
@@ -4013,8 +4075,8 @@
       </w:r>
       <w:r>
         <w:rPr>
+          <w:bCs/>
           <w:b/>
-          <w:bCs/>
         </w:rPr>
         <w:t xml:space="preserve">separate_rows()</w:t>
       </w:r>
@@ -4069,7 +4131,13 @@
         <w:t xml:space="preserve"> </w:t>
       </w:r>
       <w:r>
-        <w:t xml:space="preserve">“;”</w:t>
+        <w:t xml:space="preserve">“</w:t>
+      </w:r>
+      <w:r>
+        <w:t xml:space="preserve">;</w:t>
+      </w:r>
+      <w:r>
+        <w:t xml:space="preserve">”</w:t>
       </w:r>
       <w:r>
         <w:t xml:space="preserve">)</w:t>
@@ -4091,16 +4159,17 @@
         <w:tblStyle w:val="Table"/>
         <w:tblLook w:firstRow="0" w:lastRow="0" w:firstColumn="0" w:lastColumn="0" w:noHBand="0" w:noVBand="0" w:val="0000"/>
         <w:tblBorders>
+          <w:left w:val="single" w:sz="24" w:space="0" w:color="EB9113"/>
+          <w:right w:val="single" w:sz="4" w:space="0" w:color="EB9113"/>
           <w:top w:val="single" w:sz="4" w:space="0" w:color="EB9113"/>
-          <w:left w:val="single" w:sz="24" w:space="0" w:color="EB9113"/>
           <w:bottom w:val="single" w:sz="4" w:space="0" w:color="EB9113"/>
-          <w:right w:val="single" w:sz="4" w:space="0" w:color="EB9113"/>
         </w:tblBorders>
         <w:tblCellMar>
           <w:left w:w="144" w:type="dxa"/>
           <w:right w:w="144" w:type="dxa"/>
         </w:tblCellMar>
-        <w:tblLook w:firstRow="0" w:lastRow="0" w:firstColumn="0" w:lastColumn="0" w:noHBand="0" w:noVBand="0" w:val="0000"/>
+        <w:tblInd w:w="164" w:type="dxa"/>
+        <w:tblW w:type="pct" w:w="100%"/>
       </w:tblPr>
       <w:tr>
         <w:trPr>
@@ -4132,7 +4201,7 @@
                     <a:graphicData uri="http://schemas.openxmlformats.org/drawingml/2006/picture">
                       <pic:pic>
                         <pic:nvPicPr>
-                          <pic:cNvPr descr="C:\Users\BHETMAN\AppData\Local\Programs\Quarto\share\formats\docx\warning.png" id="54" name="Picture"/>
+                          <pic:cNvPr descr="C:\Program Files\RStudio\resources\app\bin\quarto\share\formats\docx\warning.png" id="54" name="Picture"/>
                           <pic:cNvPicPr>
                             <a:picLocks noChangeArrowheads="1" noChangeAspect="1"/>
                           </pic:cNvPicPr>
@@ -4202,8 +4271,8 @@
             </w:r>
             <w:r>
               <w:rPr>
+                <w:bCs/>
                 <w:b/>
-                <w:bCs/>
               </w:rPr>
               <w:t xml:space="preserve">separate_rows()</w:t>
             </w:r>
@@ -4218,8 +4287,8 @@
             </w:r>
             <w:r>
               <w:rPr>
+                <w:bCs/>
                 <w:b/>
-                <w:bCs/>
               </w:rPr>
               <w:t xml:space="preserve">separate_longer_delim()</w:t>
             </w:r>
@@ -4227,7 +4296,6 @@
               <w:t xml:space="preserve">, however, it is still in experimental status, so we won’t official move to that one until a later time.</w:t>
             </w:r>
           </w:p>
-          <w:p/>
         </w:tc>
       </w:tr>
     </w:tbl>
@@ -4389,11 +4457,11 @@
     </w:p>
     <w:p>
       <w:pPr>
-        <w:pStyle w:val="Compact"/>
         <w:numPr>
           <w:ilvl w:val="0"/>
           <w:numId w:val="1010"/>
         </w:numPr>
+        <w:pStyle w:val="Compact"/>
       </w:pPr>
       <w:r>
         <w:t xml:space="preserve">id_cols = the key or identity variable, in this case, pass.ID</w:t>
@@ -4401,11 +4469,11 @@
     </w:p>
     <w:p>
       <w:pPr>
-        <w:pStyle w:val="Compact"/>
         <w:numPr>
           <w:ilvl w:val="0"/>
           <w:numId w:val="1010"/>
         </w:numPr>
+        <w:pStyle w:val="Compact"/>
       </w:pPr>
       <w:r>
         <w:t xml:space="preserve">names_from = the variable containing the names that will be used for new variables</w:t>
@@ -4413,11 +4481,11 @@
     </w:p>
     <w:p>
       <w:pPr>
-        <w:pStyle w:val="Compact"/>
         <w:numPr>
           <w:ilvl w:val="0"/>
           <w:numId w:val="1010"/>
         </w:numPr>
+        <w:pStyle w:val="Compact"/>
       </w:pPr>
       <w:r>
         <w:t xml:space="preserve">values_from = the variable that contains the data you want to use to fill in under the new variable headings</w:t>
@@ -4425,11 +4493,11 @@
     </w:p>
     <w:p>
       <w:pPr>
-        <w:pStyle w:val="Compact"/>
         <w:numPr>
           <w:ilvl w:val="0"/>
           <w:numId w:val="1010"/>
         </w:numPr>
+        <w:pStyle w:val="Compact"/>
       </w:pPr>
       <w:r>
         <w:t xml:space="preserve">values_fill = a</w:t>
@@ -4438,7 +4506,13 @@
         <w:t xml:space="preserve"> </w:t>
       </w:r>
       <w:r>
-        <w:t xml:space="preserve">‘fill’</w:t>
+        <w:t xml:space="preserve">‘</w:t>
+      </w:r>
+      <w:r>
+        <w:t xml:space="preserve">fill</w:t>
+      </w:r>
+      <w:r>
+        <w:t xml:space="preserve">’</w:t>
       </w:r>
       <w:r>
         <w:t xml:space="preserve"> </w:t>
@@ -4452,16 +4526,17 @@
         <w:tblStyle w:val="Table"/>
         <w:tblLook w:firstRow="0" w:lastRow="0" w:firstColumn="0" w:lastColumn="0" w:noHBand="0" w:noVBand="0" w:val="0000"/>
         <w:tblBorders>
+          <w:left w:val="single" w:sz="24" w:space="0" w:color="EB9113"/>
+          <w:right w:val="single" w:sz="4" w:space="0" w:color="EB9113"/>
           <w:top w:val="single" w:sz="4" w:space="0" w:color="EB9113"/>
-          <w:left w:val="single" w:sz="24" w:space="0" w:color="EB9113"/>
           <w:bottom w:val="single" w:sz="4" w:space="0" w:color="EB9113"/>
-          <w:right w:val="single" w:sz="4" w:space="0" w:color="EB9113"/>
         </w:tblBorders>
         <w:tblCellMar>
           <w:left w:w="144" w:type="dxa"/>
           <w:right w:w="144" w:type="dxa"/>
         </w:tblCellMar>
-        <w:tblLook w:firstRow="0" w:lastRow="0" w:firstColumn="0" w:lastColumn="0" w:noHBand="0" w:noVBand="0" w:val="0000"/>
+        <w:tblInd w:w="164" w:type="dxa"/>
+        <w:tblW w:type="pct" w:w="100%"/>
       </w:tblPr>
       <w:tr>
         <w:trPr>
@@ -4493,7 +4568,7 @@
                     <a:graphicData uri="http://schemas.openxmlformats.org/drawingml/2006/picture">
                       <pic:pic>
                         <pic:nvPicPr>
-                          <pic:cNvPr descr="C:\Users\BHETMAN\AppData\Local\Programs\Quarto\share\formats\docx\warning.png" id="57" name="Picture"/>
+                          <pic:cNvPr descr="C:\Program Files\RStudio\resources\app\bin\quarto\share\formats\docx\warning.png" id="57" name="Picture"/>
                           <pic:cNvPicPr>
                             <a:picLocks noChangeArrowheads="1" noChangeAspect="1"/>
                           </pic:cNvPicPr>
@@ -4563,8 +4638,8 @@
             </w:r>
             <w:r>
               <w:rPr>
+                <w:bCs/>
                 <w:b/>
-                <w:bCs/>
               </w:rPr>
               <w:t xml:space="preserve">pivot_wider()</w:t>
             </w:r>
@@ -4579,8 +4654,8 @@
             </w:r>
             <w:r>
               <w:rPr>
+                <w:iCs/>
                 <w:i/>
-                <w:iCs/>
               </w:rPr>
               <w:t xml:space="preserve">id_cols</w:t>
             </w:r>
@@ -4595,8 +4670,8 @@
             </w:r>
             <w:r>
               <w:rPr>
+                <w:iCs/>
                 <w:i/>
-                <w:iCs/>
               </w:rPr>
               <w:t xml:space="preserve">names_from</w:t>
             </w:r>
@@ -4611,8 +4686,8 @@
             </w:r>
             <w:r>
               <w:rPr>
+                <w:bCs/>
                 <w:b/>
-                <w:bCs/>
               </w:rPr>
               <w:t xml:space="preserve">max</w:t>
             </w:r>
@@ -4627,8 +4702,8 @@
             </w:r>
             <w:r>
               <w:rPr>
+                <w:bCs/>
                 <w:b/>
-                <w:bCs/>
               </w:rPr>
               <w:t xml:space="preserve">sum</w:t>
             </w:r>
@@ -4639,7 +4714,6 @@
               <w:t xml:space="preserve">for counts).</w:t>
             </w:r>
           </w:p>
-          <w:p/>
         </w:tc>
       </w:tr>
     </w:tbl>
@@ -4898,11 +4972,11 @@
     </w:p>
     <w:p>
       <w:pPr>
-        <w:pStyle w:val="Compact"/>
         <w:numPr>
           <w:ilvl w:val="0"/>
           <w:numId w:val="1011"/>
         </w:numPr>
+        <w:pStyle w:val="Compact"/>
       </w:pPr>
       <w:r>
         <w:t xml:space="preserve">251</w:t>
@@ -4910,11 +4984,11 @@
     </w:p>
     <w:p>
       <w:pPr>
-        <w:pStyle w:val="Compact"/>
         <w:numPr>
           <w:ilvl w:val="0"/>
           <w:numId w:val="1011"/>
         </w:numPr>
+        <w:pStyle w:val="Compact"/>
       </w:pPr>
       <w:r>
         <w:t xml:space="preserve">254</w:t>
@@ -4922,11 +4996,11 @@
     </w:p>
     <w:p>
       <w:pPr>
-        <w:pStyle w:val="Compact"/>
         <w:numPr>
           <w:ilvl w:val="0"/>
           <w:numId w:val="1011"/>
         </w:numPr>
+        <w:pStyle w:val="Compact"/>
       </w:pPr>
       <w:r>
         <w:t xml:space="preserve">257</w:t>
@@ -4934,11 +5008,11 @@
     </w:p>
     <w:p>
       <w:pPr>
-        <w:pStyle w:val="Compact"/>
         <w:numPr>
           <w:ilvl w:val="0"/>
           <w:numId w:val="1011"/>
         </w:numPr>
+        <w:pStyle w:val="Compact"/>
       </w:pPr>
       <w:r>
         <w:t xml:space="preserve">260</w:t>
@@ -4946,11 +5020,11 @@
     </w:p>
     <w:p>
       <w:pPr>
-        <w:pStyle w:val="Compact"/>
         <w:numPr>
           <w:ilvl w:val="0"/>
           <w:numId w:val="1011"/>
         </w:numPr>
+        <w:pStyle w:val="Compact"/>
       </w:pPr>
       <w:r>
         <w:t xml:space="preserve">404</w:t>
@@ -5042,10 +5116,10 @@
       </w:r>
       <w:r>
         <w:rPr>
+          <w:iCs/>
+          <w:i/>
+          <w:bCs/>
           <w:b/>
-          <w:bCs/>
-          <w:i/>
-          <w:iCs/>
         </w:rPr>
         <w:t xml:space="preserve">still</w:t>
       </w:r>
@@ -5067,7 +5141,13 @@
         <w:t xml:space="preserve"> </w:t>
       </w:r>
       <w:r>
-        <w:t xml:space="preserve">“new.name”</w:t>
+        <w:t xml:space="preserve">“</w:t>
+      </w:r>
+      <w:r>
+        <w:t xml:space="preserve">new.name</w:t>
+      </w:r>
+      <w:r>
+        <w:t xml:space="preserve">”</w:t>
       </w:r>
       <w:r>
         <w:t xml:space="preserve"> </w:t>
@@ -5079,7 +5159,13 @@
         <w:t xml:space="preserve"> </w:t>
       </w:r>
       <w:r>
-        <w:t xml:space="preserve">“old.name”</w:t>
+        <w:t xml:space="preserve">“</w:t>
+      </w:r>
+      <w:r>
+        <w:t xml:space="preserve">old.name</w:t>
+      </w:r>
+      <w:r>
+        <w:t xml:space="preserve">”</w:t>
       </w:r>
       <w:r>
         <w:t xml:space="preserve"> </w:t>
@@ -5489,8 +5575,8 @@
       </w:r>
       <w:r>
         <w:rPr>
+          <w:iCs/>
           <w:i/>
-          <w:iCs/>
         </w:rPr>
         <w:t xml:space="preserve">essential</w:t>
       </w:r>
@@ -5502,16 +5588,48 @@
       </w:r>
       <w:r>
         <w:rPr>
+          <w:bCs/>
           <w:b/>
+        </w:rPr>
+        <w:t xml:space="preserve">S. S. Rainbow Cake</w:t>
+      </w:r>
+      <w:r>
+        <w:t xml:space="preserve"> </w:t>
+      </w:r>
+      <w:r>
+        <w:t xml:space="preserve">because you’re an epidemiologist and are trained to think about how data are used to solve public health issues, so let’s turn our focus now to exploring what are our data are telling us.</w:t>
+      </w:r>
+    </w:p>
+    <w:p>
+      <w:pPr>
+        <w:pStyle w:val="BodyText"/>
+      </w:pPr>
+      <w:r>
+        <w:t xml:space="preserve">We need a tool to help turn our observations into meaningful summaries, and the summarize() family of functions will provide just that!</w:t>
+      </w:r>
+    </w:p>
+    <w:p>
+      <w:pPr>
+        <w:pStyle w:val="BodyText"/>
+      </w:pPr>
+      <w:r>
+        <w:t xml:space="preserve">The</w:t>
+      </w:r>
+      <w:r>
+        <w:t xml:space="preserve"> </w:t>
+      </w:r>
+      <w:r>
+        <w:rPr>
           <w:bCs/>
-        </w:rPr>
-        <w:t xml:space="preserve">S. S. Rainbow Cake</w:t>
-      </w:r>
-      <w:r>
-        <w:t xml:space="preserve"> </w:t>
-      </w:r>
-      <w:r>
-        <w:t xml:space="preserve">because you’re an epidemiologist and are trained to think about how data are used to solve public health issues, so let’s turn our focus now to exploring what are our data are telling us.</w:t>
+          <w:b/>
+        </w:rPr>
+        <w:t xml:space="preserve">summarize()</w:t>
+      </w:r>
+      <w:r>
+        <w:t xml:space="preserve"> </w:t>
+      </w:r>
+      <w:r>
+        <w:t xml:space="preserve">function takes your specified data and summary functions (e.g., sum, mean, median, max, min, etc.) as input, and outputs a new data frame with the results stored as variables. The syntax should look fairly familiar at this point.</w:t>
       </w:r>
     </w:p>
     <w:p>
@@ -5519,7 +5637,81 @@
         <w:pStyle w:val="BodyText"/>
       </w:pPr>
       <w:r>
-        <w:t xml:space="preserve">We need a tool to help turn our observations into meaningful summaries, and the summarize() family of functions will provide just that!</w:t>
+        <w:t xml:space="preserve">e.g.,</w:t>
+      </w:r>
+    </w:p>
+    <w:p>
+      <w:pPr>
+        <w:pStyle w:val="BlockText"/>
+      </w:pPr>
+      <w:r>
+        <w:rPr>
+          <w:rStyle w:val="VerbatimChar"/>
+        </w:rPr>
+        <w:t xml:space="preserve">data %&gt;% summarize(</w:t>
+      </w:r>
+    </w:p>
+    <w:p>
+      <w:pPr>
+        <w:pStyle w:val="BlockText"/>
+      </w:pPr>
+      <w:r>
+        <w:rPr>
+          <w:rStyle w:val="VerbatimChar"/>
+        </w:rPr>
+        <w:t xml:space="preserve">summary_mean = mean(variable),</w:t>
+      </w:r>
+    </w:p>
+    <w:p>
+      <w:pPr>
+        <w:pStyle w:val="BlockText"/>
+      </w:pPr>
+      <w:r>
+        <w:rPr>
+          <w:rStyle w:val="VerbatimChar"/>
+        </w:rPr>
+        <w:t xml:space="preserve">summary_median = median(variable),</w:t>
+      </w:r>
+    </w:p>
+    <w:p>
+      <w:pPr>
+        <w:pStyle w:val="BlockText"/>
+      </w:pPr>
+      <w:r>
+        <w:rPr>
+          <w:rStyle w:val="VerbatimChar"/>
+        </w:rPr>
+        <w:t xml:space="preserve">summary_example3 = some.function(variable),</w:t>
+      </w:r>
+    </w:p>
+    <w:p>
+      <w:pPr>
+        <w:pStyle w:val="BlockText"/>
+      </w:pPr>
+      <w:r>
+        <w:rPr>
+          <w:rStyle w:val="VerbatimChar"/>
+        </w:rPr>
+        <w:t xml:space="preserve">etc.</w:t>
+      </w:r>
+    </w:p>
+    <w:p>
+      <w:pPr>
+        <w:pStyle w:val="BlockText"/>
+      </w:pPr>
+      <w:r>
+        <w:rPr>
+          <w:rStyle w:val="VerbatimChar"/>
+        </w:rPr>
+        <w:t xml:space="preserve">)</w:t>
+      </w:r>
+    </w:p>
+    <w:p>
+      <w:pPr>
+        <w:pStyle w:val="FirstParagraph"/>
+      </w:pPr>
+      <w:r>
+        <w:t xml:space="preserve">A very useful supplement to summarize() functions is the ability to group your data prior to the summaries being calculated. This allows you to create a summary of one variable for each level of another variable. E.g., calculating the median age for females and males separately.</w:t>
       </w:r>
     </w:p>
     <w:p>
@@ -5527,122 +5719,16 @@
         <w:pStyle w:val="BodyText"/>
       </w:pPr>
       <w:r>
-        <w:t xml:space="preserve">The</w:t>
-      </w:r>
-      <w:r>
-        <w:t xml:space="preserve"> </w:t>
-      </w:r>
-      <w:r>
-        <w:rPr>
-          <w:b/>
-          <w:bCs/>
-        </w:rPr>
-        <w:t xml:space="preserve">summarize()</w:t>
-      </w:r>
-      <w:r>
-        <w:t xml:space="preserve"> </w:t>
-      </w:r>
-      <w:r>
-        <w:t xml:space="preserve">function takes your specified data and summary functions (e.g., sum, mean, median, max, min, etc.) as input, and outputs a new data frame with the results stored as variables. The syntax should look fairly familiar at this point.</w:t>
-      </w:r>
-    </w:p>
-    <w:p>
-      <w:pPr>
-        <w:pStyle w:val="BodyText"/>
-      </w:pPr>
-      <w:r>
-        <w:t xml:space="preserve">e.g.,</w:t>
-      </w:r>
-    </w:p>
-    <w:p>
-      <w:pPr>
-        <w:pStyle w:val="BlockText"/>
-      </w:pPr>
-      <w:r>
-        <w:rPr>
-          <w:rStyle w:val="VerbatimChar"/>
-        </w:rPr>
-        <w:t xml:space="preserve">data %&gt;% summarize(</w:t>
-      </w:r>
-    </w:p>
-    <w:p>
-      <w:pPr>
-        <w:pStyle w:val="BlockText"/>
-      </w:pPr>
-      <w:r>
-        <w:rPr>
-          <w:rStyle w:val="VerbatimChar"/>
-        </w:rPr>
-        <w:t xml:space="preserve">summary_mean = mean(variable),</w:t>
-      </w:r>
-    </w:p>
-    <w:p>
-      <w:pPr>
-        <w:pStyle w:val="BlockText"/>
-      </w:pPr>
-      <w:r>
-        <w:rPr>
-          <w:rStyle w:val="VerbatimChar"/>
-        </w:rPr>
-        <w:t xml:space="preserve">summary_median = median(variable),</w:t>
-      </w:r>
-    </w:p>
-    <w:p>
-      <w:pPr>
-        <w:pStyle w:val="BlockText"/>
-      </w:pPr>
-      <w:r>
-        <w:rPr>
-          <w:rStyle w:val="VerbatimChar"/>
-        </w:rPr>
-        <w:t xml:space="preserve">summary_example3 = some.function(variable),</w:t>
-      </w:r>
-    </w:p>
-    <w:p>
-      <w:pPr>
-        <w:pStyle w:val="BlockText"/>
-      </w:pPr>
-      <w:r>
-        <w:rPr>
-          <w:rStyle w:val="VerbatimChar"/>
-        </w:rPr>
-        <w:t xml:space="preserve">etc.</w:t>
-      </w:r>
-    </w:p>
-    <w:p>
-      <w:pPr>
-        <w:pStyle w:val="BlockText"/>
-      </w:pPr>
-      <w:r>
-        <w:rPr>
-          <w:rStyle w:val="VerbatimChar"/>
-        </w:rPr>
-        <w:t xml:space="preserve">)</w:t>
-      </w:r>
-    </w:p>
-    <w:p>
-      <w:pPr>
-        <w:pStyle w:val="FirstParagraph"/>
-      </w:pPr>
-      <w:r>
-        <w:t xml:space="preserve">A very useful supplement to summarize() functions is the ability to group your data prior to the summaries being calculated. This allows you to create a summary of one variable for each level of another variable. E.g., calculating the median age for females and males separately.</w:t>
-      </w:r>
-    </w:p>
-    <w:p>
-      <w:pPr>
-        <w:pStyle w:val="BodyText"/>
-      </w:pPr>
-      <w:r>
         <w:t xml:space="preserve">You can group variables in one of two ways.</w:t>
       </w:r>
     </w:p>
     <w:p>
       <w:pPr>
-        <w:pStyle w:val="Compact"/>
         <w:numPr>
           <w:ilvl w:val="0"/>
           <w:numId w:val="1012"/>
         </w:numPr>
+        <w:pStyle w:val="Compact"/>
       </w:pPr>
       <w:r>
         <w:t xml:space="preserve">Using the</w:t>
@@ -5680,11 +5766,11 @@
     </w:p>
     <w:p>
       <w:pPr>
-        <w:pStyle w:val="Compact"/>
         <w:numPr>
           <w:ilvl w:val="0"/>
           <w:numId w:val="1012"/>
         </w:numPr>
+        <w:pStyle w:val="Compact"/>
       </w:pPr>
       <w:r>
         <w:t xml:space="preserve">Using group_by() before invoking summarize() in your tidyverse pipe operations. E.g.,</w:t>
@@ -5759,8 +5845,8 @@
       </w:pPr>
       <w:r>
         <w:rPr>
+          <w:bCs/>
           <w:b/>
-          <w:bCs/>
         </w:rPr>
         <w:t xml:space="preserve">Simple statistics to summarize:</w:t>
       </w:r>
@@ -6713,7 +6799,13 @@
         <w:t xml:space="preserve"> </w:t>
       </w:r>
       <w:r>
-        <w:t xml:space="preserve">“Fever”</w:t>
+        <w:t xml:space="preserve">“</w:t>
+      </w:r>
+      <w:r>
+        <w:t xml:space="preserve">Fever</w:t>
+      </w:r>
+      <w:r>
+        <w:t xml:space="preserve">”</w:t>
       </w:r>
       <w:r>
         <w:t xml:space="preserve"> </w:t>
@@ -7750,16 +7842,17 @@
         <w:tblStyle w:val="Table"/>
         <w:tblLook w:firstRow="0" w:lastRow="0" w:firstColumn="0" w:lastColumn="0" w:noHBand="0" w:noVBand="0" w:val="0000"/>
         <w:tblBorders>
+          <w:left w:val="single" w:sz="24" w:space="0" w:color="0758E5"/>
+          <w:right w:val="single" w:sz="4" w:space="0" w:color="0758E5"/>
           <w:top w:val="single" w:sz="4" w:space="0" w:color="0758E5"/>
-          <w:left w:val="single" w:sz="24" w:space="0" w:color="0758E5"/>
           <w:bottom w:val="single" w:sz="4" w:space="0" w:color="0758E5"/>
-          <w:right w:val="single" w:sz="4" w:space="0" w:color="0758E5"/>
         </w:tblBorders>
         <w:tblCellMar>
           <w:left w:w="144" w:type="dxa"/>
           <w:right w:w="144" w:type="dxa"/>
         </w:tblCellMar>
-        <w:tblLook w:firstRow="0" w:lastRow="0" w:firstColumn="0" w:lastColumn="0" w:noHBand="0" w:noVBand="0" w:val="0000"/>
+        <w:tblInd w:w="164" w:type="dxa"/>
+        <w:tblW w:type="pct" w:w="100%"/>
       </w:tblPr>
       <w:tr>
         <w:trPr>
@@ -7791,7 +7884,7 @@
                     <a:graphicData uri="http://schemas.openxmlformats.org/drawingml/2006/picture">
                       <pic:pic>
                         <pic:nvPicPr>
-                          <pic:cNvPr descr="C:\Users\BHETMAN\AppData\Local\Programs\Quarto\share\formats\docx\note.png" id="70" name="Picture"/>
+                          <pic:cNvPr descr="C:\Program Files\RStudio\resources\app\bin\quarto\share\formats\docx\note.png" id="70" name="Picture"/>
                           <pic:cNvPicPr>
                             <a:picLocks noChangeArrowheads="1" noChangeAspect="1"/>
                           </pic:cNvPicPr>
@@ -7857,7 +7950,6 @@
               <w:t xml:space="preserve">It looks like ages 30-49 were experiencing fever most frequently. Does this give us any clues at this stage as to what we might be dealing with? Why or why not?</w:t>
             </w:r>
           </w:p>
-          <w:p/>
         </w:tc>
       </w:tr>
     </w:tbl>
@@ -7871,11 +7963,11 @@
     </w:p>
     <w:p>
       <w:pPr>
-        <w:pStyle w:val="Compact"/>
         <w:numPr>
           <w:ilvl w:val="0"/>
           <w:numId w:val="1015"/>
         </w:numPr>
+        <w:pStyle w:val="Compact"/>
       </w:pPr>
       <w:r>
         <w:t xml:space="preserve">Vomiting</w:t>
@@ -7883,11 +7975,11 @@
     </w:p>
     <w:p>
       <w:pPr>
-        <w:pStyle w:val="Compact"/>
         <w:numPr>
           <w:ilvl w:val="0"/>
           <w:numId w:val="1015"/>
         </w:numPr>
+        <w:pStyle w:val="Compact"/>
       </w:pPr>
       <w:r>
         <w:t xml:space="preserve">Diarrhea</w:t>
@@ -7895,11 +7987,11 @@
     </w:p>
     <w:p>
       <w:pPr>
-        <w:pStyle w:val="Compact"/>
         <w:numPr>
           <w:ilvl w:val="0"/>
           <w:numId w:val="1015"/>
         </w:numPr>
+        <w:pStyle w:val="Compact"/>
       </w:pPr>
       <w:r>
         <w:t xml:space="preserve">Headache</w:t>
@@ -7907,11 +7999,11 @@
     </w:p>
     <w:p>
       <w:pPr>
-        <w:pStyle w:val="Compact"/>
         <w:numPr>
           <w:ilvl w:val="0"/>
           <w:numId w:val="1015"/>
         </w:numPr>
+        <w:pStyle w:val="Compact"/>
       </w:pPr>
       <w:r>
         <w:t xml:space="preserve">Bloody Stool</w:t>
@@ -8645,16 +8737,17 @@
         <w:tblStyle w:val="Table"/>
         <w:tblLook w:firstRow="0" w:lastRow="0" w:firstColumn="0" w:lastColumn="0" w:noHBand="0" w:noVBand="0" w:val="0000"/>
         <w:tblBorders>
+          <w:left w:val="single" w:sz="24" w:space="0" w:color="0758E5"/>
+          <w:right w:val="single" w:sz="4" w:space="0" w:color="0758E5"/>
           <w:top w:val="single" w:sz="4" w:space="0" w:color="0758E5"/>
-          <w:left w:val="single" w:sz="24" w:space="0" w:color="0758E5"/>
           <w:bottom w:val="single" w:sz="4" w:space="0" w:color="0758E5"/>
-          <w:right w:val="single" w:sz="4" w:space="0" w:color="0758E5"/>
         </w:tblBorders>
         <w:tblCellMar>
           <w:left w:w="144" w:type="dxa"/>
           <w:right w:w="144" w:type="dxa"/>
         </w:tblCellMar>
-        <w:tblLook w:firstRow="0" w:lastRow="0" w:firstColumn="0" w:lastColumn="0" w:noHBand="0" w:noVBand="0" w:val="0000"/>
+        <w:tblInd w:w="164" w:type="dxa"/>
+        <w:tblW w:type="pct" w:w="100%"/>
       </w:tblPr>
       <w:tr>
         <w:trPr>
@@ -8686,7 +8779,7 @@
                     <a:graphicData uri="http://schemas.openxmlformats.org/drawingml/2006/picture">
                       <pic:pic>
                         <pic:nvPicPr>
-                          <pic:cNvPr descr="C:\Users\BHETMAN\AppData\Local\Programs\Quarto\share\formats\docx\note.png" id="73" name="Picture"/>
+                          <pic:cNvPr descr="C:\Program Files\RStudio\resources\app\bin\quarto\share\formats\docx\note.png" id="73" name="Picture"/>
                           <pic:cNvPicPr>
                             <a:picLocks noChangeArrowheads="1" noChangeAspect="1"/>
                           </pic:cNvPicPr>
@@ -8808,11 +8901,11 @@
           </w:p>
           <w:p>
             <w:pPr>
-              <w:pStyle w:val="Compact"/>
               <w:numPr>
                 <w:ilvl w:val="0"/>
                 <w:numId w:val="1017"/>
               </w:numPr>
+              <w:pStyle w:val="Compact"/>
             </w:pPr>
             <w:hyperlink r:id="rId77">
               <w:r>
@@ -8823,7 +8916,6 @@
               </w:r>
             </w:hyperlink>
           </w:p>
-          <w:p/>
         </w:tc>
       </w:tr>
     </w:tbl>
@@ -8954,66 +9046,66 @@
       </w:pPr>
       <w:r>
         <w:rPr>
+          <w:bCs/>
           <w:b/>
+        </w:rPr>
+        <w:t xml:space="preserve">Note that once ggplot has been called, additional layers to the chart must be chained using the</w:t>
+      </w:r>
+      <w:r>
+        <w:rPr>
           <w:bCs/>
-        </w:rPr>
-        <w:t xml:space="preserve">Note that once ggplot has been called, additional layers to the chart must be chained using the</w:t>
-      </w:r>
-      <w:r>
-        <w:rPr>
           <w:b/>
+        </w:rPr>
+        <w:t xml:space="preserve"> </w:t>
+      </w:r>
+      <w:r>
+        <w:rPr>
+          <w:rStyle w:val="VerbatimChar"/>
           <w:bCs/>
+          <w:b/>
+        </w:rPr>
+        <w:t xml:space="preserve">+</w:t>
+      </w:r>
+      <w:r>
+        <w:rPr>
+          <w:bCs/>
+          <w:b/>
+        </w:rPr>
+        <w:t xml:space="preserve"> </w:t>
+      </w:r>
+      <w:r>
+        <w:rPr>
+          <w:bCs/>
+          <w:b/>
+        </w:rPr>
+        <w:t xml:space="preserve">operator, not the</w:t>
+      </w:r>
+      <w:r>
+        <w:rPr>
+          <w:bCs/>
+          <w:b/>
         </w:rPr>
         <w:t xml:space="preserve"> </w:t>
       </w:r>
       <w:r>
         <w:rPr>
           <w:rStyle w:val="VerbatimChar"/>
+          <w:bCs/>
           <w:b/>
+        </w:rPr>
+        <w:t xml:space="preserve">%&gt;%</w:t>
+      </w:r>
+      <w:r>
+        <w:rPr>
           <w:bCs/>
-        </w:rPr>
-        <w:t xml:space="preserve">+</w:t>
-      </w:r>
-      <w:r>
-        <w:rPr>
           <w:b/>
+        </w:rPr>
+        <w:t xml:space="preserve"> </w:t>
+      </w:r>
+      <w:r>
+        <w:rPr>
           <w:bCs/>
-        </w:rPr>
-        <w:t xml:space="preserve"> </w:t>
-      </w:r>
-      <w:r>
-        <w:rPr>
           <w:b/>
-          <w:bCs/>
-        </w:rPr>
-        <w:t xml:space="preserve">operator, not the</w:t>
-      </w:r>
-      <w:r>
-        <w:rPr>
-          <w:b/>
-          <w:bCs/>
-        </w:rPr>
-        <w:t xml:space="preserve"> </w:t>
-      </w:r>
-      <w:r>
-        <w:rPr>
-          <w:rStyle w:val="VerbatimChar"/>
-          <w:b/>
-          <w:bCs/>
-        </w:rPr>
-        <w:t xml:space="preserve">%&gt;%</w:t>
-      </w:r>
-      <w:r>
-        <w:rPr>
-          <w:b/>
-          <w:bCs/>
-        </w:rPr>
-        <w:t xml:space="preserve"> </w:t>
-      </w:r>
-      <w:r>
-        <w:rPr>
-          <w:b/>
-          <w:bCs/>
         </w:rPr>
         <w:t xml:space="preserve">operator.</w:t>
       </w:r>
@@ -9273,8 +9365,8 @@
       </w:r>
       <w:r>
         <w:rPr>
+          <w:bCs/>
           <w:b/>
-          <w:bCs/>
         </w:rPr>
         <w:t xml:space="preserve">S. S. Rainbow Cake</w:t>
       </w:r>
@@ -9303,11 +9395,11 @@
     </w:p>
     <w:p>
       <w:pPr>
-        <w:pStyle w:val="Compact"/>
         <w:numPr>
           <w:ilvl w:val="0"/>
           <w:numId w:val="1019"/>
         </w:numPr>
+        <w:pStyle w:val="Compact"/>
       </w:pPr>
       <w:r>
         <w:t xml:space="preserve">There is a very strong point-source outbreak signal. We should be thinking about exposures that may have occurred at a single setting (e.g., meals, events).</w:t>
@@ -9315,11 +9407,11 @@
     </w:p>
     <w:p>
       <w:pPr>
-        <w:pStyle w:val="Compact"/>
         <w:numPr>
           <w:ilvl w:val="0"/>
           <w:numId w:val="1019"/>
         </w:numPr>
+        <w:pStyle w:val="Compact"/>
       </w:pPr>
       <w:r>
         <w:t xml:space="preserve">While all of our cases reported abdominal pain / discomfort, there are some that have reported much more serious symptoms. We may want to investigate these further.</w:t>
@@ -9327,11 +9419,11 @@
     </w:p>
     <w:p>
       <w:pPr>
-        <w:pStyle w:val="Compact"/>
         <w:numPr>
           <w:ilvl w:val="0"/>
           <w:numId w:val="1019"/>
         </w:numPr>
+        <w:pStyle w:val="Compact"/>
       </w:pPr>
       <w:r>
         <w:t xml:space="preserve">There does not appear to be any strong signals based on age and sex of cases.</w:t>
@@ -9339,11 +9431,11 @@
     </w:p>
     <w:p>
       <w:pPr>
-        <w:pStyle w:val="Compact"/>
         <w:numPr>
           <w:ilvl w:val="0"/>
           <w:numId w:val="1019"/>
         </w:numPr>
+        <w:pStyle w:val="Compact"/>
       </w:pPr>
       <w:r>
         <w:t xml:space="preserve">We are on a cruise ship and historically, gastrointestinal outbreaks cause by contaminated food are a common occurrence.</w:t>
@@ -9663,16 +9755,17 @@
         <w:tblStyle w:val="Table"/>
         <w:tblLook w:firstRow="0" w:lastRow="0" w:firstColumn="0" w:lastColumn="0" w:noHBand="0" w:noVBand="0" w:val="0000"/>
         <w:tblBorders>
+          <w:left w:val="single" w:sz="24" w:space="0" w:color="0758E5"/>
+          <w:right w:val="single" w:sz="4" w:space="0" w:color="0758E5"/>
           <w:top w:val="single" w:sz="4" w:space="0" w:color="0758E5"/>
-          <w:left w:val="single" w:sz="24" w:space="0" w:color="0758E5"/>
           <w:bottom w:val="single" w:sz="4" w:space="0" w:color="0758E5"/>
-          <w:right w:val="single" w:sz="4" w:space="0" w:color="0758E5"/>
         </w:tblBorders>
         <w:tblCellMar>
           <w:left w:w="144" w:type="dxa"/>
           <w:right w:w="144" w:type="dxa"/>
         </w:tblCellMar>
-        <w:tblLook w:firstRow="0" w:lastRow="0" w:firstColumn="0" w:lastColumn="0" w:noHBand="0" w:noVBand="0" w:val="0000"/>
+        <w:tblInd w:w="164" w:type="dxa"/>
+        <w:tblW w:type="pct" w:w="100%"/>
       </w:tblPr>
       <w:tr>
         <w:trPr>
@@ -9704,7 +9797,7 @@
                     <a:graphicData uri="http://schemas.openxmlformats.org/drawingml/2006/picture">
                       <pic:pic>
                         <pic:nvPicPr>
-                          <pic:cNvPr descr="C:\Users\BHETMAN\AppData\Local\Programs\Quarto\share\formats\docx\note.png" id="83" name="Picture"/>
+                          <pic:cNvPr descr="C:\Program Files\RStudio\resources\app\bin\quarto\share\formats\docx\note.png" id="83" name="Picture"/>
                           <pic:cNvPicPr>
                             <a:picLocks noChangeArrowheads="1" noChangeAspect="1"/>
                           </pic:cNvPicPr>
@@ -9770,7 +9863,6 @@
               <w:t xml:space="preserve">Do you notice any differences between the numbers of passengers reporting symptoms? Why might vomiting, diarrhea, and headache be reported less often than the more severe symptoms of bloody stool and fever. What types of gastrointestinal diseases might cause bloody stool and fever?</w:t>
             </w:r>
           </w:p>
-          <w:p/>
         </w:tc>
       </w:tr>
     </w:tbl>
@@ -9794,11 +9886,11 @@
     </w:p>
     <w:p>
       <w:pPr>
-        <w:pStyle w:val="Compact"/>
         <w:numPr>
           <w:ilvl w:val="0"/>
           <w:numId w:val="1020"/>
         </w:numPr>
+        <w:pStyle w:val="Compact"/>
       </w:pPr>
       <w:r>
         <w:t xml:space="preserve">Member Status</w:t>
@@ -9806,11 +9898,11 @@
     </w:p>
     <w:p>
       <w:pPr>
-        <w:pStyle w:val="Compact"/>
         <w:numPr>
           <w:ilvl w:val="0"/>
           <w:numId w:val="1020"/>
         </w:numPr>
+        <w:pStyle w:val="Compact"/>
       </w:pPr>
       <w:r>
         <w:t xml:space="preserve">Boarding Date</w:t>
@@ -10346,16 +10438,17 @@
         <w:tblStyle w:val="Table"/>
         <w:tblLook w:firstRow="0" w:lastRow="0" w:firstColumn="0" w:lastColumn="0" w:noHBand="0" w:noVBand="0" w:val="0000"/>
         <w:tblBorders>
+          <w:left w:val="single" w:sz="24" w:space="0" w:color="0758E5"/>
+          <w:right w:val="single" w:sz="4" w:space="0" w:color="0758E5"/>
           <w:top w:val="single" w:sz="4" w:space="0" w:color="0758E5"/>
-          <w:left w:val="single" w:sz="24" w:space="0" w:color="0758E5"/>
           <w:bottom w:val="single" w:sz="4" w:space="0" w:color="0758E5"/>
-          <w:right w:val="single" w:sz="4" w:space="0" w:color="0758E5"/>
         </w:tblBorders>
         <w:tblCellMar>
           <w:left w:w="144" w:type="dxa"/>
           <w:right w:w="144" w:type="dxa"/>
         </w:tblCellMar>
-        <w:tblLook w:firstRow="0" w:lastRow="0" w:firstColumn="0" w:lastColumn="0" w:noHBand="0" w:noVBand="0" w:val="0000"/>
+        <w:tblInd w:w="164" w:type="dxa"/>
+        <w:tblW w:type="pct" w:w="100%"/>
       </w:tblPr>
       <w:tr>
         <w:trPr>
@@ -10387,7 +10480,7 @@
                     <a:graphicData uri="http://schemas.openxmlformats.org/drawingml/2006/picture">
                       <pic:pic>
                         <pic:nvPicPr>
-                          <pic:cNvPr descr="C:\Users\BHETMAN\AppData\Local\Programs\Quarto\share\formats\docx\note.png" id="86" name="Picture"/>
+                          <pic:cNvPr descr="C:\Program Files\RStudio\resources\app\bin\quarto\share\formats\docx\note.png" id="86" name="Picture"/>
                           <pic:cNvPicPr>
                             <a:picLocks noChangeArrowheads="1" noChangeAspect="1"/>
                           </pic:cNvPicPr>
@@ -10457,8 +10550,8 @@
             </w:r>
             <w:r>
               <w:rPr>
+                <w:bCs/>
                 <w:b/>
-                <w:bCs/>
               </w:rPr>
               <w:t xml:space="preserve">date that passengers boarded the ship</w:t>
             </w:r>
@@ -10470,8 +10563,8 @@
             </w:r>
             <w:r>
               <w:rPr>
+                <w:bCs/>
                 <w:b/>
-                <w:bCs/>
               </w:rPr>
               <w:t xml:space="preserve">cruise-member-status</w:t>
             </w:r>
@@ -10490,7 +10583,6 @@
               <w:t xml:space="preserve">Excellent epi-investigative skills!</w:t>
             </w:r>
           </w:p>
-          <w:p/>
         </w:tc>
       </w:tr>
     </w:tbl>
@@ -10533,11 +10625,11 @@
     </w:p>
     <w:p>
       <w:pPr>
-        <w:pStyle w:val="Compact"/>
         <w:numPr>
           <w:ilvl w:val="0"/>
           <w:numId w:val="1021"/>
         </w:numPr>
+        <w:pStyle w:val="Compact"/>
       </w:pPr>
       <w:r>
         <w:t xml:space="preserve">Joining multiple datasets using aggregation functions</w:t>
@@ -10545,11 +10637,11 @@
     </w:p>
     <w:p>
       <w:pPr>
-        <w:pStyle w:val="Compact"/>
         <w:numPr>
           <w:ilvl w:val="0"/>
           <w:numId w:val="1021"/>
         </w:numPr>
+        <w:pStyle w:val="Compact"/>
       </w:pPr>
       <w:r>
         <w:t xml:space="preserve">Joining multiple datasets using table-joins</w:t>
@@ -10557,11 +10649,11 @@
     </w:p>
     <w:p>
       <w:pPr>
-        <w:pStyle w:val="Compact"/>
         <w:numPr>
           <w:ilvl w:val="0"/>
           <w:numId w:val="1021"/>
         </w:numPr>
+        <w:pStyle w:val="Compact"/>
       </w:pPr>
       <w:r>
         <w:t xml:space="preserve">Manipulating the shapes of datasets using pivot functions</w:t>
@@ -10569,11 +10661,11 @@
     </w:p>
     <w:p>
       <w:pPr>
-        <w:pStyle w:val="Compact"/>
         <w:numPr>
           <w:ilvl w:val="0"/>
           <w:numId w:val="1021"/>
         </w:numPr>
+        <w:pStyle w:val="Compact"/>
       </w:pPr>
       <w:r>
         <w:t xml:space="preserve">Separating complex strings and creating new variables</w:t>
@@ -10581,11 +10673,11 @@
     </w:p>
     <w:p>
       <w:pPr>
-        <w:pStyle w:val="Compact"/>
         <w:numPr>
           <w:ilvl w:val="0"/>
           <w:numId w:val="1021"/>
         </w:numPr>
+        <w:pStyle w:val="Compact"/>
       </w:pPr>
       <w:r>
         <w:t xml:space="preserve">Summarizing data using summary()</w:t>
@@ -10593,11 +10685,11 @@
     </w:p>
     <w:p>
       <w:pPr>
-        <w:pStyle w:val="Compact"/>
         <w:numPr>
           <w:ilvl w:val="0"/>
           <w:numId w:val="1021"/>
         </w:numPr>
+        <w:pStyle w:val="Compact"/>
       </w:pPr>
       <w:r>
         <w:t xml:space="preserve">Creating a basic epidemiological curve</w:t>
@@ -10605,11 +10697,11 @@
     </w:p>
     <w:p>
       <w:pPr>
-        <w:pStyle w:val="Compact"/>
         <w:numPr>
           <w:ilvl w:val="0"/>
           <w:numId w:val="1021"/>
         </w:numPr>
+        <w:pStyle w:val="Compact"/>
       </w:pPr>
       <w:r>
         <w:t xml:space="preserve">Applying the across() function to summarize with multiple variables at once</w:t>
@@ -10645,8 +10737,8 @@
       </w:r>
       <w:r>
         <w:rPr>
+          <w:bCs/>
           <w:b/>
-          <w:bCs/>
         </w:rPr>
         <w:t xml:space="preserve">Tidyverse functions</w:t>
       </w:r>
@@ -10720,7 +10812,13 @@
         <w:t xml:space="preserve"> </w:t>
       </w:r>
       <w:r>
-        <w:t xml:space="preserve">“id”</w:t>
+        <w:t xml:space="preserve">“</w:t>
+      </w:r>
+      <w:r>
+        <w:t xml:space="preserve">id</w:t>
+      </w:r>
+      <w:r>
+        <w:t xml:space="preserve">”</w:t>
       </w:r>
       <w:r>
         <w:t xml:space="preserve">)</w:t>
@@ -11010,7 +11108,13 @@
         <w:t xml:space="preserve">by = c(</w:t>
       </w:r>
       <w:r>
-        <w:t xml:space="preserve">“pass.ID”</w:t>
+        <w:t xml:space="preserve">“</w:t>
+      </w:r>
+      <w:r>
+        <w:t xml:space="preserve">pass.ID</w:t>
+      </w:r>
+      <w:r>
+        <w:t xml:space="preserve">”</w:t>
       </w:r>
       <w:r>
         <w:t xml:space="preserve"> </w:t>
@@ -11022,7 +11126,13 @@
         <w:t xml:space="preserve"> </w:t>
       </w:r>
       <w:r>
-        <w:t xml:space="preserve">“Pass_ID”</w:t>
+        <w:t xml:space="preserve">“</w:t>
+      </w:r>
+      <w:r>
+        <w:t xml:space="preserve">Pass_ID</w:t>
+      </w:r>
+      <w:r>
+        <w:t xml:space="preserve">”</w:t>
       </w:r>
       <w:r>
         <w:t xml:space="preserve">)</w:t>
@@ -11077,7 +11187,13 @@
         <w:t xml:space="preserve"> </w:t>
       </w:r>
       <w:r>
-        <w:t xml:space="preserve">“;”</w:t>
+        <w:t xml:space="preserve">“</w:t>
+      </w:r>
+      <w:r>
+        <w:t xml:space="preserve">;</w:t>
+      </w:r>
+      <w:r>
+        <w:t xml:space="preserve">”</w:t>
       </w:r>
       <w:r>
         <w:t xml:space="preserve">)</w:t>
@@ -11460,11 +11576,7 @@
     </w:p>
     <w:bookmarkEnd w:id="91"/>
     <w:bookmarkEnd w:id="92"/>
-    <w:sectPr>
-      <w:footnotePr>
-        <w:numRestart w:val="eachSect"/>
-      </w:footnotePr>
-    </w:sectPr>
+    <w:sectPr/>
   </w:body>
 </w:document>
 </file>
@@ -11495,14 +11607,14 @@
 <file path=word/numbering.xml><?xml version="1.0" encoding="utf-8"?>
 <w:numbering xmlns:w="http://schemas.openxmlformats.org/wordprocessingml/2006/main">
   <w:abstractNum w:abstractNumId="990">
-    <w:nsid w:val="0000A990"/>
+    <w:nsid w:val="A990"/>
     <w:multiLevelType w:val="multilevel"/>
     <w:lvl w:ilvl="0">
       <w:numFmt w:val="bullet"/>
       <w:lvlText w:val=" "/>
       <w:lvlJc w:val="left"/>
       <w:pPr>
-        <w:ind w:left="720" w:hanging="360"/>
+        <w:ind w:left="720" w:hanging="480"/>
       </w:pPr>
     </w:lvl>
     <w:lvl w:ilvl="1">
@@ -11510,7 +11622,7 @@
       <w:lvlText w:val=" "/>
       <w:lvlJc w:val="left"/>
       <w:pPr>
-        <w:ind w:left="1440" w:hanging="360"/>
+        <w:ind w:left="1440" w:hanging="480"/>
       </w:pPr>
     </w:lvl>
     <w:lvl w:ilvl="2">
@@ -11518,7 +11630,7 @@
       <w:lvlText w:val=" "/>
       <w:lvlJc w:val="left"/>
       <w:pPr>
-        <w:ind w:left="2160" w:hanging="360"/>
+        <w:ind w:left="2160" w:hanging="480"/>
       </w:pPr>
     </w:lvl>
     <w:lvl w:ilvl="3">
@@ -11526,7 +11638,7 @@
       <w:lvlText w:val=" "/>
       <w:lvlJc w:val="left"/>
       <w:pPr>
-        <w:ind w:left="2880" w:hanging="360"/>
+        <w:ind w:left="2880" w:hanging="480"/>
       </w:pPr>
     </w:lvl>
     <w:lvl w:ilvl="4">
@@ -11534,7 +11646,7 @@
       <w:lvlText w:val=" "/>
       <w:lvlJc w:val="left"/>
       <w:pPr>
-        <w:ind w:left="3600" w:hanging="360"/>
+        <w:ind w:left="3600" w:hanging="480"/>
       </w:pPr>
     </w:lvl>
     <w:lvl w:ilvl="5">
@@ -11542,7 +11654,7 @@
       <w:lvlText w:val=" "/>
       <w:lvlJc w:val="left"/>
       <w:pPr>
-        <w:ind w:left="4320" w:hanging="360"/>
+        <w:ind w:left="4320" w:hanging="480"/>
       </w:pPr>
     </w:lvl>
     <w:lvl w:ilvl="6">
@@ -11550,7 +11662,7 @@
       <w:lvlText w:val=" "/>
       <w:lvlJc w:val="left"/>
       <w:pPr>
-        <w:ind w:left="5040" w:hanging="360"/>
+        <w:ind w:left="5040" w:hanging="480"/>
       </w:pPr>
     </w:lvl>
     <w:lvl w:ilvl="7">
@@ -11558,7 +11670,7 @@
       <w:lvlText w:val=" "/>
       <w:lvlJc w:val="left"/>
       <w:pPr>
-        <w:ind w:left="5760" w:hanging="360"/>
+        <w:ind w:left="5760" w:hanging="480"/>
       </w:pPr>
     </w:lvl>
     <w:lvl w:ilvl="8">
@@ -11566,12 +11678,12 @@
       <w:lvlText w:val=" "/>
       <w:lvlJc w:val="left"/>
       <w:pPr>
-        <w:ind w:left="6480" w:hanging="360"/>
+        <w:ind w:left="6480" w:hanging="480"/>
       </w:pPr>
     </w:lvl>
   </w:abstractNum>
   <w:abstractNum w:abstractNumId="99411">
-    <w:nsid w:val="00A99411"/>
+    <w:nsid w:val="A99411"/>
     <w:multiLevelType w:val="multilevel"/>
     <w:lvl w:ilvl="0">
       <w:start w:val="1"/>
@@ -11579,7 +11691,7 @@
       <w:lvlText w:val="%1."/>
       <w:lvlJc w:val="left"/>
       <w:pPr>
-        <w:ind w:left="720" w:hanging="360"/>
+        <w:ind w:left="720" w:hanging="480"/>
       </w:pPr>
     </w:lvl>
     <w:lvl w:ilvl="1">
@@ -11588,7 +11700,7 @@
       <w:lvlText w:val="%2."/>
       <w:lvlJc w:val="left"/>
       <w:pPr>
-        <w:ind w:left="1440" w:hanging="360"/>
+        <w:ind w:left="1440" w:hanging="480"/>
       </w:pPr>
     </w:lvl>
     <w:lvl w:ilvl="2">
@@ -11597,7 +11709,7 @@
       <w:lvlText w:val="%3."/>
       <w:lvlJc w:val="left"/>
       <w:pPr>
-        <w:ind w:left="2160" w:hanging="360"/>
+        <w:ind w:left="2160" w:hanging="480"/>
       </w:pPr>
     </w:lvl>
     <w:lvl w:ilvl="3">
@@ -11606,7 +11718,7 @@
       <w:lvlText w:val="%4."/>
       <w:lvlJc w:val="left"/>
       <w:pPr>
-        <w:ind w:left="2880" w:hanging="360"/>
+        <w:ind w:left="2880" w:hanging="480"/>
       </w:pPr>
     </w:lvl>
     <w:lvl w:ilvl="4">
@@ -11615,7 +11727,7 @@
       <w:lvlText w:val="%5."/>
       <w:lvlJc w:val="left"/>
       <w:pPr>
-        <w:ind w:left="3600" w:hanging="360"/>
+        <w:ind w:left="3600" w:hanging="480"/>
       </w:pPr>
     </w:lvl>
     <w:lvl w:ilvl="5">
@@ -11624,7 +11736,7 @@
       <w:lvlText w:val="%6."/>
       <w:lvlJc w:val="left"/>
       <w:pPr>
-        <w:ind w:left="4320" w:hanging="360"/>
+        <w:ind w:left="4320" w:hanging="480"/>
       </w:pPr>
     </w:lvl>
     <w:lvl w:ilvl="6">
@@ -11633,7 +11745,7 @@
       <w:lvlText w:val="%7."/>
       <w:lvlJc w:val="left"/>
       <w:pPr>
-        <w:ind w:left="5040" w:hanging="360"/>
+        <w:ind w:left="5040" w:hanging="480"/>
       </w:pPr>
     </w:lvl>
     <w:lvl w:ilvl="7">
@@ -11642,7 +11754,7 @@
       <w:lvlText w:val="%8."/>
       <w:lvlJc w:val="left"/>
       <w:pPr>
-        <w:ind w:left="5760" w:hanging="360"/>
+        <w:ind w:left="5760" w:hanging="480"/>
       </w:pPr>
     </w:lvl>
     <w:lvl w:ilvl="8">
@@ -11651,111 +11763,84 @@
       <w:lvlText w:val="%9."/>
       <w:lvlJc w:val="left"/>
       <w:pPr>
-        <w:ind w:left="6480" w:hanging="360"/>
+        <w:ind w:left="6480" w:hanging="480"/>
       </w:pPr>
     </w:lvl>
   </w:abstractNum>
   <w:abstractNum w:abstractNumId="991">
-    <w:nsid w:val="0000A991"/>
+    <w:nsid w:val="A991"/>
     <w:multiLevelType w:val="multilevel"/>
     <w:lvl w:ilvl="0">
       <w:numFmt w:val="bullet"/>
-      <w:lvlText w:val=""/>
+      <w:lvlText w:val="•"/>
       <w:lvlJc w:val="left"/>
       <w:pPr>
-        <w:ind w:left="720" w:hanging="360"/>
-      </w:pPr>
-      <w:rPr>
-        <w:rFonts w:ascii="Symbol" w:hAnsi="Symbol" w:cs="Symbol" w:hint="default"/>
-      </w:rPr>
+        <w:ind w:left="720" w:hanging="480"/>
+      </w:pPr>
     </w:lvl>
     <w:lvl w:ilvl="1">
       <w:numFmt w:val="bullet"/>
-      <w:lvlText w:val="o"/>
+      <w:lvlText w:val="–"/>
       <w:lvlJc w:val="left"/>
       <w:pPr>
-        <w:ind w:left="1440" w:hanging="360"/>
-      </w:pPr>
-      <w:rPr>
-        <w:rFonts w:ascii="Courier New" w:hAnsi="Courier New" w:cs="Courier New" w:hint="default"/>
-      </w:rPr>
+        <w:ind w:left="1440" w:hanging="480"/>
+      </w:pPr>
     </w:lvl>
     <w:lvl w:ilvl="2">
       <w:numFmt w:val="bullet"/>
-      <w:lvlText w:val=""/>
+      <w:lvlText w:val="•"/>
       <w:lvlJc w:val="left"/>
       <w:pPr>
-        <w:ind w:left="2160" w:hanging="360"/>
-      </w:pPr>
-      <w:rPr>
-        <w:rFonts w:ascii="Wingdings" w:hAnsi="Wingdings" w:cs="Wingdings" w:hint="default"/>
-      </w:rPr>
+        <w:ind w:left="2160" w:hanging="480"/>
+      </w:pPr>
     </w:lvl>
     <w:lvl w:ilvl="3">
       <w:numFmt w:val="bullet"/>
-      <w:lvlText w:val=""/>
+      <w:lvlText w:val="–"/>
       <w:lvlJc w:val="left"/>
       <w:pPr>
-        <w:ind w:left="2880" w:hanging="360"/>
-      </w:pPr>
-      <w:rPr>
-        <w:rFonts w:ascii="Symbol" w:hAnsi="Symbol" w:cs="Symbol" w:hint="default"/>
-      </w:rPr>
+        <w:ind w:left="2880" w:hanging="480"/>
+      </w:pPr>
     </w:lvl>
     <w:lvl w:ilvl="4">
       <w:numFmt w:val="bullet"/>
-      <w:lvlText w:val="o"/>
+      <w:lvlText w:val="•"/>
       <w:lvlJc w:val="left"/>
       <w:pPr>
-        <w:ind w:left="3600" w:hanging="360"/>
-      </w:pPr>
-      <w:rPr>
-        <w:rFonts w:ascii="Courier New" w:hAnsi="Courier New" w:cs="Courier New" w:hint="default"/>
-      </w:rPr>
+        <w:ind w:left="3600" w:hanging="480"/>
+      </w:pPr>
     </w:lvl>
     <w:lvl w:ilvl="5">
       <w:numFmt w:val="bullet"/>
-      <w:lvlText w:val=""/>
+      <w:lvlText w:val="–"/>
       <w:lvlJc w:val="left"/>
       <w:pPr>
-        <w:ind w:left="4320" w:hanging="360"/>
-      </w:pPr>
-      <w:rPr>
-        <w:rFonts w:ascii="Wingdings" w:hAnsi="Wingdings" w:cs="Wingdings" w:hint="default"/>
-      </w:rPr>
+        <w:ind w:left="4320" w:hanging="480"/>
+      </w:pPr>
     </w:lvl>
     <w:lvl w:ilvl="6">
       <w:numFmt w:val="bullet"/>
-      <w:lvlText w:val=""/>
+      <w:lvlText w:val="•"/>
       <w:lvlJc w:val="left"/>
       <w:pPr>
-        <w:ind w:left="5040" w:hanging="360"/>
-      </w:pPr>
-      <w:rPr>
-        <w:rFonts w:ascii="Symbol" w:hAnsi="Symbol" w:cs="Symbol" w:hint="default"/>
-      </w:rPr>
+        <w:ind w:left="5040" w:hanging="480"/>
+      </w:pPr>
     </w:lvl>
     <w:lvl w:ilvl="7">
       <w:numFmt w:val="bullet"/>
-      <w:lvlText w:val="o"/>
+      <w:lvlText w:val="–"/>
       <w:lvlJc w:val="left"/>
       <w:pPr>
-        <w:ind w:left="5760" w:hanging="360"/>
-      </w:pPr>
-      <w:rPr>
-        <w:rFonts w:ascii="Courier New" w:hAnsi="Courier New" w:cs="Courier New" w:hint="default"/>
-      </w:rPr>
+        <w:ind w:left="5760" w:hanging="480"/>
+      </w:pPr>
     </w:lvl>
     <w:lvl w:ilvl="8">
       <w:numFmt w:val="bullet"/>
-      <w:lvlText w:val=""/>
+      <w:lvlText w:val="•"/>
       <w:lvlJc w:val="left"/>
       <w:pPr>
-        <w:ind w:left="6480" w:hanging="360"/>
-      </w:pPr>
-      <w:rPr>
-        <w:rFonts w:ascii="Wingdings" w:hAnsi="Wingdings" w:cs="Wingdings" w:hint="default"/>
-      </w:rPr>
+        <w:ind w:left="6480" w:hanging="480"/>
+      </w:pPr>
     </w:lvl>
   </w:abstractNum>
   <w:num w:numId="1000">
@@ -12096,10 +12181,10 @@
     <w:name w:val="Body Text"/>
     <w:basedOn w:val="Normal"/>
     <w:link w:val="BodyTextChar"/>
-    <w:qFormat/>
     <w:pPr>
       <w:spacing w:after="180" w:before="180"/>
     </w:pPr>
+    <w:qFormat/>
   </w:style>
   <w:style w:customStyle="1" w:styleId="FirstParagraph" w:type="paragraph">
     <w:name w:val="First Paragraph"/>
@@ -12119,94 +12204,57 @@
     <w:name w:val="Title"/>
     <w:basedOn w:val="Normal"/>
     <w:next w:val="BodyText"/>
-    <w:link w:val="TitleChar"/>
-    <w:uiPriority w:val="10"/>
     <w:qFormat/>
-    <w:rsid w:val="00A10FD9"/>
     <w:pPr>
-      <w:spacing w:after="80" w:line="240" w:lineRule="auto"/>
-      <w:contextualSpacing/>
+      <w:keepNext/>
+      <w:keepLines/>
+      <w:spacing w:after="240" w:before="480"/>
       <w:jc w:val="center"/>
     </w:pPr>
     <w:rPr>
       <w:rFonts w:asciiTheme="majorHAnsi" w:cstheme="majorBidi" w:eastAsiaTheme="majorEastAsia" w:hAnsiTheme="majorHAnsi"/>
-      <w:sz w:val="56"/>
-      <w:szCs w:val="56"/>
-    </w:rPr>
-  </w:style>
-  <w:style w:customStyle="1" w:styleId="TitleChar" w:type="character">
-    <w:name w:val="Title Char"/>
-    <w:basedOn w:val="DefaultParagraphFont"/>
-    <w:link w:val="Title"/>
-    <w:uiPriority w:val="10"/>
-    <w:rsid w:val="00A10FD9"/>
-    <w:rPr>
-      <w:rFonts w:asciiTheme="majorHAnsi" w:cstheme="majorBidi" w:eastAsiaTheme="majorEastAsia" w:hAnsiTheme="majorHAnsi"/>
-      <w:sz w:val="56"/>
-      <w:szCs w:val="56"/>
+      <w:b/>
+      <w:bCs/>
+      <w:color w:themeColor="accent1" w:themeShade="B5" w:val="345A8A"/>
+      <w:sz w:val="36"/>
+      <w:szCs w:val="36"/>
     </w:rPr>
   </w:style>
   <w:style w:styleId="Subtitle" w:type="paragraph">
     <w:name w:val="Subtitle"/>
     <w:basedOn w:val="Title"/>
     <w:next w:val="BodyText"/>
-    <w:link w:val="SubtitleChar"/>
-    <w:uiPriority w:val="11"/>
     <w:qFormat/>
-    <w:rsid w:val="00A10FD9"/>
     <w:pPr>
-      <w:numPr>
-        <w:ilvl w:val="1"/>
-      </w:numPr>
+      <w:keepNext/>
+      <w:keepLines/>
+      <w:spacing w:after="240" w:before="240"/>
+      <w:jc w:val="center"/>
     </w:pPr>
     <w:rPr>
-      <w:rFonts w:cstheme="majorBidi" w:eastAsiaTheme="majorEastAsia"/>
-      <w:spacing w:val="15"/>
-      <w:sz w:val="28"/>
-      <w:szCs w:val="28"/>
-    </w:rPr>
-  </w:style>
-  <w:style w:customStyle="1" w:styleId="SubtitleChar" w:type="character">
-    <w:name w:val="Subtitle Char"/>
-    <w:basedOn w:val="DefaultParagraphFont"/>
-    <w:link w:val="Subtitle"/>
-    <w:uiPriority w:val="11"/>
-    <w:rsid w:val="00A10FD9"/>
-    <w:rPr>
-      <w:rFonts w:cstheme="majorBidi" w:eastAsiaTheme="majorEastAsia"/>
-      <w:color w:themeColor="text1" w:themeTint="A6" w:val="595959"/>
-      <w:spacing w:val="15"/>
-      <w:sz w:val="28"/>
-      <w:szCs w:val="28"/>
+      <w:sz w:val="30"/>
+      <w:szCs w:val="30"/>
     </w:rPr>
   </w:style>
   <w:style w:customStyle="1" w:styleId="Author" w:type="paragraph">
     <w:name w:val="Author"/>
-    <w:basedOn w:val="Title"/>
     <w:next w:val="BodyText"/>
     <w:qFormat/>
     <w:pPr>
       <w:keepNext/>
       <w:keepLines/>
+      <w:jc w:val="center"/>
     </w:pPr>
-    <w:rPr>
-      <w:sz w:val="24"/>
-      <w:szCs w:val="24"/>
-    </w:rPr>
   </w:style>
   <w:style w:styleId="Date" w:type="paragraph">
     <w:name w:val="Date"/>
-    <w:basedOn w:val="Title"/>
     <w:next w:val="BodyText"/>
     <w:qFormat/>
     <w:pPr>
       <w:keepNext/>
       <w:keepLines/>
+      <w:jc w:val="center"/>
     </w:pPr>
-    <w:rPr>
-      <w:sz w:val="24"/>
-      <w:szCs w:val="24"/>
-    </w:rPr>
   </w:style>
   <w:style w:customStyle="1" w:styleId="AbstractTitle" w:type="paragraph">
     <w:name w:val="Abstract Title"/>
@@ -12216,13 +12264,15 @@
     <w:pPr>
       <w:keepNext/>
       <w:keepLines/>
+      <w:jc w:val="center"/>
       <w:spacing w:after="0" w:before="300"/>
-      <w:jc w:val="center"/>
     </w:pPr>
     <w:rPr>
-      <w:b/>
       <w:sz w:val="20"/>
       <w:szCs w:val="20"/>
+      <w:b/>
+      <w:color w:val="345A8A"/>
+      &gt;
     </w:rPr>
   </w:style>
   <w:style w:customStyle="1" w:styleId="Abstract" w:type="paragraph">
@@ -12249,321 +12299,191 @@
     <w:rPr/>
   </w:style>
   <w:style w:styleId="Heading1" w:type="paragraph">
-    <w:name w:val="heading 1"/>
+    <w:name w:val="Heading 1"/>
     <w:basedOn w:val="Normal"/>
     <w:next w:val="BodyText"/>
-    <w:link w:val="Heading1Char"/>
     <w:uiPriority w:val="9"/>
     <w:qFormat/>
-    <w:rsid w:val="00A10FD9"/>
     <w:pPr>
       <w:keepNext/>
       <w:keepLines/>
-      <w:spacing w:after="80" w:before="360"/>
+      <w:spacing w:after="0" w:before="480"/>
       <w:outlineLvl w:val="0"/>
     </w:pPr>
     <w:rPr>
       <w:rFonts w:asciiTheme="majorHAnsi" w:cstheme="majorBidi" w:eastAsiaTheme="majorEastAsia" w:hAnsiTheme="majorHAnsi"/>
-      <w:color w:themeColor="accent1" w:themeShade="BF" w:val="0F4761"/>
-      <w:sz w:val="40"/>
-      <w:szCs w:val="40"/>
+      <w:b/>
+      <w:bCs/>
+      <w:color w:themeColor="accent1" w:val="4F81BD"/>
+      <w:sz w:val="32"/>
+      <w:szCs w:val="32"/>
     </w:rPr>
   </w:style>
   <w:style w:styleId="Heading2" w:type="paragraph">
-    <w:name w:val="heading 2"/>
+    <w:name w:val="Heading 2"/>
     <w:basedOn w:val="Normal"/>
     <w:next w:val="BodyText"/>
-    <w:link w:val="Heading2Char"/>
     <w:uiPriority w:val="9"/>
-    <w:semiHidden/>
     <w:unhideWhenUsed/>
     <w:qFormat/>
-    <w:rsid w:val="00A10FD9"/>
     <w:pPr>
       <w:keepNext/>
       <w:keepLines/>
-      <w:spacing w:after="80" w:before="160"/>
+      <w:spacing w:after="0" w:before="200"/>
       <w:outlineLvl w:val="1"/>
     </w:pPr>
     <w:rPr>
       <w:rFonts w:asciiTheme="majorHAnsi" w:cstheme="majorBidi" w:eastAsiaTheme="majorEastAsia" w:hAnsiTheme="majorHAnsi"/>
-      <w:color w:themeColor="accent1" w:themeShade="BF" w:val="0F4761"/>
-      <w:sz w:val="32"/>
-      <w:szCs w:val="32"/>
-    </w:rPr>
-  </w:style>
-  <w:style w:styleId="Heading3" w:type="paragraph">
-    <w:name w:val="heading 3"/>
-    <w:basedOn w:val="Normal"/>
-    <w:next w:val="BodyText"/>
-    <w:link w:val="Heading3Char"/>
-    <w:uiPriority w:val="9"/>
-    <w:semiHidden/>
-    <w:unhideWhenUsed/>
-    <w:qFormat/>
-    <w:rsid w:val="00A10FD9"/>
-    <w:pPr>
-      <w:keepNext/>
-      <w:keepLines/>
-      <w:spacing w:after="80" w:before="160"/>
-      <w:outlineLvl w:val="2"/>
-    </w:pPr>
-    <w:rPr>
-      <w:rFonts w:cstheme="majorBidi" w:eastAsiaTheme="majorEastAsia"/>
-      <w:color w:themeColor="accent1" w:themeShade="BF" w:val="0F4761"/>
+      <w:b/>
+      <w:bCs/>
+      <w:color w:themeColor="accent1" w:val="4F81BD"/>
       <w:sz w:val="28"/>
       <w:szCs w:val="28"/>
     </w:rPr>
   </w:style>
-  <w:style w:styleId="Heading4" w:type="paragraph">
-    <w:name w:val="heading 4"/>
+  <w:style w:styleId="Heading3" w:type="paragraph">
+    <w:name w:val="Heading 3"/>
     <w:basedOn w:val="Normal"/>
     <w:next w:val="BodyText"/>
-    <w:link w:val="Heading4Char"/>
     <w:uiPriority w:val="9"/>
-    <w:semiHidden/>
     <w:unhideWhenUsed/>
     <w:qFormat/>
-    <w:rsid w:val="00A10FD9"/>
     <w:pPr>
       <w:keepNext/>
       <w:keepLines/>
-      <w:spacing w:after="40" w:before="80"/>
+      <w:spacing w:after="0" w:before="200"/>
+      <w:outlineLvl w:val="2"/>
+    </w:pPr>
+    <w:rPr>
+      <w:rFonts w:asciiTheme="majorHAnsi" w:cstheme="majorBidi" w:eastAsiaTheme="majorEastAsia" w:hAnsiTheme="majorHAnsi"/>
+      <w:b/>
+      <w:bCs/>
+      <w:color w:themeColor="accent1" w:val="4F81BD"/>
+      <w:sz w:val="24"/>
+      <w:szCs w:val="24"/>
+    </w:rPr>
+  </w:style>
+  <w:style w:styleId="Heading4" w:type="paragraph">
+    <w:name w:val="Heading 4"/>
+    <w:basedOn w:val="Normal"/>
+    <w:next w:val="BodyText"/>
+    <w:uiPriority w:val="9"/>
+    <w:unhideWhenUsed/>
+    <w:qFormat/>
+    <w:pPr>
+      <w:keepNext/>
+      <w:keepLines/>
+      <w:spacing w:after="0" w:before="200"/>
       <w:outlineLvl w:val="3"/>
     </w:pPr>
     <w:rPr>
-      <w:rFonts w:cstheme="majorBidi" w:eastAsiaTheme="majorEastAsia"/>
+      <w:rFonts w:asciiTheme="majorHAnsi" w:cstheme="majorBidi" w:eastAsiaTheme="majorEastAsia" w:hAnsiTheme="majorHAnsi"/>
       <w:i/>
-      <w:iCs/>
-      <w:color w:themeColor="accent1" w:themeShade="BF" w:val="0F4761"/>
+      <w:bCs/>
+      <w:color w:themeColor="accent1" w:val="4F81BD"/>
+      <w:sz w:val="24"/>
+      <w:szCs w:val="24"/>
     </w:rPr>
   </w:style>
   <w:style w:styleId="Heading5" w:type="paragraph">
-    <w:name w:val="heading 5"/>
+    <w:name w:val="Heading 5"/>
     <w:basedOn w:val="Normal"/>
     <w:next w:val="BodyText"/>
-    <w:link w:val="Heading5Char"/>
     <w:uiPriority w:val="9"/>
-    <w:semiHidden/>
     <w:unhideWhenUsed/>
     <w:qFormat/>
-    <w:rsid w:val="00A10FD9"/>
     <w:pPr>
       <w:keepNext/>
       <w:keepLines/>
-      <w:spacing w:after="40" w:before="80"/>
+      <w:spacing w:after="0" w:before="200"/>
       <w:outlineLvl w:val="4"/>
     </w:pPr>
     <w:rPr>
-      <w:rFonts w:cstheme="majorBidi" w:eastAsiaTheme="majorEastAsia"/>
-      <w:color w:themeColor="accent1" w:themeShade="BF" w:val="0F4761"/>
+      <w:rFonts w:asciiTheme="majorHAnsi" w:cstheme="majorBidi" w:eastAsiaTheme="majorEastAsia" w:hAnsiTheme="majorHAnsi"/>
+      <w:iCs/>
+      <w:color w:themeColor="accent1" w:val="4F81BD"/>
+      <w:sz w:val="24"/>
+      <w:szCs w:val="24"/>
     </w:rPr>
   </w:style>
   <w:style w:styleId="Heading6" w:type="paragraph">
-    <w:name w:val="heading 6"/>
+    <w:name w:val="Heading 6"/>
     <w:basedOn w:val="Normal"/>
     <w:next w:val="BodyText"/>
-    <w:link w:val="Heading6Char"/>
     <w:uiPriority w:val="9"/>
-    <w:semiHidden/>
     <w:unhideWhenUsed/>
     <w:qFormat/>
-    <w:rsid w:val="00A10FD9"/>
     <w:pPr>
       <w:keepNext/>
       <w:keepLines/>
-      <w:spacing w:after="0" w:before="40"/>
+      <w:spacing w:after="0" w:before="200"/>
       <w:outlineLvl w:val="5"/>
     </w:pPr>
     <w:rPr>
-      <w:rFonts w:cstheme="majorBidi" w:eastAsiaTheme="majorEastAsia"/>
-      <w:i/>
-      <w:iCs/>
-      <w:color w:themeColor="text1" w:themeTint="A6" w:val="595959"/>
+      <w:rFonts w:asciiTheme="majorHAnsi" w:cstheme="majorBidi" w:eastAsiaTheme="majorEastAsia" w:hAnsiTheme="majorHAnsi"/>
+      <w:color w:themeColor="accent1" w:val="4F81BD"/>
+      <w:sz w:val="24"/>
+      <w:szCs w:val="24"/>
     </w:rPr>
   </w:style>
   <w:style w:styleId="Heading7" w:type="paragraph">
-    <w:name w:val="heading 7"/>
+    <w:name w:val="Heading 7"/>
     <w:basedOn w:val="Normal"/>
     <w:next w:val="BodyText"/>
-    <w:link w:val="Heading7Char"/>
     <w:uiPriority w:val="9"/>
-    <w:semiHidden/>
     <w:unhideWhenUsed/>
     <w:qFormat/>
-    <w:rsid w:val="00A10FD9"/>
     <w:pPr>
       <w:keepNext/>
       <w:keepLines/>
-      <w:spacing w:after="0" w:before="40"/>
+      <w:spacing w:after="0" w:before="200"/>
       <w:outlineLvl w:val="6"/>
     </w:pPr>
     <w:rPr>
-      <w:rFonts w:cstheme="majorBidi" w:eastAsiaTheme="majorEastAsia"/>
-      <w:color w:themeColor="text1" w:themeTint="A6" w:val="595959"/>
+      <w:rFonts w:asciiTheme="majorHAnsi" w:cstheme="majorBidi" w:eastAsiaTheme="majorEastAsia" w:hAnsiTheme="majorHAnsi"/>
+      <w:color w:themeColor="accent1" w:val="4F81BD"/>
+      <w:sz w:val="24"/>
+      <w:szCs w:val="24"/>
     </w:rPr>
   </w:style>
   <w:style w:styleId="Heading8" w:type="paragraph">
-    <w:name w:val="heading 8"/>
+    <w:name w:val="Heading 8"/>
     <w:basedOn w:val="Normal"/>
     <w:next w:val="BodyText"/>
-    <w:link w:val="Heading8Char"/>
     <w:uiPriority w:val="9"/>
-    <w:semiHidden/>
     <w:unhideWhenUsed/>
     <w:qFormat/>
-    <w:rsid w:val="00A10FD9"/>
     <w:pPr>
       <w:keepNext/>
       <w:keepLines/>
-      <w:spacing w:after="0"/>
+      <w:spacing w:after="0" w:before="200"/>
       <w:outlineLvl w:val="7"/>
     </w:pPr>
     <w:rPr>
-      <w:rFonts w:cstheme="majorBidi" w:eastAsiaTheme="majorEastAsia"/>
-      <w:i/>
-      <w:iCs/>
-      <w:color w:themeColor="text1" w:themeTint="D8" w:val="272727"/>
+      <w:rFonts w:asciiTheme="majorHAnsi" w:cstheme="majorBidi" w:eastAsiaTheme="majorEastAsia" w:hAnsiTheme="majorHAnsi"/>
+      <w:color w:themeColor="accent1" w:val="4F81BD"/>
+      <w:sz w:val="24"/>
+      <w:szCs w:val="24"/>
     </w:rPr>
   </w:style>
   <w:style w:styleId="Heading9" w:type="paragraph">
-    <w:name w:val="heading 9"/>
+    <w:name w:val="Heading 9"/>
     <w:basedOn w:val="Normal"/>
     <w:next w:val="BodyText"/>
-    <w:link w:val="Heading9Char"/>
     <w:uiPriority w:val="9"/>
-    <w:semiHidden/>
     <w:unhideWhenUsed/>
     <w:qFormat/>
-    <w:rsid w:val="00A10FD9"/>
     <w:pPr>
       <w:keepNext/>
       <w:keepLines/>
-      <w:spacing w:after="0"/>
+      <w:spacing w:after="0" w:before="200"/>
       <w:outlineLvl w:val="8"/>
     </w:pPr>
     <w:rPr>
-      <w:rFonts w:cstheme="majorBidi" w:eastAsiaTheme="majorEastAsia"/>
-      <w:color w:themeColor="text1" w:themeTint="D8" w:val="272727"/>
-    </w:rPr>
-  </w:style>
-  <w:style w:customStyle="1" w:styleId="Heading1Char" w:type="character">
-    <w:name w:val="Heading 1 Char"/>
-    <w:basedOn w:val="DefaultParagraphFont"/>
-    <w:link w:val="Heading1"/>
-    <w:uiPriority w:val="9"/>
-    <w:rsid w:val="00A10FD9"/>
-    <w:rPr>
       <w:rFonts w:asciiTheme="majorHAnsi" w:cstheme="majorBidi" w:eastAsiaTheme="majorEastAsia" w:hAnsiTheme="majorHAnsi"/>
-      <w:color w:themeColor="accent1" w:themeShade="BF" w:val="0F4761"/>
-      <w:sz w:val="40"/>
-      <w:szCs w:val="40"/>
-    </w:rPr>
-  </w:style>
-  <w:style w:customStyle="1" w:styleId="Heading2Char" w:type="character">
-    <w:name w:val="Heading 2 Char"/>
-    <w:basedOn w:val="DefaultParagraphFont"/>
-    <w:link w:val="Heading2"/>
-    <w:uiPriority w:val="9"/>
-    <w:semiHidden/>
-    <w:rsid w:val="00A10FD9"/>
-    <w:rPr>
-      <w:rFonts w:asciiTheme="majorHAnsi" w:cstheme="majorBidi" w:eastAsiaTheme="majorEastAsia" w:hAnsiTheme="majorHAnsi"/>
-      <w:color w:themeColor="accent1" w:themeShade="BF" w:val="0F4761"/>
-      <w:sz w:val="32"/>
-      <w:szCs w:val="32"/>
-    </w:rPr>
-  </w:style>
-  <w:style w:customStyle="1" w:styleId="Heading3Char" w:type="character">
-    <w:name w:val="Heading 3 Char"/>
-    <w:basedOn w:val="DefaultParagraphFont"/>
-    <w:link w:val="Heading3"/>
-    <w:uiPriority w:val="9"/>
-    <w:semiHidden/>
-    <w:rsid w:val="00A10FD9"/>
-    <w:rPr>
-      <w:rFonts w:cstheme="majorBidi" w:eastAsiaTheme="majorEastAsia"/>
-      <w:color w:themeColor="accent1" w:themeShade="BF" w:val="0F4761"/>
-      <w:sz w:val="28"/>
-      <w:szCs w:val="28"/>
-    </w:rPr>
-  </w:style>
-  <w:style w:customStyle="1" w:styleId="Heading4Char" w:type="character">
-    <w:name w:val="Heading 4 Char"/>
-    <w:basedOn w:val="DefaultParagraphFont"/>
-    <w:link w:val="Heading4"/>
-    <w:uiPriority w:val="9"/>
-    <w:semiHidden/>
-    <w:rsid w:val="00A10FD9"/>
-    <w:rPr>
-      <w:rFonts w:cstheme="majorBidi" w:eastAsiaTheme="majorEastAsia"/>
-      <w:i/>
-      <w:iCs/>
-      <w:color w:themeColor="accent1" w:themeShade="BF" w:val="0F4761"/>
-    </w:rPr>
-  </w:style>
-  <w:style w:customStyle="1" w:styleId="Heading5Char" w:type="character">
-    <w:name w:val="Heading 5 Char"/>
-    <w:basedOn w:val="DefaultParagraphFont"/>
-    <w:link w:val="Heading5"/>
-    <w:uiPriority w:val="9"/>
-    <w:semiHidden/>
-    <w:rsid w:val="00A10FD9"/>
-    <w:rPr>
-      <w:rFonts w:cstheme="majorBidi" w:eastAsiaTheme="majorEastAsia"/>
-      <w:color w:themeColor="accent1" w:themeShade="BF" w:val="0F4761"/>
-    </w:rPr>
-  </w:style>
-  <w:style w:customStyle="1" w:styleId="Heading6Char" w:type="character">
-    <w:name w:val="Heading 6 Char"/>
-    <w:basedOn w:val="DefaultParagraphFont"/>
-    <w:link w:val="Heading6"/>
-    <w:uiPriority w:val="9"/>
-    <w:semiHidden/>
-    <w:rsid w:val="00A10FD9"/>
-    <w:rPr>
-      <w:rFonts w:cstheme="majorBidi" w:eastAsiaTheme="majorEastAsia"/>
-      <w:i/>
-      <w:iCs/>
-      <w:color w:themeColor="text1" w:themeTint="A6" w:val="595959"/>
-    </w:rPr>
-  </w:style>
-  <w:style w:customStyle="1" w:styleId="Heading7Char" w:type="character">
-    <w:name w:val="Heading 7 Char"/>
-    <w:basedOn w:val="DefaultParagraphFont"/>
-    <w:link w:val="Heading7"/>
-    <w:uiPriority w:val="9"/>
-    <w:semiHidden/>
-    <w:rsid w:val="00A10FD9"/>
-    <w:rPr>
-      <w:rFonts w:cstheme="majorBidi" w:eastAsiaTheme="majorEastAsia"/>
-      <w:color w:themeColor="text1" w:themeTint="A6" w:val="595959"/>
-    </w:rPr>
-  </w:style>
-  <w:style w:customStyle="1" w:styleId="Heading8Char" w:type="character">
-    <w:name w:val="Heading 8 Char"/>
-    <w:basedOn w:val="DefaultParagraphFont"/>
-    <w:link w:val="Heading8"/>
-    <w:uiPriority w:val="9"/>
-    <w:semiHidden/>
-    <w:rsid w:val="00A10FD9"/>
-    <w:rPr>
-      <w:rFonts w:cstheme="majorBidi" w:eastAsiaTheme="majorEastAsia"/>
-      <w:i/>
-      <w:iCs/>
-      <w:color w:themeColor="text1" w:themeTint="D8" w:val="272727"/>
-    </w:rPr>
-  </w:style>
-  <w:style w:customStyle="1" w:styleId="Heading9Char" w:type="character">
-    <w:name w:val="Heading 9 Char"/>
-    <w:basedOn w:val="DefaultParagraphFont"/>
-    <w:link w:val="Heading9"/>
-    <w:uiPriority w:val="9"/>
-    <w:semiHidden/>
-    <w:rsid w:val="00A10FD9"/>
-    <w:rPr>
-      <w:rFonts w:cstheme="majorBidi" w:eastAsiaTheme="majorEastAsia"/>
-      <w:color w:themeColor="text1" w:themeTint="D8" w:val="272727"/>
+      <w:color w:themeColor="accent1" w:val="4F81BD"/>
+      <w:sz w:val="24"/>
+      <w:szCs w:val="24"/>
     </w:rPr>
   </w:style>
   <w:style w:styleId="BlockText" w:type="paragraph">
@@ -12588,8 +12508,8 @@
   </w:style>
   <w:style w:styleId="FootnoteBlockText" w:type="paragraph">
     <w:name w:val="Footnote Block Text"/>
-    <w:basedOn w:val="FootnoteText"/>
-    <w:next w:val="FootnoteText"/>
+    <w:basedOn w:val="Footnote Text"/>
+    <w:next w:val="Footnote Text"/>
     <w:uiPriority w:val="9"/>
     <w:unhideWhenUsed/>
     <w:qFormat/>
@@ -12627,10 +12547,10 @@
         <w:jc w:val="left"/>
       </w:trPr>
       <w:tcPr>
+        <w:vAlign w:val="bottom"/>
         <w:tcBorders>
           <w:bottom w:val="single"/>
         </w:tcBorders>
-        <w:vAlign w:val="bottom"/>
       </w:tcPr>
     </w:tblStylePr>
   </w:style>
@@ -12746,7 +12666,6 @@
     <w:name w:val="KeywordTok"/>
     <w:basedOn w:val="VerbatimChar"/>
     <w:rPr>
-      <w:b/>
       <w:color w:val="003b4f"/>
       <w:shd w:val="clear" w:fill="f1f3f5"/>
     </w:rPr>
@@ -12851,9 +12770,9 @@
     <w:name w:val="DocumentationTok"/>
     <w:basedOn w:val="VerbatimChar"/>
     <w:rPr>
-      <w:i/>
       <w:color w:val="5e5e5e"/>
       <w:shd w:val="clear" w:fill="f1f3f5"/>
+      <w:i/>
     </w:rPr>
   </w:style>
   <w:style w:type="character" w:customStyle="1" w:styleId="AnnotationTok">
@@ -12868,9 +12787,9 @@
     <w:name w:val="CommentVarTok"/>
     <w:basedOn w:val="VerbatimChar"/>
     <w:rPr>
-      <w:i/>
       <w:color w:val="5e5e5e"/>
       <w:shd w:val="clear" w:fill="f1f3f5"/>
+      <w:i/>
     </w:rPr>
   </w:style>
   <w:style w:type="character" w:customStyle="1" w:styleId="OtherTok">
@@ -12901,7 +12820,6 @@
     <w:name w:val="ControlFlowTok"/>
     <w:basedOn w:val="VerbatimChar"/>
     <w:rPr>
-      <w:b/>
       <w:color w:val="003b4f"/>
       <w:shd w:val="clear" w:fill="f1f3f5"/>
     </w:rPr>
@@ -12966,9 +12884,9 @@
     <w:name w:val="WarningTok"/>
     <w:basedOn w:val="VerbatimChar"/>
     <w:rPr>
-      <w:i/>
       <w:color w:val="5e5e5e"/>
       <w:shd w:val="clear" w:fill="f1f3f5"/>
+      <w:i/>
     </w:rPr>
   </w:style>
   <w:style w:type="character" w:customStyle="1" w:styleId="AlertTok">
@@ -13009,44 +12927,44 @@
         <a:sysClr val="window" lastClr="FFFFFF"/>
       </a:lt1>
       <a:dk2>
-        <a:srgbClr val="0E2841"/>
+        <a:srgbClr val="1F497D"/>
       </a:dk2>
       <a:lt2>
-        <a:srgbClr val="E8E8E8"/>
+        <a:srgbClr val="EEECE1"/>
       </a:lt2>
       <a:accent1>
-        <a:srgbClr val="156082"/>
+        <a:srgbClr val="4F81BD"/>
       </a:accent1>
       <a:accent2>
-        <a:srgbClr val="E97132"/>
+        <a:srgbClr val="C0504D"/>
       </a:accent2>
       <a:accent3>
-        <a:srgbClr val="196B24"/>
+        <a:srgbClr val="9BBB59"/>
       </a:accent3>
       <a:accent4>
-        <a:srgbClr val="0F9ED5"/>
+        <a:srgbClr val="8064A2"/>
       </a:accent4>
       <a:accent5>
-        <a:srgbClr val="A02B93"/>
+        <a:srgbClr val="4BACC6"/>
       </a:accent5>
       <a:accent6>
-        <a:srgbClr val="4EA72E"/>
+        <a:srgbClr val="F79646"/>
       </a:accent6>
       <a:hlink>
-        <a:srgbClr val="467886"/>
+        <a:srgbClr val="0000FF"/>
       </a:hlink>
       <a:folHlink>
-        <a:srgbClr val="96607D"/>
+        <a:srgbClr val="800080"/>
       </a:folHlink>
     </a:clrScheme>
     <a:fontScheme name="Office">
       <a:majorFont>
-        <a:latin typeface="Aptos Display" panose="02110004020202020204"/>
+        <a:latin typeface="Calibri"/>
         <a:ea typeface=""/>
         <a:cs typeface=""/>
-        <a:font script="Jpan" typeface="游ゴシック Light"/>
+        <a:font script="Jpan" typeface="ＭＳ ゴシック"/>
         <a:font script="Hang" typeface="맑은 고딕"/>
-        <a:font script="Hans" typeface="等线 Light"/>
+        <a:font script="Hans" typeface="宋体"/>
         <a:font script="Hant" typeface="新細明體"/>
         <a:font script="Arab" typeface="Times New Roman"/>
         <a:font script="Hebr" typeface="Times New Roman"/>
@@ -13073,32 +12991,14 @@
         <a:font script="Mong" typeface="Mongolian Baiti"/>
         <a:font script="Viet" typeface="Times New Roman"/>
         <a:font script="Uigh" typeface="Microsoft Uighur"/>
-        <a:font script="Geor" typeface="Sylfaen"/>
-        <a:font script="Armn" typeface="Arial"/>
-        <a:font script="Bugi" typeface="Leelawadee UI"/>
-        <a:font script="Bopo" typeface="Microsoft JhengHei"/>
-        <a:font script="Java" typeface="Javanese Text"/>
-        <a:font script="Lisu" typeface="Segoe UI"/>
-        <a:font script="Mymr" typeface="Myanmar Text"/>
-        <a:font script="Nkoo" typeface="Ebrima"/>
-        <a:font script="Olck" typeface="Nirmala UI"/>
-        <a:font script="Osma" typeface="Ebrima"/>
-        <a:font script="Phag" typeface="Phagspa"/>
-        <a:font script="Syrn" typeface="Estrangelo Edessa"/>
-        <a:font script="Syrj" typeface="Estrangelo Edessa"/>
-        <a:font script="Syre" typeface="Estrangelo Edessa"/>
-        <a:font script="Sora" typeface="Nirmala UI"/>
-        <a:font script="Tale" typeface="Microsoft Tai Le"/>
-        <a:font script="Talu" typeface="Microsoft New Tai Lue"/>
-        <a:font script="Tfng" typeface="Ebrima"/>
       </a:majorFont>
       <a:minorFont>
-        <a:latin typeface="Aptos" panose="02110004020202020204"/>
+        <a:latin typeface="Cambria"/>
         <a:ea typeface=""/>
         <a:cs typeface=""/>
-        <a:font script="Jpan" typeface="游明朝"/>
+        <a:font script="Jpan" typeface="ＭＳ 明朝"/>
         <a:font script="Hang" typeface="맑은 고딕"/>
-        <a:font script="Hans" typeface="等线"/>
+        <a:font script="Hans" typeface="宋体"/>
         <a:font script="Hant" typeface="新細明體"/>
         <a:font script="Arab" typeface="Arial"/>
         <a:font script="Hebr" typeface="Arial"/>
@@ -13125,24 +13025,6 @@
         <a:font script="Mong" typeface="Mongolian Baiti"/>
         <a:font script="Viet" typeface="Arial"/>
         <a:font script="Uigh" typeface="Microsoft Uighur"/>
-        <a:font script="Geor" typeface="Sylfaen"/>
-        <a:font script="Armn" typeface="Arial"/>
-        <a:font script="Bugi" typeface="Leelawadee UI"/>
-        <a:font script="Bopo" typeface="Microsoft JhengHei"/>
-        <a:font script="Java" typeface="Javanese Text"/>
-        <a:font script="Lisu" typeface="Segoe UI"/>
-        <a:font script="Mymr" typeface="Myanmar Text"/>
-        <a:font script="Nkoo" typeface="Ebrima"/>
-        <a:font script="Olck" typeface="Nirmala UI"/>
-        <a:font script="Osma" typeface="Ebrima"/>
-        <a:font script="Phag" typeface="Phagspa"/>
-        <a:font script="Syrn" typeface="Estrangelo Edessa"/>
-        <a:font script="Syrj" typeface="Estrangelo Edessa"/>
-        <a:font script="Syre" typeface="Estrangelo Edessa"/>
-        <a:font script="Sora" typeface="Nirmala UI"/>
-        <a:font script="Tale" typeface="Microsoft Tai Le"/>
-        <a:font script="Talu" typeface="Microsoft New Tai Lue"/>
-        <a:font script="Tfng" typeface="Ebrima"/>
       </a:minorFont>
     </a:fontScheme>
     <a:fmtScheme name="Office">
@@ -13154,141 +13036,200 @@
           <a:gsLst>
             <a:gs pos="0">
               <a:schemeClr val="phClr">
-                <a:lumMod val="110000"/>
-                <a:satMod val="105000"/>
-                <a:tint val="67000"/>
+                <a:tint val="50000"/>
+                <a:satMod val="300000"/>
               </a:schemeClr>
             </a:gs>
-            <a:gs pos="50000">
+            <a:gs pos="35000">
               <a:schemeClr val="phClr">
-                <a:lumMod val="105000"/>
-                <a:satMod val="103000"/>
-                <a:tint val="73000"/>
+                <a:tint val="37000"/>
+                <a:satMod val="300000"/>
               </a:schemeClr>
             </a:gs>
             <a:gs pos="100000">
               <a:schemeClr val="phClr">
-                <a:lumMod val="105000"/>
-                <a:satMod val="109000"/>
-                <a:tint val="81000"/>
+                <a:tint val="15000"/>
+                <a:satMod val="350000"/>
               </a:schemeClr>
             </a:gs>
           </a:gsLst>
-          <a:lin ang="5400000" scaled="0"/>
+          <a:lin ang="16200000" scaled="1"/>
         </a:gradFill>
         <a:gradFill rotWithShape="1">
           <a:gsLst>
             <a:gs pos="0">
               <a:schemeClr val="phClr">
-                <a:satMod val="103000"/>
-                <a:lumMod val="102000"/>
-                <a:tint val="94000"/>
-              </a:schemeClr>
-            </a:gs>
-            <a:gs pos="50000">
-              <a:schemeClr val="phClr">
-                <a:satMod val="110000"/>
-                <a:lumMod val="100000"/>
+                <a:tint val="100000"/>
                 <a:shade val="100000"/>
+                <a:satMod val="130000"/>
               </a:schemeClr>
             </a:gs>
             <a:gs pos="100000">
               <a:schemeClr val="phClr">
-                <a:lumMod val="99000"/>
-                <a:satMod val="120000"/>
-                <a:shade val="78000"/>
+                <a:tint val="50000"/>
+                <a:shade val="100000"/>
+                <a:satMod val="350000"/>
               </a:schemeClr>
             </a:gs>
           </a:gsLst>
-          <a:lin ang="5400000" scaled="0"/>
+          <a:lin ang="16200000" scaled="0"/>
         </a:gradFill>
       </a:fillStyleLst>
       <a:lnStyleLst>
-        <a:ln w="6350" cap="flat" cmpd="sng" algn="ctr">
+        <a:ln w="9525" cap="flat" cmpd="sng" algn="ctr">
+          <a:solidFill>
+            <a:schemeClr val="phClr">
+              <a:shade val="95000"/>
+              <a:satMod val="105000"/>
+            </a:schemeClr>
+          </a:solidFill>
+          <a:prstDash val="solid"/>
+        </a:ln>
+        <a:ln w="25400" cap="flat" cmpd="sng" algn="ctr">
           <a:solidFill>
             <a:schemeClr val="phClr"/>
           </a:solidFill>
           <a:prstDash val="solid"/>
-          <a:miter lim="800000"/>
         </a:ln>
-        <a:ln w="12700" cap="flat" cmpd="sng" algn="ctr">
+        <a:ln w="38100" cap="flat" cmpd="sng" algn="ctr">
           <a:solidFill>
             <a:schemeClr val="phClr"/>
           </a:solidFill>
           <a:prstDash val="solid"/>
-          <a:miter lim="800000"/>
-        </a:ln>
-        <a:ln w="19050" cap="flat" cmpd="sng" algn="ctr">
-          <a:solidFill>
-            <a:schemeClr val="phClr"/>
-          </a:solidFill>
-          <a:prstDash val="solid"/>
-          <a:miter lim="800000"/>
         </a:ln>
       </a:lnStyleLst>
       <a:effectStyleLst>
         <a:effectStyle>
-          <a:effectLst/>
-        </a:effectStyle>
-        <a:effectStyle>
-          <a:effectLst/>
+          <a:effectLst>
+            <a:outerShdw blurRad="40000" dist="20000" dir="5400000" rotWithShape="0">
+              <a:srgbClr val="000000">
+                <a:alpha val="38000"/>
+              </a:srgbClr>
+            </a:outerShdw>
+          </a:effectLst>
         </a:effectStyle>
         <a:effectStyle>
           <a:effectLst>
-            <a:outerShdw blurRad="57150" dist="19050" dir="5400000" algn="ctr" rotWithShape="0">
+            <a:outerShdw blurRad="40000" dist="23000" dir="5400000" rotWithShape="0">
               <a:srgbClr val="000000">
-                <a:alpha val="63000"/>
+                <a:alpha val="35000"/>
               </a:srgbClr>
             </a:outerShdw>
           </a:effectLst>
+        </a:effectStyle>
+        <a:effectStyle>
+          <a:effectLst>
+            <a:outerShdw blurRad="40000" dist="23000" dir="5400000" rotWithShape="0">
+              <a:srgbClr val="000000">
+                <a:alpha val="35000"/>
+              </a:srgbClr>
+            </a:outerShdw>
+          </a:effectLst>
+          <a:scene3d>
+            <a:camera prst="orthographicFront">
+              <a:rot lat="0" lon="0" rev="0"/>
+            </a:camera>
+            <a:lightRig rig="threePt" dir="t">
+              <a:rot lat="0" lon="0" rev="1200000"/>
+            </a:lightRig>
+          </a:scene3d>
+          <a:sp3d>
+            <a:bevelT w="63500" h="25400"/>
+          </a:sp3d>
         </a:effectStyle>
       </a:effectStyleLst>
       <a:bgFillStyleLst>
         <a:solidFill>
           <a:schemeClr val="phClr"/>
         </a:solidFill>
-        <a:solidFill>
-          <a:schemeClr val="phClr">
-            <a:tint val="95000"/>
-            <a:satMod val="170000"/>
-          </a:schemeClr>
-        </a:solidFill>
         <a:gradFill rotWithShape="1">
           <a:gsLst>
             <a:gs pos="0">
               <a:schemeClr val="phClr">
-                <a:tint val="93000"/>
-                <a:satMod val="150000"/>
-                <a:shade val="98000"/>
-                <a:lumMod val="102000"/>
+                <a:tint val="40000"/>
+                <a:satMod val="350000"/>
               </a:schemeClr>
             </a:gs>
-            <a:gs pos="50000">
+            <a:gs pos="40000">
               <a:schemeClr val="phClr">
-                <a:tint val="98000"/>
-                <a:satMod val="130000"/>
-                <a:shade val="90000"/>
-                <a:lumMod val="103000"/>
+                <a:tint val="45000"/>
+                <a:shade val="99000"/>
+                <a:satMod val="350000"/>
               </a:schemeClr>
             </a:gs>
             <a:gs pos="100000">
               <a:schemeClr val="phClr">
-                <a:shade val="63000"/>
-                <a:satMod val="120000"/>
+                <a:shade val="20000"/>
+                <a:satMod val="255000"/>
               </a:schemeClr>
             </a:gs>
           </a:gsLst>
-          <a:lin ang="5400000" scaled="0"/>
+          <a:path path="circle">
+            <a:fillToRect l="50000" t="-80000" r="50000" b="180000"/>
+          </a:path>
+        </a:gradFill>
+        <a:gradFill rotWithShape="1">
+          <a:gsLst>
+            <a:gs pos="0">
+              <a:schemeClr val="phClr">
+                <a:tint val="80000"/>
+                <a:satMod val="300000"/>
+              </a:schemeClr>
+            </a:gs>
+            <a:gs pos="100000">
+              <a:schemeClr val="phClr">
+                <a:shade val="30000"/>
+                <a:satMod val="200000"/>
+              </a:schemeClr>
+            </a:gs>
+          </a:gsLst>
+          <a:path path="circle">
+            <a:fillToRect l="50000" t="50000" r="50000" b="50000"/>
+          </a:path>
         </a:gradFill>
       </a:bgFillStyleLst>
     </a:fmtScheme>
   </a:themeElements>
-  <a:objectDefaults/>
+  <a:objectDefaults>
+    <a:spDef>
+      <a:spPr/>
+      <a:bodyPr/>
+      <a:lstStyle/>
+      <a:style>
+        <a:lnRef idx="1">
+          <a:schemeClr val="accent1"/>
+        </a:lnRef>
+        <a:fillRef idx="3">
+          <a:schemeClr val="accent1"/>
+        </a:fillRef>
+        <a:effectRef idx="2">
+          <a:schemeClr val="accent1"/>
+        </a:effectRef>
+        <a:fontRef idx="minor">
+          <a:schemeClr val="lt1"/>
+        </a:fontRef>
+      </a:style>
+    </a:spDef>
+    <a:lnDef>
+      <a:spPr/>
+      <a:bodyPr/>
+      <a:lstStyle/>
+      <a:style>
+        <a:lnRef idx="2">
+          <a:schemeClr val="accent1"/>
+        </a:lnRef>
+        <a:fillRef idx="0">
+          <a:schemeClr val="accent1"/>
+        </a:fillRef>
+        <a:effectRef idx="1">
+          <a:schemeClr val="accent1"/>
+        </a:effectRef>
+        <a:fontRef idx="minor">
+          <a:schemeClr val="tx1"/>
+        </a:fontRef>
+      </a:style>
+    </a:lnDef>
+  </a:objectDefaults>
   <a:extraClrSchemeLst/>
-  <a:extLst>
-    <a:ext uri="{05A4C25C-085E-4340-85A3-A5531E510DB2}">
-      <thm15:themeFamily xmlns:thm15="http://schemas.microsoft.com/office/thememl/2012/main" name="Office Theme" id="{2E142A2C-CD16-42D6-873A-C26D2A0506FA}" vid="{1BDDFF52-6CD6-40A5-AB3C-68EB2F1E4D0A}"/>
-    </a:ext>
-  </a:extLst>
 </a:theme>
 </file>
--- a/docs/module03.docx
+++ b/docs/module03.docx
@@ -1040,7 +1040,7 @@
                     <a:graphicData uri="http://schemas.openxmlformats.org/drawingml/2006/picture">
                       <pic:pic>
                         <pic:nvPicPr>
-                          <pic:cNvPr descr="C:\Program Files\RStudio\resources\app\bin\quarto\share\formats\docx\important.png" id="32" name="Picture"/>
+                          <pic:cNvPr descr="C:\PROGRA~1\RStudio\RESOUR~1\app\bin\quarto\share\formats\docx\important.png" id="32" name="Picture"/>
                           <pic:cNvPicPr>
                             <a:picLocks noChangeArrowheads="1" noChangeAspect="1"/>
                           </pic:cNvPicPr>
@@ -3008,7 +3008,7 @@
                     <a:graphicData uri="http://schemas.openxmlformats.org/drawingml/2006/picture">
                       <pic:pic>
                         <pic:nvPicPr>
-                          <pic:cNvPr descr="C:\Program Files\RStudio\resources\app\bin\quarto\share\formats\docx\warning.png" id="40" name="Picture"/>
+                          <pic:cNvPr descr="C:\PROGRA~1\RStudio\RESOUR~1\app\bin\quarto\share\formats\docx\warning.png" id="40" name="Picture"/>
                           <pic:cNvPicPr>
                             <a:picLocks noChangeArrowheads="1" noChangeAspect="1"/>
                           </pic:cNvPicPr>
@@ -3490,7 +3490,7 @@
                     <a:graphicData uri="http://schemas.openxmlformats.org/drawingml/2006/picture">
                       <pic:pic>
                         <pic:nvPicPr>
-                          <pic:cNvPr descr="C:\Program Files\RStudio\resources\app\bin\quarto\share\formats\docx\note.png" id="47" name="Picture"/>
+                          <pic:cNvPr descr="C:\PROGRA~1\RStudio\RESOUR~1\app\bin\quarto\share\formats\docx\note.png" id="47" name="Picture"/>
                           <pic:cNvPicPr>
                             <a:picLocks noChangeArrowheads="1" noChangeAspect="1"/>
                           </pic:cNvPicPr>
@@ -4201,7 +4201,7 @@
                     <a:graphicData uri="http://schemas.openxmlformats.org/drawingml/2006/picture">
                       <pic:pic>
                         <pic:nvPicPr>
-                          <pic:cNvPr descr="C:\Program Files\RStudio\resources\app\bin\quarto\share\formats\docx\warning.png" id="54" name="Picture"/>
+                          <pic:cNvPr descr="C:\PROGRA~1\RStudio\RESOUR~1\app\bin\quarto\share\formats\docx\warning.png" id="54" name="Picture"/>
                           <pic:cNvPicPr>
                             <a:picLocks noChangeArrowheads="1" noChangeAspect="1"/>
                           </pic:cNvPicPr>
@@ -4568,7 +4568,7 @@
                     <a:graphicData uri="http://schemas.openxmlformats.org/drawingml/2006/picture">
                       <pic:pic>
                         <pic:nvPicPr>
-                          <pic:cNvPr descr="C:\Program Files\RStudio\resources\app\bin\quarto\share\formats\docx\warning.png" id="57" name="Picture"/>
+                          <pic:cNvPr descr="C:\PROGRA~1\RStudio\RESOUR~1\app\bin\quarto\share\formats\docx\warning.png" id="57" name="Picture"/>
                           <pic:cNvPicPr>
                             <a:picLocks noChangeArrowheads="1" noChangeAspect="1"/>
                           </pic:cNvPicPr>
@@ -7884,7 +7884,7 @@
                     <a:graphicData uri="http://schemas.openxmlformats.org/drawingml/2006/picture">
                       <pic:pic>
                         <pic:nvPicPr>
-                          <pic:cNvPr descr="C:\Program Files\RStudio\resources\app\bin\quarto\share\formats\docx\note.png" id="70" name="Picture"/>
+                          <pic:cNvPr descr="C:\PROGRA~1\RStudio\RESOUR~1\app\bin\quarto\share\formats\docx\note.png" id="70" name="Picture"/>
                           <pic:cNvPicPr>
                             <a:picLocks noChangeArrowheads="1" noChangeAspect="1"/>
                           </pic:cNvPicPr>
@@ -8779,7 +8779,7 @@
                     <a:graphicData uri="http://schemas.openxmlformats.org/drawingml/2006/picture">
                       <pic:pic>
                         <pic:nvPicPr>
-                          <pic:cNvPr descr="C:\Program Files\RStudio\resources\app\bin\quarto\share\formats\docx\note.png" id="73" name="Picture"/>
+                          <pic:cNvPr descr="C:\PROGRA~1\RStudio\RESOUR~1\app\bin\quarto\share\formats\docx\note.png" id="73" name="Picture"/>
                           <pic:cNvPicPr>
                             <a:picLocks noChangeArrowheads="1" noChangeAspect="1"/>
                           </pic:cNvPicPr>
@@ -9797,7 +9797,7 @@
                     <a:graphicData uri="http://schemas.openxmlformats.org/drawingml/2006/picture">
                       <pic:pic>
                         <pic:nvPicPr>
-                          <pic:cNvPr descr="C:\Program Files\RStudio\resources\app\bin\quarto\share\formats\docx\note.png" id="83" name="Picture"/>
+                          <pic:cNvPr descr="C:\PROGRA~1\RStudio\RESOUR~1\app\bin\quarto\share\formats\docx\note.png" id="83" name="Picture"/>
                           <pic:cNvPicPr>
                             <a:picLocks noChangeArrowheads="1" noChangeAspect="1"/>
                           </pic:cNvPicPr>
@@ -10480,7 +10480,7 @@
                     <a:graphicData uri="http://schemas.openxmlformats.org/drawingml/2006/picture">
                       <pic:pic>
                         <pic:nvPicPr>
-                          <pic:cNvPr descr="C:\Program Files\RStudio\resources\app\bin\quarto\share\formats\docx\note.png" id="86" name="Picture"/>
+                          <pic:cNvPr descr="C:\PROGRA~1\RStudio\RESOUR~1\app\bin\quarto\share\formats\docx\note.png" id="86" name="Picture"/>
                           <pic:cNvPicPr>
                             <a:picLocks noChangeArrowheads="1" noChangeAspect="1"/>
                           </pic:cNvPicPr>

--- a/docs/module03.docx
+++ b/docs/module03.docx
@@ -7,13 +7,7 @@
         <w:pStyle w:val="Title"/>
       </w:pPr>
       <w:r>
-        <w:t xml:space="preserve">Module</w:t>
-      </w:r>
-      <w:r>
-        <w:t xml:space="preserve"> </w:t>
-      </w:r>
-      <w:r>
-        <w:t xml:space="preserve">3</w:t>
+        <w:t xml:space="preserve">Module 3</w:t>
       </w:r>
     </w:p>
     <w:p>
@@ -77,24 +71,24 @@
       </w:r>
       <w:r>
         <w:rPr>
+          <w:i/>
           <w:iCs/>
+        </w:rPr>
+        <w:t xml:space="preserve">none of the demographic information</w:t>
+      </w:r>
+      <w:r>
+        <w:t xml:space="preserve"> </w:t>
+      </w:r>
+      <w:r>
+        <w:t xml:space="preserve">(e.g., age, sex) has been included in the data. In fact, it turns out that the nurse aboard the S.S. Rainbow Cake takes</w:t>
+      </w:r>
+      <w:r>
+        <w:t xml:space="preserve"> </w:t>
+      </w:r>
+      <w:r>
+        <w:rPr>
           <w:i/>
-        </w:rPr>
-        <w:t xml:space="preserve">none of the demographic information</w:t>
-      </w:r>
-      <w:r>
-        <w:t xml:space="preserve"> </w:t>
-      </w:r>
-      <w:r>
-        <w:t xml:space="preserve">(e.g., age, sex) has been included in the data. In fact, it turns out that the nurse aboard the S.S. Rainbow Cake takes</w:t>
-      </w:r>
-      <w:r>
-        <w:t xml:space="preserve"> </w:t>
-      </w:r>
-      <w:r>
-        <w:rPr>
           <w:iCs/>
-          <w:i/>
         </w:rPr>
         <w:t xml:space="preserve">personal data confidentiality</w:t>
       </w:r>
@@ -133,35 +127,35 @@
     </w:p>
     <w:p>
       <w:pPr>
+        <w:pStyle w:val="Compact"/>
         <w:numPr>
           <w:ilvl w:val="0"/>
           <w:numId w:val="1001"/>
         </w:numPr>
+      </w:pPr>
+      <w:r>
+        <w:t xml:space="preserve">Describe your plan for combining multiple datasets together.</w:t>
+      </w:r>
+    </w:p>
+    <w:p>
+      <w:pPr>
         <w:pStyle w:val="Compact"/>
-      </w:pPr>
-      <w:r>
-        <w:t xml:space="preserve">Describe your plan for combining multiple datasets together.</w:t>
-      </w:r>
-    </w:p>
-    <w:p>
-      <w:pPr>
         <w:numPr>
           <w:ilvl w:val="0"/>
           <w:numId w:val="1001"/>
         </w:numPr>
+      </w:pPr>
+      <w:r>
+        <w:t xml:space="preserve">Combine multiple datasets using Tidyverse syntax.</w:t>
+      </w:r>
+    </w:p>
+    <w:p>
+      <w:pPr>
         <w:pStyle w:val="Compact"/>
-      </w:pPr>
-      <w:r>
-        <w:t xml:space="preserve">Combine multiple datasets using Tidyverse syntax.</w:t>
-      </w:r>
-    </w:p>
-    <w:p>
-      <w:pPr>
         <w:numPr>
           <w:ilvl w:val="0"/>
           <w:numId w:val="1001"/>
         </w:numPr>
-        <w:pStyle w:val="Compact"/>
       </w:pPr>
       <w:r>
         <w:t xml:space="preserve">Explain use-cases for several different types of data-join operations.</w:t>
@@ -214,16 +208,28 @@
       </w:r>
       <w:r>
         <w:rPr>
+          <w:b/>
           <w:bCs/>
+        </w:rPr>
+        <w:t xml:space="preserve">Module3</w:t>
+      </w:r>
+      <w:r>
+        <w:t xml:space="preserve"> </w:t>
+      </w:r>
+      <w:r>
+        <w:t xml:space="preserve">datsets folder you should see the following files, that correspond to data extracts related to passengers with abdominal pain complaints:</w:t>
+      </w:r>
+    </w:p>
+    <w:p>
+      <w:pPr>
+        <w:pStyle w:val="BlockText"/>
+      </w:pPr>
+      <w:r>
+        <w:rPr>
           <w:b/>
-        </w:rPr>
-        <w:t xml:space="preserve">Module3</w:t>
-      </w:r>
-      <w:r>
-        <w:t xml:space="preserve"> </w:t>
-      </w:r>
-      <w:r>
-        <w:t xml:space="preserve">datsets folder you should see the following files, that correspond to data extracts related to passengers with abdominal pain complaints:</w:t>
+          <w:bCs/>
+        </w:rPr>
+        <w:t xml:space="preserve">abdo_Feb10.tsv</w:t>
       </w:r>
     </w:p>
     <w:p>
@@ -232,10 +238,22 @@
       </w:pPr>
       <w:r>
         <w:rPr>
+          <w:b/>
           <w:bCs/>
+        </w:rPr>
+        <w:t xml:space="preserve">abdo_Feb11.tsv</w:t>
+      </w:r>
+    </w:p>
+    <w:p>
+      <w:pPr>
+        <w:pStyle w:val="BlockText"/>
+      </w:pPr>
+      <w:r>
+        <w:rPr>
           <w:b/>
-        </w:rPr>
-        <w:t xml:space="preserve">abdo_Feb10.tsv</w:t>
+          <w:bCs/>
+        </w:rPr>
+        <w:t xml:space="preserve">abdo_Feb12.tsv</w:t>
       </w:r>
     </w:p>
     <w:p>
@@ -244,62 +262,38 @@
       </w:pPr>
       <w:r>
         <w:rPr>
+          <w:b/>
           <w:bCs/>
+        </w:rPr>
+        <w:t xml:space="preserve">abdo_Feb13.tsv</w:t>
+      </w:r>
+    </w:p>
+    <w:p>
+      <w:pPr>
+        <w:pStyle w:val="BlockText"/>
+      </w:pPr>
+      <w:r>
+        <w:rPr>
           <w:b/>
-        </w:rPr>
-        <w:t xml:space="preserve">abdo_Feb11.tsv</w:t>
-      </w:r>
-    </w:p>
-    <w:p>
-      <w:pPr>
-        <w:pStyle w:val="BlockText"/>
-      </w:pPr>
-      <w:r>
-        <w:rPr>
           <w:bCs/>
+        </w:rPr>
+        <w:t xml:space="preserve">abdo_Feb14.tsv</w:t>
+      </w:r>
+    </w:p>
+    <w:p>
+      <w:pPr>
+        <w:pStyle w:val="FirstParagraph"/>
+      </w:pPr>
+      <w:r>
+        <w:t xml:space="preserve">Each of the</w:t>
+      </w:r>
+      <w:r>
+        <w:t xml:space="preserve"> </w:t>
+      </w:r>
+      <w:r>
+        <w:rPr>
           <w:b/>
-        </w:rPr>
-        <w:t xml:space="preserve">abdo_Feb12.tsv</w:t>
-      </w:r>
-    </w:p>
-    <w:p>
-      <w:pPr>
-        <w:pStyle w:val="BlockText"/>
-      </w:pPr>
-      <w:r>
-        <w:rPr>
           <w:bCs/>
-          <w:b/>
-        </w:rPr>
-        <w:t xml:space="preserve">abdo_Feb13.tsv</w:t>
-      </w:r>
-    </w:p>
-    <w:p>
-      <w:pPr>
-        <w:pStyle w:val="BlockText"/>
-      </w:pPr>
-      <w:r>
-        <w:rPr>
-          <w:bCs/>
-          <w:b/>
-        </w:rPr>
-        <w:t xml:space="preserve">abdo_Feb14.tsv</w:t>
-      </w:r>
-    </w:p>
-    <w:p>
-      <w:pPr>
-        <w:pStyle w:val="FirstParagraph"/>
-      </w:pPr>
-      <w:r>
-        <w:t xml:space="preserve">Each of the</w:t>
-      </w:r>
-      <w:r>
-        <w:t xml:space="preserve"> </w:t>
-      </w:r>
-      <w:r>
-        <w:rPr>
-          <w:bCs/>
-          <w:b/>
         </w:rPr>
         <w:t xml:space="preserve">abdo_</w:t>
       </w:r>
@@ -322,9 +316,8 @@
       <w:tblPr>
         <w:tblStyle w:val="Table"/>
         <w:tblW w:type="pct" w:w="5000"/>
+        <w:tblLayout w:type="fixed"/>
         <w:tblLook w:firstRow="1" w:lastRow="0" w:firstColumn="0" w:lastColumn="0" w:noHBand="0" w:noVBand="0" w:val="0020"/>
-        <w:jc w:val="start"/>
-        <w:tblLayout w:type="fixed"/>
         <w:tblCaption w:val="Data dictionary for data extracts from the ship infirmary"/>
       </w:tblPr>
       <w:tblGrid>
@@ -333,14 +326,13 @@
       </w:tblGrid>
       <w:tr>
         <w:trPr>
-          <w:tblHeader w:val="true"/>
+          <w:tblHeader w:val="on"/>
         </w:trPr>
         <w:tc>
           <w:tcPr/>
           <w:p>
             <w:pPr>
               <w:pStyle w:val="Compact"/>
-              <w:jc w:val="left"/>
             </w:pPr>
             <w:r>
               <w:t xml:space="preserve">Variable</w:t>
@@ -352,7 +344,6 @@
           <w:p>
             <w:pPr>
               <w:pStyle w:val="Compact"/>
-              <w:jc w:val="left"/>
             </w:pPr>
             <w:r>
               <w:t xml:space="preserve">Definition</w:t>
@@ -366,7 +357,6 @@
           <w:p>
             <w:pPr>
               <w:pStyle w:val="Compact"/>
-              <w:jc w:val="left"/>
             </w:pPr>
             <w:r>
               <w:t xml:space="preserve">Pass_ID</w:t>
@@ -378,7 +368,6 @@
           <w:p>
             <w:pPr>
               <w:pStyle w:val="Compact"/>
-              <w:jc w:val="left"/>
             </w:pPr>
             <w:r>
               <w:t xml:space="preserve">Unique identifier given to ship passengers</w:t>
@@ -392,7 +381,6 @@
           <w:p>
             <w:pPr>
               <w:pStyle w:val="Compact"/>
-              <w:jc w:val="left"/>
             </w:pPr>
             <w:r>
               <w:t xml:space="preserve">Recorded temperature</w:t>
@@ -404,7 +392,6 @@
           <w:p>
             <w:pPr>
               <w:pStyle w:val="Compact"/>
-              <w:jc w:val="left"/>
             </w:pPr>
             <w:r>
               <w:t xml:space="preserve">Oral temperature taken during medical visit (degrees celsius)</w:t>
@@ -418,7 +405,6 @@
           <w:p>
             <w:pPr>
               <w:pStyle w:val="Compact"/>
-              <w:jc w:val="left"/>
             </w:pPr>
             <w:r>
               <w:t xml:space="preserve">Recorded height</w:t>
@@ -430,7 +416,6 @@
           <w:p>
             <w:pPr>
               <w:pStyle w:val="Compact"/>
-              <w:jc w:val="left"/>
             </w:pPr>
             <w:r>
               <w:t xml:space="preserve">Passenger height measurements taken during medical visit (cm)</w:t>
@@ -444,7 +429,6 @@
           <w:p>
             <w:pPr>
               <w:pStyle w:val="Compact"/>
-              <w:jc w:val="left"/>
             </w:pPr>
             <w:r>
               <w:t xml:space="preserve">Recorded weight</w:t>
@@ -456,7 +440,6 @@
           <w:p>
             <w:pPr>
               <w:pStyle w:val="Compact"/>
-              <w:jc w:val="left"/>
             </w:pPr>
             <w:r>
               <w:t xml:space="preserve">Passenger weight measurement taken during medical visit (kg)</w:t>
@@ -470,7 +453,6 @@
           <w:p>
             <w:pPr>
               <w:pStyle w:val="Compact"/>
-              <w:jc w:val="left"/>
             </w:pPr>
             <w:r>
               <w:t xml:space="preserve">CEDIS</w:t>
@@ -482,7 +464,6 @@
           <w:p>
             <w:pPr>
               <w:pStyle w:val="Compact"/>
-              <w:jc w:val="left"/>
             </w:pPr>
             <w:r>
               <w:t xml:space="preserve">CEDIS Chief complaint code, input by nurse at check-in (see additional handout)</w:t>
@@ -521,8 +502,8 @@
       </w:r>
       <w:r>
         <w:rPr>
+          <w:b/>
           <w:bCs/>
-          <w:b/>
         </w:rPr>
         <w:t xml:space="preserve">much</w:t>
       </w:r>
@@ -545,9 +526,8 @@
       <w:tblPr>
         <w:tblStyle w:val="Table"/>
         <w:tblW w:type="pct" w:w="5000"/>
+        <w:tblLayout w:type="fixed"/>
         <w:tblLook w:firstRow="1" w:lastRow="0" w:firstColumn="0" w:lastColumn="0" w:noHBand="0" w:noVBand="0" w:val="0020"/>
-        <w:jc w:val="start"/>
-        <w:tblLayout w:type="fixed"/>
         <w:tblCaption w:val="Variables to keep from the passenger manifest"/>
       </w:tblPr>
       <w:tblGrid>
@@ -556,14 +536,13 @@
       </w:tblGrid>
       <w:tr>
         <w:trPr>
-          <w:tblHeader w:val="true"/>
+          <w:tblHeader w:val="on"/>
         </w:trPr>
         <w:tc>
           <w:tcPr/>
           <w:p>
             <w:pPr>
               <w:pStyle w:val="Compact"/>
-              <w:jc w:val="left"/>
             </w:pPr>
             <w:r>
               <w:t xml:space="preserve">Variable</w:t>
@@ -575,7 +554,6 @@
           <w:p>
             <w:pPr>
               <w:pStyle w:val="Compact"/>
-              <w:jc w:val="left"/>
             </w:pPr>
             <w:r>
               <w:t xml:space="preserve">Definition</w:t>
@@ -589,7 +567,6 @@
           <w:p>
             <w:pPr>
               <w:pStyle w:val="Compact"/>
-              <w:jc w:val="left"/>
             </w:pPr>
             <w:r>
               <w:t xml:space="preserve">Pass_ID</w:t>
@@ -601,7 +578,6 @@
           <w:p>
             <w:pPr>
               <w:pStyle w:val="Compact"/>
-              <w:jc w:val="left"/>
             </w:pPr>
             <w:r>
               <w:t xml:space="preserve">The unique identifier given to each passenger by the crew of the S. S. Rainbow Cake.</w:t>
@@ -615,7 +591,6 @@
           <w:p>
             <w:pPr>
               <w:pStyle w:val="Compact"/>
-              <w:jc w:val="left"/>
             </w:pPr>
             <w:r>
               <w:t xml:space="preserve">Age</w:t>
@@ -627,7 +602,6 @@
           <w:p>
             <w:pPr>
               <w:pStyle w:val="Compact"/>
-              <w:jc w:val="left"/>
             </w:pPr>
             <w:r>
               <w:t xml:space="preserve">Age of the passenger at the time of the cruise departure.</w:t>
@@ -641,7 +615,6 @@
           <w:p>
             <w:pPr>
               <w:pStyle w:val="Compact"/>
-              <w:jc w:val="left"/>
             </w:pPr>
             <w:r>
               <w:t xml:space="preserve">Gender</w:t>
@@ -653,7 +626,6 @@
           <w:p>
             <w:pPr>
               <w:pStyle w:val="Compact"/>
-              <w:jc w:val="left"/>
             </w:pPr>
             <w:r>
               <w:t xml:space="preserve">Reported gender of the passenger.</w:t>
@@ -667,7 +639,6 @@
           <w:p>
             <w:pPr>
               <w:pStyle w:val="Compact"/>
-              <w:jc w:val="left"/>
             </w:pPr>
             <w:r>
               <w:t xml:space="preserve">Member status</w:t>
@@ -679,7 +650,6 @@
           <w:p>
             <w:pPr>
               <w:pStyle w:val="Compact"/>
-              <w:jc w:val="left"/>
             </w:pPr>
             <w:r>
               <w:t xml:space="preserve">Which tier of rewards member. May determine access to different amenities or food items.</w:t>
@@ -693,7 +663,6 @@
           <w:p>
             <w:pPr>
               <w:pStyle w:val="Compact"/>
-              <w:jc w:val="left"/>
             </w:pPr>
             <w:r>
               <w:t xml:space="preserve">Boarding date</w:t>
@@ -705,7 +674,6 @@
           <w:p>
             <w:pPr>
               <w:pStyle w:val="Compact"/>
-              <w:jc w:val="left"/>
             </w:pPr>
             <w:r>
               <w:t xml:space="preserve">What date the passenger boarded the cruise ship.</w:t>
@@ -736,106 +704,100 @@
       </w:r>
       <w:r>
         <w:rPr>
+          <w:b/>
           <w:bCs/>
+        </w:rPr>
+        <w:t xml:space="preserve">abdo</w:t>
+      </w:r>
+      <w:r>
+        <w:t xml:space="preserve"> </w:t>
+      </w:r>
+      <w:r>
+        <w:t xml:space="preserve">datasets: these are all in the same format, but separated out for each day. We’ll want to</w:t>
+      </w:r>
+      <w:r>
+        <w:t xml:space="preserve"> </w:t>
+      </w:r>
+      <w:r>
+        <w:rPr>
           <w:b/>
-        </w:rPr>
-        <w:t xml:space="preserve">abdo</w:t>
-      </w:r>
-      <w:r>
-        <w:t xml:space="preserve"> </w:t>
-      </w:r>
-      <w:r>
-        <w:t xml:space="preserve">datasets: these are all in the same format, but separated out for each day. We’ll want to</w:t>
-      </w:r>
-      <w:r>
-        <w:t xml:space="preserve"> </w:t>
-      </w:r>
-      <w:r>
-        <w:rPr>
           <w:bCs/>
+        </w:rPr>
+        <w:t xml:space="preserve">append</w:t>
+      </w:r>
+      <w:r>
+        <w:t xml:space="preserve"> </w:t>
+      </w:r>
+      <w:r>
+        <w:t xml:space="preserve">these datasets together, and</w:t>
+      </w:r>
+      <w:r>
+        <w:t xml:space="preserve"> </w:t>
+      </w:r>
+      <w:r>
+        <w:rPr>
           <w:b/>
-        </w:rPr>
-        <w:t xml:space="preserve">append</w:t>
-      </w:r>
-      <w:r>
-        <w:t xml:space="preserve"> </w:t>
-      </w:r>
-      <w:r>
-        <w:t xml:space="preserve">these datasets together, and</w:t>
-      </w:r>
-      <w:r>
-        <w:t xml:space="preserve"> </w:t>
-      </w:r>
-      <w:r>
-        <w:rPr>
           <w:bCs/>
+        </w:rPr>
+        <w:t xml:space="preserve">create a new variable</w:t>
+      </w:r>
+      <w:r>
+        <w:t xml:space="preserve"> </w:t>
+      </w:r>
+      <w:r>
+        <w:t xml:space="preserve">to indicate what the date was that the symptoms were reported.</w:t>
+      </w:r>
+    </w:p>
+    <w:p>
+      <w:pPr>
+        <w:pStyle w:val="BodyText"/>
+      </w:pPr>
+      <w:r>
+        <w:t xml:space="preserve">For our append operation, we’ll be using the following function:</w:t>
+      </w:r>
+    </w:p>
+    <w:p>
+      <w:pPr>
+        <w:pStyle w:val="BlockText"/>
+      </w:pPr>
+      <w:r>
+        <w:rPr>
+          <w:rStyle w:val="VerbatimChar"/>
+        </w:rPr>
+        <w:t xml:space="preserve">bind_rows(dataset1, dataset2, etc..., .id = "id")</w:t>
+      </w:r>
+    </w:p>
+    <w:p>
+      <w:pPr>
+        <w:pStyle w:val="FirstParagraph"/>
+      </w:pPr>
+      <w:r>
+        <w:t xml:space="preserve">Simply, bind_rows will combine our data by stacking the rows on top of each other. Its important to ensure that all the column names are consistent, otherwise we’ll get a messy bunch of rows with mostly NA’s in them.</w:t>
+      </w:r>
+    </w:p>
+    <w:p>
+      <w:pPr>
+        <w:pStyle w:val="BodyText"/>
+      </w:pPr>
+      <w:r>
+        <w:t xml:space="preserve">The argument .id=</w:t>
+      </w:r>
+      <w:r>
+        <w:t xml:space="preserve">“id”</w:t>
+      </w:r>
+      <w:r>
+        <w:t xml:space="preserve"> </w:t>
+      </w:r>
+      <w:r>
+        <w:t xml:space="preserve">will produce a new column that contains a character string of the filename. This will then let us identify which observations were recorded on each day, and we can then</w:t>
+      </w:r>
+      <w:r>
+        <w:t xml:space="preserve"> </w:t>
+      </w:r>
+      <w:r>
+        <w:rPr>
           <w:b/>
-        </w:rPr>
-        <w:t xml:space="preserve">create a new variable</w:t>
-      </w:r>
-      <w:r>
-        <w:t xml:space="preserve"> </w:t>
-      </w:r>
-      <w:r>
-        <w:t xml:space="preserve">to indicate what the date was that the symptoms were reported.</w:t>
-      </w:r>
-    </w:p>
-    <w:p>
-      <w:pPr>
-        <w:pStyle w:val="BodyText"/>
-      </w:pPr>
-      <w:r>
-        <w:t xml:space="preserve">For our append operation, we’ll be using the following function:</w:t>
-      </w:r>
-    </w:p>
-    <w:p>
-      <w:pPr>
-        <w:pStyle w:val="BlockText"/>
-      </w:pPr>
-      <w:r>
-        <w:rPr>
-          <w:rStyle w:val="VerbatimChar"/>
-        </w:rPr>
-        <w:t xml:space="preserve">bind_rows(dataset1, dataset2, etc..., .id = "id")</w:t>
-      </w:r>
-    </w:p>
-    <w:p>
-      <w:pPr>
-        <w:pStyle w:val="FirstParagraph"/>
-      </w:pPr>
-      <w:r>
-        <w:t xml:space="preserve">Simply, bind_rows will combine our data by stacking the rows on top of each other. Its important to ensure that all the column names are consistent, otherwise we’ll get a messy bunch of rows with mostly NA’s in them.</w:t>
-      </w:r>
-    </w:p>
-    <w:p>
-      <w:pPr>
-        <w:pStyle w:val="BodyText"/>
-      </w:pPr>
-      <w:r>
-        <w:t xml:space="preserve">The argument .id=</w:t>
-      </w:r>
-      <w:r>
-        <w:t xml:space="preserve">“</w:t>
-      </w:r>
-      <w:r>
-        <w:t xml:space="preserve">id</w:t>
-      </w:r>
-      <w:r>
-        <w:t xml:space="preserve">”</w:t>
-      </w:r>
-      <w:r>
-        <w:t xml:space="preserve"> </w:t>
-      </w:r>
-      <w:r>
-        <w:t xml:space="preserve">will produce a new column that contains a character string of the filename. This will then let us identify which observations were recorded on each day, and we can then</w:t>
-      </w:r>
-      <w:r>
-        <w:t xml:space="preserve"> </w:t>
-      </w:r>
-      <w:r>
-        <w:rPr>
           <w:bCs/>
-          <w:b/>
         </w:rPr>
         <w:t xml:space="preserve">mutate()</w:t>
       </w:r>
@@ -913,24 +875,24 @@
       </w:r>
       <w:r>
         <w:rPr>
+          <w:b/>
           <w:bCs/>
+        </w:rPr>
+        <w:t xml:space="preserve">abdo dataset</w:t>
+      </w:r>
+      <w:r>
+        <w:t xml:space="preserve"> </w:t>
+      </w:r>
+      <w:r>
+        <w:t xml:space="preserve">in place, we can turn our attention to the</w:t>
+      </w:r>
+      <w:r>
+        <w:t xml:space="preserve"> </w:t>
+      </w:r>
+      <w:r>
+        <w:rPr>
           <w:b/>
-        </w:rPr>
-        <w:t xml:space="preserve">abdo dataset</w:t>
-      </w:r>
-      <w:r>
-        <w:t xml:space="preserve"> </w:t>
-      </w:r>
-      <w:r>
-        <w:t xml:space="preserve">in place, we can turn our attention to the</w:t>
-      </w:r>
-      <w:r>
-        <w:t xml:space="preserve"> </w:t>
-      </w:r>
-      <w:r>
-        <w:rPr>
           <w:bCs/>
-          <w:b/>
         </w:rPr>
         <w:t xml:space="preserve">passenger manifest file</w:t>
       </w:r>
@@ -998,17 +960,16 @@
         <w:tblStyle w:val="Table"/>
         <w:tblLook w:firstRow="0" w:lastRow="0" w:firstColumn="0" w:lastColumn="0" w:noHBand="0" w:noVBand="0" w:val="0000"/>
         <w:tblBorders>
+          <w:top w:val="single" w:sz="4" w:space="0" w:color="CC1914"/>
           <w:left w:val="single" w:sz="24" w:space="0" w:color="CC1914"/>
+          <w:bottom w:val="single" w:sz="4" w:space="0" w:color="CC1914"/>
           <w:right w:val="single" w:sz="4" w:space="0" w:color="CC1914"/>
-          <w:top w:val="single" w:sz="4" w:space="0" w:color="CC1914"/>
-          <w:bottom w:val="single" w:sz="4" w:space="0" w:color="CC1914"/>
         </w:tblBorders>
         <w:tblCellMar>
           <w:left w:w="144" w:type="dxa"/>
           <w:right w:w="144" w:type="dxa"/>
         </w:tblCellMar>
-        <w:tblInd w:w="164" w:type="dxa"/>
-        <w:tblW w:type="pct" w:w="100%"/>
+        <w:tblLook w:firstRow="0" w:lastRow="0" w:firstColumn="0" w:lastColumn="0" w:noHBand="0" w:noVBand="0" w:val="0000"/>
       </w:tblPr>
       <w:tr>
         <w:trPr>
@@ -1040,7 +1001,7 @@
                     <a:graphicData uri="http://schemas.openxmlformats.org/drawingml/2006/picture">
                       <pic:pic>
                         <pic:nvPicPr>
-                          <pic:cNvPr descr="C:\PROGRA~1\RStudio\RESOUR~1\app\bin\quarto\share\formats\docx\important.png" id="32" name="Picture"/>
+                          <pic:cNvPr descr="C:\Users\BHETMAN\AppData\Local\Programs\Quarto\share\formats\docx\important.png" id="32" name="Picture"/>
                           <pic:cNvPicPr>
                             <a:picLocks noChangeArrowheads="1" noChangeAspect="1"/>
                           </pic:cNvPicPr>
@@ -1110,8 +1071,8 @@
             </w:r>
             <w:r>
               <w:rPr>
+                <w:b/>
                 <w:bCs/>
-                <w:b/>
               </w:rPr>
               <w:t xml:space="preserve">order</w:t>
             </w:r>
@@ -1153,6 +1114,7 @@
               <w:t xml:space="preserve">!</w:t>
             </w:r>
           </w:p>
+          <w:p/>
         </w:tc>
       </w:tr>
     </w:tbl>
@@ -1763,733 +1725,721 @@
       </w:r>
       <w:r>
         <w:rPr>
+          <w:b/>
           <w:bCs/>
+        </w:rPr>
+        <w:t xml:space="preserve">bind_rows()</w:t>
+      </w:r>
+      <w:r>
+        <w:t xml:space="preserve"> </w:t>
+      </w:r>
+      <w:r>
+        <w:t xml:space="preserve">function.</w:t>
+      </w:r>
+    </w:p>
+    <w:p>
+      <w:pPr>
+        <w:pStyle w:val="SourceCode"/>
+      </w:pPr>
+      <w:r>
+        <w:br/>
+      </w:r>
+      <w:r>
+        <w:rPr>
+          <w:rStyle w:val="NormalTok"/>
+        </w:rPr>
+        <w:t xml:space="preserve">abdo_combined </w:t>
+      </w:r>
+      <w:r>
+        <w:rPr>
+          <w:rStyle w:val="OtherTok"/>
+        </w:rPr>
+        <w:t xml:space="preserve">&lt;-</w:t>
+      </w:r>
+      <w:r>
+        <w:rPr>
+          <w:rStyle w:val="NormalTok"/>
+        </w:rPr>
+        <w:t xml:space="preserve"> </w:t>
+      </w:r>
+      <w:r>
+        <w:rPr>
+          <w:rStyle w:val="FunctionTok"/>
+        </w:rPr>
+        <w:t xml:space="preserve">bind_rows</w:t>
+      </w:r>
+      <w:r>
+        <w:rPr>
+          <w:rStyle w:val="NormalTok"/>
+        </w:rPr>
+        <w:t xml:space="preserve">(abdo_feb10,</w:t>
+      </w:r>
+      <w:r>
+        <w:br/>
+      </w:r>
+      <w:r>
+        <w:rPr>
+          <w:rStyle w:val="NormalTok"/>
+        </w:rPr>
+        <w:t xml:space="preserve">                           abdo_feb11,</w:t>
+      </w:r>
+      <w:r>
+        <w:br/>
+      </w:r>
+      <w:r>
+        <w:rPr>
+          <w:rStyle w:val="NormalTok"/>
+        </w:rPr>
+        <w:t xml:space="preserve">                           abdo_feb12,</w:t>
+      </w:r>
+      <w:r>
+        <w:br/>
+      </w:r>
+      <w:r>
+        <w:rPr>
+          <w:rStyle w:val="NormalTok"/>
+        </w:rPr>
+        <w:t xml:space="preserve">                           abdo_feb13,</w:t>
+      </w:r>
+      <w:r>
+        <w:br/>
+      </w:r>
+      <w:r>
+        <w:rPr>
+          <w:rStyle w:val="NormalTok"/>
+        </w:rPr>
+        <w:t xml:space="preserve">                           abdo_feb14,</w:t>
+      </w:r>
+      <w:r>
+        <w:br/>
+      </w:r>
+      <w:r>
+        <w:rPr>
+          <w:rStyle w:val="NormalTok"/>
+        </w:rPr>
+        <w:t xml:space="preserve">                           </w:t>
+      </w:r>
+      <w:r>
+        <w:rPr>
+          <w:rStyle w:val="AttributeTok"/>
+        </w:rPr>
+        <w:t xml:space="preserve">.id =</w:t>
+      </w:r>
+      <w:r>
+        <w:rPr>
+          <w:rStyle w:val="NormalTok"/>
+        </w:rPr>
+        <w:t xml:space="preserve"> </w:t>
+      </w:r>
+      <w:r>
+        <w:rPr>
+          <w:rStyle w:val="StringTok"/>
+        </w:rPr>
+        <w:t xml:space="preserve">"id"</w:t>
+      </w:r>
+      <w:r>
+        <w:rPr>
+          <w:rStyle w:val="NormalTok"/>
+        </w:rPr>
+        <w:t xml:space="preserve">)</w:t>
+      </w:r>
+    </w:p>
+    <w:p>
+      <w:pPr>
+        <w:pStyle w:val="FirstParagraph"/>
+      </w:pPr>
+      <w:r>
+        <w:t xml:space="preserve">Now that we have our combined abdo dataset, we can go ahead and mutate a new column based off our</w:t>
+      </w:r>
+      <w:r>
+        <w:t xml:space="preserve"> </w:t>
+      </w:r>
+      <w:r>
+        <w:t xml:space="preserve">‘id’</w:t>
+      </w:r>
+      <w:r>
+        <w:t xml:space="preserve"> </w:t>
+      </w:r>
+      <w:r>
+        <w:t xml:space="preserve">variable that was created when we used bind_rows. For this, we’ll revisit the case_when and ymd functions as well from Module 1.</w:t>
+      </w:r>
+    </w:p>
+    <w:p>
+      <w:pPr>
+        <w:pStyle w:val="SourceCode"/>
+      </w:pPr>
+      <w:r>
+        <w:rPr>
+          <w:rStyle w:val="NormalTok"/>
+        </w:rPr>
+        <w:t xml:space="preserve">abdo_combined_onset </w:t>
+      </w:r>
+      <w:r>
+        <w:rPr>
+          <w:rStyle w:val="OtherTok"/>
+        </w:rPr>
+        <w:t xml:space="preserve">&lt;-</w:t>
+      </w:r>
+      <w:r>
+        <w:rPr>
+          <w:rStyle w:val="NormalTok"/>
+        </w:rPr>
+        <w:t xml:space="preserve"> </w:t>
+      </w:r>
+      <w:r>
+        <w:br/>
+      </w:r>
+      <w:r>
+        <w:rPr>
+          <w:rStyle w:val="NormalTok"/>
+        </w:rPr>
+        <w:t xml:space="preserve">abdo_combined </w:t>
+      </w:r>
+      <w:r>
+        <w:rPr>
+          <w:rStyle w:val="SpecialCharTok"/>
+        </w:rPr>
+        <w:t xml:space="preserve">%&gt;%</w:t>
+      </w:r>
+      <w:r>
+        <w:rPr>
+          <w:rStyle w:val="NormalTok"/>
+        </w:rPr>
+        <w:t xml:space="preserve"> </w:t>
+      </w:r>
+      <w:r>
+        <w:br/>
+      </w:r>
+      <w:r>
+        <w:rPr>
+          <w:rStyle w:val="NormalTok"/>
+        </w:rPr>
+        <w:t xml:space="preserve">  </w:t>
+      </w:r>
+      <w:r>
+        <w:rPr>
+          <w:rStyle w:val="FunctionTok"/>
+        </w:rPr>
+        <w:t xml:space="preserve">mutate</w:t>
+      </w:r>
+      <w:r>
+        <w:rPr>
+          <w:rStyle w:val="NormalTok"/>
+        </w:rPr>
+        <w:t xml:space="preserve">(</w:t>
+      </w:r>
+      <w:r>
+        <w:rPr>
+          <w:rStyle w:val="AttributeTok"/>
+        </w:rPr>
+        <w:t xml:space="preserve">onset.date =</w:t>
+      </w:r>
+      <w:r>
+        <w:rPr>
+          <w:rStyle w:val="NormalTok"/>
+        </w:rPr>
+        <w:t xml:space="preserve"> </w:t>
+      </w:r>
+      <w:r>
+        <w:rPr>
+          <w:rStyle w:val="FunctionTok"/>
+        </w:rPr>
+        <w:t xml:space="preserve">case_when</w:t>
+      </w:r>
+      <w:r>
+        <w:rPr>
+          <w:rStyle w:val="NormalTok"/>
+        </w:rPr>
+        <w:t xml:space="preserve">(</w:t>
+      </w:r>
+      <w:r>
+        <w:br/>
+      </w:r>
+      <w:r>
+        <w:rPr>
+          <w:rStyle w:val="NormalTok"/>
+        </w:rPr>
+        <w:t xml:space="preserve">    id </w:t>
+      </w:r>
+      <w:r>
+        <w:rPr>
+          <w:rStyle w:val="SpecialCharTok"/>
+        </w:rPr>
+        <w:t xml:space="preserve">==</w:t>
+      </w:r>
+      <w:r>
+        <w:rPr>
+          <w:rStyle w:val="NormalTok"/>
+        </w:rPr>
+        <w:t xml:space="preserve"> </w:t>
+      </w:r>
+      <w:r>
+        <w:rPr>
+          <w:rStyle w:val="StringTok"/>
+        </w:rPr>
+        <w:t xml:space="preserve">"1"</w:t>
+      </w:r>
+      <w:r>
+        <w:rPr>
+          <w:rStyle w:val="NormalTok"/>
+        </w:rPr>
+        <w:t xml:space="preserve"> </w:t>
+      </w:r>
+      <w:r>
+        <w:rPr>
+          <w:rStyle w:val="SpecialCharTok"/>
+        </w:rPr>
+        <w:t xml:space="preserve">~</w:t>
+      </w:r>
+      <w:r>
+        <w:rPr>
+          <w:rStyle w:val="NormalTok"/>
+        </w:rPr>
+        <w:t xml:space="preserve"> </w:t>
+      </w:r>
+      <w:r>
+        <w:rPr>
+          <w:rStyle w:val="FunctionTok"/>
+        </w:rPr>
+        <w:t xml:space="preserve">ymd</w:t>
+      </w:r>
+      <w:r>
+        <w:rPr>
+          <w:rStyle w:val="NormalTok"/>
+        </w:rPr>
+        <w:t xml:space="preserve">(</w:t>
+      </w:r>
+      <w:r>
+        <w:rPr>
+          <w:rStyle w:val="StringTok"/>
+        </w:rPr>
+        <w:t xml:space="preserve">'2025-02-10'</w:t>
+      </w:r>
+      <w:r>
+        <w:rPr>
+          <w:rStyle w:val="NormalTok"/>
+        </w:rPr>
+        <w:t xml:space="preserve">),</w:t>
+      </w:r>
+      <w:r>
+        <w:br/>
+      </w:r>
+      <w:r>
+        <w:rPr>
+          <w:rStyle w:val="NormalTok"/>
+        </w:rPr>
+        <w:t xml:space="preserve">    id </w:t>
+      </w:r>
+      <w:r>
+        <w:rPr>
+          <w:rStyle w:val="SpecialCharTok"/>
+        </w:rPr>
+        <w:t xml:space="preserve">==</w:t>
+      </w:r>
+      <w:r>
+        <w:rPr>
+          <w:rStyle w:val="NormalTok"/>
+        </w:rPr>
+        <w:t xml:space="preserve"> </w:t>
+      </w:r>
+      <w:r>
+        <w:rPr>
+          <w:rStyle w:val="StringTok"/>
+        </w:rPr>
+        <w:t xml:space="preserve">"2"</w:t>
+      </w:r>
+      <w:r>
+        <w:rPr>
+          <w:rStyle w:val="NormalTok"/>
+        </w:rPr>
+        <w:t xml:space="preserve"> </w:t>
+      </w:r>
+      <w:r>
+        <w:rPr>
+          <w:rStyle w:val="SpecialCharTok"/>
+        </w:rPr>
+        <w:t xml:space="preserve">~</w:t>
+      </w:r>
+      <w:r>
+        <w:rPr>
+          <w:rStyle w:val="NormalTok"/>
+        </w:rPr>
+        <w:t xml:space="preserve"> </w:t>
+      </w:r>
+      <w:r>
+        <w:rPr>
+          <w:rStyle w:val="FunctionTok"/>
+        </w:rPr>
+        <w:t xml:space="preserve">ymd</w:t>
+      </w:r>
+      <w:r>
+        <w:rPr>
+          <w:rStyle w:val="NormalTok"/>
+        </w:rPr>
+        <w:t xml:space="preserve">(</w:t>
+      </w:r>
+      <w:r>
+        <w:rPr>
+          <w:rStyle w:val="StringTok"/>
+        </w:rPr>
+        <w:t xml:space="preserve">'2025-02-11'</w:t>
+      </w:r>
+      <w:r>
+        <w:rPr>
+          <w:rStyle w:val="NormalTok"/>
+        </w:rPr>
+        <w:t xml:space="preserve">),</w:t>
+      </w:r>
+      <w:r>
+        <w:br/>
+      </w:r>
+      <w:r>
+        <w:rPr>
+          <w:rStyle w:val="NormalTok"/>
+        </w:rPr>
+        <w:t xml:space="preserve">    id </w:t>
+      </w:r>
+      <w:r>
+        <w:rPr>
+          <w:rStyle w:val="SpecialCharTok"/>
+        </w:rPr>
+        <w:t xml:space="preserve">==</w:t>
+      </w:r>
+      <w:r>
+        <w:rPr>
+          <w:rStyle w:val="NormalTok"/>
+        </w:rPr>
+        <w:t xml:space="preserve"> </w:t>
+      </w:r>
+      <w:r>
+        <w:rPr>
+          <w:rStyle w:val="StringTok"/>
+        </w:rPr>
+        <w:t xml:space="preserve">"3"</w:t>
+      </w:r>
+      <w:r>
+        <w:rPr>
+          <w:rStyle w:val="NormalTok"/>
+        </w:rPr>
+        <w:t xml:space="preserve"> </w:t>
+      </w:r>
+      <w:r>
+        <w:rPr>
+          <w:rStyle w:val="SpecialCharTok"/>
+        </w:rPr>
+        <w:t xml:space="preserve">~</w:t>
+      </w:r>
+      <w:r>
+        <w:rPr>
+          <w:rStyle w:val="NormalTok"/>
+        </w:rPr>
+        <w:t xml:space="preserve"> </w:t>
+      </w:r>
+      <w:r>
+        <w:rPr>
+          <w:rStyle w:val="FunctionTok"/>
+        </w:rPr>
+        <w:t xml:space="preserve">ymd</w:t>
+      </w:r>
+      <w:r>
+        <w:rPr>
+          <w:rStyle w:val="NormalTok"/>
+        </w:rPr>
+        <w:t xml:space="preserve">(</w:t>
+      </w:r>
+      <w:r>
+        <w:rPr>
+          <w:rStyle w:val="StringTok"/>
+        </w:rPr>
+        <w:t xml:space="preserve">'2025-02-12'</w:t>
+      </w:r>
+      <w:r>
+        <w:rPr>
+          <w:rStyle w:val="NormalTok"/>
+        </w:rPr>
+        <w:t xml:space="preserve">),</w:t>
+      </w:r>
+      <w:r>
+        <w:br/>
+      </w:r>
+      <w:r>
+        <w:rPr>
+          <w:rStyle w:val="NormalTok"/>
+        </w:rPr>
+        <w:t xml:space="preserve">    id </w:t>
+      </w:r>
+      <w:r>
+        <w:rPr>
+          <w:rStyle w:val="SpecialCharTok"/>
+        </w:rPr>
+        <w:t xml:space="preserve">==</w:t>
+      </w:r>
+      <w:r>
+        <w:rPr>
+          <w:rStyle w:val="NormalTok"/>
+        </w:rPr>
+        <w:t xml:space="preserve"> </w:t>
+      </w:r>
+      <w:r>
+        <w:rPr>
+          <w:rStyle w:val="StringTok"/>
+        </w:rPr>
+        <w:t xml:space="preserve">"4"</w:t>
+      </w:r>
+      <w:r>
+        <w:rPr>
+          <w:rStyle w:val="NormalTok"/>
+        </w:rPr>
+        <w:t xml:space="preserve"> </w:t>
+      </w:r>
+      <w:r>
+        <w:rPr>
+          <w:rStyle w:val="SpecialCharTok"/>
+        </w:rPr>
+        <w:t xml:space="preserve">~</w:t>
+      </w:r>
+      <w:r>
+        <w:rPr>
+          <w:rStyle w:val="NormalTok"/>
+        </w:rPr>
+        <w:t xml:space="preserve"> </w:t>
+      </w:r>
+      <w:r>
+        <w:rPr>
+          <w:rStyle w:val="FunctionTok"/>
+        </w:rPr>
+        <w:t xml:space="preserve">ymd</w:t>
+      </w:r>
+      <w:r>
+        <w:rPr>
+          <w:rStyle w:val="NormalTok"/>
+        </w:rPr>
+        <w:t xml:space="preserve">(</w:t>
+      </w:r>
+      <w:r>
+        <w:rPr>
+          <w:rStyle w:val="StringTok"/>
+        </w:rPr>
+        <w:t xml:space="preserve">'2025-02-13'</w:t>
+      </w:r>
+      <w:r>
+        <w:rPr>
+          <w:rStyle w:val="NormalTok"/>
+        </w:rPr>
+        <w:t xml:space="preserve">),</w:t>
+      </w:r>
+      <w:r>
+        <w:br/>
+      </w:r>
+      <w:r>
+        <w:rPr>
+          <w:rStyle w:val="NormalTok"/>
+        </w:rPr>
+        <w:t xml:space="preserve">    id </w:t>
+      </w:r>
+      <w:r>
+        <w:rPr>
+          <w:rStyle w:val="SpecialCharTok"/>
+        </w:rPr>
+        <w:t xml:space="preserve">==</w:t>
+      </w:r>
+      <w:r>
+        <w:rPr>
+          <w:rStyle w:val="NormalTok"/>
+        </w:rPr>
+        <w:t xml:space="preserve"> </w:t>
+      </w:r>
+      <w:r>
+        <w:rPr>
+          <w:rStyle w:val="StringTok"/>
+        </w:rPr>
+        <w:t xml:space="preserve">"5"</w:t>
+      </w:r>
+      <w:r>
+        <w:rPr>
+          <w:rStyle w:val="NormalTok"/>
+        </w:rPr>
+        <w:t xml:space="preserve"> </w:t>
+      </w:r>
+      <w:r>
+        <w:rPr>
+          <w:rStyle w:val="SpecialCharTok"/>
+        </w:rPr>
+        <w:t xml:space="preserve">~</w:t>
+      </w:r>
+      <w:r>
+        <w:rPr>
+          <w:rStyle w:val="NormalTok"/>
+        </w:rPr>
+        <w:t xml:space="preserve"> </w:t>
+      </w:r>
+      <w:r>
+        <w:rPr>
+          <w:rStyle w:val="FunctionTok"/>
+        </w:rPr>
+        <w:t xml:space="preserve">ymd</w:t>
+      </w:r>
+      <w:r>
+        <w:rPr>
+          <w:rStyle w:val="NormalTok"/>
+        </w:rPr>
+        <w:t xml:space="preserve">(</w:t>
+      </w:r>
+      <w:r>
+        <w:rPr>
+          <w:rStyle w:val="StringTok"/>
+        </w:rPr>
+        <w:t xml:space="preserve">'2025-02-14'</w:t>
+      </w:r>
+      <w:r>
+        <w:rPr>
+          <w:rStyle w:val="NormalTok"/>
+        </w:rPr>
+        <w:t xml:space="preserve">)</w:t>
+      </w:r>
+      <w:r>
+        <w:br/>
+      </w:r>
+      <w:r>
+        <w:rPr>
+          <w:rStyle w:val="NormalTok"/>
+        </w:rPr>
+        <w:t xml:space="preserve">  ))</w:t>
+      </w:r>
+    </w:p>
+    <w:p>
+      <w:pPr>
+        <w:pStyle w:val="FirstParagraph"/>
+      </w:pPr>
+      <w:r>
+        <w:t xml:space="preserve">Now we can drop the</w:t>
+      </w:r>
+      <w:r>
+        <w:t xml:space="preserve"> </w:t>
+      </w:r>
+      <w:r>
+        <w:t xml:space="preserve">“id”</w:t>
+      </w:r>
+      <w:r>
+        <w:t xml:space="preserve"> </w:t>
+      </w:r>
+      <w:r>
+        <w:t xml:space="preserve">variable from our abdo_combined_onset dataset, and proceed to joining this dataset with our passenger manifest.</w:t>
+      </w:r>
+    </w:p>
+    <w:p>
+      <w:pPr>
+        <w:pStyle w:val="SourceCode"/>
+      </w:pPr>
+      <w:r>
+        <w:br/>
+      </w:r>
+      <w:r>
+        <w:rPr>
+          <w:rStyle w:val="NormalTok"/>
+        </w:rPr>
+        <w:t xml:space="preserve">abdo_combined_onset </w:t>
+      </w:r>
+      <w:r>
+        <w:rPr>
+          <w:rStyle w:val="OtherTok"/>
+        </w:rPr>
+        <w:t xml:space="preserve">&lt;-</w:t>
+      </w:r>
+      <w:r>
+        <w:rPr>
+          <w:rStyle w:val="NormalTok"/>
+        </w:rPr>
+        <w:t xml:space="preserve"> </w:t>
+      </w:r>
+      <w:r>
+        <w:br/>
+      </w:r>
+      <w:r>
+        <w:rPr>
+          <w:rStyle w:val="NormalTok"/>
+        </w:rPr>
+        <w:t xml:space="preserve">  abdo_combined_onset </w:t>
+      </w:r>
+      <w:r>
+        <w:rPr>
+          <w:rStyle w:val="SpecialCharTok"/>
+        </w:rPr>
+        <w:t xml:space="preserve">%&gt;%</w:t>
+      </w:r>
+      <w:r>
+        <w:rPr>
+          <w:rStyle w:val="NormalTok"/>
+        </w:rPr>
+        <w:t xml:space="preserve"> </w:t>
+      </w:r>
+      <w:r>
+        <w:rPr>
+          <w:rStyle w:val="FunctionTok"/>
+        </w:rPr>
+        <w:t xml:space="preserve">select</w:t>
+      </w:r>
+      <w:r>
+        <w:rPr>
+          <w:rStyle w:val="NormalTok"/>
+        </w:rPr>
+        <w:t xml:space="preserve">(</w:t>
+      </w:r>
+      <w:r>
+        <w:rPr>
+          <w:rStyle w:val="SpecialCharTok"/>
+        </w:rPr>
+        <w:t xml:space="preserve">-</w:t>
+      </w:r>
+      <w:r>
+        <w:rPr>
+          <w:rStyle w:val="NormalTok"/>
+        </w:rPr>
+        <w:t xml:space="preserve">id)</w:t>
+      </w:r>
+    </w:p>
+    <w:p>
+      <w:pPr>
+        <w:pStyle w:val="FirstParagraph"/>
+      </w:pPr>
+      <w:r>
+        <w:t xml:space="preserve">Before moving onto the passenger manifest, however, let’s clean up our workspace and remove the temporary objects that we created up till now.</w:t>
+      </w:r>
+    </w:p>
+    <w:p>
+      <w:pPr>
+        <w:pStyle w:val="SourceCode"/>
+      </w:pPr>
+      <w:r>
+        <w:br/>
+      </w:r>
+      <w:r>
+        <w:rPr>
+          <w:rStyle w:val="FunctionTok"/>
+        </w:rPr>
+        <w:t xml:space="preserve">rm</w:t>
+      </w:r>
+      <w:r>
+        <w:rPr>
+          <w:rStyle w:val="NormalTok"/>
+        </w:rPr>
+        <w:t xml:space="preserve">(abdo_combined, abdo_feb10, abdo_feb11, abdo_feb12, abdo_feb13, abdo_feb14, abdo_names)</w:t>
+      </w:r>
+    </w:p>
+    <w:p>
+      <w:pPr>
+        <w:pStyle w:val="FirstParagraph"/>
+      </w:pPr>
+      <w:r>
+        <w:t xml:space="preserve">Great - we should be just left with the</w:t>
+      </w:r>
+      <w:r>
+        <w:t xml:space="preserve"> </w:t>
+      </w:r>
+      <w:r>
+        <w:rPr>
           <w:b/>
-        </w:rPr>
-        <w:t xml:space="preserve">bind_rows()</w:t>
-      </w:r>
-      <w:r>
-        <w:t xml:space="preserve"> </w:t>
-      </w:r>
-      <w:r>
-        <w:t xml:space="preserve">function.</w:t>
-      </w:r>
-    </w:p>
-    <w:p>
-      <w:pPr>
-        <w:pStyle w:val="SourceCode"/>
-      </w:pPr>
-      <w:r>
-        <w:br/>
-      </w:r>
-      <w:r>
-        <w:rPr>
-          <w:rStyle w:val="NormalTok"/>
-        </w:rPr>
-        <w:t xml:space="preserve">abdo_combined </w:t>
-      </w:r>
-      <w:r>
-        <w:rPr>
-          <w:rStyle w:val="OtherTok"/>
-        </w:rPr>
-        <w:t xml:space="preserve">&lt;-</w:t>
-      </w:r>
-      <w:r>
-        <w:rPr>
-          <w:rStyle w:val="NormalTok"/>
-        </w:rPr>
-        <w:t xml:space="preserve"> </w:t>
-      </w:r>
-      <w:r>
-        <w:rPr>
-          <w:rStyle w:val="FunctionTok"/>
-        </w:rPr>
-        <w:t xml:space="preserve">bind_rows</w:t>
-      </w:r>
-      <w:r>
-        <w:rPr>
-          <w:rStyle w:val="NormalTok"/>
-        </w:rPr>
-        <w:t xml:space="preserve">(abdo_feb10,</w:t>
-      </w:r>
-      <w:r>
-        <w:br/>
-      </w:r>
-      <w:r>
-        <w:rPr>
-          <w:rStyle w:val="NormalTok"/>
-        </w:rPr>
-        <w:t xml:space="preserve">                           abdo_feb11,</w:t>
-      </w:r>
-      <w:r>
-        <w:br/>
-      </w:r>
-      <w:r>
-        <w:rPr>
-          <w:rStyle w:val="NormalTok"/>
-        </w:rPr>
-        <w:t xml:space="preserve">                           abdo_feb12,</w:t>
-      </w:r>
-      <w:r>
-        <w:br/>
-      </w:r>
-      <w:r>
-        <w:rPr>
-          <w:rStyle w:val="NormalTok"/>
-        </w:rPr>
-        <w:t xml:space="preserve">                           abdo_feb13,</w:t>
-      </w:r>
-      <w:r>
-        <w:br/>
-      </w:r>
-      <w:r>
-        <w:rPr>
-          <w:rStyle w:val="NormalTok"/>
-        </w:rPr>
-        <w:t xml:space="preserve">                           abdo_feb14,</w:t>
-      </w:r>
-      <w:r>
-        <w:br/>
-      </w:r>
-      <w:r>
-        <w:rPr>
-          <w:rStyle w:val="NormalTok"/>
-        </w:rPr>
-        <w:t xml:space="preserve">                           </w:t>
-      </w:r>
-      <w:r>
-        <w:rPr>
-          <w:rStyle w:val="AttributeTok"/>
-        </w:rPr>
-        <w:t xml:space="preserve">.id =</w:t>
-      </w:r>
-      <w:r>
-        <w:rPr>
-          <w:rStyle w:val="NormalTok"/>
-        </w:rPr>
-        <w:t xml:space="preserve"> </w:t>
-      </w:r>
-      <w:r>
-        <w:rPr>
-          <w:rStyle w:val="StringTok"/>
-        </w:rPr>
-        <w:t xml:space="preserve">"id"</w:t>
-      </w:r>
-      <w:r>
-        <w:rPr>
-          <w:rStyle w:val="NormalTok"/>
-        </w:rPr>
-        <w:t xml:space="preserve">)</w:t>
-      </w:r>
-    </w:p>
-    <w:p>
-      <w:pPr>
-        <w:pStyle w:val="FirstParagraph"/>
-      </w:pPr>
-      <w:r>
-        <w:t xml:space="preserve">Now that we have our combined abdo dataset, we can go ahead and mutate a new column based off our</w:t>
-      </w:r>
-      <w:r>
-        <w:t xml:space="preserve"> </w:t>
-      </w:r>
-      <w:r>
-        <w:t xml:space="preserve">‘</w:t>
-      </w:r>
-      <w:r>
-        <w:t xml:space="preserve">id</w:t>
-      </w:r>
-      <w:r>
-        <w:t xml:space="preserve">’</w:t>
-      </w:r>
-      <w:r>
-        <w:t xml:space="preserve"> </w:t>
-      </w:r>
-      <w:r>
-        <w:t xml:space="preserve">variable that was created when we used bind_rows. For this, we’ll revisit the case_when and ymd functions as well from Module 1.</w:t>
-      </w:r>
-    </w:p>
-    <w:p>
-      <w:pPr>
-        <w:pStyle w:val="SourceCode"/>
-      </w:pPr>
-      <w:r>
-        <w:rPr>
-          <w:rStyle w:val="NormalTok"/>
-        </w:rPr>
-        <w:t xml:space="preserve">abdo_combined_onset </w:t>
-      </w:r>
-      <w:r>
-        <w:rPr>
-          <w:rStyle w:val="OtherTok"/>
-        </w:rPr>
-        <w:t xml:space="preserve">&lt;-</w:t>
-      </w:r>
-      <w:r>
-        <w:rPr>
-          <w:rStyle w:val="NormalTok"/>
-        </w:rPr>
-        <w:t xml:space="preserve"> </w:t>
-      </w:r>
-      <w:r>
-        <w:br/>
-      </w:r>
-      <w:r>
-        <w:rPr>
-          <w:rStyle w:val="NormalTok"/>
-        </w:rPr>
-        <w:t xml:space="preserve">abdo_combined </w:t>
-      </w:r>
-      <w:r>
-        <w:rPr>
-          <w:rStyle w:val="SpecialCharTok"/>
-        </w:rPr>
-        <w:t xml:space="preserve">%&gt;%</w:t>
-      </w:r>
-      <w:r>
-        <w:rPr>
-          <w:rStyle w:val="NormalTok"/>
-        </w:rPr>
-        <w:t xml:space="preserve"> </w:t>
-      </w:r>
-      <w:r>
-        <w:br/>
-      </w:r>
-      <w:r>
-        <w:rPr>
-          <w:rStyle w:val="NormalTok"/>
-        </w:rPr>
-        <w:t xml:space="preserve">  </w:t>
-      </w:r>
-      <w:r>
-        <w:rPr>
-          <w:rStyle w:val="FunctionTok"/>
-        </w:rPr>
-        <w:t xml:space="preserve">mutate</w:t>
-      </w:r>
-      <w:r>
-        <w:rPr>
-          <w:rStyle w:val="NormalTok"/>
-        </w:rPr>
-        <w:t xml:space="preserve">(</w:t>
-      </w:r>
-      <w:r>
-        <w:rPr>
-          <w:rStyle w:val="AttributeTok"/>
-        </w:rPr>
-        <w:t xml:space="preserve">onset.date =</w:t>
-      </w:r>
-      <w:r>
-        <w:rPr>
-          <w:rStyle w:val="NormalTok"/>
-        </w:rPr>
-        <w:t xml:space="preserve"> </w:t>
-      </w:r>
-      <w:r>
-        <w:rPr>
-          <w:rStyle w:val="FunctionTok"/>
-        </w:rPr>
-        <w:t xml:space="preserve">case_when</w:t>
-      </w:r>
-      <w:r>
-        <w:rPr>
-          <w:rStyle w:val="NormalTok"/>
-        </w:rPr>
-        <w:t xml:space="preserve">(</w:t>
-      </w:r>
-      <w:r>
-        <w:br/>
-      </w:r>
-      <w:r>
-        <w:rPr>
-          <w:rStyle w:val="NormalTok"/>
-        </w:rPr>
-        <w:t xml:space="preserve">    id </w:t>
-      </w:r>
-      <w:r>
-        <w:rPr>
-          <w:rStyle w:val="SpecialCharTok"/>
-        </w:rPr>
-        <w:t xml:space="preserve">==</w:t>
-      </w:r>
-      <w:r>
-        <w:rPr>
-          <w:rStyle w:val="NormalTok"/>
-        </w:rPr>
-        <w:t xml:space="preserve"> </w:t>
-      </w:r>
-      <w:r>
-        <w:rPr>
-          <w:rStyle w:val="StringTok"/>
-        </w:rPr>
-        <w:t xml:space="preserve">"1"</w:t>
-      </w:r>
-      <w:r>
-        <w:rPr>
-          <w:rStyle w:val="NormalTok"/>
-        </w:rPr>
-        <w:t xml:space="preserve"> </w:t>
-      </w:r>
-      <w:r>
-        <w:rPr>
-          <w:rStyle w:val="SpecialCharTok"/>
-        </w:rPr>
-        <w:t xml:space="preserve">~</w:t>
-      </w:r>
-      <w:r>
-        <w:rPr>
-          <w:rStyle w:val="NormalTok"/>
-        </w:rPr>
-        <w:t xml:space="preserve"> </w:t>
-      </w:r>
-      <w:r>
-        <w:rPr>
-          <w:rStyle w:val="FunctionTok"/>
-        </w:rPr>
-        <w:t xml:space="preserve">ymd</w:t>
-      </w:r>
-      <w:r>
-        <w:rPr>
-          <w:rStyle w:val="NormalTok"/>
-        </w:rPr>
-        <w:t xml:space="preserve">(</w:t>
-      </w:r>
-      <w:r>
-        <w:rPr>
-          <w:rStyle w:val="StringTok"/>
-        </w:rPr>
-        <w:t xml:space="preserve">'2025-02-10'</w:t>
-      </w:r>
-      <w:r>
-        <w:rPr>
-          <w:rStyle w:val="NormalTok"/>
-        </w:rPr>
-        <w:t xml:space="preserve">),</w:t>
-      </w:r>
-      <w:r>
-        <w:br/>
-      </w:r>
-      <w:r>
-        <w:rPr>
-          <w:rStyle w:val="NormalTok"/>
-        </w:rPr>
-        <w:t xml:space="preserve">    id </w:t>
-      </w:r>
-      <w:r>
-        <w:rPr>
-          <w:rStyle w:val="SpecialCharTok"/>
-        </w:rPr>
-        <w:t xml:space="preserve">==</w:t>
-      </w:r>
-      <w:r>
-        <w:rPr>
-          <w:rStyle w:val="NormalTok"/>
-        </w:rPr>
-        <w:t xml:space="preserve"> </w:t>
-      </w:r>
-      <w:r>
-        <w:rPr>
-          <w:rStyle w:val="StringTok"/>
-        </w:rPr>
-        <w:t xml:space="preserve">"2"</w:t>
-      </w:r>
-      <w:r>
-        <w:rPr>
-          <w:rStyle w:val="NormalTok"/>
-        </w:rPr>
-        <w:t xml:space="preserve"> </w:t>
-      </w:r>
-      <w:r>
-        <w:rPr>
-          <w:rStyle w:val="SpecialCharTok"/>
-        </w:rPr>
-        <w:t xml:space="preserve">~</w:t>
-      </w:r>
-      <w:r>
-        <w:rPr>
-          <w:rStyle w:val="NormalTok"/>
-        </w:rPr>
-        <w:t xml:space="preserve"> </w:t>
-      </w:r>
-      <w:r>
-        <w:rPr>
-          <w:rStyle w:val="FunctionTok"/>
-        </w:rPr>
-        <w:t xml:space="preserve">ymd</w:t>
-      </w:r>
-      <w:r>
-        <w:rPr>
-          <w:rStyle w:val="NormalTok"/>
-        </w:rPr>
-        <w:t xml:space="preserve">(</w:t>
-      </w:r>
-      <w:r>
-        <w:rPr>
-          <w:rStyle w:val="StringTok"/>
-        </w:rPr>
-        <w:t xml:space="preserve">'2025-02-11'</w:t>
-      </w:r>
-      <w:r>
-        <w:rPr>
-          <w:rStyle w:val="NormalTok"/>
-        </w:rPr>
-        <w:t xml:space="preserve">),</w:t>
-      </w:r>
-      <w:r>
-        <w:br/>
-      </w:r>
-      <w:r>
-        <w:rPr>
-          <w:rStyle w:val="NormalTok"/>
-        </w:rPr>
-        <w:t xml:space="preserve">    id </w:t>
-      </w:r>
-      <w:r>
-        <w:rPr>
-          <w:rStyle w:val="SpecialCharTok"/>
-        </w:rPr>
-        <w:t xml:space="preserve">==</w:t>
-      </w:r>
-      <w:r>
-        <w:rPr>
-          <w:rStyle w:val="NormalTok"/>
-        </w:rPr>
-        <w:t xml:space="preserve"> </w:t>
-      </w:r>
-      <w:r>
-        <w:rPr>
-          <w:rStyle w:val="StringTok"/>
-        </w:rPr>
-        <w:t xml:space="preserve">"3"</w:t>
-      </w:r>
-      <w:r>
-        <w:rPr>
-          <w:rStyle w:val="NormalTok"/>
-        </w:rPr>
-        <w:t xml:space="preserve"> </w:t>
-      </w:r>
-      <w:r>
-        <w:rPr>
-          <w:rStyle w:val="SpecialCharTok"/>
-        </w:rPr>
-        <w:t xml:space="preserve">~</w:t>
-      </w:r>
-      <w:r>
-        <w:rPr>
-          <w:rStyle w:val="NormalTok"/>
-        </w:rPr>
-        <w:t xml:space="preserve"> </w:t>
-      </w:r>
-      <w:r>
-        <w:rPr>
-          <w:rStyle w:val="FunctionTok"/>
-        </w:rPr>
-        <w:t xml:space="preserve">ymd</w:t>
-      </w:r>
-      <w:r>
-        <w:rPr>
-          <w:rStyle w:val="NormalTok"/>
-        </w:rPr>
-        <w:t xml:space="preserve">(</w:t>
-      </w:r>
-      <w:r>
-        <w:rPr>
-          <w:rStyle w:val="StringTok"/>
-        </w:rPr>
-        <w:t xml:space="preserve">'2025-02-12'</w:t>
-      </w:r>
-      <w:r>
-        <w:rPr>
-          <w:rStyle w:val="NormalTok"/>
-        </w:rPr>
-        <w:t xml:space="preserve">),</w:t>
-      </w:r>
-      <w:r>
-        <w:br/>
-      </w:r>
-      <w:r>
-        <w:rPr>
-          <w:rStyle w:val="NormalTok"/>
-        </w:rPr>
-        <w:t xml:space="preserve">    id </w:t>
-      </w:r>
-      <w:r>
-        <w:rPr>
-          <w:rStyle w:val="SpecialCharTok"/>
-        </w:rPr>
-        <w:t xml:space="preserve">==</w:t>
-      </w:r>
-      <w:r>
-        <w:rPr>
-          <w:rStyle w:val="NormalTok"/>
-        </w:rPr>
-        <w:t xml:space="preserve"> </w:t>
-      </w:r>
-      <w:r>
-        <w:rPr>
-          <w:rStyle w:val="StringTok"/>
-        </w:rPr>
-        <w:t xml:space="preserve">"4"</w:t>
-      </w:r>
-      <w:r>
-        <w:rPr>
-          <w:rStyle w:val="NormalTok"/>
-        </w:rPr>
-        <w:t xml:space="preserve"> </w:t>
-      </w:r>
-      <w:r>
-        <w:rPr>
-          <w:rStyle w:val="SpecialCharTok"/>
-        </w:rPr>
-        <w:t xml:space="preserve">~</w:t>
-      </w:r>
-      <w:r>
-        <w:rPr>
-          <w:rStyle w:val="NormalTok"/>
-        </w:rPr>
-        <w:t xml:space="preserve"> </w:t>
-      </w:r>
-      <w:r>
-        <w:rPr>
-          <w:rStyle w:val="FunctionTok"/>
-        </w:rPr>
-        <w:t xml:space="preserve">ymd</w:t>
-      </w:r>
-      <w:r>
-        <w:rPr>
-          <w:rStyle w:val="NormalTok"/>
-        </w:rPr>
-        <w:t xml:space="preserve">(</w:t>
-      </w:r>
-      <w:r>
-        <w:rPr>
-          <w:rStyle w:val="StringTok"/>
-        </w:rPr>
-        <w:t xml:space="preserve">'2025-02-13'</w:t>
-      </w:r>
-      <w:r>
-        <w:rPr>
-          <w:rStyle w:val="NormalTok"/>
-        </w:rPr>
-        <w:t xml:space="preserve">),</w:t>
-      </w:r>
-      <w:r>
-        <w:br/>
-      </w:r>
-      <w:r>
-        <w:rPr>
-          <w:rStyle w:val="NormalTok"/>
-        </w:rPr>
-        <w:t xml:space="preserve">    id </w:t>
-      </w:r>
-      <w:r>
-        <w:rPr>
-          <w:rStyle w:val="SpecialCharTok"/>
-        </w:rPr>
-        <w:t xml:space="preserve">==</w:t>
-      </w:r>
-      <w:r>
-        <w:rPr>
-          <w:rStyle w:val="NormalTok"/>
-        </w:rPr>
-        <w:t xml:space="preserve"> </w:t>
-      </w:r>
-      <w:r>
-        <w:rPr>
-          <w:rStyle w:val="StringTok"/>
-        </w:rPr>
-        <w:t xml:space="preserve">"5"</w:t>
-      </w:r>
-      <w:r>
-        <w:rPr>
-          <w:rStyle w:val="NormalTok"/>
-        </w:rPr>
-        <w:t xml:space="preserve"> </w:t>
-      </w:r>
-      <w:r>
-        <w:rPr>
-          <w:rStyle w:val="SpecialCharTok"/>
-        </w:rPr>
-        <w:t xml:space="preserve">~</w:t>
-      </w:r>
-      <w:r>
-        <w:rPr>
-          <w:rStyle w:val="NormalTok"/>
-        </w:rPr>
-        <w:t xml:space="preserve"> </w:t>
-      </w:r>
-      <w:r>
-        <w:rPr>
-          <w:rStyle w:val="FunctionTok"/>
-        </w:rPr>
-        <w:t xml:space="preserve">ymd</w:t>
-      </w:r>
-      <w:r>
-        <w:rPr>
-          <w:rStyle w:val="NormalTok"/>
-        </w:rPr>
-        <w:t xml:space="preserve">(</w:t>
-      </w:r>
-      <w:r>
-        <w:rPr>
-          <w:rStyle w:val="StringTok"/>
-        </w:rPr>
-        <w:t xml:space="preserve">'2025-02-14'</w:t>
-      </w:r>
-      <w:r>
-        <w:rPr>
-          <w:rStyle w:val="NormalTok"/>
-        </w:rPr>
-        <w:t xml:space="preserve">)</w:t>
-      </w:r>
-      <w:r>
-        <w:br/>
-      </w:r>
-      <w:r>
-        <w:rPr>
-          <w:rStyle w:val="NormalTok"/>
-        </w:rPr>
-        <w:t xml:space="preserve">  ))</w:t>
-      </w:r>
-    </w:p>
-    <w:p>
-      <w:pPr>
-        <w:pStyle w:val="FirstParagraph"/>
-      </w:pPr>
-      <w:r>
-        <w:t xml:space="preserve">Now we can drop the</w:t>
-      </w:r>
-      <w:r>
-        <w:t xml:space="preserve"> </w:t>
-      </w:r>
-      <w:r>
-        <w:t xml:space="preserve">“</w:t>
-      </w:r>
-      <w:r>
-        <w:t xml:space="preserve">id</w:t>
-      </w:r>
-      <w:r>
-        <w:t xml:space="preserve">”</w:t>
-      </w:r>
-      <w:r>
-        <w:t xml:space="preserve"> </w:t>
-      </w:r>
-      <w:r>
-        <w:t xml:space="preserve">variable from our abdo_combined_onset dataset, and proceed to joining this dataset with our passenger manifest.</w:t>
-      </w:r>
-    </w:p>
-    <w:p>
-      <w:pPr>
-        <w:pStyle w:val="SourceCode"/>
-      </w:pPr>
-      <w:r>
-        <w:br/>
-      </w:r>
-      <w:r>
-        <w:rPr>
-          <w:rStyle w:val="NormalTok"/>
-        </w:rPr>
-        <w:t xml:space="preserve">abdo_combined_onset </w:t>
-      </w:r>
-      <w:r>
-        <w:rPr>
-          <w:rStyle w:val="OtherTok"/>
-        </w:rPr>
-        <w:t xml:space="preserve">&lt;-</w:t>
-      </w:r>
-      <w:r>
-        <w:rPr>
-          <w:rStyle w:val="NormalTok"/>
-        </w:rPr>
-        <w:t xml:space="preserve"> </w:t>
-      </w:r>
-      <w:r>
-        <w:br/>
-      </w:r>
-      <w:r>
-        <w:rPr>
-          <w:rStyle w:val="NormalTok"/>
-        </w:rPr>
-        <w:t xml:space="preserve">  abdo_combined_onset </w:t>
-      </w:r>
-      <w:r>
-        <w:rPr>
-          <w:rStyle w:val="SpecialCharTok"/>
-        </w:rPr>
-        <w:t xml:space="preserve">%&gt;%</w:t>
-      </w:r>
-      <w:r>
-        <w:rPr>
-          <w:rStyle w:val="NormalTok"/>
-        </w:rPr>
-        <w:t xml:space="preserve"> </w:t>
-      </w:r>
-      <w:r>
-        <w:rPr>
-          <w:rStyle w:val="FunctionTok"/>
-        </w:rPr>
-        <w:t xml:space="preserve">select</w:t>
-      </w:r>
-      <w:r>
-        <w:rPr>
-          <w:rStyle w:val="NormalTok"/>
-        </w:rPr>
-        <w:t xml:space="preserve">(</w:t>
-      </w:r>
-      <w:r>
-        <w:rPr>
-          <w:rStyle w:val="SpecialCharTok"/>
-        </w:rPr>
-        <w:t xml:space="preserve">-</w:t>
-      </w:r>
-      <w:r>
-        <w:rPr>
-          <w:rStyle w:val="NormalTok"/>
-        </w:rPr>
-        <w:t xml:space="preserve">id)</w:t>
-      </w:r>
-    </w:p>
-    <w:p>
-      <w:pPr>
-        <w:pStyle w:val="FirstParagraph"/>
-      </w:pPr>
-      <w:r>
-        <w:t xml:space="preserve">Before moving onto the passenger manifest, however, let’s clean up our workspace and remove the temporary objects that we created up till now.</w:t>
-      </w:r>
-    </w:p>
-    <w:p>
-      <w:pPr>
-        <w:pStyle w:val="SourceCode"/>
-      </w:pPr>
-      <w:r>
-        <w:br/>
-      </w:r>
-      <w:r>
-        <w:rPr>
-          <w:rStyle w:val="FunctionTok"/>
-        </w:rPr>
-        <w:t xml:space="preserve">rm</w:t>
-      </w:r>
-      <w:r>
-        <w:rPr>
-          <w:rStyle w:val="NormalTok"/>
-        </w:rPr>
-        <w:t xml:space="preserve">(abdo_combined, abdo_feb10, abdo_feb11, abdo_feb12, abdo_feb13, abdo_feb14, abdo_names)</w:t>
-      </w:r>
-    </w:p>
-    <w:p>
-      <w:pPr>
-        <w:pStyle w:val="FirstParagraph"/>
-      </w:pPr>
-      <w:r>
-        <w:t xml:space="preserve">Great - we should be just left with the</w:t>
-      </w:r>
-      <w:r>
-        <w:t xml:space="preserve"> </w:t>
-      </w:r>
-      <w:r>
-        <w:rPr>
           <w:bCs/>
-          <w:b/>
         </w:rPr>
         <w:t xml:space="preserve">abdo_combined_onset</w:t>
       </w:r>
@@ -2825,51 +2775,51 @@
     </w:p>
     <w:p>
       <w:pPr>
+        <w:pStyle w:val="Compact"/>
         <w:numPr>
           <w:ilvl w:val="0"/>
           <w:numId w:val="1002"/>
         </w:numPr>
+      </w:pPr>
+      <w:r>
+        <w:t xml:space="preserve">What question are you ultimately trying to answer?</w:t>
+      </w:r>
+    </w:p>
+    <w:p>
+      <w:pPr>
         <w:pStyle w:val="Compact"/>
-      </w:pPr>
-      <w:r>
-        <w:t xml:space="preserve">What question are you ultimately trying to answer?</w:t>
-      </w:r>
-    </w:p>
-    <w:p>
-      <w:pPr>
         <w:numPr>
           <w:ilvl w:val="0"/>
           <w:numId w:val="1002"/>
         </w:numPr>
+      </w:pPr>
+      <w:r>
+        <w:t xml:space="preserve">Do you</w:t>
+      </w:r>
+      <w:r>
+        <w:t xml:space="preserve"> </w:t>
+      </w:r>
+      <w:r>
+        <w:rPr>
+          <w:i/>
+          <w:iCs/>
+        </w:rPr>
+        <w:t xml:space="preserve">need</w:t>
+      </w:r>
+      <w:r>
+        <w:t xml:space="preserve"> </w:t>
+      </w:r>
+      <w:r>
+        <w:t xml:space="preserve">all the data from both datasets?</w:t>
+      </w:r>
+    </w:p>
+    <w:p>
+      <w:pPr>
         <w:pStyle w:val="Compact"/>
-      </w:pPr>
-      <w:r>
-        <w:t xml:space="preserve">Do you</w:t>
-      </w:r>
-      <w:r>
-        <w:t xml:space="preserve"> </w:t>
-      </w:r>
-      <w:r>
-        <w:rPr>
-          <w:iCs/>
-          <w:i/>
-        </w:rPr>
-        <w:t xml:space="preserve">need</w:t>
-      </w:r>
-      <w:r>
-        <w:t xml:space="preserve"> </w:t>
-      </w:r>
-      <w:r>
-        <w:t xml:space="preserve">all the data from both datasets?</w:t>
-      </w:r>
-    </w:p>
-    <w:p>
-      <w:pPr>
         <w:numPr>
           <w:ilvl w:val="0"/>
           <w:numId w:val="1002"/>
         </w:numPr>
-        <w:pStyle w:val="Compact"/>
       </w:pPr>
       <w:r>
         <w:t xml:space="preserve">Which dataset contains the observations most important to you, and which dataset contains the supplementary information you’re trying to add?</w:t>
@@ -2895,8 +2845,8 @@
       </w:r>
       <w:r>
         <w:rPr>
+          <w:b/>
           <w:bCs/>
-          <w:b/>
         </w:rPr>
         <w:t xml:space="preserve">left_join</w:t>
       </w:r>
@@ -2919,8 +2869,8 @@
       </w:r>
       <w:r>
         <w:rPr>
+          <w:b/>
           <w:bCs/>
-          <w:b/>
         </w:rPr>
         <w:t xml:space="preserve">left_join()</w:t>
       </w:r>
@@ -2966,17 +2916,16 @@
         <w:tblStyle w:val="Table"/>
         <w:tblLook w:firstRow="0" w:lastRow="0" w:firstColumn="0" w:lastColumn="0" w:noHBand="0" w:noVBand="0" w:val="0000"/>
         <w:tblBorders>
+          <w:top w:val="single" w:sz="4" w:space="0" w:color="EB9113"/>
           <w:left w:val="single" w:sz="24" w:space="0" w:color="EB9113"/>
+          <w:bottom w:val="single" w:sz="4" w:space="0" w:color="EB9113"/>
           <w:right w:val="single" w:sz="4" w:space="0" w:color="EB9113"/>
-          <w:top w:val="single" w:sz="4" w:space="0" w:color="EB9113"/>
-          <w:bottom w:val="single" w:sz="4" w:space="0" w:color="EB9113"/>
         </w:tblBorders>
         <w:tblCellMar>
           <w:left w:w="144" w:type="dxa"/>
           <w:right w:w="144" w:type="dxa"/>
         </w:tblCellMar>
-        <w:tblInd w:w="164" w:type="dxa"/>
-        <w:tblW w:type="pct" w:w="100%"/>
+        <w:tblLook w:firstRow="0" w:lastRow="0" w:firstColumn="0" w:lastColumn="0" w:noHBand="0" w:noVBand="0" w:val="0000"/>
       </w:tblPr>
       <w:tr>
         <w:trPr>
@@ -3008,7 +2957,7 @@
                     <a:graphicData uri="http://schemas.openxmlformats.org/drawingml/2006/picture">
                       <pic:pic>
                         <pic:nvPicPr>
-                          <pic:cNvPr descr="C:\PROGRA~1\RStudio\RESOUR~1\app\bin\quarto\share\formats\docx\warning.png" id="40" name="Picture"/>
+                          <pic:cNvPr descr="C:\Users\BHETMAN\AppData\Local\Programs\Quarto\share\formats\docx\warning.png" id="40" name="Picture"/>
                           <pic:cNvPicPr>
                             <a:picLocks noChangeArrowheads="1" noChangeAspect="1"/>
                           </pic:cNvPicPr>
@@ -3078,8 +3027,8 @@
             </w:r>
             <w:r>
               <w:rPr>
+                <w:b/>
                 <w:bCs/>
-                <w:b/>
               </w:rPr>
               <w:t xml:space="preserve">left_join()</w:t>
             </w:r>
@@ -3087,6 +3036,7 @@
               <w:t xml:space="preserve">.</w:t>
             </w:r>
           </w:p>
+          <w:p/>
         </w:tc>
       </w:tr>
     </w:tbl>
@@ -3121,76 +3071,76 @@
     </w:p>
     <w:p>
       <w:pPr>
+        <w:pStyle w:val="Compact"/>
         <w:numPr>
           <w:ilvl w:val="0"/>
           <w:numId w:val="1004"/>
         </w:numPr>
+      </w:pPr>
+      <w:r>
+        <w:rPr>
+          <w:i/>
+          <w:iCs/>
+        </w:rPr>
+        <w:t xml:space="preserve">x</w:t>
+      </w:r>
+      <w:r>
+        <w:t xml:space="preserve"> </w:t>
+      </w:r>
+      <w:r>
+        <w:t xml:space="preserve">is the table for which all the rows will be kept</w:t>
+      </w:r>
+    </w:p>
+    <w:p>
+      <w:pPr>
         <w:pStyle w:val="Compact"/>
-      </w:pPr>
-      <w:r>
-        <w:rPr>
-          <w:iCs/>
-          <w:i/>
-        </w:rPr>
-        <w:t xml:space="preserve">x</w:t>
-      </w:r>
-      <w:r>
-        <w:t xml:space="preserve"> </w:t>
-      </w:r>
-      <w:r>
-        <w:t xml:space="preserve">is the table for which all the rows will be kept</w:t>
-      </w:r>
-    </w:p>
-    <w:p>
-      <w:pPr>
         <w:numPr>
           <w:ilvl w:val="0"/>
           <w:numId w:val="1004"/>
         </w:numPr>
+      </w:pPr>
+      <w:r>
+        <w:rPr>
+          <w:i/>
+          <w:iCs/>
+        </w:rPr>
+        <w:t xml:space="preserve">y</w:t>
+      </w:r>
+      <w:r>
+        <w:t xml:space="preserve"> </w:t>
+      </w:r>
+      <w:r>
+        <w:t xml:space="preserve">is the table that you want to</w:t>
+      </w:r>
+      <w:r>
+        <w:t xml:space="preserve"> </w:t>
+      </w:r>
+      <w:r>
+        <w:rPr>
+          <w:i/>
+          <w:iCs/>
+        </w:rPr>
+        <w:t xml:space="preserve">add data</w:t>
+      </w:r>
+      <w:r>
+        <w:t xml:space="preserve"> </w:t>
+      </w:r>
+      <w:r>
+        <w:t xml:space="preserve">from</w:t>
+      </w:r>
+    </w:p>
+    <w:p>
+      <w:pPr>
         <w:pStyle w:val="Compact"/>
-      </w:pPr>
-      <w:r>
-        <w:rPr>
-          <w:iCs/>
-          <w:i/>
-        </w:rPr>
-        <w:t xml:space="preserve">y</w:t>
-      </w:r>
-      <w:r>
-        <w:t xml:space="preserve"> </w:t>
-      </w:r>
-      <w:r>
-        <w:t xml:space="preserve">is the table that you want to</w:t>
-      </w:r>
-      <w:r>
-        <w:t xml:space="preserve"> </w:t>
-      </w:r>
-      <w:r>
-        <w:rPr>
-          <w:iCs/>
-          <w:i/>
-        </w:rPr>
-        <w:t xml:space="preserve">add data</w:t>
-      </w:r>
-      <w:r>
-        <w:t xml:space="preserve"> </w:t>
-      </w:r>
-      <w:r>
-        <w:t xml:space="preserve">from</w:t>
-      </w:r>
-    </w:p>
-    <w:p>
-      <w:pPr>
         <w:numPr>
           <w:ilvl w:val="0"/>
           <w:numId w:val="1004"/>
         </w:numPr>
-        <w:pStyle w:val="Compact"/>
-      </w:pPr>
-      <w:r>
-        <w:rPr>
+      </w:pPr>
+      <w:r>
+        <w:rPr>
+          <w:i/>
           <w:iCs/>
-          <w:i/>
         </w:rPr>
         <w:t xml:space="preserve">by</w:t>
       </w:r>
@@ -3204,13 +3154,7 @@
         <w:t xml:space="preserve"> </w:t>
       </w:r>
       <w:r>
-        <w:t xml:space="preserve">“</w:t>
-      </w:r>
-      <w:r>
-        <w:t xml:space="preserve">pass.ID</w:t>
-      </w:r>
-      <w:r>
-        <w:t xml:space="preserve">”</w:t>
+        <w:t xml:space="preserve">“pass.ID”</w:t>
       </w:r>
       <w:r>
         <w:t xml:space="preserve"> </w:t>
@@ -3222,13 +3166,7 @@
         <w:t xml:space="preserve"> </w:t>
       </w:r>
       <w:r>
-        <w:t xml:space="preserve">“</w:t>
-      </w:r>
-      <w:r>
-        <w:t xml:space="preserve">Pass_ID</w:t>
-      </w:r>
-      <w:r>
-        <w:t xml:space="preserve">”</w:t>
+        <w:t xml:space="preserve">“Pass_ID”</w:t>
       </w:r>
       <w:r>
         <w:t xml:space="preserve"> </w:t>
@@ -3369,35 +3307,35 @@
     </w:p>
     <w:p>
       <w:pPr>
+        <w:pStyle w:val="Compact"/>
         <w:numPr>
           <w:ilvl w:val="0"/>
           <w:numId w:val="1005"/>
         </w:numPr>
+      </w:pPr>
+      <w:r>
+        <w:t xml:space="preserve">According to our abdo_manifest dataset, as of Feb 14th, we have 69 passengers aboard the S.S. Rainbow Cake who have fallen ill, reporting symptoms of abdominal pain or worse.</w:t>
+      </w:r>
+    </w:p>
+    <w:p>
+      <w:pPr>
         <w:pStyle w:val="Compact"/>
-      </w:pPr>
-      <w:r>
-        <w:t xml:space="preserve">According to our abdo_manifest dataset, as of Feb 14th, we have 69 passengers aboard the S.S. Rainbow Cake who have fallen ill, reporting symptoms of abdominal pain or worse.</w:t>
-      </w:r>
-    </w:p>
-    <w:p>
-      <w:pPr>
         <w:numPr>
           <w:ilvl w:val="0"/>
           <w:numId w:val="1005"/>
         </w:numPr>
+      </w:pPr>
+      <w:r>
+        <w:t xml:space="preserve">We have established onset dates for each of the ill passengers by appending the individual abdo datasets together and establishing the date that they reported to the ship infirmary as a variable in our dataset.</w:t>
+      </w:r>
+    </w:p>
+    <w:p>
+      <w:pPr>
         <w:pStyle w:val="Compact"/>
-      </w:pPr>
-      <w:r>
-        <w:t xml:space="preserve">We have established onset dates for each of the ill passengers by appending the individual abdo datasets together and establishing the date that they reported to the ship infirmary as a variable in our dataset.</w:t>
-      </w:r>
-    </w:p>
-    <w:p>
-      <w:pPr>
         <w:numPr>
           <w:ilvl w:val="0"/>
           <w:numId w:val="1005"/>
         </w:numPr>
-        <w:pStyle w:val="Compact"/>
       </w:pPr>
       <w:r>
         <w:t xml:space="preserve">By joining the combined abdo dataset with a version of the passenger manifest that has a unique identifier assigned to each passenger, we were able to securely import demographic variables and attach them to the appropriate passengers.</w:t>
@@ -3431,8 +3369,8 @@
       </w:r>
       <w:r>
         <w:rPr>
+          <w:b/>
           <w:bCs/>
-          <w:b/>
         </w:rPr>
         <w:t xml:space="preserve">Canadian Emergency Department Information Systems</w:t>
       </w:r>
@@ -3448,17 +3386,16 @@
         <w:tblStyle w:val="Table"/>
         <w:tblLook w:firstRow="0" w:lastRow="0" w:firstColumn="0" w:lastColumn="0" w:noHBand="0" w:noVBand="0" w:val="0000"/>
         <w:tblBorders>
+          <w:top w:val="single" w:sz="4" w:space="0" w:color="0758E5"/>
           <w:left w:val="single" w:sz="24" w:space="0" w:color="0758E5"/>
+          <w:bottom w:val="single" w:sz="4" w:space="0" w:color="0758E5"/>
           <w:right w:val="single" w:sz="4" w:space="0" w:color="0758E5"/>
-          <w:top w:val="single" w:sz="4" w:space="0" w:color="0758E5"/>
-          <w:bottom w:val="single" w:sz="4" w:space="0" w:color="0758E5"/>
         </w:tblBorders>
         <w:tblCellMar>
           <w:left w:w="144" w:type="dxa"/>
           <w:right w:w="144" w:type="dxa"/>
         </w:tblCellMar>
-        <w:tblInd w:w="164" w:type="dxa"/>
-        <w:tblW w:type="pct" w:w="100%"/>
+        <w:tblLook w:firstRow="0" w:lastRow="0" w:firstColumn="0" w:lastColumn="0" w:noHBand="0" w:noVBand="0" w:val="0000"/>
       </w:tblPr>
       <w:tr>
         <w:trPr>
@@ -3490,7 +3427,7 @@
                     <a:graphicData uri="http://schemas.openxmlformats.org/drawingml/2006/picture">
                       <pic:pic>
                         <pic:nvPicPr>
-                          <pic:cNvPr descr="C:\PROGRA~1\RStudio\RESOUR~1\app\bin\quarto\share\formats\docx\note.png" id="47" name="Picture"/>
+                          <pic:cNvPr descr="C:\Users\BHETMAN\AppData\Local\Programs\Quarto\share\formats\docx\note.png" id="47" name="Picture"/>
                           <pic:cNvPicPr>
                             <a:picLocks noChangeArrowheads="1" noChangeAspect="1"/>
                           </pic:cNvPicPr>
@@ -3603,8 +3540,8 @@
             </w:pPr>
             <w:r>
               <w:rPr>
+                <w:b/>
                 <w:bCs/>
-                <w:b/>
               </w:rPr>
               <w:t xml:space="preserve">References</w:t>
             </w:r>
@@ -3618,8 +3555,8 @@
             </w:r>
             <w:r>
               <w:rPr>
+                <w:i/>
                 <w:iCs/>
-                <w:i/>
               </w:rPr>
               <w:t xml:space="preserve">Canadian Journal of Emergency Medicine</w:t>
             </w:r>
@@ -3647,8 +3584,8 @@
             </w:r>
             <w:r>
               <w:rPr>
+                <w:i/>
                 <w:iCs/>
-                <w:i/>
               </w:rPr>
               <w:t xml:space="preserve">CMAJ</w:t>
             </w:r>
@@ -3660,8 +3597,8 @@
             </w:r>
             <w:r>
               <w:rPr>
+                <w:i/>
                 <w:iCs/>
-                <w:i/>
               </w:rPr>
               <w:t xml:space="preserve">195</w:t>
             </w:r>
@@ -3688,6 +3625,7 @@
               <w:t xml:space="preserve">Canadian Association of Emergency Physicians. (n.d.). Canadian Emergency Department Information System (CEDIS). https://caep.ca/resources/cedis/</w:t>
             </w:r>
           </w:p>
+          <w:p/>
         </w:tc>
       </w:tr>
     </w:tbl>
@@ -3777,149 +3715,149 @@
     </w:p>
     <w:p>
       <w:pPr>
+        <w:pStyle w:val="Compact"/>
         <w:numPr>
           <w:ilvl w:val="0"/>
           <w:numId w:val="1008"/>
         </w:numPr>
+      </w:pPr>
+      <w:r>
+        <w:t xml:space="preserve">We’ll start by working with a simplified subset of our data that only includes the passenger ID (</w:t>
+      </w:r>
+      <w:r>
+        <w:rPr>
+          <w:b/>
+          <w:bCs/>
+        </w:rPr>
+        <w:t xml:space="preserve">pass.ID</w:t>
+      </w:r>
+      <w:r>
+        <w:t xml:space="preserve">) and the</w:t>
+      </w:r>
+      <w:r>
+        <w:t xml:space="preserve"> </w:t>
+      </w:r>
+      <w:r>
+        <w:rPr>
+          <w:b/>
+          <w:bCs/>
+        </w:rPr>
+        <w:t xml:space="preserve">CEDIS</w:t>
+      </w:r>
+      <w:r>
+        <w:t xml:space="preserve"> </w:t>
+      </w:r>
+      <w:r>
+        <w:t xml:space="preserve">variables.</w:t>
+      </w:r>
+    </w:p>
+    <w:p>
+      <w:pPr>
         <w:pStyle w:val="Compact"/>
-      </w:pPr>
-      <w:r>
-        <w:t xml:space="preserve">We’ll start by working with a simplified subset of our data that only includes the passenger ID (</w:t>
-      </w:r>
-      <w:r>
-        <w:rPr>
-          <w:bCs/>
-          <w:b/>
-        </w:rPr>
-        <w:t xml:space="preserve">pass.ID</w:t>
-      </w:r>
-      <w:r>
-        <w:t xml:space="preserve">) and the</w:t>
-      </w:r>
-      <w:r>
-        <w:t xml:space="preserve"> </w:t>
-      </w:r>
-      <w:r>
-        <w:rPr>
-          <w:bCs/>
-          <w:b/>
-        </w:rPr>
-        <w:t xml:space="preserve">CEDIS</w:t>
-      </w:r>
-      <w:r>
-        <w:t xml:space="preserve"> </w:t>
-      </w:r>
-      <w:r>
-        <w:t xml:space="preserve">variables.</w:t>
-      </w:r>
-    </w:p>
-    <w:p>
-      <w:pPr>
         <w:numPr>
           <w:ilvl w:val="0"/>
           <w:numId w:val="1008"/>
         </w:numPr>
+      </w:pPr>
+      <w:r>
+        <w:t xml:space="preserve">We’ll turn each</w:t>
+      </w:r>
+      <w:r>
+        <w:t xml:space="preserve"> </w:t>
+      </w:r>
+      <w:r>
+        <w:rPr>
+          <w:b/>
+          <w:bCs/>
+        </w:rPr>
+        <w:t xml:space="preserve">pass.ID</w:t>
+      </w:r>
+      <w:r>
+        <w:t xml:space="preserve"> </w:t>
+      </w:r>
+      <w:r>
+        <w:t xml:space="preserve">x</w:t>
+      </w:r>
+      <w:r>
+        <w:t xml:space="preserve"> </w:t>
+      </w:r>
+      <w:r>
+        <w:rPr>
+          <w:b/>
+          <w:bCs/>
+        </w:rPr>
+        <w:t xml:space="preserve">CEDIS</w:t>
+      </w:r>
+      <w:r>
+        <w:t xml:space="preserve"> </w:t>
+      </w:r>
+      <w:r>
+        <w:t xml:space="preserve">code into a separate row (i.e., multiple rows per individual, with only one CEDIS code present in the CEDIS variable) using the</w:t>
+      </w:r>
+      <w:r>
+        <w:t xml:space="preserve"> </w:t>
+      </w:r>
+      <w:r>
+        <w:rPr>
+          <w:b/>
+          <w:bCs/>
+        </w:rPr>
+        <w:t xml:space="preserve">separate_rows()</w:t>
+      </w:r>
+      <w:r>
+        <w:t xml:space="preserve"> </w:t>
+      </w:r>
+      <w:r>
+        <w:t xml:space="preserve">function.</w:t>
+      </w:r>
+    </w:p>
+    <w:p>
+      <w:pPr>
         <w:pStyle w:val="Compact"/>
-      </w:pPr>
-      <w:r>
-        <w:t xml:space="preserve">We’ll turn each</w:t>
-      </w:r>
-      <w:r>
-        <w:t xml:space="preserve"> </w:t>
-      </w:r>
-      <w:r>
-        <w:rPr>
-          <w:bCs/>
-          <w:b/>
-        </w:rPr>
-        <w:t xml:space="preserve">pass.ID</w:t>
-      </w:r>
-      <w:r>
-        <w:t xml:space="preserve"> </w:t>
-      </w:r>
-      <w:r>
-        <w:t xml:space="preserve">x</w:t>
-      </w:r>
-      <w:r>
-        <w:t xml:space="preserve"> </w:t>
-      </w:r>
-      <w:r>
-        <w:rPr>
-          <w:bCs/>
-          <w:b/>
-        </w:rPr>
-        <w:t xml:space="preserve">CEDIS</w:t>
-      </w:r>
-      <w:r>
-        <w:t xml:space="preserve"> </w:t>
-      </w:r>
-      <w:r>
-        <w:t xml:space="preserve">code into a separate row (i.e., multiple rows per individual, with only one CEDIS code present in the CEDIS variable) using the</w:t>
-      </w:r>
-      <w:r>
-        <w:t xml:space="preserve"> </w:t>
-      </w:r>
-      <w:r>
-        <w:rPr>
-          <w:bCs/>
-          <w:b/>
-        </w:rPr>
-        <w:t xml:space="preserve">separate_rows()</w:t>
-      </w:r>
-      <w:r>
-        <w:t xml:space="preserve"> </w:t>
-      </w:r>
-      <w:r>
-        <w:t xml:space="preserve">function.</w:t>
-      </w:r>
-    </w:p>
-    <w:p>
-      <w:pPr>
         <w:numPr>
           <w:ilvl w:val="0"/>
           <w:numId w:val="1008"/>
         </w:numPr>
+      </w:pPr>
+      <w:r>
+        <w:t xml:space="preserve">We’ll then use the</w:t>
+      </w:r>
+      <w:r>
+        <w:t xml:space="preserve"> </w:t>
+      </w:r>
+      <w:r>
+        <w:rPr>
+          <w:b/>
+          <w:bCs/>
+        </w:rPr>
+        <w:t xml:space="preserve">pivot_wider()</w:t>
+      </w:r>
+      <w:r>
+        <w:t xml:space="preserve"> </w:t>
+      </w:r>
+      <w:r>
+        <w:t xml:space="preserve">function to stretch the CEDIS data from long-format into wide-format.</w:t>
+      </w:r>
+    </w:p>
+    <w:p>
+      <w:pPr>
         <w:pStyle w:val="Compact"/>
-      </w:pPr>
-      <w:r>
-        <w:t xml:space="preserve">We’ll then use the</w:t>
-      </w:r>
-      <w:r>
-        <w:t xml:space="preserve"> </w:t>
-      </w:r>
-      <w:r>
-        <w:rPr>
-          <w:bCs/>
-          <w:b/>
-        </w:rPr>
-        <w:t xml:space="preserve">pivot_wider()</w:t>
-      </w:r>
-      <w:r>
-        <w:t xml:space="preserve"> </w:t>
-      </w:r>
-      <w:r>
-        <w:t xml:space="preserve">function to stretch the CEDIS data from long-format into wide-format.</w:t>
-      </w:r>
-    </w:p>
-    <w:p>
-      <w:pPr>
         <w:numPr>
           <w:ilvl w:val="0"/>
           <w:numId w:val="1008"/>
         </w:numPr>
+      </w:pPr>
+      <w:r>
+        <w:t xml:space="preserve">We’ll rename the variables based on the associated symptoms.</w:t>
+      </w:r>
+    </w:p>
+    <w:p>
+      <w:pPr>
         <w:pStyle w:val="Compact"/>
-      </w:pPr>
-      <w:r>
-        <w:t xml:space="preserve">We’ll rename the variables based on the associated symptoms.</w:t>
-      </w:r>
-    </w:p>
-    <w:p>
-      <w:pPr>
         <w:numPr>
           <w:ilvl w:val="0"/>
           <w:numId w:val="1008"/>
         </w:numPr>
-        <w:pStyle w:val="Compact"/>
       </w:pPr>
       <w:r>
         <w:t xml:space="preserve">Finally we’ll re-join these data back to our original table.</w:t>
@@ -4075,8 +4013,8 @@
       </w:r>
       <w:r>
         <w:rPr>
+          <w:b/>
           <w:bCs/>
-          <w:b/>
         </w:rPr>
         <w:t xml:space="preserve">separate_rows()</w:t>
       </w:r>
@@ -4131,13 +4069,7 @@
         <w:t xml:space="preserve"> </w:t>
       </w:r>
       <w:r>
-        <w:t xml:space="preserve">“</w:t>
-      </w:r>
-      <w:r>
-        <w:t xml:space="preserve">;</w:t>
-      </w:r>
-      <w:r>
-        <w:t xml:space="preserve">”</w:t>
+        <w:t xml:space="preserve">“;”</w:t>
       </w:r>
       <w:r>
         <w:t xml:space="preserve">)</w:t>
@@ -4159,17 +4091,16 @@
         <w:tblStyle w:val="Table"/>
         <w:tblLook w:firstRow="0" w:lastRow="0" w:firstColumn="0" w:lastColumn="0" w:noHBand="0" w:noVBand="0" w:val="0000"/>
         <w:tblBorders>
+          <w:top w:val="single" w:sz="4" w:space="0" w:color="EB9113"/>
           <w:left w:val="single" w:sz="24" w:space="0" w:color="EB9113"/>
+          <w:bottom w:val="single" w:sz="4" w:space="0" w:color="EB9113"/>
           <w:right w:val="single" w:sz="4" w:space="0" w:color="EB9113"/>
-          <w:top w:val="single" w:sz="4" w:space="0" w:color="EB9113"/>
-          <w:bottom w:val="single" w:sz="4" w:space="0" w:color="EB9113"/>
         </w:tblBorders>
         <w:tblCellMar>
           <w:left w:w="144" w:type="dxa"/>
           <w:right w:w="144" w:type="dxa"/>
         </w:tblCellMar>
-        <w:tblInd w:w="164" w:type="dxa"/>
-        <w:tblW w:type="pct" w:w="100%"/>
+        <w:tblLook w:firstRow="0" w:lastRow="0" w:firstColumn="0" w:lastColumn="0" w:noHBand="0" w:noVBand="0" w:val="0000"/>
       </w:tblPr>
       <w:tr>
         <w:trPr>
@@ -4201,7 +4132,7 @@
                     <a:graphicData uri="http://schemas.openxmlformats.org/drawingml/2006/picture">
                       <pic:pic>
                         <pic:nvPicPr>
-                          <pic:cNvPr descr="C:\PROGRA~1\RStudio\RESOUR~1\app\bin\quarto\share\formats\docx\warning.png" id="54" name="Picture"/>
+                          <pic:cNvPr descr="C:\Users\BHETMAN\AppData\Local\Programs\Quarto\share\formats\docx\warning.png" id="54" name="Picture"/>
                           <pic:cNvPicPr>
                             <a:picLocks noChangeArrowheads="1" noChangeAspect="1"/>
                           </pic:cNvPicPr>
@@ -4271,8 +4202,8 @@
             </w:r>
             <w:r>
               <w:rPr>
+                <w:b/>
                 <w:bCs/>
-                <w:b/>
               </w:rPr>
               <w:t xml:space="preserve">separate_rows()</w:t>
             </w:r>
@@ -4287,8 +4218,8 @@
             </w:r>
             <w:r>
               <w:rPr>
+                <w:b/>
                 <w:bCs/>
-                <w:b/>
               </w:rPr>
               <w:t xml:space="preserve">separate_longer_delim()</w:t>
             </w:r>
@@ -4296,6 +4227,7 @@
               <w:t xml:space="preserve">, however, it is still in experimental status, so we won’t official move to that one until a later time.</w:t>
             </w:r>
           </w:p>
+          <w:p/>
         </w:tc>
       </w:tr>
     </w:tbl>
@@ -4457,47 +4389,47 @@
     </w:p>
     <w:p>
       <w:pPr>
+        <w:pStyle w:val="Compact"/>
         <w:numPr>
           <w:ilvl w:val="0"/>
           <w:numId w:val="1010"/>
         </w:numPr>
+      </w:pPr>
+      <w:r>
+        <w:t xml:space="preserve">id_cols = the key or identity variable, in this case, pass.ID</w:t>
+      </w:r>
+    </w:p>
+    <w:p>
+      <w:pPr>
         <w:pStyle w:val="Compact"/>
-      </w:pPr>
-      <w:r>
-        <w:t xml:space="preserve">id_cols = the key or identity variable, in this case, pass.ID</w:t>
-      </w:r>
-    </w:p>
-    <w:p>
-      <w:pPr>
         <w:numPr>
           <w:ilvl w:val="0"/>
           <w:numId w:val="1010"/>
         </w:numPr>
+      </w:pPr>
+      <w:r>
+        <w:t xml:space="preserve">names_from = the variable containing the names that will be used for new variables</w:t>
+      </w:r>
+    </w:p>
+    <w:p>
+      <w:pPr>
         <w:pStyle w:val="Compact"/>
-      </w:pPr>
-      <w:r>
-        <w:t xml:space="preserve">names_from = the variable containing the names that will be used for new variables</w:t>
-      </w:r>
-    </w:p>
-    <w:p>
-      <w:pPr>
         <w:numPr>
           <w:ilvl w:val="0"/>
           <w:numId w:val="1010"/>
         </w:numPr>
+      </w:pPr>
+      <w:r>
+        <w:t xml:space="preserve">values_from = the variable that contains the data you want to use to fill in under the new variable headings</w:t>
+      </w:r>
+    </w:p>
+    <w:p>
+      <w:pPr>
         <w:pStyle w:val="Compact"/>
-      </w:pPr>
-      <w:r>
-        <w:t xml:space="preserve">values_from = the variable that contains the data you want to use to fill in under the new variable headings</w:t>
-      </w:r>
-    </w:p>
-    <w:p>
-      <w:pPr>
         <w:numPr>
           <w:ilvl w:val="0"/>
           <w:numId w:val="1010"/>
         </w:numPr>
-        <w:pStyle w:val="Compact"/>
       </w:pPr>
       <w:r>
         <w:t xml:space="preserve">values_fill = a</w:t>
@@ -4506,13 +4438,7 @@
         <w:t xml:space="preserve"> </w:t>
       </w:r>
       <w:r>
-        <w:t xml:space="preserve">‘</w:t>
-      </w:r>
-      <w:r>
-        <w:t xml:space="preserve">fill</w:t>
-      </w:r>
-      <w:r>
-        <w:t xml:space="preserve">’</w:t>
+        <w:t xml:space="preserve">‘fill’</w:t>
       </w:r>
       <w:r>
         <w:t xml:space="preserve"> </w:t>
@@ -4526,17 +4452,16 @@
         <w:tblStyle w:val="Table"/>
         <w:tblLook w:firstRow="0" w:lastRow="0" w:firstColumn="0" w:lastColumn="0" w:noHBand="0" w:noVBand="0" w:val="0000"/>
         <w:tblBorders>
+          <w:top w:val="single" w:sz="4" w:space="0" w:color="EB9113"/>
           <w:left w:val="single" w:sz="24" w:space="0" w:color="EB9113"/>
+          <w:bottom w:val="single" w:sz="4" w:space="0" w:color="EB9113"/>
           <w:right w:val="single" w:sz="4" w:space="0" w:color="EB9113"/>
-          <w:top w:val="single" w:sz="4" w:space="0" w:color="EB9113"/>
-          <w:bottom w:val="single" w:sz="4" w:space="0" w:color="EB9113"/>
         </w:tblBorders>
         <w:tblCellMar>
           <w:left w:w="144" w:type="dxa"/>
           <w:right w:w="144" w:type="dxa"/>
         </w:tblCellMar>
-        <w:tblInd w:w="164" w:type="dxa"/>
-        <w:tblW w:type="pct" w:w="100%"/>
+        <w:tblLook w:firstRow="0" w:lastRow="0" w:firstColumn="0" w:lastColumn="0" w:noHBand="0" w:noVBand="0" w:val="0000"/>
       </w:tblPr>
       <w:tr>
         <w:trPr>
@@ -4568,7 +4493,7 @@
                     <a:graphicData uri="http://schemas.openxmlformats.org/drawingml/2006/picture">
                       <pic:pic>
                         <pic:nvPicPr>
-                          <pic:cNvPr descr="C:\PROGRA~1\RStudio\RESOUR~1\app\bin\quarto\share\formats\docx\warning.png" id="57" name="Picture"/>
+                          <pic:cNvPr descr="C:\Users\BHETMAN\AppData\Local\Programs\Quarto\share\formats\docx\warning.png" id="57" name="Picture"/>
                           <pic:cNvPicPr>
                             <a:picLocks noChangeArrowheads="1" noChangeAspect="1"/>
                           </pic:cNvPicPr>
@@ -4638,8 +4563,8 @@
             </w:r>
             <w:r>
               <w:rPr>
+                <w:b/>
                 <w:bCs/>
-                <w:b/>
               </w:rPr>
               <w:t xml:space="preserve">pivot_wider()</w:t>
             </w:r>
@@ -4654,8 +4579,8 @@
             </w:r>
             <w:r>
               <w:rPr>
+                <w:i/>
                 <w:iCs/>
-                <w:i/>
               </w:rPr>
               <w:t xml:space="preserve">id_cols</w:t>
             </w:r>
@@ -4670,8 +4595,8 @@
             </w:r>
             <w:r>
               <w:rPr>
+                <w:i/>
                 <w:iCs/>
-                <w:i/>
               </w:rPr>
               <w:t xml:space="preserve">names_from</w:t>
             </w:r>
@@ -4686,8 +4611,8 @@
             </w:r>
             <w:r>
               <w:rPr>
+                <w:b/>
                 <w:bCs/>
-                <w:b/>
               </w:rPr>
               <w:t xml:space="preserve">max</w:t>
             </w:r>
@@ -4702,8 +4627,8 @@
             </w:r>
             <w:r>
               <w:rPr>
+                <w:b/>
                 <w:bCs/>
-                <w:b/>
               </w:rPr>
               <w:t xml:space="preserve">sum</w:t>
             </w:r>
@@ -4714,6 +4639,7 @@
               <w:t xml:space="preserve">for counts).</w:t>
             </w:r>
           </w:p>
+          <w:p/>
         </w:tc>
       </w:tr>
     </w:tbl>
@@ -4972,59 +4898,59 @@
     </w:p>
     <w:p>
       <w:pPr>
+        <w:pStyle w:val="Compact"/>
         <w:numPr>
           <w:ilvl w:val="0"/>
           <w:numId w:val="1011"/>
         </w:numPr>
+      </w:pPr>
+      <w:r>
+        <w:t xml:space="preserve">251</w:t>
+      </w:r>
+    </w:p>
+    <w:p>
+      <w:pPr>
         <w:pStyle w:val="Compact"/>
-      </w:pPr>
-      <w:r>
-        <w:t xml:space="preserve">251</w:t>
-      </w:r>
-    </w:p>
-    <w:p>
-      <w:pPr>
         <w:numPr>
           <w:ilvl w:val="0"/>
           <w:numId w:val="1011"/>
         </w:numPr>
+      </w:pPr>
+      <w:r>
+        <w:t xml:space="preserve">254</w:t>
+      </w:r>
+    </w:p>
+    <w:p>
+      <w:pPr>
         <w:pStyle w:val="Compact"/>
-      </w:pPr>
-      <w:r>
-        <w:t xml:space="preserve">254</w:t>
-      </w:r>
-    </w:p>
-    <w:p>
-      <w:pPr>
         <w:numPr>
           <w:ilvl w:val="0"/>
           <w:numId w:val="1011"/>
         </w:numPr>
+      </w:pPr>
+      <w:r>
+        <w:t xml:space="preserve">257</w:t>
+      </w:r>
+    </w:p>
+    <w:p>
+      <w:pPr>
         <w:pStyle w:val="Compact"/>
-      </w:pPr>
-      <w:r>
-        <w:t xml:space="preserve">257</w:t>
-      </w:r>
-    </w:p>
-    <w:p>
-      <w:pPr>
         <w:numPr>
           <w:ilvl w:val="0"/>
           <w:numId w:val="1011"/>
         </w:numPr>
+      </w:pPr>
+      <w:r>
+        <w:t xml:space="preserve">260</w:t>
+      </w:r>
+    </w:p>
+    <w:p>
+      <w:pPr>
         <w:pStyle w:val="Compact"/>
-      </w:pPr>
-      <w:r>
-        <w:t xml:space="preserve">260</w:t>
-      </w:r>
-    </w:p>
-    <w:p>
-      <w:pPr>
         <w:numPr>
           <w:ilvl w:val="0"/>
           <w:numId w:val="1011"/>
         </w:numPr>
-        <w:pStyle w:val="Compact"/>
       </w:pPr>
       <w:r>
         <w:t xml:space="preserve">404</w:t>
@@ -5116,10 +5042,10 @@
       </w:r>
       <w:r>
         <w:rPr>
+          <w:b/>
+          <w:bCs/>
+          <w:i/>
           <w:iCs/>
-          <w:i/>
-          <w:bCs/>
-          <w:b/>
         </w:rPr>
         <w:t xml:space="preserve">still</w:t>
       </w:r>
@@ -5141,13 +5067,7 @@
         <w:t xml:space="preserve"> </w:t>
       </w:r>
       <w:r>
-        <w:t xml:space="preserve">“</w:t>
-      </w:r>
-      <w:r>
-        <w:t xml:space="preserve">new.name</w:t>
-      </w:r>
-      <w:r>
-        <w:t xml:space="preserve">”</w:t>
+        <w:t xml:space="preserve">“new.name”</w:t>
       </w:r>
       <w:r>
         <w:t xml:space="preserve"> </w:t>
@@ -5159,13 +5079,7 @@
         <w:t xml:space="preserve"> </w:t>
       </w:r>
       <w:r>
-        <w:t xml:space="preserve">“</w:t>
-      </w:r>
-      <w:r>
-        <w:t xml:space="preserve">old.name</w:t>
-      </w:r>
-      <w:r>
-        <w:t xml:space="preserve">”</w:t>
+        <w:t xml:space="preserve">“old.name”</w:t>
       </w:r>
       <w:r>
         <w:t xml:space="preserve"> </w:t>
@@ -5575,8 +5489,8 @@
       </w:r>
       <w:r>
         <w:rPr>
+          <w:i/>
           <w:iCs/>
-          <w:i/>
         </w:rPr>
         <w:t xml:space="preserve">essential</w:t>
       </w:r>
@@ -5588,16 +5502,48 @@
       </w:r>
       <w:r>
         <w:rPr>
+          <w:b/>
           <w:bCs/>
+        </w:rPr>
+        <w:t xml:space="preserve">S. S. Rainbow Cake</w:t>
+      </w:r>
+      <w:r>
+        <w:t xml:space="preserve"> </w:t>
+      </w:r>
+      <w:r>
+        <w:t xml:space="preserve">because you’re an epidemiologist and are trained to think about how data are used to solve public health issues, so let’s turn our focus now to exploring what are our data are telling us.</w:t>
+      </w:r>
+    </w:p>
+    <w:p>
+      <w:pPr>
+        <w:pStyle w:val="BodyText"/>
+      </w:pPr>
+      <w:r>
+        <w:t xml:space="preserve">We need a tool to help turn our observations into meaningful summaries, and the summarize() family of functions will provide just that!</w:t>
+      </w:r>
+    </w:p>
+    <w:p>
+      <w:pPr>
+        <w:pStyle w:val="BodyText"/>
+      </w:pPr>
+      <w:r>
+        <w:t xml:space="preserve">The</w:t>
+      </w:r>
+      <w:r>
+        <w:t xml:space="preserve"> </w:t>
+      </w:r>
+      <w:r>
+        <w:rPr>
           <w:b/>
-        </w:rPr>
-        <w:t xml:space="preserve">S. S. Rainbow Cake</w:t>
-      </w:r>
-      <w:r>
-        <w:t xml:space="preserve"> </w:t>
-      </w:r>
-      <w:r>
-        <w:t xml:space="preserve">because you’re an epidemiologist and are trained to think about how data are used to solve public health issues, so let’s turn our focus now to exploring what are our data are telling us.</w:t>
+          <w:bCs/>
+        </w:rPr>
+        <w:t xml:space="preserve">summarize()</w:t>
+      </w:r>
+      <w:r>
+        <w:t xml:space="preserve"> </w:t>
+      </w:r>
+      <w:r>
+        <w:t xml:space="preserve">function takes your specified data and summary functions (e.g., sum, mean, median, max, min, etc.) as input, and outputs a new data frame with the results stored as variables. The syntax should look fairly familiar at this point.</w:t>
       </w:r>
     </w:p>
     <w:p>
@@ -5605,7 +5551,81 @@
         <w:pStyle w:val="BodyText"/>
       </w:pPr>
       <w:r>
-        <w:t xml:space="preserve">We need a tool to help turn our observations into meaningful summaries, and the summarize() family of functions will provide just that!</w:t>
+        <w:t xml:space="preserve">e.g.,</w:t>
+      </w:r>
+    </w:p>
+    <w:p>
+      <w:pPr>
+        <w:pStyle w:val="BlockText"/>
+      </w:pPr>
+      <w:r>
+        <w:rPr>
+          <w:rStyle w:val="VerbatimChar"/>
+        </w:rPr>
+        <w:t xml:space="preserve">data %&gt;% summarize(</w:t>
+      </w:r>
+    </w:p>
+    <w:p>
+      <w:pPr>
+        <w:pStyle w:val="BlockText"/>
+      </w:pPr>
+      <w:r>
+        <w:rPr>
+          <w:rStyle w:val="VerbatimChar"/>
+        </w:rPr>
+        <w:t xml:space="preserve">summary_mean = mean(variable),</w:t>
+      </w:r>
+    </w:p>
+    <w:p>
+      <w:pPr>
+        <w:pStyle w:val="BlockText"/>
+      </w:pPr>
+      <w:r>
+        <w:rPr>
+          <w:rStyle w:val="VerbatimChar"/>
+        </w:rPr>
+        <w:t xml:space="preserve">summary_median = median(variable),</w:t>
+      </w:r>
+    </w:p>
+    <w:p>
+      <w:pPr>
+        <w:pStyle w:val="BlockText"/>
+      </w:pPr>
+      <w:r>
+        <w:rPr>
+          <w:rStyle w:val="VerbatimChar"/>
+        </w:rPr>
+        <w:t xml:space="preserve">summary_example3 = some.function(variable),</w:t>
+      </w:r>
+    </w:p>
+    <w:p>
+      <w:pPr>
+        <w:pStyle w:val="BlockText"/>
+      </w:pPr>
+      <w:r>
+        <w:rPr>
+          <w:rStyle w:val="VerbatimChar"/>
+        </w:rPr>
+        <w:t xml:space="preserve">etc.</w:t>
+      </w:r>
+    </w:p>
+    <w:p>
+      <w:pPr>
+        <w:pStyle w:val="BlockText"/>
+      </w:pPr>
+      <w:r>
+        <w:rPr>
+          <w:rStyle w:val="VerbatimChar"/>
+        </w:rPr>
+        <w:t xml:space="preserve">)</w:t>
+      </w:r>
+    </w:p>
+    <w:p>
+      <w:pPr>
+        <w:pStyle w:val="FirstParagraph"/>
+      </w:pPr>
+      <w:r>
+        <w:t xml:space="preserve">A very useful supplement to summarize() functions is the ability to group your data prior to the summaries being calculated. This allows you to create a summary of one variable for each level of another variable. E.g., calculating the median age for females and males separately.</w:t>
       </w:r>
     </w:p>
     <w:p>
@@ -5613,164 +5633,58 @@
         <w:pStyle w:val="BodyText"/>
       </w:pPr>
       <w:r>
-        <w:t xml:space="preserve">The</w:t>
-      </w:r>
-      <w:r>
-        <w:t xml:space="preserve"> </w:t>
-      </w:r>
-      <w:r>
-        <w:rPr>
-          <w:bCs/>
-          <w:b/>
-        </w:rPr>
-        <w:t xml:space="preserve">summarize()</w:t>
-      </w:r>
-      <w:r>
-        <w:t xml:space="preserve"> </w:t>
-      </w:r>
-      <w:r>
-        <w:t xml:space="preserve">function takes your specified data and summary functions (e.g., sum, mean, median, max, min, etc.) as input, and outputs a new data frame with the results stored as variables. The syntax should look fairly familiar at this point.</w:t>
-      </w:r>
-    </w:p>
-    <w:p>
-      <w:pPr>
-        <w:pStyle w:val="BodyText"/>
-      </w:pPr>
-      <w:r>
-        <w:t xml:space="preserve">e.g.,</w:t>
-      </w:r>
-    </w:p>
-    <w:p>
-      <w:pPr>
-        <w:pStyle w:val="BlockText"/>
-      </w:pPr>
-      <w:r>
-        <w:rPr>
-          <w:rStyle w:val="VerbatimChar"/>
-        </w:rPr>
-        <w:t xml:space="preserve">data %&gt;% summarize(</w:t>
-      </w:r>
-    </w:p>
-    <w:p>
-      <w:pPr>
-        <w:pStyle w:val="BlockText"/>
-      </w:pPr>
-      <w:r>
-        <w:rPr>
-          <w:rStyle w:val="VerbatimChar"/>
-        </w:rPr>
-        <w:t xml:space="preserve">summary_mean = mean(variable),</w:t>
-      </w:r>
-    </w:p>
-    <w:p>
-      <w:pPr>
-        <w:pStyle w:val="BlockText"/>
-      </w:pPr>
-      <w:r>
-        <w:rPr>
-          <w:rStyle w:val="VerbatimChar"/>
-        </w:rPr>
-        <w:t xml:space="preserve">summary_median = median(variable),</w:t>
-      </w:r>
-    </w:p>
-    <w:p>
-      <w:pPr>
-        <w:pStyle w:val="BlockText"/>
-      </w:pPr>
-      <w:r>
-        <w:rPr>
-          <w:rStyle w:val="VerbatimChar"/>
-        </w:rPr>
-        <w:t xml:space="preserve">summary_example3 = some.function(variable),</w:t>
-      </w:r>
-    </w:p>
-    <w:p>
-      <w:pPr>
-        <w:pStyle w:val="BlockText"/>
-      </w:pPr>
-      <w:r>
-        <w:rPr>
-          <w:rStyle w:val="VerbatimChar"/>
-        </w:rPr>
-        <w:t xml:space="preserve">etc.</w:t>
-      </w:r>
-    </w:p>
-    <w:p>
-      <w:pPr>
-        <w:pStyle w:val="BlockText"/>
-      </w:pPr>
-      <w:r>
-        <w:rPr>
-          <w:rStyle w:val="VerbatimChar"/>
-        </w:rPr>
-        <w:t xml:space="preserve">)</w:t>
-      </w:r>
-    </w:p>
-    <w:p>
-      <w:pPr>
-        <w:pStyle w:val="FirstParagraph"/>
-      </w:pPr>
-      <w:r>
-        <w:t xml:space="preserve">A very useful supplement to summarize() functions is the ability to group your data prior to the summaries being calculated. This allows you to create a summary of one variable for each level of another variable. E.g., calculating the median age for females and males separately.</w:t>
-      </w:r>
-    </w:p>
-    <w:p>
-      <w:pPr>
-        <w:pStyle w:val="BodyText"/>
-      </w:pPr>
-      <w:r>
         <w:t xml:space="preserve">You can group variables in one of two ways.</w:t>
       </w:r>
     </w:p>
     <w:p>
       <w:pPr>
+        <w:pStyle w:val="Compact"/>
         <w:numPr>
           <w:ilvl w:val="0"/>
           <w:numId w:val="1012"/>
         </w:numPr>
+      </w:pPr>
+      <w:r>
+        <w:t xml:space="preserve">Using the</w:t>
+      </w:r>
+      <w:r>
+        <w:t xml:space="preserve"> </w:t>
+      </w:r>
+      <w:r>
+        <w:rPr>
+          <w:rStyle w:val="VerbatimChar"/>
+        </w:rPr>
+        <w:t xml:space="preserve">.by =</w:t>
+      </w:r>
+      <w:r>
+        <w:t xml:space="preserve"> </w:t>
+      </w:r>
+      <w:r>
+        <w:t xml:space="preserve">argument inside the summarize() function. E.g., adding</w:t>
+      </w:r>
+      <w:r>
+        <w:t xml:space="preserve"> </w:t>
+      </w:r>
+      <w:r>
+        <w:rPr>
+          <w:rStyle w:val="VerbatimChar"/>
+        </w:rPr>
+        <w:t xml:space="preserve">.by = Gender</w:t>
+      </w:r>
+      <w:r>
+        <w:t xml:space="preserve"> </w:t>
+      </w:r>
+      <w:r>
+        <w:t xml:space="preserve">will split your data into groups of males and females only before carrying out the summary function indicated.</w:t>
+      </w:r>
+    </w:p>
+    <w:p>
+      <w:pPr>
         <w:pStyle w:val="Compact"/>
-      </w:pPr>
-      <w:r>
-        <w:t xml:space="preserve">Using the</w:t>
-      </w:r>
-      <w:r>
-        <w:t xml:space="preserve"> </w:t>
-      </w:r>
-      <w:r>
-        <w:rPr>
-          <w:rStyle w:val="VerbatimChar"/>
-        </w:rPr>
-        <w:t xml:space="preserve">.by =</w:t>
-      </w:r>
-      <w:r>
-        <w:t xml:space="preserve"> </w:t>
-      </w:r>
-      <w:r>
-        <w:t xml:space="preserve">argument inside the summarize() function. E.g., adding</w:t>
-      </w:r>
-      <w:r>
-        <w:t xml:space="preserve"> </w:t>
-      </w:r>
-      <w:r>
-        <w:rPr>
-          <w:rStyle w:val="VerbatimChar"/>
-        </w:rPr>
-        <w:t xml:space="preserve">.by = Gender</w:t>
-      </w:r>
-      <w:r>
-        <w:t xml:space="preserve"> </w:t>
-      </w:r>
-      <w:r>
-        <w:t xml:space="preserve">will split your data into groups of males and females only before carrying out the summary function indicated.</w:t>
-      </w:r>
-    </w:p>
-    <w:p>
-      <w:pPr>
         <w:numPr>
           <w:ilvl w:val="0"/>
           <w:numId w:val="1012"/>
         </w:numPr>
-        <w:pStyle w:val="Compact"/>
       </w:pPr>
       <w:r>
         <w:t xml:space="preserve">Using group_by() before invoking summarize() in your tidyverse pipe operations. E.g.,</w:t>
@@ -5845,8 +5759,8 @@
       </w:pPr>
       <w:r>
         <w:rPr>
+          <w:b/>
           <w:bCs/>
-          <w:b/>
         </w:rPr>
         <w:t xml:space="preserve">Simple statistics to summarize:</w:t>
       </w:r>
@@ -6799,13 +6713,7 @@
         <w:t xml:space="preserve"> </w:t>
       </w:r>
       <w:r>
-        <w:t xml:space="preserve">“</w:t>
-      </w:r>
-      <w:r>
-        <w:t xml:space="preserve">Fever</w:t>
-      </w:r>
-      <w:r>
-        <w:t xml:space="preserve">”</w:t>
+        <w:t xml:space="preserve">“Fever”</w:t>
       </w:r>
       <w:r>
         <w:t xml:space="preserve"> </w:t>
@@ -7842,17 +7750,16 @@
         <w:tblStyle w:val="Table"/>
         <w:tblLook w:firstRow="0" w:lastRow="0" w:firstColumn="0" w:lastColumn="0" w:noHBand="0" w:noVBand="0" w:val="0000"/>
         <w:tblBorders>
+          <w:top w:val="single" w:sz="4" w:space="0" w:color="0758E5"/>
           <w:left w:val="single" w:sz="24" w:space="0" w:color="0758E5"/>
+          <w:bottom w:val="single" w:sz="4" w:space="0" w:color="0758E5"/>
           <w:right w:val="single" w:sz="4" w:space="0" w:color="0758E5"/>
-          <w:top w:val="single" w:sz="4" w:space="0" w:color="0758E5"/>
-          <w:bottom w:val="single" w:sz="4" w:space="0" w:color="0758E5"/>
         </w:tblBorders>
         <w:tblCellMar>
           <w:left w:w="144" w:type="dxa"/>
           <w:right w:w="144" w:type="dxa"/>
         </w:tblCellMar>
-        <w:tblInd w:w="164" w:type="dxa"/>
-        <w:tblW w:type="pct" w:w="100%"/>
+        <w:tblLook w:firstRow="0" w:lastRow="0" w:firstColumn="0" w:lastColumn="0" w:noHBand="0" w:noVBand="0" w:val="0000"/>
       </w:tblPr>
       <w:tr>
         <w:trPr>
@@ -7884,7 +7791,7 @@
                     <a:graphicData uri="http://schemas.openxmlformats.org/drawingml/2006/picture">
                       <pic:pic>
                         <pic:nvPicPr>
-                          <pic:cNvPr descr="C:\PROGRA~1\RStudio\RESOUR~1\app\bin\quarto\share\formats\docx\note.png" id="70" name="Picture"/>
+                          <pic:cNvPr descr="C:\Users\BHETMAN\AppData\Local\Programs\Quarto\share\formats\docx\note.png" id="70" name="Picture"/>
                           <pic:cNvPicPr>
                             <a:picLocks noChangeArrowheads="1" noChangeAspect="1"/>
                           </pic:cNvPicPr>
@@ -7950,6 +7857,7 @@
               <w:t xml:space="preserve">It looks like ages 30-49 were experiencing fever most frequently. Does this give us any clues at this stage as to what we might be dealing with? Why or why not?</w:t>
             </w:r>
           </w:p>
+          <w:p/>
         </w:tc>
       </w:tr>
     </w:tbl>
@@ -7963,47 +7871,47 @@
     </w:p>
     <w:p>
       <w:pPr>
+        <w:pStyle w:val="Compact"/>
         <w:numPr>
           <w:ilvl w:val="0"/>
           <w:numId w:val="1015"/>
         </w:numPr>
+      </w:pPr>
+      <w:r>
+        <w:t xml:space="preserve">Vomiting</w:t>
+      </w:r>
+    </w:p>
+    <w:p>
+      <w:pPr>
         <w:pStyle w:val="Compact"/>
-      </w:pPr>
-      <w:r>
-        <w:t xml:space="preserve">Vomiting</w:t>
-      </w:r>
-    </w:p>
-    <w:p>
-      <w:pPr>
         <w:numPr>
           <w:ilvl w:val="0"/>
           <w:numId w:val="1015"/>
         </w:numPr>
+      </w:pPr>
+      <w:r>
+        <w:t xml:space="preserve">Diarrhea</w:t>
+      </w:r>
+    </w:p>
+    <w:p>
+      <w:pPr>
         <w:pStyle w:val="Compact"/>
-      </w:pPr>
-      <w:r>
-        <w:t xml:space="preserve">Diarrhea</w:t>
-      </w:r>
-    </w:p>
-    <w:p>
-      <w:pPr>
         <w:numPr>
           <w:ilvl w:val="0"/>
           <w:numId w:val="1015"/>
         </w:numPr>
+      </w:pPr>
+      <w:r>
+        <w:t xml:space="preserve">Headache</w:t>
+      </w:r>
+    </w:p>
+    <w:p>
+      <w:pPr>
         <w:pStyle w:val="Compact"/>
-      </w:pPr>
-      <w:r>
-        <w:t xml:space="preserve">Headache</w:t>
-      </w:r>
-    </w:p>
-    <w:p>
-      <w:pPr>
         <w:numPr>
           <w:ilvl w:val="0"/>
           <w:numId w:val="1015"/>
         </w:numPr>
-        <w:pStyle w:val="Compact"/>
       </w:pPr>
       <w:r>
         <w:t xml:space="preserve">Bloody Stool</w:t>
@@ -8737,17 +8645,16 @@
         <w:tblStyle w:val="Table"/>
         <w:tblLook w:firstRow="0" w:lastRow="0" w:firstColumn="0" w:lastColumn="0" w:noHBand="0" w:noVBand="0" w:val="0000"/>
         <w:tblBorders>
+          <w:top w:val="single" w:sz="4" w:space="0" w:color="0758E5"/>
           <w:left w:val="single" w:sz="24" w:space="0" w:color="0758E5"/>
+          <w:bottom w:val="single" w:sz="4" w:space="0" w:color="0758E5"/>
           <w:right w:val="single" w:sz="4" w:space="0" w:color="0758E5"/>
-          <w:top w:val="single" w:sz="4" w:space="0" w:color="0758E5"/>
-          <w:bottom w:val="single" w:sz="4" w:space="0" w:color="0758E5"/>
         </w:tblBorders>
         <w:tblCellMar>
           <w:left w:w="144" w:type="dxa"/>
           <w:right w:w="144" w:type="dxa"/>
         </w:tblCellMar>
-        <w:tblInd w:w="164" w:type="dxa"/>
-        <w:tblW w:type="pct" w:w="100%"/>
+        <w:tblLook w:firstRow="0" w:lastRow="0" w:firstColumn="0" w:lastColumn="0" w:noHBand="0" w:noVBand="0" w:val="0000"/>
       </w:tblPr>
       <w:tr>
         <w:trPr>
@@ -8779,7 +8686,7 @@
                     <a:graphicData uri="http://schemas.openxmlformats.org/drawingml/2006/picture">
                       <pic:pic>
                         <pic:nvPicPr>
-                          <pic:cNvPr descr="C:\PROGRA~1\RStudio\RESOUR~1\app\bin\quarto\share\formats\docx\note.png" id="73" name="Picture"/>
+                          <pic:cNvPr descr="C:\Users\BHETMAN\AppData\Local\Programs\Quarto\share\formats\docx\note.png" id="73" name="Picture"/>
                           <pic:cNvPicPr>
                             <a:picLocks noChangeArrowheads="1" noChangeAspect="1"/>
                           </pic:cNvPicPr>
@@ -8901,11 +8808,11 @@
           </w:p>
           <w:p>
             <w:pPr>
+              <w:pStyle w:val="Compact"/>
               <w:numPr>
                 <w:ilvl w:val="0"/>
                 <w:numId w:val="1017"/>
               </w:numPr>
-              <w:pStyle w:val="Compact"/>
             </w:pPr>
             <w:hyperlink r:id="rId77">
               <w:r>
@@ -8916,6 +8823,7 @@
               </w:r>
             </w:hyperlink>
           </w:p>
+          <w:p/>
         </w:tc>
       </w:tr>
     </w:tbl>
@@ -9046,66 +8954,66 @@
       </w:pPr>
       <w:r>
         <w:rPr>
+          <w:b/>
           <w:bCs/>
+        </w:rPr>
+        <w:t xml:space="preserve">Note that once ggplot has been called, additional layers to the chart must be chained using the</w:t>
+      </w:r>
+      <w:r>
+        <w:rPr>
           <w:b/>
-        </w:rPr>
-        <w:t xml:space="preserve">Note that once ggplot has been called, additional layers to the chart must be chained using the</w:t>
-      </w:r>
-      <w:r>
-        <w:rPr>
           <w:bCs/>
+        </w:rPr>
+        <w:t xml:space="preserve"> </w:t>
+      </w:r>
+      <w:r>
+        <w:rPr>
+          <w:rStyle w:val="VerbatimChar"/>
           <w:b/>
+          <w:bCs/>
+        </w:rPr>
+        <w:t xml:space="preserve">+</w:t>
+      </w:r>
+      <w:r>
+        <w:rPr>
+          <w:b/>
+          <w:bCs/>
+        </w:rPr>
+        <w:t xml:space="preserve"> </w:t>
+      </w:r>
+      <w:r>
+        <w:rPr>
+          <w:b/>
+          <w:bCs/>
+        </w:rPr>
+        <w:t xml:space="preserve">operator, not the</w:t>
+      </w:r>
+      <w:r>
+        <w:rPr>
+          <w:b/>
+          <w:bCs/>
         </w:rPr>
         <w:t xml:space="preserve"> </w:t>
       </w:r>
       <w:r>
         <w:rPr>
           <w:rStyle w:val="VerbatimChar"/>
+          <w:b/>
           <w:bCs/>
+        </w:rPr>
+        <w:t xml:space="preserve">%&gt;%</w:t>
+      </w:r>
+      <w:r>
+        <w:rPr>
           <w:b/>
-        </w:rPr>
-        <w:t xml:space="preserve">+</w:t>
-      </w:r>
-      <w:r>
-        <w:rPr>
           <w:bCs/>
+        </w:rPr>
+        <w:t xml:space="preserve"> </w:t>
+      </w:r>
+      <w:r>
+        <w:rPr>
           <w:b/>
-        </w:rPr>
-        <w:t xml:space="preserve"> </w:t>
-      </w:r>
-      <w:r>
-        <w:rPr>
           <w:bCs/>
-          <w:b/>
-        </w:rPr>
-        <w:t xml:space="preserve">operator, not the</w:t>
-      </w:r>
-      <w:r>
-        <w:rPr>
-          <w:bCs/>
-          <w:b/>
-        </w:rPr>
-        <w:t xml:space="preserve"> </w:t>
-      </w:r>
-      <w:r>
-        <w:rPr>
-          <w:rStyle w:val="VerbatimChar"/>
-          <w:bCs/>
-          <w:b/>
-        </w:rPr>
-        <w:t xml:space="preserve">%&gt;%</w:t>
-      </w:r>
-      <w:r>
-        <w:rPr>
-          <w:bCs/>
-          <w:b/>
-        </w:rPr>
-        <w:t xml:space="preserve"> </w:t>
-      </w:r>
-      <w:r>
-        <w:rPr>
-          <w:bCs/>
-          <w:b/>
         </w:rPr>
         <w:t xml:space="preserve">operator.</w:t>
       </w:r>
@@ -9365,8 +9273,8 @@
       </w:r>
       <w:r>
         <w:rPr>
+          <w:b/>
           <w:bCs/>
-          <w:b/>
         </w:rPr>
         <w:t xml:space="preserve">S. S. Rainbow Cake</w:t>
       </w:r>
@@ -9395,47 +9303,47 @@
     </w:p>
     <w:p>
       <w:pPr>
+        <w:pStyle w:val="Compact"/>
         <w:numPr>
           <w:ilvl w:val="0"/>
           <w:numId w:val="1019"/>
         </w:numPr>
+      </w:pPr>
+      <w:r>
+        <w:t xml:space="preserve">There is a very strong point-source outbreak signal. We should be thinking about exposures that may have occurred at a single setting (e.g., meals, events).</w:t>
+      </w:r>
+    </w:p>
+    <w:p>
+      <w:pPr>
         <w:pStyle w:val="Compact"/>
-      </w:pPr>
-      <w:r>
-        <w:t xml:space="preserve">There is a very strong point-source outbreak signal. We should be thinking about exposures that may have occurred at a single setting (e.g., meals, events).</w:t>
-      </w:r>
-    </w:p>
-    <w:p>
-      <w:pPr>
         <w:numPr>
           <w:ilvl w:val="0"/>
           <w:numId w:val="1019"/>
         </w:numPr>
+      </w:pPr>
+      <w:r>
+        <w:t xml:space="preserve">While all of our cases reported abdominal pain / discomfort, there are some that have reported much more serious symptoms. We may want to investigate these further.</w:t>
+      </w:r>
+    </w:p>
+    <w:p>
+      <w:pPr>
         <w:pStyle w:val="Compact"/>
-      </w:pPr>
-      <w:r>
-        <w:t xml:space="preserve">While all of our cases reported abdominal pain / discomfort, there are some that have reported much more serious symptoms. We may want to investigate these further.</w:t>
-      </w:r>
-    </w:p>
-    <w:p>
-      <w:pPr>
         <w:numPr>
           <w:ilvl w:val="0"/>
           <w:numId w:val="1019"/>
         </w:numPr>
+      </w:pPr>
+      <w:r>
+        <w:t xml:space="preserve">There does not appear to be any strong signals based on age and sex of cases.</w:t>
+      </w:r>
+    </w:p>
+    <w:p>
+      <w:pPr>
         <w:pStyle w:val="Compact"/>
-      </w:pPr>
-      <w:r>
-        <w:t xml:space="preserve">There does not appear to be any strong signals based on age and sex of cases.</w:t>
-      </w:r>
-    </w:p>
-    <w:p>
-      <w:pPr>
         <w:numPr>
           <w:ilvl w:val="0"/>
           <w:numId w:val="1019"/>
         </w:numPr>
-        <w:pStyle w:val="Compact"/>
       </w:pPr>
       <w:r>
         <w:t xml:space="preserve">We are on a cruise ship and historically, gastrointestinal outbreaks cause by contaminated food are a common occurrence.</w:t>
@@ -9755,17 +9663,16 @@
         <w:tblStyle w:val="Table"/>
         <w:tblLook w:firstRow="0" w:lastRow="0" w:firstColumn="0" w:lastColumn="0" w:noHBand="0" w:noVBand="0" w:val="0000"/>
         <w:tblBorders>
+          <w:top w:val="single" w:sz="4" w:space="0" w:color="0758E5"/>
           <w:left w:val="single" w:sz="24" w:space="0" w:color="0758E5"/>
+          <w:bottom w:val="single" w:sz="4" w:space="0" w:color="0758E5"/>
           <w:right w:val="single" w:sz="4" w:space="0" w:color="0758E5"/>
-          <w:top w:val="single" w:sz="4" w:space="0" w:color="0758E5"/>
-          <w:bottom w:val="single" w:sz="4" w:space="0" w:color="0758E5"/>
         </w:tblBorders>
         <w:tblCellMar>
           <w:left w:w="144" w:type="dxa"/>
           <w:right w:w="144" w:type="dxa"/>
         </w:tblCellMar>
-        <w:tblInd w:w="164" w:type="dxa"/>
-        <w:tblW w:type="pct" w:w="100%"/>
+        <w:tblLook w:firstRow="0" w:lastRow="0" w:firstColumn="0" w:lastColumn="0" w:noHBand="0" w:noVBand="0" w:val="0000"/>
       </w:tblPr>
       <w:tr>
         <w:trPr>
@@ -9797,7 +9704,7 @@
                     <a:graphicData uri="http://schemas.openxmlformats.org/drawingml/2006/picture">
                       <pic:pic>
                         <pic:nvPicPr>
-                          <pic:cNvPr descr="C:\PROGRA~1\RStudio\RESOUR~1\app\bin\quarto\share\formats\docx\note.png" id="83" name="Picture"/>
+                          <pic:cNvPr descr="C:\Users\BHETMAN\AppData\Local\Programs\Quarto\share\formats\docx\note.png" id="83" name="Picture"/>
                           <pic:cNvPicPr>
                             <a:picLocks noChangeArrowheads="1" noChangeAspect="1"/>
                           </pic:cNvPicPr>
@@ -9863,6 +9770,7 @@
               <w:t xml:space="preserve">Do you notice any differences between the numbers of passengers reporting symptoms? Why might vomiting, diarrhea, and headache be reported less often than the more severe symptoms of bloody stool and fever. What types of gastrointestinal diseases might cause bloody stool and fever?</w:t>
             </w:r>
           </w:p>
+          <w:p/>
         </w:tc>
       </w:tr>
     </w:tbl>
@@ -9886,23 +9794,23 @@
     </w:p>
     <w:p>
       <w:pPr>
+        <w:pStyle w:val="Compact"/>
         <w:numPr>
           <w:ilvl w:val="0"/>
           <w:numId w:val="1020"/>
         </w:numPr>
+      </w:pPr>
+      <w:r>
+        <w:t xml:space="preserve">Member Status</w:t>
+      </w:r>
+    </w:p>
+    <w:p>
+      <w:pPr>
         <w:pStyle w:val="Compact"/>
-      </w:pPr>
-      <w:r>
-        <w:t xml:space="preserve">Member Status</w:t>
-      </w:r>
-    </w:p>
-    <w:p>
-      <w:pPr>
         <w:numPr>
           <w:ilvl w:val="0"/>
           <w:numId w:val="1020"/>
         </w:numPr>
-        <w:pStyle w:val="Compact"/>
       </w:pPr>
       <w:r>
         <w:t xml:space="preserve">Boarding Date</w:t>
@@ -10438,17 +10346,16 @@
         <w:tblStyle w:val="Table"/>
         <w:tblLook w:firstRow="0" w:lastRow="0" w:firstColumn="0" w:lastColumn="0" w:noHBand="0" w:noVBand="0" w:val="0000"/>
         <w:tblBorders>
+          <w:top w:val="single" w:sz="4" w:space="0" w:color="0758E5"/>
           <w:left w:val="single" w:sz="24" w:space="0" w:color="0758E5"/>
+          <w:bottom w:val="single" w:sz="4" w:space="0" w:color="0758E5"/>
           <w:right w:val="single" w:sz="4" w:space="0" w:color="0758E5"/>
-          <w:top w:val="single" w:sz="4" w:space="0" w:color="0758E5"/>
-          <w:bottom w:val="single" w:sz="4" w:space="0" w:color="0758E5"/>
         </w:tblBorders>
         <w:tblCellMar>
           <w:left w:w="144" w:type="dxa"/>
           <w:right w:w="144" w:type="dxa"/>
         </w:tblCellMar>
-        <w:tblInd w:w="164" w:type="dxa"/>
-        <w:tblW w:type="pct" w:w="100%"/>
+        <w:tblLook w:firstRow="0" w:lastRow="0" w:firstColumn="0" w:lastColumn="0" w:noHBand="0" w:noVBand="0" w:val="0000"/>
       </w:tblPr>
       <w:tr>
         <w:trPr>
@@ -10480,7 +10387,7 @@
                     <a:graphicData uri="http://schemas.openxmlformats.org/drawingml/2006/picture">
                       <pic:pic>
                         <pic:nvPicPr>
-                          <pic:cNvPr descr="C:\PROGRA~1\RStudio\RESOUR~1\app\bin\quarto\share\formats\docx\note.png" id="86" name="Picture"/>
+                          <pic:cNvPr descr="C:\Users\BHETMAN\AppData\Local\Programs\Quarto\share\formats\docx\note.png" id="86" name="Picture"/>
                           <pic:cNvPicPr>
                             <a:picLocks noChangeArrowheads="1" noChangeAspect="1"/>
                           </pic:cNvPicPr>
@@ -10550,8 +10457,8 @@
             </w:r>
             <w:r>
               <w:rPr>
+                <w:b/>
                 <w:bCs/>
-                <w:b/>
               </w:rPr>
               <w:t xml:space="preserve">date that passengers boarded the ship</w:t>
             </w:r>
@@ -10563,8 +10470,8 @@
             </w:r>
             <w:r>
               <w:rPr>
+                <w:b/>
                 <w:bCs/>
-                <w:b/>
               </w:rPr>
               <w:t xml:space="preserve">cruise-member-status</w:t>
             </w:r>
@@ -10583,6 +10490,7 @@
               <w:t xml:space="preserve">Excellent epi-investigative skills!</w:t>
             </w:r>
           </w:p>
+          <w:p/>
         </w:tc>
       </w:tr>
     </w:tbl>
@@ -10625,83 +10533,83 @@
     </w:p>
     <w:p>
       <w:pPr>
+        <w:pStyle w:val="Compact"/>
         <w:numPr>
           <w:ilvl w:val="0"/>
           <w:numId w:val="1021"/>
         </w:numPr>
+      </w:pPr>
+      <w:r>
+        <w:t xml:space="preserve">Joining multiple datasets using aggregation functions</w:t>
+      </w:r>
+    </w:p>
+    <w:p>
+      <w:pPr>
         <w:pStyle w:val="Compact"/>
-      </w:pPr>
-      <w:r>
-        <w:t xml:space="preserve">Joining multiple datasets using aggregation functions</w:t>
-      </w:r>
-    </w:p>
-    <w:p>
-      <w:pPr>
         <w:numPr>
           <w:ilvl w:val="0"/>
           <w:numId w:val="1021"/>
         </w:numPr>
+      </w:pPr>
+      <w:r>
+        <w:t xml:space="preserve">Joining multiple datasets using table-joins</w:t>
+      </w:r>
+    </w:p>
+    <w:p>
+      <w:pPr>
         <w:pStyle w:val="Compact"/>
-      </w:pPr>
-      <w:r>
-        <w:t xml:space="preserve">Joining multiple datasets using table-joins</w:t>
-      </w:r>
-    </w:p>
-    <w:p>
-      <w:pPr>
         <w:numPr>
           <w:ilvl w:val="0"/>
           <w:numId w:val="1021"/>
         </w:numPr>
+      </w:pPr>
+      <w:r>
+        <w:t xml:space="preserve">Manipulating the shapes of datasets using pivot functions</w:t>
+      </w:r>
+    </w:p>
+    <w:p>
+      <w:pPr>
         <w:pStyle w:val="Compact"/>
-      </w:pPr>
-      <w:r>
-        <w:t xml:space="preserve">Manipulating the shapes of datasets using pivot functions</w:t>
-      </w:r>
-    </w:p>
-    <w:p>
-      <w:pPr>
         <w:numPr>
           <w:ilvl w:val="0"/>
           <w:numId w:val="1021"/>
         </w:numPr>
+      </w:pPr>
+      <w:r>
+        <w:t xml:space="preserve">Separating complex strings and creating new variables</w:t>
+      </w:r>
+    </w:p>
+    <w:p>
+      <w:pPr>
         <w:pStyle w:val="Compact"/>
-      </w:pPr>
-      <w:r>
-        <w:t xml:space="preserve">Separating complex strings and creating new variables</w:t>
-      </w:r>
-    </w:p>
-    <w:p>
-      <w:pPr>
         <w:numPr>
           <w:ilvl w:val="0"/>
           <w:numId w:val="1021"/>
         </w:numPr>
+      </w:pPr>
+      <w:r>
+        <w:t xml:space="preserve">Summarizing data using summary()</w:t>
+      </w:r>
+    </w:p>
+    <w:p>
+      <w:pPr>
         <w:pStyle w:val="Compact"/>
-      </w:pPr>
-      <w:r>
-        <w:t xml:space="preserve">Summarizing data using summary()</w:t>
-      </w:r>
-    </w:p>
-    <w:p>
-      <w:pPr>
         <w:numPr>
           <w:ilvl w:val="0"/>
           <w:numId w:val="1021"/>
         </w:numPr>
+      </w:pPr>
+      <w:r>
+        <w:t xml:space="preserve">Creating a basic epidemiological curve</w:t>
+      </w:r>
+    </w:p>
+    <w:p>
+      <w:pPr>
         <w:pStyle w:val="Compact"/>
-      </w:pPr>
-      <w:r>
-        <w:t xml:space="preserve">Creating a basic epidemiological curve</w:t>
-      </w:r>
-    </w:p>
-    <w:p>
-      <w:pPr>
         <w:numPr>
           <w:ilvl w:val="0"/>
           <w:numId w:val="1021"/>
         </w:numPr>
-        <w:pStyle w:val="Compact"/>
       </w:pPr>
       <w:r>
         <w:t xml:space="preserve">Applying the across() function to summarize with multiple variables at once</w:t>
@@ -10737,8 +10645,8 @@
       </w:r>
       <w:r>
         <w:rPr>
+          <w:b/>
           <w:bCs/>
-          <w:b/>
         </w:rPr>
         <w:t xml:space="preserve">Tidyverse functions</w:t>
       </w:r>
@@ -10812,31 +10720,318 @@
         <w:t xml:space="preserve"> </w:t>
       </w:r>
       <w:r>
-        <w:t xml:space="preserve">“</w:t>
+        <w:t xml:space="preserve">“id”</w:t>
+      </w:r>
+      <w:r>
+        <w:t xml:space="preserve">)</w:t>
+      </w:r>
+      <w:r>
+        <w:t xml:space="preserve">, what does the</w:t>
+      </w:r>
+      <w:r>
+        <w:t xml:space="preserve"> </w:t>
+      </w:r>
+      <w:r>
+        <w:t xml:space="preserve">.id</w:t>
+      </w:r>
+      <w:r>
+        <w:t xml:space="preserve"> </w:t>
+      </w:r>
+      <w:r>
+        <w:t xml:space="preserve">argument capture?</w:t>
+      </w:r>
+    </w:p>
+    <w:p>
+      <w:pPr>
+        <w:pStyle w:val="BodyText"/>
+      </w:pPr>
+      <w:r>
+        <w:t xml:space="preserve">A unique row number for each observation</w:t>
+      </w:r>
+      <w:r>
+        <w:t xml:space="preserve"> </w:t>
+      </w:r>
+      <w:r>
+        <w:t xml:space="preserve">The source dataset each row came from</w:t>
+      </w:r>
+      <w:r>
+        <w:t xml:space="preserve"> </w:t>
+      </w:r>
+      <w:r>
+        <w:t xml:space="preserve">The primary key used for later joins</w:t>
+      </w:r>
+      <w:r>
+        <w:t xml:space="preserve"> </w:t>
+      </w:r>
+      <w:r>
+        <w:t xml:space="preserve">Submit</w:t>
+      </w:r>
+    </w:p>
+    <w:p>
+      <w:pPr>
+        <w:pStyle w:val="BodyText"/>
+      </w:pPr>
+      <w:r>
+        <w:t xml:space="preserve">3. Why was</w:t>
+      </w:r>
+      <w:r>
+        <w:t xml:space="preserve"> </w:t>
+      </w:r>
+      <w:r>
+        <w:t xml:space="preserve">skip = 4</w:t>
+      </w:r>
+      <w:r>
+        <w:t xml:space="preserve"> </w:t>
+      </w:r>
+      <w:r>
+        <w:t xml:space="preserve">used when importing the abdo datasets with</w:t>
+      </w:r>
+      <w:r>
+        <w:t xml:space="preserve"> </w:t>
+      </w:r>
+      <w:r>
+        <w:t xml:space="preserve">read_tsv()</w:t>
+      </w:r>
+      <w:r>
+        <w:t xml:space="preserve">?</w:t>
+      </w:r>
+    </w:p>
+    <w:p>
+      <w:pPr>
+        <w:pStyle w:val="BodyText"/>
+      </w:pPr>
+      <w:r>
+        <w:t xml:space="preserve">To remove the first four rows containing metadata rather than data</w:t>
+      </w:r>
+      <w:r>
+        <w:t xml:space="preserve"> </w:t>
+      </w:r>
+      <w:r>
+        <w:t xml:space="preserve">To skip missing values at the top of the file</w:t>
+      </w:r>
+      <w:r>
+        <w:t xml:space="preserve"> </w:t>
+      </w:r>
+      <w:r>
+        <w:t xml:space="preserve">To improve import speed for large files</w:t>
+      </w:r>
+      <w:r>
+        <w:t xml:space="preserve"> </w:t>
+      </w:r>
+      <w:r>
+        <w:t xml:space="preserve">Submit</w:t>
+      </w:r>
+    </w:p>
+    <w:p>
+      <w:pPr>
+        <w:pStyle w:val="BodyText"/>
+      </w:pPr>
+      <w:r>
+        <w:t xml:space="preserve">4. Why was</w:t>
+      </w:r>
+      <w:r>
+        <w:t xml:space="preserve"> </w:t>
+      </w:r>
+      <w:r>
+        <w:t xml:space="preserve">case_when()</w:t>
+      </w:r>
+      <w:r>
+        <w:t xml:space="preserve"> </w:t>
+      </w:r>
+      <w:r>
+        <w:t xml:space="preserve">used instead of</w:t>
+      </w:r>
+      <w:r>
+        <w:t xml:space="preserve"> </w:t>
+      </w:r>
+      <w:r>
+        <w:t xml:space="preserve">if_else()</w:t>
+      </w:r>
+      <w:r>
+        <w:t xml:space="preserve"> </w:t>
+      </w:r>
+      <w:r>
+        <w:t xml:space="preserve">when creating new variables?</w:t>
+      </w:r>
+    </w:p>
+    <w:p>
+      <w:pPr>
+        <w:pStyle w:val="BodyText"/>
+      </w:pPr>
+      <w:r>
+        <w:t xml:space="preserve">case_when()</w:t>
+      </w:r>
+      <w:r>
+        <w:t xml:space="preserve"> </w:t>
+      </w:r>
+      <w:r>
+        <w:t xml:space="preserve">allows multiple conditional rules to be applied in order</w:t>
+      </w:r>
+      <w:r>
+        <w:t xml:space="preserve"> </w:t>
+      </w:r>
+      <w:r>
+        <w:t xml:space="preserve">case_when()</w:t>
+      </w:r>
+      <w:r>
+        <w:t xml:space="preserve"> </w:t>
+      </w:r>
+      <w:r>
+        <w:t xml:space="preserve">is faster for numeric variables</w:t>
+      </w:r>
+      <w:r>
+        <w:t xml:space="preserve"> </w:t>
+      </w:r>
+      <w:r>
+        <w:t xml:space="preserve">if_else()</w:t>
+      </w:r>
+      <w:r>
+        <w:t xml:space="preserve"> </w:t>
+      </w:r>
+      <w:r>
+        <w:t xml:space="preserve">cannot be used inside</w:t>
+      </w:r>
+      <w:r>
+        <w:t xml:space="preserve"> </w:t>
+      </w:r>
+      <w:r>
+        <w:t xml:space="preserve">mutate()</w:t>
+      </w:r>
+      <w:r>
+        <w:t xml:space="preserve"> </w:t>
+      </w:r>
+      <w:r>
+        <w:t xml:space="preserve">Submit</w:t>
+      </w:r>
+    </w:p>
+    <w:p>
+      <w:pPr>
+        <w:pStyle w:val="BodyText"/>
+      </w:pPr>
+      <w:r>
+        <w:t xml:space="preserve">5. Why is it good practice to remove the temporary</w:t>
+      </w:r>
+      <w:r>
+        <w:t xml:space="preserve"> </w:t>
       </w:r>
       <w:r>
         <w:t xml:space="preserve">id</w:t>
       </w:r>
       <w:r>
-        <w:t xml:space="preserve">”</w:t>
+        <w:t xml:space="preserve"> </w:t>
+      </w:r>
+      <w:r>
+        <w:t xml:space="preserve">variable before joining datasets?</w:t>
+      </w:r>
+    </w:p>
+    <w:p>
+      <w:pPr>
+        <w:pStyle w:val="BodyText"/>
+      </w:pPr>
+      <w:r>
+        <w:t xml:space="preserve">It reduces file size and improves performance</w:t>
+      </w:r>
+      <w:r>
+        <w:t xml:space="preserve"> </w:t>
+      </w:r>
+      <w:r>
+        <w:t xml:space="preserve">It prevents accidental use of the variable in joins or analyses</w:t>
+      </w:r>
+      <w:r>
+        <w:t xml:space="preserve"> </w:t>
+      </w:r>
+      <w:r>
+        <w:t xml:space="preserve">Joins will fail if extra columns are present</w:t>
+      </w:r>
+      <w:r>
+        <w:t xml:space="preserve"> </w:t>
+      </w:r>
+      <w:r>
+        <w:t xml:space="preserve">Submit</w:t>
+      </w:r>
+    </w:p>
+    <w:p>
+      <w:pPr>
+        <w:pStyle w:val="BodyText"/>
+      </w:pPr>
+      <w:r>
+        <w:t xml:space="preserve">6. Why was</w:t>
+      </w:r>
+      <w:r>
+        <w:t xml:space="preserve"> </w:t>
+      </w:r>
+      <w:r>
+        <w:t xml:space="preserve">left_join()</w:t>
+      </w:r>
+      <w:r>
+        <w:t xml:space="preserve"> </w:t>
+      </w:r>
+      <w:r>
+        <w:t xml:space="preserve">used to join the abdo data to the passenger manifest?</w:t>
+      </w:r>
+    </w:p>
+    <w:p>
+      <w:pPr>
+        <w:pStyle w:val="BodyText"/>
+      </w:pPr>
+      <w:r>
+        <w:t xml:space="preserve">To keep all passengers, even if no abdo record exists</w:t>
+      </w:r>
+      <w:r>
+        <w:t xml:space="preserve"> </w:t>
+      </w:r>
+      <w:r>
+        <w:t xml:space="preserve">To keep only passengers with abdo symptoms</w:t>
+      </w:r>
+      <w:r>
+        <w:t xml:space="preserve"> </w:t>
+      </w:r>
+      <w:r>
+        <w:t xml:space="preserve">Because left_join() automatically removes duplicates</w:t>
+      </w:r>
+      <w:r>
+        <w:t xml:space="preserve"> </w:t>
+      </w:r>
+      <w:r>
+        <w:t xml:space="preserve">Submit</w:t>
+      </w:r>
+    </w:p>
+    <w:p>
+      <w:pPr>
+        <w:pStyle w:val="BodyText"/>
+      </w:pPr>
+      <w:r>
+        <w:t xml:space="preserve">7. What problem does</w:t>
+      </w:r>
+      <w:r>
+        <w:t xml:space="preserve"> </w:t>
+      </w:r>
+      <w:r>
+        <w:t xml:space="preserve">by = c(</w:t>
+      </w:r>
+      <w:r>
+        <w:t xml:space="preserve">“pass.ID”</w:t>
+      </w:r>
+      <w:r>
+        <w:t xml:space="preserve"> </w:t>
+      </w:r>
+      <w:r>
+        <w:t xml:space="preserve">=</w:t>
+      </w:r>
+      <w:r>
+        <w:t xml:space="preserve"> </w:t>
+      </w:r>
+      <w:r>
+        <w:t xml:space="preserve">“Pass_ID”</w:t>
       </w:r>
       <w:r>
         <w:t xml:space="preserve">)</w:t>
       </w:r>
       <w:r>
-        <w:t xml:space="preserve">, what does the</w:t>
-      </w:r>
-      <w:r>
-        <w:t xml:space="preserve"> </w:t>
-      </w:r>
-      <w:r>
-        <w:t xml:space="preserve">.id</w:t>
-      </w:r>
-      <w:r>
-        <w:t xml:space="preserve"> </w:t>
-      </w:r>
-      <w:r>
-        <w:t xml:space="preserve">argument capture?</w:t>
+        <w:t xml:space="preserve"> </w:t>
+      </w:r>
+      <w:r>
+        <w:t xml:space="preserve">solve in a join?</w:t>
       </w:r>
     </w:p>
     <w:p>
@@ -10844,19 +11039,19 @@
         <w:pStyle w:val="BodyText"/>
       </w:pPr>
       <w:r>
-        <w:t xml:space="preserve">A unique row number for each observation</w:t>
-      </w:r>
-      <w:r>
-        <w:t xml:space="preserve"> </w:t>
-      </w:r>
-      <w:r>
-        <w:t xml:space="preserve">The source dataset each row came from</w:t>
-      </w:r>
-      <w:r>
-        <w:t xml:space="preserve"> </w:t>
-      </w:r>
-      <w:r>
-        <w:t xml:space="preserve">The primary key used for later joins</w:t>
+        <w:t xml:space="preserve">It converts character IDs to numeric</w:t>
+      </w:r>
+      <w:r>
+        <w:t xml:space="preserve"> </w:t>
+      </w:r>
+      <w:r>
+        <w:t xml:space="preserve">It allows joining on variables with different names</w:t>
+      </w:r>
+      <w:r>
+        <w:t xml:space="preserve"> </w:t>
+      </w:r>
+      <w:r>
+        <w:t xml:space="preserve">It ensures only unique IDs are matched</w:t>
       </w:r>
       <w:r>
         <w:t xml:space="preserve"> </w:t>
@@ -10870,311 +11065,6 @@
         <w:pStyle w:val="BodyText"/>
       </w:pPr>
       <w:r>
-        <w:t xml:space="preserve">3. Why was</w:t>
-      </w:r>
-      <w:r>
-        <w:t xml:space="preserve"> </w:t>
-      </w:r>
-      <w:r>
-        <w:t xml:space="preserve">skip = 4</w:t>
-      </w:r>
-      <w:r>
-        <w:t xml:space="preserve"> </w:t>
-      </w:r>
-      <w:r>
-        <w:t xml:space="preserve">used when importing the abdo datasets with</w:t>
-      </w:r>
-      <w:r>
-        <w:t xml:space="preserve"> </w:t>
-      </w:r>
-      <w:r>
-        <w:t xml:space="preserve">read_tsv()</w:t>
-      </w:r>
-      <w:r>
-        <w:t xml:space="preserve">?</w:t>
-      </w:r>
-    </w:p>
-    <w:p>
-      <w:pPr>
-        <w:pStyle w:val="BodyText"/>
-      </w:pPr>
-      <w:r>
-        <w:t xml:space="preserve">To remove the first four rows containing metadata rather than data</w:t>
-      </w:r>
-      <w:r>
-        <w:t xml:space="preserve"> </w:t>
-      </w:r>
-      <w:r>
-        <w:t xml:space="preserve">To skip missing values at the top of the file</w:t>
-      </w:r>
-      <w:r>
-        <w:t xml:space="preserve"> </w:t>
-      </w:r>
-      <w:r>
-        <w:t xml:space="preserve">To improve import speed for large files</w:t>
-      </w:r>
-      <w:r>
-        <w:t xml:space="preserve"> </w:t>
-      </w:r>
-      <w:r>
-        <w:t xml:space="preserve">Submit</w:t>
-      </w:r>
-    </w:p>
-    <w:p>
-      <w:pPr>
-        <w:pStyle w:val="BodyText"/>
-      </w:pPr>
-      <w:r>
-        <w:t xml:space="preserve">4. Why was</w:t>
-      </w:r>
-      <w:r>
-        <w:t xml:space="preserve"> </w:t>
-      </w:r>
-      <w:r>
-        <w:t xml:space="preserve">case_when()</w:t>
-      </w:r>
-      <w:r>
-        <w:t xml:space="preserve"> </w:t>
-      </w:r>
-      <w:r>
-        <w:t xml:space="preserve">used instead of</w:t>
-      </w:r>
-      <w:r>
-        <w:t xml:space="preserve"> </w:t>
-      </w:r>
-      <w:r>
-        <w:t xml:space="preserve">if_else()</w:t>
-      </w:r>
-      <w:r>
-        <w:t xml:space="preserve"> </w:t>
-      </w:r>
-      <w:r>
-        <w:t xml:space="preserve">when creating new variables?</w:t>
-      </w:r>
-    </w:p>
-    <w:p>
-      <w:pPr>
-        <w:pStyle w:val="BodyText"/>
-      </w:pPr>
-      <w:r>
-        <w:t xml:space="preserve">case_when()</w:t>
-      </w:r>
-      <w:r>
-        <w:t xml:space="preserve"> </w:t>
-      </w:r>
-      <w:r>
-        <w:t xml:space="preserve">allows multiple conditional rules to be applied in order</w:t>
-      </w:r>
-      <w:r>
-        <w:t xml:space="preserve"> </w:t>
-      </w:r>
-      <w:r>
-        <w:t xml:space="preserve">case_when()</w:t>
-      </w:r>
-      <w:r>
-        <w:t xml:space="preserve"> </w:t>
-      </w:r>
-      <w:r>
-        <w:t xml:space="preserve">is faster for numeric variables</w:t>
-      </w:r>
-      <w:r>
-        <w:t xml:space="preserve"> </w:t>
-      </w:r>
-      <w:r>
-        <w:t xml:space="preserve">if_else()</w:t>
-      </w:r>
-      <w:r>
-        <w:t xml:space="preserve"> </w:t>
-      </w:r>
-      <w:r>
-        <w:t xml:space="preserve">cannot be used inside</w:t>
-      </w:r>
-      <w:r>
-        <w:t xml:space="preserve"> </w:t>
-      </w:r>
-      <w:r>
-        <w:t xml:space="preserve">mutate()</w:t>
-      </w:r>
-      <w:r>
-        <w:t xml:space="preserve"> </w:t>
-      </w:r>
-      <w:r>
-        <w:t xml:space="preserve">Submit</w:t>
-      </w:r>
-    </w:p>
-    <w:p>
-      <w:pPr>
-        <w:pStyle w:val="BodyText"/>
-      </w:pPr>
-      <w:r>
-        <w:t xml:space="preserve">5. Why is it good practice to remove the temporary</w:t>
-      </w:r>
-      <w:r>
-        <w:t xml:space="preserve"> </w:t>
-      </w:r>
-      <w:r>
-        <w:t xml:space="preserve">id</w:t>
-      </w:r>
-      <w:r>
-        <w:t xml:space="preserve"> </w:t>
-      </w:r>
-      <w:r>
-        <w:t xml:space="preserve">variable before joining datasets?</w:t>
-      </w:r>
-    </w:p>
-    <w:p>
-      <w:pPr>
-        <w:pStyle w:val="BodyText"/>
-      </w:pPr>
-      <w:r>
-        <w:t xml:space="preserve">It reduces file size and improves performance</w:t>
-      </w:r>
-      <w:r>
-        <w:t xml:space="preserve"> </w:t>
-      </w:r>
-      <w:r>
-        <w:t xml:space="preserve">It prevents accidental use of the variable in joins or analyses</w:t>
-      </w:r>
-      <w:r>
-        <w:t xml:space="preserve"> </w:t>
-      </w:r>
-      <w:r>
-        <w:t xml:space="preserve">Joins will fail if extra columns are present</w:t>
-      </w:r>
-      <w:r>
-        <w:t xml:space="preserve"> </w:t>
-      </w:r>
-      <w:r>
-        <w:t xml:space="preserve">Submit</w:t>
-      </w:r>
-    </w:p>
-    <w:p>
-      <w:pPr>
-        <w:pStyle w:val="BodyText"/>
-      </w:pPr>
-      <w:r>
-        <w:t xml:space="preserve">6. Why was</w:t>
-      </w:r>
-      <w:r>
-        <w:t xml:space="preserve"> </w:t>
-      </w:r>
-      <w:r>
-        <w:t xml:space="preserve">left_join()</w:t>
-      </w:r>
-      <w:r>
-        <w:t xml:space="preserve"> </w:t>
-      </w:r>
-      <w:r>
-        <w:t xml:space="preserve">used to join the abdo data to the passenger manifest?</w:t>
-      </w:r>
-    </w:p>
-    <w:p>
-      <w:pPr>
-        <w:pStyle w:val="BodyText"/>
-      </w:pPr>
-      <w:r>
-        <w:t xml:space="preserve">To keep all passengers, even if no abdo record exists</w:t>
-      </w:r>
-      <w:r>
-        <w:t xml:space="preserve"> </w:t>
-      </w:r>
-      <w:r>
-        <w:t xml:space="preserve">To keep only passengers with abdo symptoms</w:t>
-      </w:r>
-      <w:r>
-        <w:t xml:space="preserve"> </w:t>
-      </w:r>
-      <w:r>
-        <w:t xml:space="preserve">Because left_join() automatically removes duplicates</w:t>
-      </w:r>
-      <w:r>
-        <w:t xml:space="preserve"> </w:t>
-      </w:r>
-      <w:r>
-        <w:t xml:space="preserve">Submit</w:t>
-      </w:r>
-    </w:p>
-    <w:p>
-      <w:pPr>
-        <w:pStyle w:val="BodyText"/>
-      </w:pPr>
-      <w:r>
-        <w:t xml:space="preserve">7. What problem does</w:t>
-      </w:r>
-      <w:r>
-        <w:t xml:space="preserve"> </w:t>
-      </w:r>
-      <w:r>
-        <w:t xml:space="preserve">by = c(</w:t>
-      </w:r>
-      <w:r>
-        <w:t xml:space="preserve">“</w:t>
-      </w:r>
-      <w:r>
-        <w:t xml:space="preserve">pass.ID</w:t>
-      </w:r>
-      <w:r>
-        <w:t xml:space="preserve">”</w:t>
-      </w:r>
-      <w:r>
-        <w:t xml:space="preserve"> </w:t>
-      </w:r>
-      <w:r>
-        <w:t xml:space="preserve">=</w:t>
-      </w:r>
-      <w:r>
-        <w:t xml:space="preserve"> </w:t>
-      </w:r>
-      <w:r>
-        <w:t xml:space="preserve">“</w:t>
-      </w:r>
-      <w:r>
-        <w:t xml:space="preserve">Pass_ID</w:t>
-      </w:r>
-      <w:r>
-        <w:t xml:space="preserve">”</w:t>
-      </w:r>
-      <w:r>
-        <w:t xml:space="preserve">)</w:t>
-      </w:r>
-      <w:r>
-        <w:t xml:space="preserve"> </w:t>
-      </w:r>
-      <w:r>
-        <w:t xml:space="preserve">solve in a join?</w:t>
-      </w:r>
-    </w:p>
-    <w:p>
-      <w:pPr>
-        <w:pStyle w:val="BodyText"/>
-      </w:pPr>
-      <w:r>
-        <w:t xml:space="preserve">It converts character IDs to numeric</w:t>
-      </w:r>
-      <w:r>
-        <w:t xml:space="preserve"> </w:t>
-      </w:r>
-      <w:r>
-        <w:t xml:space="preserve">It allows joining on variables with different names</w:t>
-      </w:r>
-      <w:r>
-        <w:t xml:space="preserve"> </w:t>
-      </w:r>
-      <w:r>
-        <w:t xml:space="preserve">It ensures only unique IDs are matched</w:t>
-      </w:r>
-      <w:r>
-        <w:t xml:space="preserve"> </w:t>
-      </w:r>
-      <w:r>
-        <w:t xml:space="preserve">Submit</w:t>
-      </w:r>
-    </w:p>
-    <w:p>
-      <w:pPr>
-        <w:pStyle w:val="BodyText"/>
-      </w:pPr>
-      <w:r>
         <w:t xml:space="preserve">8. What does</w:t>
       </w:r>
       <w:r>
@@ -11187,13 +11077,7 @@
         <w:t xml:space="preserve"> </w:t>
       </w:r>
       <w:r>
-        <w:t xml:space="preserve">“</w:t>
-      </w:r>
-      <w:r>
-        <w:t xml:space="preserve">;</w:t>
-      </w:r>
-      <w:r>
-        <w:t xml:space="preserve">”</w:t>
+        <w:t xml:space="preserve">“;”</w:t>
       </w:r>
       <w:r>
         <w:t xml:space="preserve">)</w:t>
@@ -11576,7 +11460,11 @@
     </w:p>
     <w:bookmarkEnd w:id="91"/>
     <w:bookmarkEnd w:id="92"/>
-    <w:sectPr/>
+    <w:sectPr>
+      <w:footnotePr>
+        <w:numRestart w:val="eachSect"/>
+      </w:footnotePr>
+    </w:sectPr>
   </w:body>
 </w:document>
 </file>
@@ -11607,14 +11495,14 @@
 <file path=word/numbering.xml><?xml version="1.0" encoding="utf-8"?>
 <w:numbering xmlns:w="http://schemas.openxmlformats.org/wordprocessingml/2006/main">
   <w:abstractNum w:abstractNumId="990">
-    <w:nsid w:val="A990"/>
+    <w:nsid w:val="0000A990"/>
     <w:multiLevelType w:val="multilevel"/>
     <w:lvl w:ilvl="0">
       <w:numFmt w:val="bullet"/>
       <w:lvlText w:val=" "/>
       <w:lvlJc w:val="left"/>
       <w:pPr>
-        <w:ind w:left="720" w:hanging="480"/>
+        <w:ind w:left="720" w:hanging="360"/>
       </w:pPr>
     </w:lvl>
     <w:lvl w:ilvl="1">
@@ -11622,7 +11510,7 @@
       <w:lvlText w:val=" "/>
       <w:lvlJc w:val="left"/>
       <w:pPr>
-        <w:ind w:left="1440" w:hanging="480"/>
+        <w:ind w:left="1440" w:hanging="360"/>
       </w:pPr>
     </w:lvl>
     <w:lvl w:ilvl="2">
@@ -11630,7 +11518,7 @@
       <w:lvlText w:val=" "/>
       <w:lvlJc w:val="left"/>
       <w:pPr>
-        <w:ind w:left="2160" w:hanging="480"/>
+        <w:ind w:left="2160" w:hanging="360"/>
       </w:pPr>
     </w:lvl>
     <w:lvl w:ilvl="3">
@@ -11638,7 +11526,7 @@
       <w:lvlText w:val=" "/>
       <w:lvlJc w:val="left"/>
       <w:pPr>
-        <w:ind w:left="2880" w:hanging="480"/>
+        <w:ind w:left="2880" w:hanging="360"/>
       </w:pPr>
     </w:lvl>
     <w:lvl w:ilvl="4">
@@ -11646,7 +11534,7 @@
       <w:lvlText w:val=" "/>
       <w:lvlJc w:val="left"/>
       <w:pPr>
-        <w:ind w:left="3600" w:hanging="480"/>
+        <w:ind w:left="3600" w:hanging="360"/>
       </w:pPr>
     </w:lvl>
     <w:lvl w:ilvl="5">
@@ -11654,7 +11542,7 @@
       <w:lvlText w:val=" "/>
       <w:lvlJc w:val="left"/>
       <w:pPr>
-        <w:ind w:left="4320" w:hanging="480"/>
+        <w:ind w:left="4320" w:hanging="360"/>
       </w:pPr>
     </w:lvl>
     <w:lvl w:ilvl="6">
@@ -11662,7 +11550,7 @@
       <w:lvlText w:val=" "/>
       <w:lvlJc w:val="left"/>
       <w:pPr>
-        <w:ind w:left="5040" w:hanging="480"/>
+        <w:ind w:left="5040" w:hanging="360"/>
       </w:pPr>
     </w:lvl>
     <w:lvl w:ilvl="7">
@@ -11670,7 +11558,7 @@
       <w:lvlText w:val=" "/>
       <w:lvlJc w:val="left"/>
       <w:pPr>
-        <w:ind w:left="5760" w:hanging="480"/>
+        <w:ind w:left="5760" w:hanging="360"/>
       </w:pPr>
     </w:lvl>
     <w:lvl w:ilvl="8">
@@ -11678,12 +11566,12 @@
       <w:lvlText w:val=" "/>
       <w:lvlJc w:val="left"/>
       <w:pPr>
-        <w:ind w:left="6480" w:hanging="480"/>
+        <w:ind w:left="6480" w:hanging="360"/>
       </w:pPr>
     </w:lvl>
   </w:abstractNum>
   <w:abstractNum w:abstractNumId="99411">
-    <w:nsid w:val="A99411"/>
+    <w:nsid w:val="00A99411"/>
     <w:multiLevelType w:val="multilevel"/>
     <w:lvl w:ilvl="0">
       <w:start w:val="1"/>
@@ -11691,7 +11579,7 @@
       <w:lvlText w:val="%1."/>
       <w:lvlJc w:val="left"/>
       <w:pPr>
-        <w:ind w:left="720" w:hanging="480"/>
+        <w:ind w:left="720" w:hanging="360"/>
       </w:pPr>
     </w:lvl>
     <w:lvl w:ilvl="1">
@@ -11700,7 +11588,7 @@
       <w:lvlText w:val="%2."/>
       <w:lvlJc w:val="left"/>
       <w:pPr>
-        <w:ind w:left="1440" w:hanging="480"/>
+        <w:ind w:left="1440" w:hanging="360"/>
       </w:pPr>
     </w:lvl>
     <w:lvl w:ilvl="2">
@@ -11709,7 +11597,7 @@
       <w:lvlText w:val="%3."/>
       <w:lvlJc w:val="left"/>
       <w:pPr>
-        <w:ind w:left="2160" w:hanging="480"/>
+        <w:ind w:left="2160" w:hanging="360"/>
       </w:pPr>
     </w:lvl>
     <w:lvl w:ilvl="3">
@@ -11718,7 +11606,7 @@
       <w:lvlText w:val="%4."/>
       <w:lvlJc w:val="left"/>
       <w:pPr>
-        <w:ind w:left="2880" w:hanging="480"/>
+        <w:ind w:left="2880" w:hanging="360"/>
       </w:pPr>
     </w:lvl>
     <w:lvl w:ilvl="4">
@@ -11727,7 +11615,7 @@
       <w:lvlText w:val="%5."/>
       <w:lvlJc w:val="left"/>
       <w:pPr>
-        <w:ind w:left="3600" w:hanging="480"/>
+        <w:ind w:left="3600" w:hanging="360"/>
       </w:pPr>
     </w:lvl>
     <w:lvl w:ilvl="5">
@@ -11736,7 +11624,7 @@
       <w:lvlText w:val="%6."/>
       <w:lvlJc w:val="left"/>
       <w:pPr>
-        <w:ind w:left="4320" w:hanging="480"/>
+        <w:ind w:left="4320" w:hanging="360"/>
       </w:pPr>
     </w:lvl>
     <w:lvl w:ilvl="6">
@@ -11745,7 +11633,7 @@
       <w:lvlText w:val="%7."/>
       <w:lvlJc w:val="left"/>
       <w:pPr>
-        <w:ind w:left="5040" w:hanging="480"/>
+        <w:ind w:left="5040" w:hanging="360"/>
       </w:pPr>
     </w:lvl>
     <w:lvl w:ilvl="7">
@@ -11754,7 +11642,7 @@
       <w:lvlText w:val="%8."/>
       <w:lvlJc w:val="left"/>
       <w:pPr>
-        <w:ind w:left="5760" w:hanging="480"/>
+        <w:ind w:left="5760" w:hanging="360"/>
       </w:pPr>
     </w:lvl>
     <w:lvl w:ilvl="8">
@@ -11763,84 +11651,111 @@
       <w:lvlText w:val="%9."/>
       <w:lvlJc w:val="left"/>
       <w:pPr>
-        <w:ind w:left="6480" w:hanging="480"/>
+        <w:ind w:left="6480" w:hanging="360"/>
       </w:pPr>
     </w:lvl>
   </w:abstractNum>
   <w:abstractNum w:abstractNumId="991">
-    <w:nsid w:val="A991"/>
+    <w:nsid w:val="0000A991"/>
     <w:multiLevelType w:val="multilevel"/>
     <w:lvl w:ilvl="0">
       <w:numFmt w:val="bullet"/>
-      <w:lvlText w:val="•"/>
+      <w:lvlText w:val=""/>
       <w:lvlJc w:val="left"/>
       <w:pPr>
-        <w:ind w:left="720" w:hanging="480"/>
-      </w:pPr>
+        <w:ind w:left="720" w:hanging="360"/>
+      </w:pPr>
+      <w:rPr>
+        <w:rFonts w:ascii="Symbol" w:hAnsi="Symbol" w:cs="Symbol" w:hint="default"/>
+      </w:rPr>
     </w:lvl>
     <w:lvl w:ilvl="1">
       <w:numFmt w:val="bullet"/>
-      <w:lvlText w:val="–"/>
+      <w:lvlText w:val="o"/>
       <w:lvlJc w:val="left"/>
       <w:pPr>
-        <w:ind w:left="1440" w:hanging="480"/>
-      </w:pPr>
+        <w:ind w:left="1440" w:hanging="360"/>
+      </w:pPr>
+      <w:rPr>
+        <w:rFonts w:ascii="Courier New" w:hAnsi="Courier New" w:cs="Courier New" w:hint="default"/>
+      </w:rPr>
     </w:lvl>
     <w:lvl w:ilvl="2">
       <w:numFmt w:val="bullet"/>
-      <w:lvlText w:val="•"/>
+      <w:lvlText w:val=""/>
       <w:lvlJc w:val="left"/>
       <w:pPr>
-        <w:ind w:left="2160" w:hanging="480"/>
-      </w:pPr>
+        <w:ind w:left="2160" w:hanging="360"/>
+      </w:pPr>
+      <w:rPr>
+        <w:rFonts w:ascii="Wingdings" w:hAnsi="Wingdings" w:cs="Wingdings" w:hint="default"/>
+      </w:rPr>
     </w:lvl>
     <w:lvl w:ilvl="3">
       <w:numFmt w:val="bullet"/>
-      <w:lvlText w:val="–"/>
+      <w:lvlText w:val=""/>
       <w:lvlJc w:val="left"/>
       <w:pPr>
-        <w:ind w:left="2880" w:hanging="480"/>
-      </w:pPr>
+        <w:ind w:left="2880" w:hanging="360"/>
+      </w:pPr>
+      <w:rPr>
+        <w:rFonts w:ascii="Symbol" w:hAnsi="Symbol" w:cs="Symbol" w:hint="default"/>
+      </w:rPr>
     </w:lvl>
     <w:lvl w:ilvl="4">
       <w:numFmt w:val="bullet"/>
-      <w:lvlText w:val="•"/>
+      <w:lvlText w:val="o"/>
       <w:lvlJc w:val="left"/>
       <w:pPr>
-        <w:ind w:left="3600" w:hanging="480"/>
-      </w:pPr>
+        <w:ind w:left="3600" w:hanging="360"/>
+      </w:pPr>
+      <w:rPr>
+        <w:rFonts w:ascii="Courier New" w:hAnsi="Courier New" w:cs="Courier New" w:hint="default"/>
+      </w:rPr>
     </w:lvl>
     <w:lvl w:ilvl="5">
       <w:numFmt w:val="bullet"/>
-      <w:lvlText w:val="–"/>
+      <w:lvlText w:val=""/>
       <w:lvlJc w:val="left"/>
       <w:pPr>
-        <w:ind w:left="4320" w:hanging="480"/>
-      </w:pPr>
+        <w:ind w:left="4320" w:hanging="360"/>
+      </w:pPr>
+      <w:rPr>
+        <w:rFonts w:ascii="Wingdings" w:hAnsi="Wingdings" w:cs="Wingdings" w:hint="default"/>
+      </w:rPr>
     </w:lvl>
     <w:lvl w:ilvl="6">
       <w:numFmt w:val="bullet"/>
-      <w:lvlText w:val="•"/>
+      <w:lvlText w:val=""/>
       <w:lvlJc w:val="left"/>
       <w:pPr>
-        <w:ind w:left="5040" w:hanging="480"/>
-      </w:pPr>
+        <w:ind w:left="5040" w:hanging="360"/>
+      </w:pPr>
+      <w:rPr>
+        <w:rFonts w:ascii="Symbol" w:hAnsi="Symbol" w:cs="Symbol" w:hint="default"/>
+      </w:rPr>
     </w:lvl>
     <w:lvl w:ilvl="7">
       <w:numFmt w:val="bullet"/>
-      <w:lvlText w:val="–"/>
+      <w:lvlText w:val="o"/>
       <w:lvlJc w:val="left"/>
       <w:pPr>
-        <w:ind w:left="5760" w:hanging="480"/>
-      </w:pPr>
+        <w:ind w:left="5760" w:hanging="360"/>
+      </w:pPr>
+      <w:rPr>
+        <w:rFonts w:ascii="Courier New" w:hAnsi="Courier New" w:cs="Courier New" w:hint="default"/>
+      </w:rPr>
     </w:lvl>
     <w:lvl w:ilvl="8">
       <w:numFmt w:val="bullet"/>
-      <w:lvlText w:val="•"/>
+      <w:lvlText w:val=""/>
       <w:lvlJc w:val="left"/>
       <w:pPr>
-        <w:ind w:left="6480" w:hanging="480"/>
-      </w:pPr>
+        <w:ind w:left="6480" w:hanging="360"/>
+      </w:pPr>
+      <w:rPr>
+        <w:rFonts w:ascii="Wingdings" w:hAnsi="Wingdings" w:cs="Wingdings" w:hint="default"/>
+      </w:rPr>
     </w:lvl>
   </w:abstractNum>
   <w:num w:numId="1000">
@@ -12181,10 +12096,10 @@
     <w:name w:val="Body Text"/>
     <w:basedOn w:val="Normal"/>
     <w:link w:val="BodyTextChar"/>
+    <w:qFormat/>
     <w:pPr>
       <w:spacing w:after="180" w:before="180"/>
     </w:pPr>
-    <w:qFormat/>
   </w:style>
   <w:style w:customStyle="1" w:styleId="FirstParagraph" w:type="paragraph">
     <w:name w:val="First Paragraph"/>
@@ -12204,57 +12119,94 @@
     <w:name w:val="Title"/>
     <w:basedOn w:val="Normal"/>
     <w:next w:val="BodyText"/>
+    <w:link w:val="TitleChar"/>
+    <w:uiPriority w:val="10"/>
     <w:qFormat/>
+    <w:rsid w:val="00A10FD9"/>
     <w:pPr>
-      <w:keepNext/>
-      <w:keepLines/>
-      <w:spacing w:after="240" w:before="480"/>
+      <w:spacing w:after="80" w:line="240" w:lineRule="auto"/>
+      <w:contextualSpacing/>
       <w:jc w:val="center"/>
     </w:pPr>
     <w:rPr>
       <w:rFonts w:asciiTheme="majorHAnsi" w:cstheme="majorBidi" w:eastAsiaTheme="majorEastAsia" w:hAnsiTheme="majorHAnsi"/>
-      <w:b/>
-      <w:bCs/>
-      <w:color w:themeColor="accent1" w:themeShade="B5" w:val="345A8A"/>
-      <w:sz w:val="36"/>
-      <w:szCs w:val="36"/>
+      <w:sz w:val="56"/>
+      <w:szCs w:val="56"/>
+    </w:rPr>
+  </w:style>
+  <w:style w:customStyle="1" w:styleId="TitleChar" w:type="character">
+    <w:name w:val="Title Char"/>
+    <w:basedOn w:val="DefaultParagraphFont"/>
+    <w:link w:val="Title"/>
+    <w:uiPriority w:val="10"/>
+    <w:rsid w:val="00A10FD9"/>
+    <w:rPr>
+      <w:rFonts w:asciiTheme="majorHAnsi" w:cstheme="majorBidi" w:eastAsiaTheme="majorEastAsia" w:hAnsiTheme="majorHAnsi"/>
+      <w:sz w:val="56"/>
+      <w:szCs w:val="56"/>
     </w:rPr>
   </w:style>
   <w:style w:styleId="Subtitle" w:type="paragraph">
     <w:name w:val="Subtitle"/>
     <w:basedOn w:val="Title"/>
     <w:next w:val="BodyText"/>
+    <w:link w:val="SubtitleChar"/>
+    <w:uiPriority w:val="11"/>
     <w:qFormat/>
+    <w:rsid w:val="00A10FD9"/>
     <w:pPr>
-      <w:keepNext/>
-      <w:keepLines/>
-      <w:spacing w:after="240" w:before="240"/>
-      <w:jc w:val="center"/>
+      <w:numPr>
+        <w:ilvl w:val="1"/>
+      </w:numPr>
     </w:pPr>
     <w:rPr>
-      <w:sz w:val="30"/>
-      <w:szCs w:val="30"/>
+      <w:rFonts w:cstheme="majorBidi" w:eastAsiaTheme="majorEastAsia"/>
+      <w:spacing w:val="15"/>
+      <w:sz w:val="28"/>
+      <w:szCs w:val="28"/>
+    </w:rPr>
+  </w:style>
+  <w:style w:customStyle="1" w:styleId="SubtitleChar" w:type="character">
+    <w:name w:val="Subtitle Char"/>
+    <w:basedOn w:val="DefaultParagraphFont"/>
+    <w:link w:val="Subtitle"/>
+    <w:uiPriority w:val="11"/>
+    <w:rsid w:val="00A10FD9"/>
+    <w:rPr>
+      <w:rFonts w:cstheme="majorBidi" w:eastAsiaTheme="majorEastAsia"/>
+      <w:color w:themeColor="text1" w:themeTint="A6" w:val="595959"/>
+      <w:spacing w:val="15"/>
+      <w:sz w:val="28"/>
+      <w:szCs w:val="28"/>
     </w:rPr>
   </w:style>
   <w:style w:customStyle="1" w:styleId="Author" w:type="paragraph">
     <w:name w:val="Author"/>
+    <w:basedOn w:val="Title"/>
     <w:next w:val="BodyText"/>
     <w:qFormat/>
     <w:pPr>
       <w:keepNext/>
       <w:keepLines/>
-      <w:jc w:val="center"/>
     </w:pPr>
+    <w:rPr>
+      <w:sz w:val="24"/>
+      <w:szCs w:val="24"/>
+    </w:rPr>
   </w:style>
   <w:style w:styleId="Date" w:type="paragraph">
     <w:name w:val="Date"/>
+    <w:basedOn w:val="Title"/>
     <w:next w:val="BodyText"/>
     <w:qFormat/>
     <w:pPr>
       <w:keepNext/>
       <w:keepLines/>
-      <w:jc w:val="center"/>
     </w:pPr>
+    <w:rPr>
+      <w:sz w:val="24"/>
+      <w:szCs w:val="24"/>
+    </w:rPr>
   </w:style>
   <w:style w:customStyle="1" w:styleId="AbstractTitle" w:type="paragraph">
     <w:name w:val="Abstract Title"/>
@@ -12264,15 +12216,13 @@
     <w:pPr>
       <w:keepNext/>
       <w:keepLines/>
+      <w:spacing w:after="0" w:before="300"/>
       <w:jc w:val="center"/>
-      <w:spacing w:after="0" w:before="300"/>
     </w:pPr>
     <w:rPr>
+      <w:b/>
       <w:sz w:val="20"/>
       <w:szCs w:val="20"/>
-      <w:b/>
-      <w:color w:val="345A8A"/>
-      &gt;
     </w:rPr>
   </w:style>
   <w:style w:customStyle="1" w:styleId="Abstract" w:type="paragraph">
@@ -12299,191 +12249,321 @@
     <w:rPr/>
   </w:style>
   <w:style w:styleId="Heading1" w:type="paragraph">
-    <w:name w:val="Heading 1"/>
+    <w:name w:val="heading 1"/>
     <w:basedOn w:val="Normal"/>
     <w:next w:val="BodyText"/>
+    <w:link w:val="Heading1Char"/>
     <w:uiPriority w:val="9"/>
     <w:qFormat/>
+    <w:rsid w:val="00A10FD9"/>
     <w:pPr>
       <w:keepNext/>
       <w:keepLines/>
-      <w:spacing w:after="0" w:before="480"/>
+      <w:spacing w:after="80" w:before="360"/>
       <w:outlineLvl w:val="0"/>
     </w:pPr>
     <w:rPr>
       <w:rFonts w:asciiTheme="majorHAnsi" w:cstheme="majorBidi" w:eastAsiaTheme="majorEastAsia" w:hAnsiTheme="majorHAnsi"/>
-      <w:b/>
-      <w:bCs/>
-      <w:color w:themeColor="accent1" w:val="4F81BD"/>
+      <w:color w:themeColor="accent1" w:themeShade="BF" w:val="0F4761"/>
+      <w:sz w:val="40"/>
+      <w:szCs w:val="40"/>
+    </w:rPr>
+  </w:style>
+  <w:style w:styleId="Heading2" w:type="paragraph">
+    <w:name w:val="heading 2"/>
+    <w:basedOn w:val="Normal"/>
+    <w:next w:val="BodyText"/>
+    <w:link w:val="Heading2Char"/>
+    <w:uiPriority w:val="9"/>
+    <w:semiHidden/>
+    <w:unhideWhenUsed/>
+    <w:qFormat/>
+    <w:rsid w:val="00A10FD9"/>
+    <w:pPr>
+      <w:keepNext/>
+      <w:keepLines/>
+      <w:spacing w:after="80" w:before="160"/>
+      <w:outlineLvl w:val="1"/>
+    </w:pPr>
+    <w:rPr>
+      <w:rFonts w:asciiTheme="majorHAnsi" w:cstheme="majorBidi" w:eastAsiaTheme="majorEastAsia" w:hAnsiTheme="majorHAnsi"/>
+      <w:color w:themeColor="accent1" w:themeShade="BF" w:val="0F4761"/>
       <w:sz w:val="32"/>
       <w:szCs w:val="32"/>
     </w:rPr>
   </w:style>
-  <w:style w:styleId="Heading2" w:type="paragraph">
-    <w:name w:val="Heading 2"/>
+  <w:style w:styleId="Heading3" w:type="paragraph">
+    <w:name w:val="heading 3"/>
     <w:basedOn w:val="Normal"/>
     <w:next w:val="BodyText"/>
+    <w:link w:val="Heading3Char"/>
     <w:uiPriority w:val="9"/>
+    <w:semiHidden/>
     <w:unhideWhenUsed/>
     <w:qFormat/>
+    <w:rsid w:val="00A10FD9"/>
     <w:pPr>
       <w:keepNext/>
       <w:keepLines/>
-      <w:spacing w:after="0" w:before="200"/>
-      <w:outlineLvl w:val="1"/>
+      <w:spacing w:after="80" w:before="160"/>
+      <w:outlineLvl w:val="2"/>
     </w:pPr>
     <w:rPr>
-      <w:rFonts w:asciiTheme="majorHAnsi" w:cstheme="majorBidi" w:eastAsiaTheme="majorEastAsia" w:hAnsiTheme="majorHAnsi"/>
-      <w:b/>
-      <w:bCs/>
-      <w:color w:themeColor="accent1" w:val="4F81BD"/>
+      <w:rFonts w:cstheme="majorBidi" w:eastAsiaTheme="majorEastAsia"/>
+      <w:color w:themeColor="accent1" w:themeShade="BF" w:val="0F4761"/>
       <w:sz w:val="28"/>
       <w:szCs w:val="28"/>
     </w:rPr>
   </w:style>
-  <w:style w:styleId="Heading3" w:type="paragraph">
-    <w:name w:val="Heading 3"/>
+  <w:style w:styleId="Heading4" w:type="paragraph">
+    <w:name w:val="heading 4"/>
     <w:basedOn w:val="Normal"/>
     <w:next w:val="BodyText"/>
+    <w:link w:val="Heading4Char"/>
     <w:uiPriority w:val="9"/>
+    <w:semiHidden/>
     <w:unhideWhenUsed/>
     <w:qFormat/>
+    <w:rsid w:val="00A10FD9"/>
     <w:pPr>
       <w:keepNext/>
       <w:keepLines/>
-      <w:spacing w:after="0" w:before="200"/>
-      <w:outlineLvl w:val="2"/>
+      <w:spacing w:after="40" w:before="80"/>
+      <w:outlineLvl w:val="3"/>
     </w:pPr>
     <w:rPr>
-      <w:rFonts w:asciiTheme="majorHAnsi" w:cstheme="majorBidi" w:eastAsiaTheme="majorEastAsia" w:hAnsiTheme="majorHAnsi"/>
-      <w:b/>
-      <w:bCs/>
-      <w:color w:themeColor="accent1" w:val="4F81BD"/>
-      <w:sz w:val="24"/>
-      <w:szCs w:val="24"/>
+      <w:rFonts w:cstheme="majorBidi" w:eastAsiaTheme="majorEastAsia"/>
+      <w:i/>
+      <w:iCs/>
+      <w:color w:themeColor="accent1" w:themeShade="BF" w:val="0F4761"/>
     </w:rPr>
   </w:style>
-  <w:style w:styleId="Heading4" w:type="paragraph">
-    <w:name w:val="Heading 4"/>
+  <w:style w:styleId="Heading5" w:type="paragraph">
+    <w:name w:val="heading 5"/>
     <w:basedOn w:val="Normal"/>
     <w:next w:val="BodyText"/>
+    <w:link w:val="Heading5Char"/>
     <w:uiPriority w:val="9"/>
+    <w:semiHidden/>
     <w:unhideWhenUsed/>
     <w:qFormat/>
+    <w:rsid w:val="00A10FD9"/>
     <w:pPr>
       <w:keepNext/>
       <w:keepLines/>
-      <w:spacing w:after="0" w:before="200"/>
-      <w:outlineLvl w:val="3"/>
+      <w:spacing w:after="40" w:before="80"/>
+      <w:outlineLvl w:val="4"/>
     </w:pPr>
     <w:rPr>
-      <w:rFonts w:asciiTheme="majorHAnsi" w:cstheme="majorBidi" w:eastAsiaTheme="majorEastAsia" w:hAnsiTheme="majorHAnsi"/>
-      <w:i/>
-      <w:bCs/>
-      <w:color w:themeColor="accent1" w:val="4F81BD"/>
-      <w:sz w:val="24"/>
-      <w:szCs w:val="24"/>
+      <w:rFonts w:cstheme="majorBidi" w:eastAsiaTheme="majorEastAsia"/>
+      <w:color w:themeColor="accent1" w:themeShade="BF" w:val="0F4761"/>
     </w:rPr>
   </w:style>
-  <w:style w:styleId="Heading5" w:type="paragraph">
-    <w:name w:val="Heading 5"/>
+  <w:style w:styleId="Heading6" w:type="paragraph">
+    <w:name w:val="heading 6"/>
     <w:basedOn w:val="Normal"/>
     <w:next w:val="BodyText"/>
+    <w:link w:val="Heading6Char"/>
     <w:uiPriority w:val="9"/>
+    <w:semiHidden/>
     <w:unhideWhenUsed/>
     <w:qFormat/>
+    <w:rsid w:val="00A10FD9"/>
     <w:pPr>
       <w:keepNext/>
       <w:keepLines/>
-      <w:spacing w:after="0" w:before="200"/>
-      <w:outlineLvl w:val="4"/>
+      <w:spacing w:after="0" w:before="40"/>
+      <w:outlineLvl w:val="5"/>
     </w:pPr>
     <w:rPr>
-      <w:rFonts w:asciiTheme="majorHAnsi" w:cstheme="majorBidi" w:eastAsiaTheme="majorEastAsia" w:hAnsiTheme="majorHAnsi"/>
+      <w:rFonts w:cstheme="majorBidi" w:eastAsiaTheme="majorEastAsia"/>
+      <w:i/>
       <w:iCs/>
-      <w:color w:themeColor="accent1" w:val="4F81BD"/>
-      <w:sz w:val="24"/>
-      <w:szCs w:val="24"/>
+      <w:color w:themeColor="text1" w:themeTint="A6" w:val="595959"/>
     </w:rPr>
   </w:style>
-  <w:style w:styleId="Heading6" w:type="paragraph">
-    <w:name w:val="Heading 6"/>
+  <w:style w:styleId="Heading7" w:type="paragraph">
+    <w:name w:val="heading 7"/>
     <w:basedOn w:val="Normal"/>
     <w:next w:val="BodyText"/>
+    <w:link w:val="Heading7Char"/>
     <w:uiPriority w:val="9"/>
+    <w:semiHidden/>
     <w:unhideWhenUsed/>
     <w:qFormat/>
+    <w:rsid w:val="00A10FD9"/>
     <w:pPr>
       <w:keepNext/>
       <w:keepLines/>
-      <w:spacing w:after="0" w:before="200"/>
-      <w:outlineLvl w:val="5"/>
+      <w:spacing w:after="0" w:before="40"/>
+      <w:outlineLvl w:val="6"/>
     </w:pPr>
     <w:rPr>
-      <w:rFonts w:asciiTheme="majorHAnsi" w:cstheme="majorBidi" w:eastAsiaTheme="majorEastAsia" w:hAnsiTheme="majorHAnsi"/>
-      <w:color w:themeColor="accent1" w:val="4F81BD"/>
-      <w:sz w:val="24"/>
-      <w:szCs w:val="24"/>
+      <w:rFonts w:cstheme="majorBidi" w:eastAsiaTheme="majorEastAsia"/>
+      <w:color w:themeColor="text1" w:themeTint="A6" w:val="595959"/>
     </w:rPr>
   </w:style>
-  <w:style w:styleId="Heading7" w:type="paragraph">
-    <w:name w:val="Heading 7"/>
+  <w:style w:styleId="Heading8" w:type="paragraph">
+    <w:name w:val="heading 8"/>
     <w:basedOn w:val="Normal"/>
     <w:next w:val="BodyText"/>
+    <w:link w:val="Heading8Char"/>
     <w:uiPriority w:val="9"/>
+    <w:semiHidden/>
     <w:unhideWhenUsed/>
     <w:qFormat/>
+    <w:rsid w:val="00A10FD9"/>
     <w:pPr>
       <w:keepNext/>
       <w:keepLines/>
-      <w:spacing w:after="0" w:before="200"/>
-      <w:outlineLvl w:val="6"/>
+      <w:spacing w:after="0"/>
+      <w:outlineLvl w:val="7"/>
     </w:pPr>
     <w:rPr>
-      <w:rFonts w:asciiTheme="majorHAnsi" w:cstheme="majorBidi" w:eastAsiaTheme="majorEastAsia" w:hAnsiTheme="majorHAnsi"/>
-      <w:color w:themeColor="accent1" w:val="4F81BD"/>
-      <w:sz w:val="24"/>
-      <w:szCs w:val="24"/>
+      <w:rFonts w:cstheme="majorBidi" w:eastAsiaTheme="majorEastAsia"/>
+      <w:i/>
+      <w:iCs/>
+      <w:color w:themeColor="text1" w:themeTint="D8" w:val="272727"/>
     </w:rPr>
   </w:style>
-  <w:style w:styleId="Heading8" w:type="paragraph">
-    <w:name w:val="Heading 8"/>
+  <w:style w:styleId="Heading9" w:type="paragraph">
+    <w:name w:val="heading 9"/>
     <w:basedOn w:val="Normal"/>
     <w:next w:val="BodyText"/>
+    <w:link w:val="Heading9Char"/>
     <w:uiPriority w:val="9"/>
+    <w:semiHidden/>
     <w:unhideWhenUsed/>
     <w:qFormat/>
+    <w:rsid w:val="00A10FD9"/>
     <w:pPr>
       <w:keepNext/>
       <w:keepLines/>
-      <w:spacing w:after="0" w:before="200"/>
-      <w:outlineLvl w:val="7"/>
-    </w:pPr>
-    <w:rPr>
-      <w:rFonts w:asciiTheme="majorHAnsi" w:cstheme="majorBidi" w:eastAsiaTheme="majorEastAsia" w:hAnsiTheme="majorHAnsi"/>
-      <w:color w:themeColor="accent1" w:val="4F81BD"/>
-      <w:sz w:val="24"/>
-      <w:szCs w:val="24"/>
-    </w:rPr>
-  </w:style>
-  <w:style w:styleId="Heading9" w:type="paragraph">
-    <w:name w:val="Heading 9"/>
-    <w:basedOn w:val="Normal"/>
-    <w:next w:val="BodyText"/>
-    <w:uiPriority w:val="9"/>
-    <w:unhideWhenUsed/>
-    <w:qFormat/>
-    <w:pPr>
-      <w:keepNext/>
-      <w:keepLines/>
-      <w:spacing w:after="0" w:before="200"/>
+      <w:spacing w:after="0"/>
       <w:outlineLvl w:val="8"/>
     </w:pPr>
     <w:rPr>
+      <w:rFonts w:cstheme="majorBidi" w:eastAsiaTheme="majorEastAsia"/>
+      <w:color w:themeColor="text1" w:themeTint="D8" w:val="272727"/>
+    </w:rPr>
+  </w:style>
+  <w:style w:customStyle="1" w:styleId="Heading1Char" w:type="character">
+    <w:name w:val="Heading 1 Char"/>
+    <w:basedOn w:val="DefaultParagraphFont"/>
+    <w:link w:val="Heading1"/>
+    <w:uiPriority w:val="9"/>
+    <w:rsid w:val="00A10FD9"/>
+    <w:rPr>
       <w:rFonts w:asciiTheme="majorHAnsi" w:cstheme="majorBidi" w:eastAsiaTheme="majorEastAsia" w:hAnsiTheme="majorHAnsi"/>
-      <w:color w:themeColor="accent1" w:val="4F81BD"/>
-      <w:sz w:val="24"/>
-      <w:szCs w:val="24"/>
+      <w:color w:themeColor="accent1" w:themeShade="BF" w:val="0F4761"/>
+      <w:sz w:val="40"/>
+      <w:szCs w:val="40"/>
+    </w:rPr>
+  </w:style>
+  <w:style w:customStyle="1" w:styleId="Heading2Char" w:type="character">
+    <w:name w:val="Heading 2 Char"/>
+    <w:basedOn w:val="DefaultParagraphFont"/>
+    <w:link w:val="Heading2"/>
+    <w:uiPriority w:val="9"/>
+    <w:semiHidden/>
+    <w:rsid w:val="00A10FD9"/>
+    <w:rPr>
+      <w:rFonts w:asciiTheme="majorHAnsi" w:cstheme="majorBidi" w:eastAsiaTheme="majorEastAsia" w:hAnsiTheme="majorHAnsi"/>
+      <w:color w:themeColor="accent1" w:themeShade="BF" w:val="0F4761"/>
+      <w:sz w:val="32"/>
+      <w:szCs w:val="32"/>
+    </w:rPr>
+  </w:style>
+  <w:style w:customStyle="1" w:styleId="Heading3Char" w:type="character">
+    <w:name w:val="Heading 3 Char"/>
+    <w:basedOn w:val="DefaultParagraphFont"/>
+    <w:link w:val="Heading3"/>
+    <w:uiPriority w:val="9"/>
+    <w:semiHidden/>
+    <w:rsid w:val="00A10FD9"/>
+    <w:rPr>
+      <w:rFonts w:cstheme="majorBidi" w:eastAsiaTheme="majorEastAsia"/>
+      <w:color w:themeColor="accent1" w:themeShade="BF" w:val="0F4761"/>
+      <w:sz w:val="28"/>
+      <w:szCs w:val="28"/>
+    </w:rPr>
+  </w:style>
+  <w:style w:customStyle="1" w:styleId="Heading4Char" w:type="character">
+    <w:name w:val="Heading 4 Char"/>
+    <w:basedOn w:val="DefaultParagraphFont"/>
+    <w:link w:val="Heading4"/>
+    <w:uiPriority w:val="9"/>
+    <w:semiHidden/>
+    <w:rsid w:val="00A10FD9"/>
+    <w:rPr>
+      <w:rFonts w:cstheme="majorBidi" w:eastAsiaTheme="majorEastAsia"/>
+      <w:i/>
+      <w:iCs/>
+      <w:color w:themeColor="accent1" w:themeShade="BF" w:val="0F4761"/>
+    </w:rPr>
+  </w:style>
+  <w:style w:customStyle="1" w:styleId="Heading5Char" w:type="character">
+    <w:name w:val="Heading 5 Char"/>
+    <w:basedOn w:val="DefaultParagraphFont"/>
+    <w:link w:val="Heading5"/>
+    <w:uiPriority w:val="9"/>
+    <w:semiHidden/>
+    <w:rsid w:val="00A10FD9"/>
+    <w:rPr>
+      <w:rFonts w:cstheme="majorBidi" w:eastAsiaTheme="majorEastAsia"/>
+      <w:color w:themeColor="accent1" w:themeShade="BF" w:val="0F4761"/>
+    </w:rPr>
+  </w:style>
+  <w:style w:customStyle="1" w:styleId="Heading6Char" w:type="character">
+    <w:name w:val="Heading 6 Char"/>
+    <w:basedOn w:val="DefaultParagraphFont"/>
+    <w:link w:val="Heading6"/>
+    <w:uiPriority w:val="9"/>
+    <w:semiHidden/>
+    <w:rsid w:val="00A10FD9"/>
+    <w:rPr>
+      <w:rFonts w:cstheme="majorBidi" w:eastAsiaTheme="majorEastAsia"/>
+      <w:i/>
+      <w:iCs/>
+      <w:color w:themeColor="text1" w:themeTint="A6" w:val="595959"/>
+    </w:rPr>
+  </w:style>
+  <w:style w:customStyle="1" w:styleId="Heading7Char" w:type="character">
+    <w:name w:val="Heading 7 Char"/>
+    <w:basedOn w:val="DefaultParagraphFont"/>
+    <w:link w:val="Heading7"/>
+    <w:uiPriority w:val="9"/>
+    <w:semiHidden/>
+    <w:rsid w:val="00A10FD9"/>
+    <w:rPr>
+      <w:rFonts w:cstheme="majorBidi" w:eastAsiaTheme="majorEastAsia"/>
+      <w:color w:themeColor="text1" w:themeTint="A6" w:val="595959"/>
+    </w:rPr>
+  </w:style>
+  <w:style w:customStyle="1" w:styleId="Heading8Char" w:type="character">
+    <w:name w:val="Heading 8 Char"/>
+    <w:basedOn w:val="DefaultParagraphFont"/>
+    <w:link w:val="Heading8"/>
+    <w:uiPriority w:val="9"/>
+    <w:semiHidden/>
+    <w:rsid w:val="00A10FD9"/>
+    <w:rPr>
+      <w:rFonts w:cstheme="majorBidi" w:eastAsiaTheme="majorEastAsia"/>
+      <w:i/>
+      <w:iCs/>
+      <w:color w:themeColor="text1" w:themeTint="D8" w:val="272727"/>
+    </w:rPr>
+  </w:style>
+  <w:style w:customStyle="1" w:styleId="Heading9Char" w:type="character">
+    <w:name w:val="Heading 9 Char"/>
+    <w:basedOn w:val="DefaultParagraphFont"/>
+    <w:link w:val="Heading9"/>
+    <w:uiPriority w:val="9"/>
+    <w:semiHidden/>
+    <w:rsid w:val="00A10FD9"/>
+    <w:rPr>
+      <w:rFonts w:cstheme="majorBidi" w:eastAsiaTheme="majorEastAsia"/>
+      <w:color w:themeColor="text1" w:themeTint="D8" w:val="272727"/>
     </w:rPr>
   </w:style>
   <w:style w:styleId="BlockText" w:type="paragraph">
@@ -12508,8 +12588,8 @@
   </w:style>
   <w:style w:styleId="FootnoteBlockText" w:type="paragraph">
     <w:name w:val="Footnote Block Text"/>
-    <w:basedOn w:val="Footnote Text"/>
-    <w:next w:val="Footnote Text"/>
+    <w:basedOn w:val="FootnoteText"/>
+    <w:next w:val="FootnoteText"/>
     <w:uiPriority w:val="9"/>
     <w:unhideWhenUsed/>
     <w:qFormat/>
@@ -12547,10 +12627,10 @@
         <w:jc w:val="left"/>
       </w:trPr>
       <w:tcPr>
-        <w:vAlign w:val="bottom"/>
         <w:tcBorders>
           <w:bottom w:val="single"/>
         </w:tcBorders>
+        <w:vAlign w:val="bottom"/>
       </w:tcPr>
     </w:tblStylePr>
   </w:style>
@@ -12666,6 +12746,7 @@
     <w:name w:val="KeywordTok"/>
     <w:basedOn w:val="VerbatimChar"/>
     <w:rPr>
+      <w:b/>
       <w:color w:val="003b4f"/>
       <w:shd w:val="clear" w:fill="f1f3f5"/>
     </w:rPr>
@@ -12770,9 +12851,9 @@
     <w:name w:val="DocumentationTok"/>
     <w:basedOn w:val="VerbatimChar"/>
     <w:rPr>
+      <w:i/>
       <w:color w:val="5e5e5e"/>
       <w:shd w:val="clear" w:fill="f1f3f5"/>
-      <w:i/>
     </w:rPr>
   </w:style>
   <w:style w:type="character" w:customStyle="1" w:styleId="AnnotationTok">
@@ -12787,9 +12868,9 @@
     <w:name w:val="CommentVarTok"/>
     <w:basedOn w:val="VerbatimChar"/>
     <w:rPr>
+      <w:i/>
       <w:color w:val="5e5e5e"/>
       <w:shd w:val="clear" w:fill="f1f3f5"/>
-      <w:i/>
     </w:rPr>
   </w:style>
   <w:style w:type="character" w:customStyle="1" w:styleId="OtherTok">
@@ -12820,6 +12901,7 @@
     <w:name w:val="ControlFlowTok"/>
     <w:basedOn w:val="VerbatimChar"/>
     <w:rPr>
+      <w:b/>
       <w:color w:val="003b4f"/>
       <w:shd w:val="clear" w:fill="f1f3f5"/>
     </w:rPr>
@@ -12884,9 +12966,9 @@
     <w:name w:val="WarningTok"/>
     <w:basedOn w:val="VerbatimChar"/>
     <w:rPr>
+      <w:i/>
       <w:color w:val="5e5e5e"/>
       <w:shd w:val="clear" w:fill="f1f3f5"/>
-      <w:i/>
     </w:rPr>
   </w:style>
   <w:style w:type="character" w:customStyle="1" w:styleId="AlertTok">
@@ -12927,44 +13009,44 @@
         <a:sysClr val="window" lastClr="FFFFFF"/>
       </a:lt1>
       <a:dk2>
-        <a:srgbClr val="1F497D"/>
+        <a:srgbClr val="0E2841"/>
       </a:dk2>
       <a:lt2>
-        <a:srgbClr val="EEECE1"/>
+        <a:srgbClr val="E8E8E8"/>
       </a:lt2>
       <a:accent1>
-        <a:srgbClr val="4F81BD"/>
+        <a:srgbClr val="156082"/>
       </a:accent1>
       <a:accent2>
-        <a:srgbClr val="C0504D"/>
+        <a:srgbClr val="E97132"/>
       </a:accent2>
       <a:accent3>
-        <a:srgbClr val="9BBB59"/>
+        <a:srgbClr val="196B24"/>
       </a:accent3>
       <a:accent4>
-        <a:srgbClr val="8064A2"/>
+        <a:srgbClr val="0F9ED5"/>
       </a:accent4>
       <a:accent5>
-        <a:srgbClr val="4BACC6"/>
+        <a:srgbClr val="A02B93"/>
       </a:accent5>
       <a:accent6>
-        <a:srgbClr val="F79646"/>
+        <a:srgbClr val="4EA72E"/>
       </a:accent6>
       <a:hlink>
-        <a:srgbClr val="0000FF"/>
+        <a:srgbClr val="467886"/>
       </a:hlink>
       <a:folHlink>
-        <a:srgbClr val="800080"/>
+        <a:srgbClr val="96607D"/>
       </a:folHlink>
     </a:clrScheme>
     <a:fontScheme name="Office">
       <a:majorFont>
-        <a:latin typeface="Calibri"/>
+        <a:latin typeface="Aptos Display" panose="02110004020202020204"/>
         <a:ea typeface=""/>
         <a:cs typeface=""/>
-        <a:font script="Jpan" typeface="ＭＳ ゴシック"/>
+        <a:font script="Jpan" typeface="游ゴシック Light"/>
         <a:font script="Hang" typeface="맑은 고딕"/>
-        <a:font script="Hans" typeface="宋体"/>
+        <a:font script="Hans" typeface="等线 Light"/>
         <a:font script="Hant" typeface="新細明體"/>
         <a:font script="Arab" typeface="Times New Roman"/>
         <a:font script="Hebr" typeface="Times New Roman"/>
@@ -12991,14 +13073,32 @@
         <a:font script="Mong" typeface="Mongolian Baiti"/>
         <a:font script="Viet" typeface="Times New Roman"/>
         <a:font script="Uigh" typeface="Microsoft Uighur"/>
+        <a:font script="Geor" typeface="Sylfaen"/>
+        <a:font script="Armn" typeface="Arial"/>
+        <a:font script="Bugi" typeface="Leelawadee UI"/>
+        <a:font script="Bopo" typeface="Microsoft JhengHei"/>
+        <a:font script="Java" typeface="Javanese Text"/>
+        <a:font script="Lisu" typeface="Segoe UI"/>
+        <a:font script="Mymr" typeface="Myanmar Text"/>
+        <a:font script="Nkoo" typeface="Ebrima"/>
+        <a:font script="Olck" typeface="Nirmala UI"/>
+        <a:font script="Osma" typeface="Ebrima"/>
+        <a:font script="Phag" typeface="Phagspa"/>
+        <a:font script="Syrn" typeface="Estrangelo Edessa"/>
+        <a:font script="Syrj" typeface="Estrangelo Edessa"/>
+        <a:font script="Syre" typeface="Estrangelo Edessa"/>
+        <a:font script="Sora" typeface="Nirmala UI"/>
+        <a:font script="Tale" typeface="Microsoft Tai Le"/>
+        <a:font script="Talu" typeface="Microsoft New Tai Lue"/>
+        <a:font script="Tfng" typeface="Ebrima"/>
       </a:majorFont>
       <a:minorFont>
-        <a:latin typeface="Cambria"/>
+        <a:latin typeface="Aptos" panose="02110004020202020204"/>
         <a:ea typeface=""/>
         <a:cs typeface=""/>
-        <a:font script="Jpan" typeface="ＭＳ 明朝"/>
+        <a:font script="Jpan" typeface="游明朝"/>
         <a:font script="Hang" typeface="맑은 고딕"/>
-        <a:font script="Hans" typeface="宋体"/>
+        <a:font script="Hans" typeface="等线"/>
         <a:font script="Hant" typeface="新細明體"/>
         <a:font script="Arab" typeface="Arial"/>
         <a:font script="Hebr" typeface="Arial"/>
@@ -13025,6 +13125,24 @@
         <a:font script="Mong" typeface="Mongolian Baiti"/>
         <a:font script="Viet" typeface="Arial"/>
         <a:font script="Uigh" typeface="Microsoft Uighur"/>
+        <a:font script="Geor" typeface="Sylfaen"/>
+        <a:font script="Armn" typeface="Arial"/>
+        <a:font script="Bugi" typeface="Leelawadee UI"/>
+        <a:font script="Bopo" typeface="Microsoft JhengHei"/>
+        <a:font script="Java" typeface="Javanese Text"/>
+        <a:font script="Lisu" typeface="Segoe UI"/>
+        <a:font script="Mymr" typeface="Myanmar Text"/>
+        <a:font script="Nkoo" typeface="Ebrima"/>
+        <a:font script="Olck" typeface="Nirmala UI"/>
+        <a:font script="Osma" typeface="Ebrima"/>
+        <a:font script="Phag" typeface="Phagspa"/>
+        <a:font script="Syrn" typeface="Estrangelo Edessa"/>
+        <a:font script="Syrj" typeface="Estrangelo Edessa"/>
+        <a:font script="Syre" typeface="Estrangelo Edessa"/>
+        <a:font script="Sora" typeface="Nirmala UI"/>
+        <a:font script="Tale" typeface="Microsoft Tai Le"/>
+        <a:font script="Talu" typeface="Microsoft New Tai Lue"/>
+        <a:font script="Tfng" typeface="Ebrima"/>
       </a:minorFont>
     </a:fontScheme>
     <a:fmtScheme name="Office">
@@ -13036,200 +13154,141 @@
           <a:gsLst>
             <a:gs pos="0">
               <a:schemeClr val="phClr">
-                <a:tint val="50000"/>
-                <a:satMod val="300000"/>
+                <a:lumMod val="110000"/>
+                <a:satMod val="105000"/>
+                <a:tint val="67000"/>
               </a:schemeClr>
             </a:gs>
-            <a:gs pos="35000">
+            <a:gs pos="50000">
               <a:schemeClr val="phClr">
-                <a:tint val="37000"/>
-                <a:satMod val="300000"/>
+                <a:lumMod val="105000"/>
+                <a:satMod val="103000"/>
+                <a:tint val="73000"/>
               </a:schemeClr>
             </a:gs>
             <a:gs pos="100000">
               <a:schemeClr val="phClr">
-                <a:tint val="15000"/>
-                <a:satMod val="350000"/>
+                <a:lumMod val="105000"/>
+                <a:satMod val="109000"/>
+                <a:tint val="81000"/>
               </a:schemeClr>
             </a:gs>
           </a:gsLst>
-          <a:lin ang="16200000" scaled="1"/>
+          <a:lin ang="5400000" scaled="0"/>
         </a:gradFill>
         <a:gradFill rotWithShape="1">
           <a:gsLst>
             <a:gs pos="0">
               <a:schemeClr val="phClr">
-                <a:tint val="100000"/>
+                <a:satMod val="103000"/>
+                <a:lumMod val="102000"/>
+                <a:tint val="94000"/>
+              </a:schemeClr>
+            </a:gs>
+            <a:gs pos="50000">
+              <a:schemeClr val="phClr">
+                <a:satMod val="110000"/>
+                <a:lumMod val="100000"/>
                 <a:shade val="100000"/>
-                <a:satMod val="130000"/>
               </a:schemeClr>
             </a:gs>
             <a:gs pos="100000">
               <a:schemeClr val="phClr">
-                <a:tint val="50000"/>
-                <a:shade val="100000"/>
-                <a:satMod val="350000"/>
+                <a:lumMod val="99000"/>
+                <a:satMod val="120000"/>
+                <a:shade val="78000"/>
               </a:schemeClr>
             </a:gs>
           </a:gsLst>
-          <a:lin ang="16200000" scaled="0"/>
+          <a:lin ang="5400000" scaled="0"/>
         </a:gradFill>
       </a:fillStyleLst>
       <a:lnStyleLst>
-        <a:ln w="9525" cap="flat" cmpd="sng" algn="ctr">
-          <a:solidFill>
-            <a:schemeClr val="phClr">
-              <a:shade val="95000"/>
-              <a:satMod val="105000"/>
-            </a:schemeClr>
-          </a:solidFill>
-          <a:prstDash val="solid"/>
-        </a:ln>
-        <a:ln w="25400" cap="flat" cmpd="sng" algn="ctr">
+        <a:ln w="6350" cap="flat" cmpd="sng" algn="ctr">
           <a:solidFill>
             <a:schemeClr val="phClr"/>
           </a:solidFill>
           <a:prstDash val="solid"/>
+          <a:miter lim="800000"/>
         </a:ln>
-        <a:ln w="38100" cap="flat" cmpd="sng" algn="ctr">
+        <a:ln w="12700" cap="flat" cmpd="sng" algn="ctr">
           <a:solidFill>
             <a:schemeClr val="phClr"/>
           </a:solidFill>
           <a:prstDash val="solid"/>
+          <a:miter lim="800000"/>
+        </a:ln>
+        <a:ln w="19050" cap="flat" cmpd="sng" algn="ctr">
+          <a:solidFill>
+            <a:schemeClr val="phClr"/>
+          </a:solidFill>
+          <a:prstDash val="solid"/>
+          <a:miter lim="800000"/>
         </a:ln>
       </a:lnStyleLst>
       <a:effectStyleLst>
         <a:effectStyle>
+          <a:effectLst/>
+        </a:effectStyle>
+        <a:effectStyle>
+          <a:effectLst/>
+        </a:effectStyle>
+        <a:effectStyle>
           <a:effectLst>
-            <a:outerShdw blurRad="40000" dist="20000" dir="5400000" rotWithShape="0">
+            <a:outerShdw blurRad="57150" dist="19050" dir="5400000" algn="ctr" rotWithShape="0">
               <a:srgbClr val="000000">
-                <a:alpha val="38000"/>
+                <a:alpha val="63000"/>
               </a:srgbClr>
             </a:outerShdw>
           </a:effectLst>
-        </a:effectStyle>
-        <a:effectStyle>
-          <a:effectLst>
-            <a:outerShdw blurRad="40000" dist="23000" dir="5400000" rotWithShape="0">
-              <a:srgbClr val="000000">
-                <a:alpha val="35000"/>
-              </a:srgbClr>
-            </a:outerShdw>
-          </a:effectLst>
-        </a:effectStyle>
-        <a:effectStyle>
-          <a:effectLst>
-            <a:outerShdw blurRad="40000" dist="23000" dir="5400000" rotWithShape="0">
-              <a:srgbClr val="000000">
-                <a:alpha val="35000"/>
-              </a:srgbClr>
-            </a:outerShdw>
-          </a:effectLst>
-          <a:scene3d>
-            <a:camera prst="orthographicFront">
-              <a:rot lat="0" lon="0" rev="0"/>
-            </a:camera>
-            <a:lightRig rig="threePt" dir="t">
-              <a:rot lat="0" lon="0" rev="1200000"/>
-            </a:lightRig>
-          </a:scene3d>
-          <a:sp3d>
-            <a:bevelT w="63500" h="25400"/>
-          </a:sp3d>
         </a:effectStyle>
       </a:effectStyleLst>
       <a:bgFillStyleLst>
         <a:solidFill>
           <a:schemeClr val="phClr"/>
         </a:solidFill>
+        <a:solidFill>
+          <a:schemeClr val="phClr">
+            <a:tint val="95000"/>
+            <a:satMod val="170000"/>
+          </a:schemeClr>
+        </a:solidFill>
         <a:gradFill rotWithShape="1">
           <a:gsLst>
             <a:gs pos="0">
               <a:schemeClr val="phClr">
-                <a:tint val="40000"/>
-                <a:satMod val="350000"/>
+                <a:tint val="93000"/>
+                <a:satMod val="150000"/>
+                <a:shade val="98000"/>
+                <a:lumMod val="102000"/>
               </a:schemeClr>
             </a:gs>
-            <a:gs pos="40000">
+            <a:gs pos="50000">
               <a:schemeClr val="phClr">
-                <a:tint val="45000"/>
-                <a:shade val="99000"/>
-                <a:satMod val="350000"/>
+                <a:tint val="98000"/>
+                <a:satMod val="130000"/>
+                <a:shade val="90000"/>
+                <a:lumMod val="103000"/>
               </a:schemeClr>
             </a:gs>
             <a:gs pos="100000">
               <a:schemeClr val="phClr">
-                <a:shade val="20000"/>
-                <a:satMod val="255000"/>
+                <a:shade val="63000"/>
+                <a:satMod val="120000"/>
               </a:schemeClr>
             </a:gs>
           </a:gsLst>
-          <a:path path="circle">
-            <a:fillToRect l="50000" t="-80000" r="50000" b="180000"/>
-          </a:path>
-        </a:gradFill>
-        <a:gradFill rotWithShape="1">
-          <a:gsLst>
-            <a:gs pos="0">
-              <a:schemeClr val="phClr">
-                <a:tint val="80000"/>
-                <a:satMod val="300000"/>
-              </a:schemeClr>
-            </a:gs>
-            <a:gs pos="100000">
-              <a:schemeClr val="phClr">
-                <a:shade val="30000"/>
-                <a:satMod val="200000"/>
-              </a:schemeClr>
-            </a:gs>
-          </a:gsLst>
-          <a:path path="circle">
-            <a:fillToRect l="50000" t="50000" r="50000" b="50000"/>
-          </a:path>
+          <a:lin ang="5400000" scaled="0"/>
         </a:gradFill>
       </a:bgFillStyleLst>
     </a:fmtScheme>
   </a:themeElements>
-  <a:objectDefaults>
-    <a:spDef>
-      <a:spPr/>
-      <a:bodyPr/>
-      <a:lstStyle/>
-      <a:style>
-        <a:lnRef idx="1">
-          <a:schemeClr val="accent1"/>
-        </a:lnRef>
-        <a:fillRef idx="3">
-          <a:schemeClr val="accent1"/>
-        </a:fillRef>
-        <a:effectRef idx="2">
-          <a:schemeClr val="accent1"/>
-        </a:effectRef>
-        <a:fontRef idx="minor">
-          <a:schemeClr val="lt1"/>
-        </a:fontRef>
-      </a:style>
-    </a:spDef>
-    <a:lnDef>
-      <a:spPr/>
-      <a:bodyPr/>
-      <a:lstStyle/>
-      <a:style>
-        <a:lnRef idx="2">
-          <a:schemeClr val="accent1"/>
-        </a:lnRef>
-        <a:fillRef idx="0">
-          <a:schemeClr val="accent1"/>
-        </a:fillRef>
-        <a:effectRef idx="1">
-          <a:schemeClr val="accent1"/>
-        </a:effectRef>
-        <a:fontRef idx="minor">
-          <a:schemeClr val="tx1"/>
-        </a:fontRef>
-      </a:style>
-    </a:lnDef>
-  </a:objectDefaults>
+  <a:objectDefaults/>
   <a:extraClrSchemeLst/>
+  <a:extLst>
+    <a:ext uri="{05A4C25C-085E-4340-85A3-A5531E510DB2}">
+      <thm15:themeFamily xmlns:thm15="http://schemas.microsoft.com/office/thememl/2012/main" name="Office Theme" id="{2E142A2C-CD16-42D6-873A-C26D2A0506FA}" vid="{1BDDFF52-6CD6-40A5-AB3C-68EB2F1E4D0A}"/>
+    </a:ext>
+  </a:extLst>
 </a:theme>
 </file>
--- a/docs/module03.docx
+++ b/docs/module03.docx
@@ -1040,7 +1040,7 @@
                     <a:graphicData uri="http://schemas.openxmlformats.org/drawingml/2006/picture">
                       <pic:pic>
                         <pic:nvPicPr>
-                          <pic:cNvPr descr="C:\PROGRA~1\RStudio\RESOUR~1\app\bin\quarto\share\formats\docx\important.png" id="32" name="Picture"/>
+                          <pic:cNvPr descr="C:\Program Files\RStudio\resources\app\bin\quarto\share\formats\docx\important.png" id="32" name="Picture"/>
                           <pic:cNvPicPr>
                             <a:picLocks noChangeArrowheads="1" noChangeAspect="1"/>
                           </pic:cNvPicPr>
@@ -3008,7 +3008,7 @@
                     <a:graphicData uri="http://schemas.openxmlformats.org/drawingml/2006/picture">
                       <pic:pic>
                         <pic:nvPicPr>
-                          <pic:cNvPr descr="C:\PROGRA~1\RStudio\RESOUR~1\app\bin\quarto\share\formats\docx\warning.png" id="40" name="Picture"/>
+                          <pic:cNvPr descr="C:\Program Files\RStudio\resources\app\bin\quarto\share\formats\docx\warning.png" id="40" name="Picture"/>
                           <pic:cNvPicPr>
                             <a:picLocks noChangeArrowheads="1" noChangeAspect="1"/>
                           </pic:cNvPicPr>
@@ -3490,7 +3490,7 @@
                     <a:graphicData uri="http://schemas.openxmlformats.org/drawingml/2006/picture">
                       <pic:pic>
                         <pic:nvPicPr>
-                          <pic:cNvPr descr="C:\PROGRA~1\RStudio\RESOUR~1\app\bin\quarto\share\formats\docx\note.png" id="47" name="Picture"/>
+                          <pic:cNvPr descr="C:\Program Files\RStudio\resources\app\bin\quarto\share\formats\docx\note.png" id="47" name="Picture"/>
                           <pic:cNvPicPr>
                             <a:picLocks noChangeArrowheads="1" noChangeAspect="1"/>
                           </pic:cNvPicPr>
@@ -4201,7 +4201,7 @@
                     <a:graphicData uri="http://schemas.openxmlformats.org/drawingml/2006/picture">
                       <pic:pic>
                         <pic:nvPicPr>
-                          <pic:cNvPr descr="C:\PROGRA~1\RStudio\RESOUR~1\app\bin\quarto\share\formats\docx\warning.png" id="54" name="Picture"/>
+                          <pic:cNvPr descr="C:\Program Files\RStudio\resources\app\bin\quarto\share\formats\docx\warning.png" id="54" name="Picture"/>
                           <pic:cNvPicPr>
                             <a:picLocks noChangeArrowheads="1" noChangeAspect="1"/>
                           </pic:cNvPicPr>
@@ -4568,7 +4568,7 @@
                     <a:graphicData uri="http://schemas.openxmlformats.org/drawingml/2006/picture">
                       <pic:pic>
                         <pic:nvPicPr>
-                          <pic:cNvPr descr="C:\PROGRA~1\RStudio\RESOUR~1\app\bin\quarto\share\formats\docx\warning.png" id="57" name="Picture"/>
+                          <pic:cNvPr descr="C:\Program Files\RStudio\resources\app\bin\quarto\share\formats\docx\warning.png" id="57" name="Picture"/>
                           <pic:cNvPicPr>
                             <a:picLocks noChangeArrowheads="1" noChangeAspect="1"/>
                           </pic:cNvPicPr>
@@ -7884,7 +7884,7 @@
                     <a:graphicData uri="http://schemas.openxmlformats.org/drawingml/2006/picture">
                       <pic:pic>
                         <pic:nvPicPr>
-                          <pic:cNvPr descr="C:\PROGRA~1\RStudio\RESOUR~1\app\bin\quarto\share\formats\docx\note.png" id="70" name="Picture"/>
+                          <pic:cNvPr descr="C:\Program Files\RStudio\resources\app\bin\quarto\share\formats\docx\note.png" id="70" name="Picture"/>
                           <pic:cNvPicPr>
                             <a:picLocks noChangeArrowheads="1" noChangeAspect="1"/>
                           </pic:cNvPicPr>
@@ -8779,7 +8779,7 @@
                     <a:graphicData uri="http://schemas.openxmlformats.org/drawingml/2006/picture">
                       <pic:pic>
                         <pic:nvPicPr>
-                          <pic:cNvPr descr="C:\PROGRA~1\RStudio\RESOUR~1\app\bin\quarto\share\formats\docx\note.png" id="73" name="Picture"/>
+                          <pic:cNvPr descr="C:\Program Files\RStudio\resources\app\bin\quarto\share\formats\docx\note.png" id="73" name="Picture"/>
                           <pic:cNvPicPr>
                             <a:picLocks noChangeArrowheads="1" noChangeAspect="1"/>
                           </pic:cNvPicPr>
@@ -9797,7 +9797,7 @@
                     <a:graphicData uri="http://schemas.openxmlformats.org/drawingml/2006/picture">
                       <pic:pic>
                         <pic:nvPicPr>
-                          <pic:cNvPr descr="C:\PROGRA~1\RStudio\RESOUR~1\app\bin\quarto\share\formats\docx\note.png" id="83" name="Picture"/>
+                          <pic:cNvPr descr="C:\Program Files\RStudio\resources\app\bin\quarto\share\formats\docx\note.png" id="83" name="Picture"/>
                           <pic:cNvPicPr>
                             <a:picLocks noChangeArrowheads="1" noChangeAspect="1"/>
                           </pic:cNvPicPr>
@@ -10480,7 +10480,7 @@
                     <a:graphicData uri="http://schemas.openxmlformats.org/drawingml/2006/picture">
                       <pic:pic>
                         <pic:nvPicPr>
-                          <pic:cNvPr descr="C:\PROGRA~1\RStudio\RESOUR~1\app\bin\quarto\share\formats\docx\note.png" id="86" name="Picture"/>
+                          <pic:cNvPr descr="C:\Program Files\RStudio\resources\app\bin\quarto\share\formats\docx\note.png" id="86" name="Picture"/>
                           <pic:cNvPicPr>
                             <a:picLocks noChangeArrowheads="1" noChangeAspect="1"/>
                           </pic:cNvPicPr>

--- a/docs/module03.docx
+++ b/docs/module03.docx
@@ -7,13 +7,7 @@
         <w:pStyle w:val="Title"/>
       </w:pPr>
       <w:r>
-        <w:t xml:space="preserve">Module</w:t>
-      </w:r>
-      <w:r>
-        <w:t xml:space="preserve"> </w:t>
-      </w:r>
-      <w:r>
-        <w:t xml:space="preserve">3</w:t>
+        <w:t xml:space="preserve">Module 3</w:t>
       </w:r>
     </w:p>
     <w:p>
@@ -77,24 +71,24 @@
       </w:r>
       <w:r>
         <w:rPr>
+          <w:i/>
           <w:iCs/>
+        </w:rPr>
+        <w:t xml:space="preserve">none of the demographic information</w:t>
+      </w:r>
+      <w:r>
+        <w:t xml:space="preserve"> </w:t>
+      </w:r>
+      <w:r>
+        <w:t xml:space="preserve">(e.g., age, sex) has been included in the data. In fact, it turns out that the nurse aboard the S.S. Rainbow Cake takes</w:t>
+      </w:r>
+      <w:r>
+        <w:t xml:space="preserve"> </w:t>
+      </w:r>
+      <w:r>
+        <w:rPr>
           <w:i/>
-        </w:rPr>
-        <w:t xml:space="preserve">none of the demographic information</w:t>
-      </w:r>
-      <w:r>
-        <w:t xml:space="preserve"> </w:t>
-      </w:r>
-      <w:r>
-        <w:t xml:space="preserve">(e.g., age, sex) has been included in the data. In fact, it turns out that the nurse aboard the S.S. Rainbow Cake takes</w:t>
-      </w:r>
-      <w:r>
-        <w:t xml:space="preserve"> </w:t>
-      </w:r>
-      <w:r>
-        <w:rPr>
           <w:iCs/>
-          <w:i/>
         </w:rPr>
         <w:t xml:space="preserve">personal data confidentiality</w:t>
       </w:r>
@@ -133,42 +127,42 @@
     </w:p>
     <w:p>
       <w:pPr>
+        <w:pStyle w:val="Compact"/>
         <w:numPr>
           <w:ilvl w:val="0"/>
           <w:numId w:val="1001"/>
         </w:numPr>
+      </w:pPr>
+      <w:r>
+        <w:t xml:space="preserve">Describe your plan for combining multiple datasets together.</w:t>
+      </w:r>
+    </w:p>
+    <w:p>
+      <w:pPr>
         <w:pStyle w:val="Compact"/>
-      </w:pPr>
-      <w:r>
-        <w:t xml:space="preserve">Describe your plan for combining multiple datasets together.</w:t>
-      </w:r>
-    </w:p>
-    <w:p>
-      <w:pPr>
         <w:numPr>
           <w:ilvl w:val="0"/>
           <w:numId w:val="1001"/>
         </w:numPr>
+      </w:pPr>
+      <w:r>
+        <w:t xml:space="preserve">Combine multiple datasets using Tidyverse syntax.</w:t>
+      </w:r>
+    </w:p>
+    <w:p>
+      <w:pPr>
         <w:pStyle w:val="Compact"/>
-      </w:pPr>
-      <w:r>
-        <w:t xml:space="preserve">Combine multiple datasets using Tidyverse syntax.</w:t>
-      </w:r>
-    </w:p>
-    <w:p>
-      <w:pPr>
         <w:numPr>
           <w:ilvl w:val="0"/>
           <w:numId w:val="1001"/>
         </w:numPr>
-        <w:pStyle w:val="Compact"/>
       </w:pPr>
       <w:r>
         <w:t xml:space="preserve">Explain use-cases for several different types of data-join operations.</w:t>
       </w:r>
     </w:p>
     <w:bookmarkEnd w:id="21"/>
-    <w:bookmarkStart w:id="44" w:name="Xf1f7f0eec4879ab1c55fc9dcd332cf34b5464bb"/>
+    <w:bookmarkStart w:id="45" w:name="Xf1f7f0eec4879ab1c55fc9dcd332cf34b5464bb"/>
     <w:p>
       <w:pPr>
         <w:pStyle w:val="Heading2"/>
@@ -214,16 +208,28 @@
       </w:r>
       <w:r>
         <w:rPr>
+          <w:b/>
           <w:bCs/>
+        </w:rPr>
+        <w:t xml:space="preserve">Module3</w:t>
+      </w:r>
+      <w:r>
+        <w:t xml:space="preserve"> </w:t>
+      </w:r>
+      <w:r>
+        <w:t xml:space="preserve">datsets folder you should see the following files, that correspond to data extracts related to passengers with abdominal pain complaints:</w:t>
+      </w:r>
+    </w:p>
+    <w:p>
+      <w:pPr>
+        <w:pStyle w:val="BlockText"/>
+      </w:pPr>
+      <w:r>
+        <w:rPr>
           <w:b/>
-        </w:rPr>
-        <w:t xml:space="preserve">Module3</w:t>
-      </w:r>
-      <w:r>
-        <w:t xml:space="preserve"> </w:t>
-      </w:r>
-      <w:r>
-        <w:t xml:space="preserve">datsets folder you should see the following files, that correspond to data extracts related to passengers with abdominal pain complaints:</w:t>
+          <w:bCs/>
+        </w:rPr>
+        <w:t xml:space="preserve">abdo_Feb10.txt</w:t>
       </w:r>
     </w:p>
     <w:p>
@@ -232,10 +238,22 @@
       </w:pPr>
       <w:r>
         <w:rPr>
+          <w:b/>
           <w:bCs/>
+        </w:rPr>
+        <w:t xml:space="preserve">abdo_Feb11.txt</w:t>
+      </w:r>
+    </w:p>
+    <w:p>
+      <w:pPr>
+        <w:pStyle w:val="BlockText"/>
+      </w:pPr>
+      <w:r>
+        <w:rPr>
           <w:b/>
-        </w:rPr>
-        <w:t xml:space="preserve">abdo_Feb10.tsv</w:t>
+          <w:bCs/>
+        </w:rPr>
+        <w:t xml:space="preserve">abdo_Feb12.txt</w:t>
       </w:r>
     </w:p>
     <w:p>
@@ -244,62 +262,38 @@
       </w:pPr>
       <w:r>
         <w:rPr>
+          <w:b/>
           <w:bCs/>
+        </w:rPr>
+        <w:t xml:space="preserve">abdo_Feb13.txt</w:t>
+      </w:r>
+    </w:p>
+    <w:p>
+      <w:pPr>
+        <w:pStyle w:val="BlockText"/>
+      </w:pPr>
+      <w:r>
+        <w:rPr>
           <w:b/>
-        </w:rPr>
-        <w:t xml:space="preserve">abdo_Feb11.tsv</w:t>
-      </w:r>
-    </w:p>
-    <w:p>
-      <w:pPr>
-        <w:pStyle w:val="BlockText"/>
-      </w:pPr>
-      <w:r>
-        <w:rPr>
           <w:bCs/>
+        </w:rPr>
+        <w:t xml:space="preserve">abdo_Feb14.txt</w:t>
+      </w:r>
+    </w:p>
+    <w:p>
+      <w:pPr>
+        <w:pStyle w:val="FirstParagraph"/>
+      </w:pPr>
+      <w:r>
+        <w:t xml:space="preserve">Each of the</w:t>
+      </w:r>
+      <w:r>
+        <w:t xml:space="preserve"> </w:t>
+      </w:r>
+      <w:r>
+        <w:rPr>
           <w:b/>
-        </w:rPr>
-        <w:t xml:space="preserve">abdo_Feb12.tsv</w:t>
-      </w:r>
-    </w:p>
-    <w:p>
-      <w:pPr>
-        <w:pStyle w:val="BlockText"/>
-      </w:pPr>
-      <w:r>
-        <w:rPr>
           <w:bCs/>
-          <w:b/>
-        </w:rPr>
-        <w:t xml:space="preserve">abdo_Feb13.tsv</w:t>
-      </w:r>
-    </w:p>
-    <w:p>
-      <w:pPr>
-        <w:pStyle w:val="BlockText"/>
-      </w:pPr>
-      <w:r>
-        <w:rPr>
-          <w:bCs/>
-          <w:b/>
-        </w:rPr>
-        <w:t xml:space="preserve">abdo_Feb14.tsv</w:t>
-      </w:r>
-    </w:p>
-    <w:p>
-      <w:pPr>
-        <w:pStyle w:val="FirstParagraph"/>
-      </w:pPr>
-      <w:r>
-        <w:t xml:space="preserve">Each of the</w:t>
-      </w:r>
-      <w:r>
-        <w:t xml:space="preserve"> </w:t>
-      </w:r>
-      <w:r>
-        <w:rPr>
-          <w:bCs/>
-          <w:b/>
         </w:rPr>
         <w:t xml:space="preserve">abdo_</w:t>
       </w:r>
@@ -322,25 +316,23 @@
       <w:tblPr>
         <w:tblStyle w:val="Table"/>
         <w:tblW w:type="pct" w:w="5000"/>
+        <w:tblLayout w:type="fixed"/>
         <w:tblLook w:firstRow="1" w:lastRow="0" w:firstColumn="0" w:lastColumn="0" w:noHBand="0" w:noVBand="0" w:val="0020"/>
-        <w:jc w:val="start"/>
-        <w:tblLayout w:type="fixed"/>
         <w:tblCaption w:val="Data dictionary for data extracts from the ship infirmary"/>
       </w:tblPr>
       <w:tblGrid>
-        <w:gridCol w:w="2420"/>
-        <w:gridCol w:w="5500"/>
+        <w:gridCol w:w="2530"/>
+        <w:gridCol w:w="5390"/>
       </w:tblGrid>
       <w:tr>
         <w:trPr>
-          <w:tblHeader w:val="true"/>
+          <w:tblHeader w:val="on"/>
         </w:trPr>
         <w:tc>
           <w:tcPr/>
           <w:p>
             <w:pPr>
               <w:pStyle w:val="Compact"/>
-              <w:jc w:val="left"/>
             </w:pPr>
             <w:r>
               <w:t xml:space="preserve">Variable</w:t>
@@ -352,7 +344,6 @@
           <w:p>
             <w:pPr>
               <w:pStyle w:val="Compact"/>
-              <w:jc w:val="left"/>
             </w:pPr>
             <w:r>
               <w:t xml:space="preserve">Definition</w:t>
@@ -366,10 +357,9 @@
           <w:p>
             <w:pPr>
               <w:pStyle w:val="Compact"/>
-              <w:jc w:val="left"/>
             </w:pPr>
             <w:r>
-              <w:t xml:space="preserve">Pass_ID</w:t>
+              <w:t xml:space="preserve">Patient_ID</w:t>
             </w:r>
           </w:p>
         </w:tc>
@@ -378,7 +368,6 @@
           <w:p>
             <w:pPr>
               <w:pStyle w:val="Compact"/>
-              <w:jc w:val="left"/>
             </w:pPr>
             <w:r>
               <w:t xml:space="preserve">Unique identifier given to ship passengers</w:t>
@@ -392,7 +381,6 @@
           <w:p>
             <w:pPr>
               <w:pStyle w:val="Compact"/>
-              <w:jc w:val="left"/>
             </w:pPr>
             <w:r>
               <w:t xml:space="preserve">Recorded temperature</w:t>
@@ -404,7 +392,6 @@
           <w:p>
             <w:pPr>
               <w:pStyle w:val="Compact"/>
-              <w:jc w:val="left"/>
             </w:pPr>
             <w:r>
               <w:t xml:space="preserve">Oral temperature taken during medical visit (degrees celsius)</w:t>
@@ -418,10 +405,9 @@
           <w:p>
             <w:pPr>
               <w:pStyle w:val="Compact"/>
-              <w:jc w:val="left"/>
             </w:pPr>
             <w:r>
-              <w:t xml:space="preserve">Recorded height</w:t>
+              <w:t xml:space="preserve">Recorded height (cm)</w:t>
             </w:r>
           </w:p>
         </w:tc>
@@ -430,7 +416,6 @@
           <w:p>
             <w:pPr>
               <w:pStyle w:val="Compact"/>
-              <w:jc w:val="left"/>
             </w:pPr>
             <w:r>
               <w:t xml:space="preserve">Passenger height measurements taken during medical visit (cm)</w:t>
@@ -444,10 +429,9 @@
           <w:p>
             <w:pPr>
               <w:pStyle w:val="Compact"/>
-              <w:jc w:val="left"/>
             </w:pPr>
             <w:r>
-              <w:t xml:space="preserve">Recorded weight</w:t>
+              <w:t xml:space="preserve">Recorded weight (kg)</w:t>
             </w:r>
           </w:p>
         </w:tc>
@@ -456,7 +440,6 @@
           <w:p>
             <w:pPr>
               <w:pStyle w:val="Compact"/>
-              <w:jc w:val="left"/>
             </w:pPr>
             <w:r>
               <w:t xml:space="preserve">Passenger weight measurement taken during medical visit (kg)</w:t>
@@ -470,7 +453,6 @@
           <w:p>
             <w:pPr>
               <w:pStyle w:val="Compact"/>
-              <w:jc w:val="left"/>
             </w:pPr>
             <w:r>
               <w:t xml:space="preserve">CEDIS</w:t>
@@ -482,7 +464,6 @@
           <w:p>
             <w:pPr>
               <w:pStyle w:val="Compact"/>
-              <w:jc w:val="left"/>
             </w:pPr>
             <w:r>
               <w:t xml:space="preserve">CEDIS Chief complaint code, input by nurse at check-in (see additional handout)</w:t>
@@ -506,7 +487,7 @@
         <w:pStyle w:val="FirstParagraph"/>
       </w:pPr>
       <w:r>
-        <w:t xml:space="preserve">The ship’s nurse has also provided you with a copy of their passenger manifest - which thankfully has the Pass_ID included, as well as the demographic information you’ll need to summarize the epidemiology of passengers experiencing symptoms of illness.</w:t>
+        <w:t xml:space="preserve">The ship’s nurse has also provided you with a copy of their passenger manifest - this Excel file thankfully has the Passenger ID included, which maps to the Patient ID in the nurse dataset. As well, the manifest has the demographic information you’ll need to summarize the epidemiology of passengers experiencing symptoms of illness.</w:t>
       </w:r>
     </w:p>
     <w:p>
@@ -521,8 +502,8 @@
       </w:r>
       <w:r>
         <w:rPr>
+          <w:b/>
           <w:bCs/>
-          <w:b/>
         </w:rPr>
         <w:t xml:space="preserve">much</w:t>
       </w:r>
@@ -530,7 +511,7 @@
         <w:t xml:space="preserve"> </w:t>
       </w:r>
       <w:r>
-        <w:t xml:space="preserve">better job of maintaining the passenger manifest as well! So we shouldn’t have to worry about cleaning it a second time. There are, however, more variables than we really need for answering our questions about who is getting sick - so we’ll want to focus just on the variables pertinent to our analysis. Lets focus on keeping the following:</w:t>
+        <w:t xml:space="preserve">better job of maintaining the passenger manifest as well! So we shouldn’t have to worry about cleaning it a second time. There are, however, more variables than we really need for answering our questions about who is getting sick - so we’ll want to focus just on the variables pertinent to our analysis. Lets focus on keeping the following data:</w:t>
       </w:r>
     </w:p>
     <w:p>
@@ -545,25 +526,23 @@
       <w:tblPr>
         <w:tblStyle w:val="Table"/>
         <w:tblW w:type="pct" w:w="5000"/>
+        <w:tblLayout w:type="fixed"/>
         <w:tblLook w:firstRow="1" w:lastRow="0" w:firstColumn="0" w:lastColumn="0" w:noHBand="0" w:noVBand="0" w:val="0020"/>
-        <w:jc w:val="start"/>
-        <w:tblLayout w:type="fixed"/>
         <w:tblCaption w:val="Variables to keep from the passenger manifest"/>
       </w:tblPr>
       <w:tblGrid>
-        <w:gridCol w:w="2310"/>
-        <w:gridCol w:w="5610"/>
+        <w:gridCol w:w="2420"/>
+        <w:gridCol w:w="5500"/>
       </w:tblGrid>
       <w:tr>
         <w:trPr>
-          <w:tblHeader w:val="true"/>
+          <w:tblHeader w:val="on"/>
         </w:trPr>
         <w:tc>
           <w:tcPr/>
           <w:p>
             <w:pPr>
               <w:pStyle w:val="Compact"/>
-              <w:jc w:val="left"/>
             </w:pPr>
             <w:r>
               <w:t xml:space="preserve">Variable</w:t>
@@ -575,7 +554,6 @@
           <w:p>
             <w:pPr>
               <w:pStyle w:val="Compact"/>
-              <w:jc w:val="left"/>
             </w:pPr>
             <w:r>
               <w:t xml:space="preserve">Definition</w:t>
@@ -589,7 +567,6 @@
           <w:p>
             <w:pPr>
               <w:pStyle w:val="Compact"/>
-              <w:jc w:val="left"/>
             </w:pPr>
             <w:r>
               <w:t xml:space="preserve">Pass_ID</w:t>
@@ -601,7 +578,6 @@
           <w:p>
             <w:pPr>
               <w:pStyle w:val="Compact"/>
-              <w:jc w:val="left"/>
             </w:pPr>
             <w:r>
               <w:t xml:space="preserve">The unique identifier given to each passenger by the crew of the S. S. Rainbow Cake.</w:t>
@@ -615,7 +591,6 @@
           <w:p>
             <w:pPr>
               <w:pStyle w:val="Compact"/>
-              <w:jc w:val="left"/>
             </w:pPr>
             <w:r>
               <w:t xml:space="preserve">Age</w:t>
@@ -627,7 +602,6 @@
           <w:p>
             <w:pPr>
               <w:pStyle w:val="Compact"/>
-              <w:jc w:val="left"/>
             </w:pPr>
             <w:r>
               <w:t xml:space="preserve">Age of the passenger at the time of the cruise departure.</w:t>
@@ -641,7 +615,6 @@
           <w:p>
             <w:pPr>
               <w:pStyle w:val="Compact"/>
-              <w:jc w:val="left"/>
             </w:pPr>
             <w:r>
               <w:t xml:space="preserve">Gender</w:t>
@@ -653,7 +626,6 @@
           <w:p>
             <w:pPr>
               <w:pStyle w:val="Compact"/>
-              <w:jc w:val="left"/>
             </w:pPr>
             <w:r>
               <w:t xml:space="preserve">Reported gender of the passenger.</w:t>
@@ -667,7 +639,6 @@
           <w:p>
             <w:pPr>
               <w:pStyle w:val="Compact"/>
-              <w:jc w:val="left"/>
             </w:pPr>
             <w:r>
               <w:t xml:space="preserve">Member status</w:t>
@@ -679,7 +650,6 @@
           <w:p>
             <w:pPr>
               <w:pStyle w:val="Compact"/>
-              <w:jc w:val="left"/>
             </w:pPr>
             <w:r>
               <w:t xml:space="preserve">Which tier of rewards member. May determine access to different amenities or food items.</w:t>
@@ -693,7 +663,6 @@
           <w:p>
             <w:pPr>
               <w:pStyle w:val="Compact"/>
-              <w:jc w:val="left"/>
             </w:pPr>
             <w:r>
               <w:t xml:space="preserve">Boarding date</w:t>
@@ -705,7 +674,6 @@
           <w:p>
             <w:pPr>
               <w:pStyle w:val="Compact"/>
-              <w:jc w:val="left"/>
             </w:pPr>
             <w:r>
               <w:t xml:space="preserve">What date the passenger boarded the cruise ship.</w:t>
@@ -736,106 +704,100 @@
       </w:r>
       <w:r>
         <w:rPr>
+          <w:b/>
           <w:bCs/>
+        </w:rPr>
+        <w:t xml:space="preserve">abdo</w:t>
+      </w:r>
+      <w:r>
+        <w:t xml:space="preserve"> </w:t>
+      </w:r>
+      <w:r>
+        <w:t xml:space="preserve">data: these are all in the same format, but the data have been separated out for each day. We’ll want to</w:t>
+      </w:r>
+      <w:r>
+        <w:t xml:space="preserve"> </w:t>
+      </w:r>
+      <w:r>
+        <w:rPr>
           <w:b/>
-        </w:rPr>
-        <w:t xml:space="preserve">abdo</w:t>
-      </w:r>
-      <w:r>
-        <w:t xml:space="preserve"> </w:t>
-      </w:r>
-      <w:r>
-        <w:t xml:space="preserve">datasets: these are all in the same format, but separated out for each day. We’ll want to</w:t>
-      </w:r>
-      <w:r>
-        <w:t xml:space="preserve"> </w:t>
-      </w:r>
-      <w:r>
-        <w:rPr>
           <w:bCs/>
+        </w:rPr>
+        <w:t xml:space="preserve">append</w:t>
+      </w:r>
+      <w:r>
+        <w:t xml:space="preserve"> </w:t>
+      </w:r>
+      <w:r>
+        <w:t xml:space="preserve">these datasets together, and</w:t>
+      </w:r>
+      <w:r>
+        <w:t xml:space="preserve"> </w:t>
+      </w:r>
+      <w:r>
+        <w:rPr>
           <w:b/>
-        </w:rPr>
-        <w:t xml:space="preserve">append</w:t>
-      </w:r>
-      <w:r>
-        <w:t xml:space="preserve"> </w:t>
-      </w:r>
-      <w:r>
-        <w:t xml:space="preserve">these datasets together, and</w:t>
-      </w:r>
-      <w:r>
-        <w:t xml:space="preserve"> </w:t>
-      </w:r>
-      <w:r>
-        <w:rPr>
           <w:bCs/>
+        </w:rPr>
+        <w:t xml:space="preserve">create a new variable</w:t>
+      </w:r>
+      <w:r>
+        <w:t xml:space="preserve"> </w:t>
+      </w:r>
+      <w:r>
+        <w:t xml:space="preserve">to indicate what the date was that the symptoms were reported.</w:t>
+      </w:r>
+    </w:p>
+    <w:p>
+      <w:pPr>
+        <w:pStyle w:val="BodyText"/>
+      </w:pPr>
+      <w:r>
+        <w:t xml:space="preserve">For our append operation, we’ll be using the following function:</w:t>
+      </w:r>
+    </w:p>
+    <w:p>
+      <w:pPr>
+        <w:pStyle w:val="BlockText"/>
+      </w:pPr>
+      <w:r>
+        <w:rPr>
+          <w:rStyle w:val="VerbatimChar"/>
+        </w:rPr>
+        <w:t xml:space="preserve">bind_rows(dataset1, dataset2, etc..., .id = "id")</w:t>
+      </w:r>
+    </w:p>
+    <w:p>
+      <w:pPr>
+        <w:pStyle w:val="FirstParagraph"/>
+      </w:pPr>
+      <w:r>
+        <w:t xml:space="preserve">Simply, bind_rows will combine our data by stacking the rows on top of each other. It is important to ensure that all the column names are consistent, otherwise we’ll get a messy bunch of rows with mostly NA’s in them.</w:t>
+      </w:r>
+    </w:p>
+    <w:p>
+      <w:pPr>
+        <w:pStyle w:val="BodyText"/>
+      </w:pPr>
+      <w:r>
+        <w:t xml:space="preserve">The argument .id=</w:t>
+      </w:r>
+      <w:r>
+        <w:t xml:space="preserve">“id”</w:t>
+      </w:r>
+      <w:r>
+        <w:t xml:space="preserve"> </w:t>
+      </w:r>
+      <w:r>
+        <w:t xml:space="preserve">will produce a new column that contains a character string of the filename. This will help us identify which observations were recorded on each day, and we can then</w:t>
+      </w:r>
+      <w:r>
+        <w:t xml:space="preserve"> </w:t>
+      </w:r>
+      <w:r>
+        <w:rPr>
           <w:b/>
-        </w:rPr>
-        <w:t xml:space="preserve">create a new variable</w:t>
-      </w:r>
-      <w:r>
-        <w:t xml:space="preserve"> </w:t>
-      </w:r>
-      <w:r>
-        <w:t xml:space="preserve">to indicate what the date was that the symptoms were reported.</w:t>
-      </w:r>
-    </w:p>
-    <w:p>
-      <w:pPr>
-        <w:pStyle w:val="BodyText"/>
-      </w:pPr>
-      <w:r>
-        <w:t xml:space="preserve">For our append operation, we’ll be using the following function:</w:t>
-      </w:r>
-    </w:p>
-    <w:p>
-      <w:pPr>
-        <w:pStyle w:val="BlockText"/>
-      </w:pPr>
-      <w:r>
-        <w:rPr>
-          <w:rStyle w:val="VerbatimChar"/>
-        </w:rPr>
-        <w:t xml:space="preserve">bind_rows(dataset1, dataset2, etc..., .id = "id")</w:t>
-      </w:r>
-    </w:p>
-    <w:p>
-      <w:pPr>
-        <w:pStyle w:val="FirstParagraph"/>
-      </w:pPr>
-      <w:r>
-        <w:t xml:space="preserve">Simply, bind_rows will combine our data by stacking the rows on top of each other. Its important to ensure that all the column names are consistent, otherwise we’ll get a messy bunch of rows with mostly NA’s in them.</w:t>
-      </w:r>
-    </w:p>
-    <w:p>
-      <w:pPr>
-        <w:pStyle w:val="BodyText"/>
-      </w:pPr>
-      <w:r>
-        <w:t xml:space="preserve">The argument .id=</w:t>
-      </w:r>
-      <w:r>
-        <w:t xml:space="preserve">“</w:t>
-      </w:r>
-      <w:r>
-        <w:t xml:space="preserve">id</w:t>
-      </w:r>
-      <w:r>
-        <w:t xml:space="preserve">”</w:t>
-      </w:r>
-      <w:r>
-        <w:t xml:space="preserve"> </w:t>
-      </w:r>
-      <w:r>
-        <w:t xml:space="preserve">will produce a new column that contains a character string of the filename. This will then let us identify which observations were recorded on each day, and we can then</w:t>
-      </w:r>
-      <w:r>
-        <w:t xml:space="preserve"> </w:t>
-      </w:r>
-      <w:r>
-        <w:rPr>
           <w:bCs/>
-          <w:b/>
         </w:rPr>
         <w:t xml:space="preserve">mutate()</w:t>
       </w:r>
@@ -843,7 +805,7 @@
         <w:t xml:space="preserve"> </w:t>
       </w:r>
       <w:r>
-        <w:t xml:space="preserve">a new column based on this to represent the onset date.</w:t>
+        <w:t xml:space="preserve">a new variable based on this column to represent the onset date.</w:t>
       </w:r>
     </w:p>
     <w:p>
@@ -913,24 +875,24 @@
       </w:r>
       <w:r>
         <w:rPr>
+          <w:b/>
           <w:bCs/>
+        </w:rPr>
+        <w:t xml:space="preserve">abdo dataset</w:t>
+      </w:r>
+      <w:r>
+        <w:t xml:space="preserve"> </w:t>
+      </w:r>
+      <w:r>
+        <w:t xml:space="preserve">in place, we can turn our attention to the</w:t>
+      </w:r>
+      <w:r>
+        <w:t xml:space="preserve"> </w:t>
+      </w:r>
+      <w:r>
+        <w:rPr>
           <w:b/>
-        </w:rPr>
-        <w:t xml:space="preserve">abdo dataset</w:t>
-      </w:r>
-      <w:r>
-        <w:t xml:space="preserve"> </w:t>
-      </w:r>
-      <w:r>
-        <w:t xml:space="preserve">in place, we can turn our attention to the</w:t>
-      </w:r>
-      <w:r>
-        <w:t xml:space="preserve"> </w:t>
-      </w:r>
-      <w:r>
-        <w:rPr>
           <w:bCs/>
-          <w:b/>
         </w:rPr>
         <w:t xml:space="preserve">passenger manifest file</w:t>
       </w:r>
@@ -998,17 +960,16 @@
         <w:tblStyle w:val="Table"/>
         <w:tblLook w:firstRow="0" w:lastRow="0" w:firstColumn="0" w:lastColumn="0" w:noHBand="0" w:noVBand="0" w:val="0000"/>
         <w:tblBorders>
+          <w:top w:val="single" w:sz="4" w:space="0" w:color="CC1914"/>
           <w:left w:val="single" w:sz="24" w:space="0" w:color="CC1914"/>
+          <w:bottom w:val="single" w:sz="4" w:space="0" w:color="CC1914"/>
           <w:right w:val="single" w:sz="4" w:space="0" w:color="CC1914"/>
-          <w:top w:val="single" w:sz="4" w:space="0" w:color="CC1914"/>
-          <w:bottom w:val="single" w:sz="4" w:space="0" w:color="CC1914"/>
         </w:tblBorders>
         <w:tblCellMar>
           <w:left w:w="144" w:type="dxa"/>
           <w:right w:w="144" w:type="dxa"/>
         </w:tblCellMar>
-        <w:tblInd w:w="164" w:type="dxa"/>
-        <w:tblW w:type="pct" w:w="100%"/>
+        <w:tblLook w:firstRow="0" w:lastRow="0" w:firstColumn="0" w:lastColumn="0" w:noHBand="0" w:noVBand="0" w:val="0000"/>
       </w:tblPr>
       <w:tr>
         <w:trPr>
@@ -1040,7 +1001,7 @@
                     <a:graphicData uri="http://schemas.openxmlformats.org/drawingml/2006/picture">
                       <pic:pic>
                         <pic:nvPicPr>
-                          <pic:cNvPr descr="C:\Program Files\RStudio\resources\app\bin\quarto\share\formats\docx\important.png" id="32" name="Picture"/>
+                          <pic:cNvPr descr="C:\Users\BHETMAN\AppData\Local\Programs\Quarto\share\formats\docx\important.png" id="32" name="Picture"/>
                           <pic:cNvPicPr>
                             <a:picLocks noChangeArrowheads="1" noChangeAspect="1"/>
                           </pic:cNvPicPr>
@@ -1110,8 +1071,8 @@
             </w:r>
             <w:r>
               <w:rPr>
+                <w:b/>
                 <w:bCs/>
-                <w:b/>
               </w:rPr>
               <w:t xml:space="preserve">order</w:t>
             </w:r>
@@ -1153,11 +1114,12 @@
               <w:t xml:space="preserve">!</w:t>
             </w:r>
           </w:p>
+          <w:p/>
         </w:tc>
       </w:tr>
     </w:tbl>
     <w:bookmarkEnd w:id="35"/>
-    <w:bookmarkStart w:id="43" w:name="code-along-for-part-a"/>
+    <w:bookmarkStart w:id="44" w:name="code-along-for-part-a"/>
     <w:p>
       <w:pPr>
         <w:pStyle w:val="Heading3"/>
@@ -1171,7 +1133,7 @@
         <w:pStyle w:val="FirstParagraph"/>
       </w:pPr>
       <w:r>
-        <w:t xml:space="preserve">If you’re feeling confident, then we encourage you to try establishing the code yourself for this exercise. However, we’ve provided the code that we used below. Remember, there’s always multiple ways to accomplish the same thing, so don’t worry if your code doesn’t always match what we’ve done!</w:t>
+        <w:t xml:space="preserve">If you’re feeling confident, we encourage you to try and establish the code yourself for this exercise. However, based on your comfort level and where you are in your R learning journey, please feel free to use the code that we’ve provided Remember, there’s multiple ways to accomplish the same thing, so if you write your own code and get the same results without your code matching what we’ve done, it’s nothing to worry about!</w:t>
       </w:r>
     </w:p>
     <w:bookmarkStart w:id="36" w:name="X47be09f083095bd47a17d39326d2f20c584c0d7"/>
@@ -1374,7 +1336,7 @@
         <w:rPr>
           <w:rStyle w:val="StringTok"/>
         </w:rPr>
-        <w:t xml:space="preserve">"participant_data/module3/abdo_Feb10.txt"</w:t>
+        <w:t xml:space="preserve">"participant_data/module3/data/abdo_Feb10.txt"</w:t>
       </w:r>
       <w:r>
         <w:rPr>
@@ -1455,7 +1417,7 @@
         <w:rPr>
           <w:rStyle w:val="StringTok"/>
         </w:rPr>
-        <w:t xml:space="preserve">"participant_data/module3/abdo_Feb11.txt"</w:t>
+        <w:t xml:space="preserve">"participant_data/module3/data/abdo_Feb11.txt"</w:t>
       </w:r>
       <w:r>
         <w:rPr>
@@ -1536,7 +1498,7 @@
         <w:rPr>
           <w:rStyle w:val="StringTok"/>
         </w:rPr>
-        <w:t xml:space="preserve">"participant_data/module3/abdo_Feb12.txt"</w:t>
+        <w:t xml:space="preserve">"participant_data/module3/data/abdo_Feb12.txt"</w:t>
       </w:r>
       <w:r>
         <w:rPr>
@@ -1617,7 +1579,7 @@
         <w:rPr>
           <w:rStyle w:val="StringTok"/>
         </w:rPr>
-        <w:t xml:space="preserve">"participant_data/module3/abdo_Feb13.txt"</w:t>
+        <w:t xml:space="preserve">"participant_data/module3/data/abdo_Feb13.txt"</w:t>
       </w:r>
       <w:r>
         <w:rPr>
@@ -1698,7 +1660,7 @@
         <w:rPr>
           <w:rStyle w:val="StringTok"/>
         </w:rPr>
-        <w:t xml:space="preserve">"participant_data/module3/abdo_Feb14.txt"</w:t>
+        <w:t xml:space="preserve">"participant_data/module3/data/abdo_Feb14.txt"</w:t>
       </w:r>
       <w:r>
         <w:rPr>
@@ -1763,733 +1725,751 @@
       </w:r>
       <w:r>
         <w:rPr>
+          <w:b/>
           <w:bCs/>
+        </w:rPr>
+        <w:t xml:space="preserve">bind_rows()</w:t>
+      </w:r>
+      <w:r>
+        <w:t xml:space="preserve"> </w:t>
+      </w:r>
+      <w:r>
+        <w:t xml:space="preserve">function.</w:t>
+      </w:r>
+    </w:p>
+    <w:p>
+      <w:pPr>
+        <w:pStyle w:val="SourceCode"/>
+      </w:pPr>
+      <w:r>
+        <w:rPr>
+          <w:rStyle w:val="CommentTok"/>
+        </w:rPr>
+        <w:t xml:space="preserve"># append daily data using bind_rows()</w:t>
+      </w:r>
+      <w:r>
+        <w:br/>
+      </w:r>
+      <w:r>
+        <w:rPr>
+          <w:rStyle w:val="NormalTok"/>
+        </w:rPr>
+        <w:t xml:space="preserve">abdo_combined </w:t>
+      </w:r>
+      <w:r>
+        <w:rPr>
+          <w:rStyle w:val="OtherTok"/>
+        </w:rPr>
+        <w:t xml:space="preserve">&lt;-</w:t>
+      </w:r>
+      <w:r>
+        <w:rPr>
+          <w:rStyle w:val="NormalTok"/>
+        </w:rPr>
+        <w:t xml:space="preserve"> </w:t>
+      </w:r>
+      <w:r>
+        <w:rPr>
+          <w:rStyle w:val="FunctionTok"/>
+        </w:rPr>
+        <w:t xml:space="preserve">bind_rows</w:t>
+      </w:r>
+      <w:r>
+        <w:rPr>
+          <w:rStyle w:val="NormalTok"/>
+        </w:rPr>
+        <w:t xml:space="preserve">(abdo_feb10,</w:t>
+      </w:r>
+      <w:r>
+        <w:br/>
+      </w:r>
+      <w:r>
+        <w:rPr>
+          <w:rStyle w:val="NormalTok"/>
+        </w:rPr>
+        <w:t xml:space="preserve">                           abdo_feb11,</w:t>
+      </w:r>
+      <w:r>
+        <w:br/>
+      </w:r>
+      <w:r>
+        <w:rPr>
+          <w:rStyle w:val="NormalTok"/>
+        </w:rPr>
+        <w:t xml:space="preserve">                           abdo_feb12,</w:t>
+      </w:r>
+      <w:r>
+        <w:br/>
+      </w:r>
+      <w:r>
+        <w:rPr>
+          <w:rStyle w:val="NormalTok"/>
+        </w:rPr>
+        <w:t xml:space="preserve">                           abdo_feb13,</w:t>
+      </w:r>
+      <w:r>
+        <w:br/>
+      </w:r>
+      <w:r>
+        <w:rPr>
+          <w:rStyle w:val="NormalTok"/>
+        </w:rPr>
+        <w:t xml:space="preserve">                           abdo_feb14,</w:t>
+      </w:r>
+      <w:r>
+        <w:br/>
+      </w:r>
+      <w:r>
+        <w:rPr>
+          <w:rStyle w:val="NormalTok"/>
+        </w:rPr>
+        <w:t xml:space="preserve">                           </w:t>
+      </w:r>
+      <w:r>
+        <w:rPr>
+          <w:rStyle w:val="AttributeTok"/>
+        </w:rPr>
+        <w:t xml:space="preserve">.id =</w:t>
+      </w:r>
+      <w:r>
+        <w:rPr>
+          <w:rStyle w:val="NormalTok"/>
+        </w:rPr>
+        <w:t xml:space="preserve"> </w:t>
+      </w:r>
+      <w:r>
+        <w:rPr>
+          <w:rStyle w:val="StringTok"/>
+        </w:rPr>
+        <w:t xml:space="preserve">"id"</w:t>
+      </w:r>
+      <w:r>
+        <w:rPr>
+          <w:rStyle w:val="NormalTok"/>
+        </w:rPr>
+        <w:t xml:space="preserve">)</w:t>
+      </w:r>
+    </w:p>
+    <w:p>
+      <w:pPr>
+        <w:pStyle w:val="FirstParagraph"/>
+      </w:pPr>
+      <w:r>
+        <w:t xml:space="preserve">Now that we have our combined abdo dataset, we can go ahead and mutate a new column based off our</w:t>
+      </w:r>
+      <w:r>
+        <w:t xml:space="preserve"> </w:t>
+      </w:r>
+      <w:r>
+        <w:t xml:space="preserve">‘id’</w:t>
+      </w:r>
+      <w:r>
+        <w:t xml:space="preserve"> </w:t>
+      </w:r>
+      <w:r>
+        <w:t xml:space="preserve">variable that was created when we used bind_rows. For this, we’ll revisit the case_when and ymd functions as well from Module 1.</w:t>
+      </w:r>
+    </w:p>
+    <w:p>
+      <w:pPr>
+        <w:pStyle w:val="SourceCode"/>
+      </w:pPr>
+      <w:r>
+        <w:br/>
+      </w:r>
+      <w:r>
+        <w:rPr>
+          <w:rStyle w:val="CommentTok"/>
+        </w:rPr>
+        <w:t xml:space="preserve"># create a new onset date variable using mutate, and store modified dataset in new object</w:t>
+      </w:r>
+      <w:r>
+        <w:br/>
+      </w:r>
+      <w:r>
+        <w:rPr>
+          <w:rStyle w:val="NormalTok"/>
+        </w:rPr>
+        <w:t xml:space="preserve">abdo_combined_onset </w:t>
+      </w:r>
+      <w:r>
+        <w:rPr>
+          <w:rStyle w:val="OtherTok"/>
+        </w:rPr>
+        <w:t xml:space="preserve">&lt;-</w:t>
+      </w:r>
+      <w:r>
+        <w:rPr>
+          <w:rStyle w:val="NormalTok"/>
+        </w:rPr>
+        <w:t xml:space="preserve"> </w:t>
+      </w:r>
+      <w:r>
+        <w:br/>
+      </w:r>
+      <w:r>
+        <w:rPr>
+          <w:rStyle w:val="NormalTok"/>
+        </w:rPr>
+        <w:t xml:space="preserve">abdo_combined </w:t>
+      </w:r>
+      <w:r>
+        <w:rPr>
+          <w:rStyle w:val="SpecialCharTok"/>
+        </w:rPr>
+        <w:t xml:space="preserve">%&gt;%</w:t>
+      </w:r>
+      <w:r>
+        <w:rPr>
+          <w:rStyle w:val="NormalTok"/>
+        </w:rPr>
+        <w:t xml:space="preserve"> </w:t>
+      </w:r>
+      <w:r>
+        <w:br/>
+      </w:r>
+      <w:r>
+        <w:rPr>
+          <w:rStyle w:val="NormalTok"/>
+        </w:rPr>
+        <w:t xml:space="preserve">  </w:t>
+      </w:r>
+      <w:r>
+        <w:rPr>
+          <w:rStyle w:val="FunctionTok"/>
+        </w:rPr>
+        <w:t xml:space="preserve">mutate</w:t>
+      </w:r>
+      <w:r>
+        <w:rPr>
+          <w:rStyle w:val="NormalTok"/>
+        </w:rPr>
+        <w:t xml:space="preserve">(</w:t>
+      </w:r>
+      <w:r>
+        <w:rPr>
+          <w:rStyle w:val="AttributeTok"/>
+        </w:rPr>
+        <w:t xml:space="preserve">onset.date =</w:t>
+      </w:r>
+      <w:r>
+        <w:rPr>
+          <w:rStyle w:val="NormalTok"/>
+        </w:rPr>
+        <w:t xml:space="preserve"> </w:t>
+      </w:r>
+      <w:r>
+        <w:rPr>
+          <w:rStyle w:val="FunctionTok"/>
+        </w:rPr>
+        <w:t xml:space="preserve">case_when</w:t>
+      </w:r>
+      <w:r>
+        <w:rPr>
+          <w:rStyle w:val="NormalTok"/>
+        </w:rPr>
+        <w:t xml:space="preserve">(</w:t>
+      </w:r>
+      <w:r>
+        <w:br/>
+      </w:r>
+      <w:r>
+        <w:rPr>
+          <w:rStyle w:val="NormalTok"/>
+        </w:rPr>
+        <w:t xml:space="preserve">    id </w:t>
+      </w:r>
+      <w:r>
+        <w:rPr>
+          <w:rStyle w:val="SpecialCharTok"/>
+        </w:rPr>
+        <w:t xml:space="preserve">==</w:t>
+      </w:r>
+      <w:r>
+        <w:rPr>
+          <w:rStyle w:val="NormalTok"/>
+        </w:rPr>
+        <w:t xml:space="preserve"> </w:t>
+      </w:r>
+      <w:r>
+        <w:rPr>
+          <w:rStyle w:val="StringTok"/>
+        </w:rPr>
+        <w:t xml:space="preserve">"1"</w:t>
+      </w:r>
+      <w:r>
+        <w:rPr>
+          <w:rStyle w:val="NormalTok"/>
+        </w:rPr>
+        <w:t xml:space="preserve"> </w:t>
+      </w:r>
+      <w:r>
+        <w:rPr>
+          <w:rStyle w:val="SpecialCharTok"/>
+        </w:rPr>
+        <w:t xml:space="preserve">~</w:t>
+      </w:r>
+      <w:r>
+        <w:rPr>
+          <w:rStyle w:val="NormalTok"/>
+        </w:rPr>
+        <w:t xml:space="preserve"> </w:t>
+      </w:r>
+      <w:r>
+        <w:rPr>
+          <w:rStyle w:val="FunctionTok"/>
+        </w:rPr>
+        <w:t xml:space="preserve">ymd</w:t>
+      </w:r>
+      <w:r>
+        <w:rPr>
+          <w:rStyle w:val="NormalTok"/>
+        </w:rPr>
+        <w:t xml:space="preserve">(</w:t>
+      </w:r>
+      <w:r>
+        <w:rPr>
+          <w:rStyle w:val="StringTok"/>
+        </w:rPr>
+        <w:t xml:space="preserve">'2025-02-10'</w:t>
+      </w:r>
+      <w:r>
+        <w:rPr>
+          <w:rStyle w:val="NormalTok"/>
+        </w:rPr>
+        <w:t xml:space="preserve">),</w:t>
+      </w:r>
+      <w:r>
+        <w:br/>
+      </w:r>
+      <w:r>
+        <w:rPr>
+          <w:rStyle w:val="NormalTok"/>
+        </w:rPr>
+        <w:t xml:space="preserve">    id </w:t>
+      </w:r>
+      <w:r>
+        <w:rPr>
+          <w:rStyle w:val="SpecialCharTok"/>
+        </w:rPr>
+        <w:t xml:space="preserve">==</w:t>
+      </w:r>
+      <w:r>
+        <w:rPr>
+          <w:rStyle w:val="NormalTok"/>
+        </w:rPr>
+        <w:t xml:space="preserve"> </w:t>
+      </w:r>
+      <w:r>
+        <w:rPr>
+          <w:rStyle w:val="StringTok"/>
+        </w:rPr>
+        <w:t xml:space="preserve">"2"</w:t>
+      </w:r>
+      <w:r>
+        <w:rPr>
+          <w:rStyle w:val="NormalTok"/>
+        </w:rPr>
+        <w:t xml:space="preserve"> </w:t>
+      </w:r>
+      <w:r>
+        <w:rPr>
+          <w:rStyle w:val="SpecialCharTok"/>
+        </w:rPr>
+        <w:t xml:space="preserve">~</w:t>
+      </w:r>
+      <w:r>
+        <w:rPr>
+          <w:rStyle w:val="NormalTok"/>
+        </w:rPr>
+        <w:t xml:space="preserve"> </w:t>
+      </w:r>
+      <w:r>
+        <w:rPr>
+          <w:rStyle w:val="FunctionTok"/>
+        </w:rPr>
+        <w:t xml:space="preserve">ymd</w:t>
+      </w:r>
+      <w:r>
+        <w:rPr>
+          <w:rStyle w:val="NormalTok"/>
+        </w:rPr>
+        <w:t xml:space="preserve">(</w:t>
+      </w:r>
+      <w:r>
+        <w:rPr>
+          <w:rStyle w:val="StringTok"/>
+        </w:rPr>
+        <w:t xml:space="preserve">'2025-02-11'</w:t>
+      </w:r>
+      <w:r>
+        <w:rPr>
+          <w:rStyle w:val="NormalTok"/>
+        </w:rPr>
+        <w:t xml:space="preserve">),</w:t>
+      </w:r>
+      <w:r>
+        <w:br/>
+      </w:r>
+      <w:r>
+        <w:rPr>
+          <w:rStyle w:val="NormalTok"/>
+        </w:rPr>
+        <w:t xml:space="preserve">    id </w:t>
+      </w:r>
+      <w:r>
+        <w:rPr>
+          <w:rStyle w:val="SpecialCharTok"/>
+        </w:rPr>
+        <w:t xml:space="preserve">==</w:t>
+      </w:r>
+      <w:r>
+        <w:rPr>
+          <w:rStyle w:val="NormalTok"/>
+        </w:rPr>
+        <w:t xml:space="preserve"> </w:t>
+      </w:r>
+      <w:r>
+        <w:rPr>
+          <w:rStyle w:val="StringTok"/>
+        </w:rPr>
+        <w:t xml:space="preserve">"3"</w:t>
+      </w:r>
+      <w:r>
+        <w:rPr>
+          <w:rStyle w:val="NormalTok"/>
+        </w:rPr>
+        <w:t xml:space="preserve"> </w:t>
+      </w:r>
+      <w:r>
+        <w:rPr>
+          <w:rStyle w:val="SpecialCharTok"/>
+        </w:rPr>
+        <w:t xml:space="preserve">~</w:t>
+      </w:r>
+      <w:r>
+        <w:rPr>
+          <w:rStyle w:val="NormalTok"/>
+        </w:rPr>
+        <w:t xml:space="preserve"> </w:t>
+      </w:r>
+      <w:r>
+        <w:rPr>
+          <w:rStyle w:val="FunctionTok"/>
+        </w:rPr>
+        <w:t xml:space="preserve">ymd</w:t>
+      </w:r>
+      <w:r>
+        <w:rPr>
+          <w:rStyle w:val="NormalTok"/>
+        </w:rPr>
+        <w:t xml:space="preserve">(</w:t>
+      </w:r>
+      <w:r>
+        <w:rPr>
+          <w:rStyle w:val="StringTok"/>
+        </w:rPr>
+        <w:t xml:space="preserve">'2025-02-12'</w:t>
+      </w:r>
+      <w:r>
+        <w:rPr>
+          <w:rStyle w:val="NormalTok"/>
+        </w:rPr>
+        <w:t xml:space="preserve">),</w:t>
+      </w:r>
+      <w:r>
+        <w:br/>
+      </w:r>
+      <w:r>
+        <w:rPr>
+          <w:rStyle w:val="NormalTok"/>
+        </w:rPr>
+        <w:t xml:space="preserve">    id </w:t>
+      </w:r>
+      <w:r>
+        <w:rPr>
+          <w:rStyle w:val="SpecialCharTok"/>
+        </w:rPr>
+        <w:t xml:space="preserve">==</w:t>
+      </w:r>
+      <w:r>
+        <w:rPr>
+          <w:rStyle w:val="NormalTok"/>
+        </w:rPr>
+        <w:t xml:space="preserve"> </w:t>
+      </w:r>
+      <w:r>
+        <w:rPr>
+          <w:rStyle w:val="StringTok"/>
+        </w:rPr>
+        <w:t xml:space="preserve">"4"</w:t>
+      </w:r>
+      <w:r>
+        <w:rPr>
+          <w:rStyle w:val="NormalTok"/>
+        </w:rPr>
+        <w:t xml:space="preserve"> </w:t>
+      </w:r>
+      <w:r>
+        <w:rPr>
+          <w:rStyle w:val="SpecialCharTok"/>
+        </w:rPr>
+        <w:t xml:space="preserve">~</w:t>
+      </w:r>
+      <w:r>
+        <w:rPr>
+          <w:rStyle w:val="NormalTok"/>
+        </w:rPr>
+        <w:t xml:space="preserve"> </w:t>
+      </w:r>
+      <w:r>
+        <w:rPr>
+          <w:rStyle w:val="FunctionTok"/>
+        </w:rPr>
+        <w:t xml:space="preserve">ymd</w:t>
+      </w:r>
+      <w:r>
+        <w:rPr>
+          <w:rStyle w:val="NormalTok"/>
+        </w:rPr>
+        <w:t xml:space="preserve">(</w:t>
+      </w:r>
+      <w:r>
+        <w:rPr>
+          <w:rStyle w:val="StringTok"/>
+        </w:rPr>
+        <w:t xml:space="preserve">'2025-02-13'</w:t>
+      </w:r>
+      <w:r>
+        <w:rPr>
+          <w:rStyle w:val="NormalTok"/>
+        </w:rPr>
+        <w:t xml:space="preserve">),</w:t>
+      </w:r>
+      <w:r>
+        <w:br/>
+      </w:r>
+      <w:r>
+        <w:rPr>
+          <w:rStyle w:val="NormalTok"/>
+        </w:rPr>
+        <w:t xml:space="preserve">    id </w:t>
+      </w:r>
+      <w:r>
+        <w:rPr>
+          <w:rStyle w:val="SpecialCharTok"/>
+        </w:rPr>
+        <w:t xml:space="preserve">==</w:t>
+      </w:r>
+      <w:r>
+        <w:rPr>
+          <w:rStyle w:val="NormalTok"/>
+        </w:rPr>
+        <w:t xml:space="preserve"> </w:t>
+      </w:r>
+      <w:r>
+        <w:rPr>
+          <w:rStyle w:val="StringTok"/>
+        </w:rPr>
+        <w:t xml:space="preserve">"5"</w:t>
+      </w:r>
+      <w:r>
+        <w:rPr>
+          <w:rStyle w:val="NormalTok"/>
+        </w:rPr>
+        <w:t xml:space="preserve"> </w:t>
+      </w:r>
+      <w:r>
+        <w:rPr>
+          <w:rStyle w:val="SpecialCharTok"/>
+        </w:rPr>
+        <w:t xml:space="preserve">~</w:t>
+      </w:r>
+      <w:r>
+        <w:rPr>
+          <w:rStyle w:val="NormalTok"/>
+        </w:rPr>
+        <w:t xml:space="preserve"> </w:t>
+      </w:r>
+      <w:r>
+        <w:rPr>
+          <w:rStyle w:val="FunctionTok"/>
+        </w:rPr>
+        <w:t xml:space="preserve">ymd</w:t>
+      </w:r>
+      <w:r>
+        <w:rPr>
+          <w:rStyle w:val="NormalTok"/>
+        </w:rPr>
+        <w:t xml:space="preserve">(</w:t>
+      </w:r>
+      <w:r>
+        <w:rPr>
+          <w:rStyle w:val="StringTok"/>
+        </w:rPr>
+        <w:t xml:space="preserve">'2025-02-14'</w:t>
+      </w:r>
+      <w:r>
+        <w:rPr>
+          <w:rStyle w:val="NormalTok"/>
+        </w:rPr>
+        <w:t xml:space="preserve">)</w:t>
+      </w:r>
+      <w:r>
+        <w:br/>
+      </w:r>
+      <w:r>
+        <w:rPr>
+          <w:rStyle w:val="NormalTok"/>
+        </w:rPr>
+        <w:t xml:space="preserve">  ))</w:t>
+      </w:r>
+    </w:p>
+    <w:p>
+      <w:pPr>
+        <w:pStyle w:val="FirstParagraph"/>
+      </w:pPr>
+      <w:r>
+        <w:t xml:space="preserve">Now we can drop the</w:t>
+      </w:r>
+      <w:r>
+        <w:t xml:space="preserve"> </w:t>
+      </w:r>
+      <w:r>
+        <w:t xml:space="preserve">“id”</w:t>
+      </w:r>
+      <w:r>
+        <w:t xml:space="preserve"> </w:t>
+      </w:r>
+      <w:r>
+        <w:t xml:space="preserve">variable from our abdo_combined_onset dataset, and proceed to joining this dataset with our passenger manifest.</w:t>
+      </w:r>
+    </w:p>
+    <w:p>
+      <w:pPr>
+        <w:pStyle w:val="SourceCode"/>
+      </w:pPr>
+      <w:r>
+        <w:rPr>
+          <w:rStyle w:val="CommentTok"/>
+        </w:rPr>
+        <w:t xml:space="preserve"># remove (or unselect) the id variable</w:t>
+      </w:r>
+      <w:r>
+        <w:br/>
+      </w:r>
+      <w:r>
+        <w:rPr>
+          <w:rStyle w:val="NormalTok"/>
+        </w:rPr>
+        <w:t xml:space="preserve">abdo_combined_onset </w:t>
+      </w:r>
+      <w:r>
+        <w:rPr>
+          <w:rStyle w:val="OtherTok"/>
+        </w:rPr>
+        <w:t xml:space="preserve">&lt;-</w:t>
+      </w:r>
+      <w:r>
+        <w:rPr>
+          <w:rStyle w:val="NormalTok"/>
+        </w:rPr>
+        <w:t xml:space="preserve"> </w:t>
+      </w:r>
+      <w:r>
+        <w:br/>
+      </w:r>
+      <w:r>
+        <w:rPr>
+          <w:rStyle w:val="NormalTok"/>
+        </w:rPr>
+        <w:t xml:space="preserve">  abdo_combined_onset </w:t>
+      </w:r>
+      <w:r>
+        <w:rPr>
+          <w:rStyle w:val="SpecialCharTok"/>
+        </w:rPr>
+        <w:t xml:space="preserve">%&gt;%</w:t>
+      </w:r>
+      <w:r>
+        <w:rPr>
+          <w:rStyle w:val="NormalTok"/>
+        </w:rPr>
+        <w:t xml:space="preserve"> </w:t>
+      </w:r>
+      <w:r>
+        <w:rPr>
+          <w:rStyle w:val="FunctionTok"/>
+        </w:rPr>
+        <w:t xml:space="preserve">select</w:t>
+      </w:r>
+      <w:r>
+        <w:rPr>
+          <w:rStyle w:val="NormalTok"/>
+        </w:rPr>
+        <w:t xml:space="preserve">(</w:t>
+      </w:r>
+      <w:r>
+        <w:rPr>
+          <w:rStyle w:val="SpecialCharTok"/>
+        </w:rPr>
+        <w:t xml:space="preserve">-</w:t>
+      </w:r>
+      <w:r>
+        <w:rPr>
+          <w:rStyle w:val="NormalTok"/>
+        </w:rPr>
+        <w:t xml:space="preserve">id)</w:t>
+      </w:r>
+    </w:p>
+    <w:p>
+      <w:pPr>
+        <w:pStyle w:val="FirstParagraph"/>
+      </w:pPr>
+      <w:r>
+        <w:t xml:space="preserve">Before moving onto the passenger manifest, however, let’s clean up our workspace and remove the temporary objects that we created up till now.</w:t>
+      </w:r>
+    </w:p>
+    <w:p>
+      <w:pPr>
+        <w:pStyle w:val="SourceCode"/>
+      </w:pPr>
+      <w:r>
+        <w:rPr>
+          <w:rStyle w:val="CommentTok"/>
+        </w:rPr>
+        <w:t xml:space="preserve"># clean up our working environment by removing temporary objects</w:t>
+      </w:r>
+      <w:r>
+        <w:br/>
+      </w:r>
+      <w:r>
+        <w:rPr>
+          <w:rStyle w:val="FunctionTok"/>
+        </w:rPr>
+        <w:t xml:space="preserve">rm</w:t>
+      </w:r>
+      <w:r>
+        <w:rPr>
+          <w:rStyle w:val="NormalTok"/>
+        </w:rPr>
+        <w:t xml:space="preserve">(abdo_combined, abdo_feb10, abdo_feb11, abdo_feb12, abdo_feb13, abdo_feb14, abdo_names)</w:t>
+      </w:r>
+    </w:p>
+    <w:p>
+      <w:pPr>
+        <w:pStyle w:val="FirstParagraph"/>
+      </w:pPr>
+      <w:r>
+        <w:t xml:space="preserve">Great - we should be just left with the</w:t>
+      </w:r>
+      <w:r>
+        <w:t xml:space="preserve"> </w:t>
+      </w:r>
+      <w:r>
+        <w:rPr>
           <w:b/>
-        </w:rPr>
-        <w:t xml:space="preserve">bind_rows()</w:t>
-      </w:r>
-      <w:r>
-        <w:t xml:space="preserve"> </w:t>
-      </w:r>
-      <w:r>
-        <w:t xml:space="preserve">function.</w:t>
-      </w:r>
-    </w:p>
-    <w:p>
-      <w:pPr>
-        <w:pStyle w:val="SourceCode"/>
-      </w:pPr>
-      <w:r>
-        <w:br/>
-      </w:r>
-      <w:r>
-        <w:rPr>
-          <w:rStyle w:val="NormalTok"/>
-        </w:rPr>
-        <w:t xml:space="preserve">abdo_combined </w:t>
-      </w:r>
-      <w:r>
-        <w:rPr>
-          <w:rStyle w:val="OtherTok"/>
-        </w:rPr>
-        <w:t xml:space="preserve">&lt;-</w:t>
-      </w:r>
-      <w:r>
-        <w:rPr>
-          <w:rStyle w:val="NormalTok"/>
-        </w:rPr>
-        <w:t xml:space="preserve"> </w:t>
-      </w:r>
-      <w:r>
-        <w:rPr>
-          <w:rStyle w:val="FunctionTok"/>
-        </w:rPr>
-        <w:t xml:space="preserve">bind_rows</w:t>
-      </w:r>
-      <w:r>
-        <w:rPr>
-          <w:rStyle w:val="NormalTok"/>
-        </w:rPr>
-        <w:t xml:space="preserve">(abdo_feb10,</w:t>
-      </w:r>
-      <w:r>
-        <w:br/>
-      </w:r>
-      <w:r>
-        <w:rPr>
-          <w:rStyle w:val="NormalTok"/>
-        </w:rPr>
-        <w:t xml:space="preserve">                           abdo_feb11,</w:t>
-      </w:r>
-      <w:r>
-        <w:br/>
-      </w:r>
-      <w:r>
-        <w:rPr>
-          <w:rStyle w:val="NormalTok"/>
-        </w:rPr>
-        <w:t xml:space="preserve">                           abdo_feb12,</w:t>
-      </w:r>
-      <w:r>
-        <w:br/>
-      </w:r>
-      <w:r>
-        <w:rPr>
-          <w:rStyle w:val="NormalTok"/>
-        </w:rPr>
-        <w:t xml:space="preserve">                           abdo_feb13,</w:t>
-      </w:r>
-      <w:r>
-        <w:br/>
-      </w:r>
-      <w:r>
-        <w:rPr>
-          <w:rStyle w:val="NormalTok"/>
-        </w:rPr>
-        <w:t xml:space="preserve">                           abdo_feb14,</w:t>
-      </w:r>
-      <w:r>
-        <w:br/>
-      </w:r>
-      <w:r>
-        <w:rPr>
-          <w:rStyle w:val="NormalTok"/>
-        </w:rPr>
-        <w:t xml:space="preserve">                           </w:t>
-      </w:r>
-      <w:r>
-        <w:rPr>
-          <w:rStyle w:val="AttributeTok"/>
-        </w:rPr>
-        <w:t xml:space="preserve">.id =</w:t>
-      </w:r>
-      <w:r>
-        <w:rPr>
-          <w:rStyle w:val="NormalTok"/>
-        </w:rPr>
-        <w:t xml:space="preserve"> </w:t>
-      </w:r>
-      <w:r>
-        <w:rPr>
-          <w:rStyle w:val="StringTok"/>
-        </w:rPr>
-        <w:t xml:space="preserve">"id"</w:t>
-      </w:r>
-      <w:r>
-        <w:rPr>
-          <w:rStyle w:val="NormalTok"/>
-        </w:rPr>
-        <w:t xml:space="preserve">)</w:t>
-      </w:r>
-    </w:p>
-    <w:p>
-      <w:pPr>
-        <w:pStyle w:val="FirstParagraph"/>
-      </w:pPr>
-      <w:r>
-        <w:t xml:space="preserve">Now that we have our combined abdo dataset, we can go ahead and mutate a new column based off our</w:t>
-      </w:r>
-      <w:r>
-        <w:t xml:space="preserve"> </w:t>
-      </w:r>
-      <w:r>
-        <w:t xml:space="preserve">‘</w:t>
-      </w:r>
-      <w:r>
-        <w:t xml:space="preserve">id</w:t>
-      </w:r>
-      <w:r>
-        <w:t xml:space="preserve">’</w:t>
-      </w:r>
-      <w:r>
-        <w:t xml:space="preserve"> </w:t>
-      </w:r>
-      <w:r>
-        <w:t xml:space="preserve">variable that was created when we used bind_rows. For this, we’ll revisit the case_when and ymd functions as well from Module 1.</w:t>
-      </w:r>
-    </w:p>
-    <w:p>
-      <w:pPr>
-        <w:pStyle w:val="SourceCode"/>
-      </w:pPr>
-      <w:r>
-        <w:rPr>
-          <w:rStyle w:val="NormalTok"/>
-        </w:rPr>
-        <w:t xml:space="preserve">abdo_combined_onset </w:t>
-      </w:r>
-      <w:r>
-        <w:rPr>
-          <w:rStyle w:val="OtherTok"/>
-        </w:rPr>
-        <w:t xml:space="preserve">&lt;-</w:t>
-      </w:r>
-      <w:r>
-        <w:rPr>
-          <w:rStyle w:val="NormalTok"/>
-        </w:rPr>
-        <w:t xml:space="preserve"> </w:t>
-      </w:r>
-      <w:r>
-        <w:br/>
-      </w:r>
-      <w:r>
-        <w:rPr>
-          <w:rStyle w:val="NormalTok"/>
-        </w:rPr>
-        <w:t xml:space="preserve">abdo_combined </w:t>
-      </w:r>
-      <w:r>
-        <w:rPr>
-          <w:rStyle w:val="SpecialCharTok"/>
-        </w:rPr>
-        <w:t xml:space="preserve">%&gt;%</w:t>
-      </w:r>
-      <w:r>
-        <w:rPr>
-          <w:rStyle w:val="NormalTok"/>
-        </w:rPr>
-        <w:t xml:space="preserve"> </w:t>
-      </w:r>
-      <w:r>
-        <w:br/>
-      </w:r>
-      <w:r>
-        <w:rPr>
-          <w:rStyle w:val="NormalTok"/>
-        </w:rPr>
-        <w:t xml:space="preserve">  </w:t>
-      </w:r>
-      <w:r>
-        <w:rPr>
-          <w:rStyle w:val="FunctionTok"/>
-        </w:rPr>
-        <w:t xml:space="preserve">mutate</w:t>
-      </w:r>
-      <w:r>
-        <w:rPr>
-          <w:rStyle w:val="NormalTok"/>
-        </w:rPr>
-        <w:t xml:space="preserve">(</w:t>
-      </w:r>
-      <w:r>
-        <w:rPr>
-          <w:rStyle w:val="AttributeTok"/>
-        </w:rPr>
-        <w:t xml:space="preserve">onset.date =</w:t>
-      </w:r>
-      <w:r>
-        <w:rPr>
-          <w:rStyle w:val="NormalTok"/>
-        </w:rPr>
-        <w:t xml:space="preserve"> </w:t>
-      </w:r>
-      <w:r>
-        <w:rPr>
-          <w:rStyle w:val="FunctionTok"/>
-        </w:rPr>
-        <w:t xml:space="preserve">case_when</w:t>
-      </w:r>
-      <w:r>
-        <w:rPr>
-          <w:rStyle w:val="NormalTok"/>
-        </w:rPr>
-        <w:t xml:space="preserve">(</w:t>
-      </w:r>
-      <w:r>
-        <w:br/>
-      </w:r>
-      <w:r>
-        <w:rPr>
-          <w:rStyle w:val="NormalTok"/>
-        </w:rPr>
-        <w:t xml:space="preserve">    id </w:t>
-      </w:r>
-      <w:r>
-        <w:rPr>
-          <w:rStyle w:val="SpecialCharTok"/>
-        </w:rPr>
-        <w:t xml:space="preserve">==</w:t>
-      </w:r>
-      <w:r>
-        <w:rPr>
-          <w:rStyle w:val="NormalTok"/>
-        </w:rPr>
-        <w:t xml:space="preserve"> </w:t>
-      </w:r>
-      <w:r>
-        <w:rPr>
-          <w:rStyle w:val="StringTok"/>
-        </w:rPr>
-        <w:t xml:space="preserve">"1"</w:t>
-      </w:r>
-      <w:r>
-        <w:rPr>
-          <w:rStyle w:val="NormalTok"/>
-        </w:rPr>
-        <w:t xml:space="preserve"> </w:t>
-      </w:r>
-      <w:r>
-        <w:rPr>
-          <w:rStyle w:val="SpecialCharTok"/>
-        </w:rPr>
-        <w:t xml:space="preserve">~</w:t>
-      </w:r>
-      <w:r>
-        <w:rPr>
-          <w:rStyle w:val="NormalTok"/>
-        </w:rPr>
-        <w:t xml:space="preserve"> </w:t>
-      </w:r>
-      <w:r>
-        <w:rPr>
-          <w:rStyle w:val="FunctionTok"/>
-        </w:rPr>
-        <w:t xml:space="preserve">ymd</w:t>
-      </w:r>
-      <w:r>
-        <w:rPr>
-          <w:rStyle w:val="NormalTok"/>
-        </w:rPr>
-        <w:t xml:space="preserve">(</w:t>
-      </w:r>
-      <w:r>
-        <w:rPr>
-          <w:rStyle w:val="StringTok"/>
-        </w:rPr>
-        <w:t xml:space="preserve">'2025-02-10'</w:t>
-      </w:r>
-      <w:r>
-        <w:rPr>
-          <w:rStyle w:val="NormalTok"/>
-        </w:rPr>
-        <w:t xml:space="preserve">),</w:t>
-      </w:r>
-      <w:r>
-        <w:br/>
-      </w:r>
-      <w:r>
-        <w:rPr>
-          <w:rStyle w:val="NormalTok"/>
-        </w:rPr>
-        <w:t xml:space="preserve">    id </w:t>
-      </w:r>
-      <w:r>
-        <w:rPr>
-          <w:rStyle w:val="SpecialCharTok"/>
-        </w:rPr>
-        <w:t xml:space="preserve">==</w:t>
-      </w:r>
-      <w:r>
-        <w:rPr>
-          <w:rStyle w:val="NormalTok"/>
-        </w:rPr>
-        <w:t xml:space="preserve"> </w:t>
-      </w:r>
-      <w:r>
-        <w:rPr>
-          <w:rStyle w:val="StringTok"/>
-        </w:rPr>
-        <w:t xml:space="preserve">"2"</w:t>
-      </w:r>
-      <w:r>
-        <w:rPr>
-          <w:rStyle w:val="NormalTok"/>
-        </w:rPr>
-        <w:t xml:space="preserve"> </w:t>
-      </w:r>
-      <w:r>
-        <w:rPr>
-          <w:rStyle w:val="SpecialCharTok"/>
-        </w:rPr>
-        <w:t xml:space="preserve">~</w:t>
-      </w:r>
-      <w:r>
-        <w:rPr>
-          <w:rStyle w:val="NormalTok"/>
-        </w:rPr>
-        <w:t xml:space="preserve"> </w:t>
-      </w:r>
-      <w:r>
-        <w:rPr>
-          <w:rStyle w:val="FunctionTok"/>
-        </w:rPr>
-        <w:t xml:space="preserve">ymd</w:t>
-      </w:r>
-      <w:r>
-        <w:rPr>
-          <w:rStyle w:val="NormalTok"/>
-        </w:rPr>
-        <w:t xml:space="preserve">(</w:t>
-      </w:r>
-      <w:r>
-        <w:rPr>
-          <w:rStyle w:val="StringTok"/>
-        </w:rPr>
-        <w:t xml:space="preserve">'2025-02-11'</w:t>
-      </w:r>
-      <w:r>
-        <w:rPr>
-          <w:rStyle w:val="NormalTok"/>
-        </w:rPr>
-        <w:t xml:space="preserve">),</w:t>
-      </w:r>
-      <w:r>
-        <w:br/>
-      </w:r>
-      <w:r>
-        <w:rPr>
-          <w:rStyle w:val="NormalTok"/>
-        </w:rPr>
-        <w:t xml:space="preserve">    id </w:t>
-      </w:r>
-      <w:r>
-        <w:rPr>
-          <w:rStyle w:val="SpecialCharTok"/>
-        </w:rPr>
-        <w:t xml:space="preserve">==</w:t>
-      </w:r>
-      <w:r>
-        <w:rPr>
-          <w:rStyle w:val="NormalTok"/>
-        </w:rPr>
-        <w:t xml:space="preserve"> </w:t>
-      </w:r>
-      <w:r>
-        <w:rPr>
-          <w:rStyle w:val="StringTok"/>
-        </w:rPr>
-        <w:t xml:space="preserve">"3"</w:t>
-      </w:r>
-      <w:r>
-        <w:rPr>
-          <w:rStyle w:val="NormalTok"/>
-        </w:rPr>
-        <w:t xml:space="preserve"> </w:t>
-      </w:r>
-      <w:r>
-        <w:rPr>
-          <w:rStyle w:val="SpecialCharTok"/>
-        </w:rPr>
-        <w:t xml:space="preserve">~</w:t>
-      </w:r>
-      <w:r>
-        <w:rPr>
-          <w:rStyle w:val="NormalTok"/>
-        </w:rPr>
-        <w:t xml:space="preserve"> </w:t>
-      </w:r>
-      <w:r>
-        <w:rPr>
-          <w:rStyle w:val="FunctionTok"/>
-        </w:rPr>
-        <w:t xml:space="preserve">ymd</w:t>
-      </w:r>
-      <w:r>
-        <w:rPr>
-          <w:rStyle w:val="NormalTok"/>
-        </w:rPr>
-        <w:t xml:space="preserve">(</w:t>
-      </w:r>
-      <w:r>
-        <w:rPr>
-          <w:rStyle w:val="StringTok"/>
-        </w:rPr>
-        <w:t xml:space="preserve">'2025-02-12'</w:t>
-      </w:r>
-      <w:r>
-        <w:rPr>
-          <w:rStyle w:val="NormalTok"/>
-        </w:rPr>
-        <w:t xml:space="preserve">),</w:t>
-      </w:r>
-      <w:r>
-        <w:br/>
-      </w:r>
-      <w:r>
-        <w:rPr>
-          <w:rStyle w:val="NormalTok"/>
-        </w:rPr>
-        <w:t xml:space="preserve">    id </w:t>
-      </w:r>
-      <w:r>
-        <w:rPr>
-          <w:rStyle w:val="SpecialCharTok"/>
-        </w:rPr>
-        <w:t xml:space="preserve">==</w:t>
-      </w:r>
-      <w:r>
-        <w:rPr>
-          <w:rStyle w:val="NormalTok"/>
-        </w:rPr>
-        <w:t xml:space="preserve"> </w:t>
-      </w:r>
-      <w:r>
-        <w:rPr>
-          <w:rStyle w:val="StringTok"/>
-        </w:rPr>
-        <w:t xml:space="preserve">"4"</w:t>
-      </w:r>
-      <w:r>
-        <w:rPr>
-          <w:rStyle w:val="NormalTok"/>
-        </w:rPr>
-        <w:t xml:space="preserve"> </w:t>
-      </w:r>
-      <w:r>
-        <w:rPr>
-          <w:rStyle w:val="SpecialCharTok"/>
-        </w:rPr>
-        <w:t xml:space="preserve">~</w:t>
-      </w:r>
-      <w:r>
-        <w:rPr>
-          <w:rStyle w:val="NormalTok"/>
-        </w:rPr>
-        <w:t xml:space="preserve"> </w:t>
-      </w:r>
-      <w:r>
-        <w:rPr>
-          <w:rStyle w:val="FunctionTok"/>
-        </w:rPr>
-        <w:t xml:space="preserve">ymd</w:t>
-      </w:r>
-      <w:r>
-        <w:rPr>
-          <w:rStyle w:val="NormalTok"/>
-        </w:rPr>
-        <w:t xml:space="preserve">(</w:t>
-      </w:r>
-      <w:r>
-        <w:rPr>
-          <w:rStyle w:val="StringTok"/>
-        </w:rPr>
-        <w:t xml:space="preserve">'2025-02-13'</w:t>
-      </w:r>
-      <w:r>
-        <w:rPr>
-          <w:rStyle w:val="NormalTok"/>
-        </w:rPr>
-        <w:t xml:space="preserve">),</w:t>
-      </w:r>
-      <w:r>
-        <w:br/>
-      </w:r>
-      <w:r>
-        <w:rPr>
-          <w:rStyle w:val="NormalTok"/>
-        </w:rPr>
-        <w:t xml:space="preserve">    id </w:t>
-      </w:r>
-      <w:r>
-        <w:rPr>
-          <w:rStyle w:val="SpecialCharTok"/>
-        </w:rPr>
-        <w:t xml:space="preserve">==</w:t>
-      </w:r>
-      <w:r>
-        <w:rPr>
-          <w:rStyle w:val="NormalTok"/>
-        </w:rPr>
-        <w:t xml:space="preserve"> </w:t>
-      </w:r>
-      <w:r>
-        <w:rPr>
-          <w:rStyle w:val="StringTok"/>
-        </w:rPr>
-        <w:t xml:space="preserve">"5"</w:t>
-      </w:r>
-      <w:r>
-        <w:rPr>
-          <w:rStyle w:val="NormalTok"/>
-        </w:rPr>
-        <w:t xml:space="preserve"> </w:t>
-      </w:r>
-      <w:r>
-        <w:rPr>
-          <w:rStyle w:val="SpecialCharTok"/>
-        </w:rPr>
-        <w:t xml:space="preserve">~</w:t>
-      </w:r>
-      <w:r>
-        <w:rPr>
-          <w:rStyle w:val="NormalTok"/>
-        </w:rPr>
-        <w:t xml:space="preserve"> </w:t>
-      </w:r>
-      <w:r>
-        <w:rPr>
-          <w:rStyle w:val="FunctionTok"/>
-        </w:rPr>
-        <w:t xml:space="preserve">ymd</w:t>
-      </w:r>
-      <w:r>
-        <w:rPr>
-          <w:rStyle w:val="NormalTok"/>
-        </w:rPr>
-        <w:t xml:space="preserve">(</w:t>
-      </w:r>
-      <w:r>
-        <w:rPr>
-          <w:rStyle w:val="StringTok"/>
-        </w:rPr>
-        <w:t xml:space="preserve">'2025-02-14'</w:t>
-      </w:r>
-      <w:r>
-        <w:rPr>
-          <w:rStyle w:val="NormalTok"/>
-        </w:rPr>
-        <w:t xml:space="preserve">)</w:t>
-      </w:r>
-      <w:r>
-        <w:br/>
-      </w:r>
-      <w:r>
-        <w:rPr>
-          <w:rStyle w:val="NormalTok"/>
-        </w:rPr>
-        <w:t xml:space="preserve">  ))</w:t>
-      </w:r>
-    </w:p>
-    <w:p>
-      <w:pPr>
-        <w:pStyle w:val="FirstParagraph"/>
-      </w:pPr>
-      <w:r>
-        <w:t xml:space="preserve">Now we can drop the</w:t>
-      </w:r>
-      <w:r>
-        <w:t xml:space="preserve"> </w:t>
-      </w:r>
-      <w:r>
-        <w:t xml:space="preserve">“</w:t>
-      </w:r>
-      <w:r>
-        <w:t xml:space="preserve">id</w:t>
-      </w:r>
-      <w:r>
-        <w:t xml:space="preserve">”</w:t>
-      </w:r>
-      <w:r>
-        <w:t xml:space="preserve"> </w:t>
-      </w:r>
-      <w:r>
-        <w:t xml:space="preserve">variable from our abdo_combined_onset dataset, and proceed to joining this dataset with our passenger manifest.</w:t>
-      </w:r>
-    </w:p>
-    <w:p>
-      <w:pPr>
-        <w:pStyle w:val="SourceCode"/>
-      </w:pPr>
-      <w:r>
-        <w:br/>
-      </w:r>
-      <w:r>
-        <w:rPr>
-          <w:rStyle w:val="NormalTok"/>
-        </w:rPr>
-        <w:t xml:space="preserve">abdo_combined_onset </w:t>
-      </w:r>
-      <w:r>
-        <w:rPr>
-          <w:rStyle w:val="OtherTok"/>
-        </w:rPr>
-        <w:t xml:space="preserve">&lt;-</w:t>
-      </w:r>
-      <w:r>
-        <w:rPr>
-          <w:rStyle w:val="NormalTok"/>
-        </w:rPr>
-        <w:t xml:space="preserve"> </w:t>
-      </w:r>
-      <w:r>
-        <w:br/>
-      </w:r>
-      <w:r>
-        <w:rPr>
-          <w:rStyle w:val="NormalTok"/>
-        </w:rPr>
-        <w:t xml:space="preserve">  abdo_combined_onset </w:t>
-      </w:r>
-      <w:r>
-        <w:rPr>
-          <w:rStyle w:val="SpecialCharTok"/>
-        </w:rPr>
-        <w:t xml:space="preserve">%&gt;%</w:t>
-      </w:r>
-      <w:r>
-        <w:rPr>
-          <w:rStyle w:val="NormalTok"/>
-        </w:rPr>
-        <w:t xml:space="preserve"> </w:t>
-      </w:r>
-      <w:r>
-        <w:rPr>
-          <w:rStyle w:val="FunctionTok"/>
-        </w:rPr>
-        <w:t xml:space="preserve">select</w:t>
-      </w:r>
-      <w:r>
-        <w:rPr>
-          <w:rStyle w:val="NormalTok"/>
-        </w:rPr>
-        <w:t xml:space="preserve">(</w:t>
-      </w:r>
-      <w:r>
-        <w:rPr>
-          <w:rStyle w:val="SpecialCharTok"/>
-        </w:rPr>
-        <w:t xml:space="preserve">-</w:t>
-      </w:r>
-      <w:r>
-        <w:rPr>
-          <w:rStyle w:val="NormalTok"/>
-        </w:rPr>
-        <w:t xml:space="preserve">id)</w:t>
-      </w:r>
-    </w:p>
-    <w:p>
-      <w:pPr>
-        <w:pStyle w:val="FirstParagraph"/>
-      </w:pPr>
-      <w:r>
-        <w:t xml:space="preserve">Before moving onto the passenger manifest, however, let’s clean up our workspace and remove the temporary objects that we created up till now.</w:t>
-      </w:r>
-    </w:p>
-    <w:p>
-      <w:pPr>
-        <w:pStyle w:val="SourceCode"/>
-      </w:pPr>
-      <w:r>
-        <w:br/>
-      </w:r>
-      <w:r>
-        <w:rPr>
-          <w:rStyle w:val="FunctionTok"/>
-        </w:rPr>
-        <w:t xml:space="preserve">rm</w:t>
-      </w:r>
-      <w:r>
-        <w:rPr>
-          <w:rStyle w:val="NormalTok"/>
-        </w:rPr>
-        <w:t xml:space="preserve">(abdo_combined, abdo_feb10, abdo_feb11, abdo_feb12, abdo_feb13, abdo_feb14, abdo_names)</w:t>
-      </w:r>
-    </w:p>
-    <w:p>
-      <w:pPr>
-        <w:pStyle w:val="FirstParagraph"/>
-      </w:pPr>
-      <w:r>
-        <w:t xml:space="preserve">Great - we should be just left with the</w:t>
-      </w:r>
-      <w:r>
-        <w:t xml:space="preserve"> </w:t>
-      </w:r>
-      <w:r>
-        <w:rPr>
           <w:bCs/>
-          <w:b/>
         </w:rPr>
         <w:t xml:space="preserve">abdo_combined_onset</w:t>
       </w:r>
@@ -2605,7 +2585,7 @@
         <w:rPr>
           <w:rStyle w:val="StringTok"/>
         </w:rPr>
-        <w:t xml:space="preserve">"participant_data/module3/pass_manifest.xlsx"</w:t>
+        <w:t xml:space="preserve">"participant_data/module3/data/pass_manifest.xlsx"</w:t>
       </w:r>
       <w:r>
         <w:rPr>
@@ -2652,7 +2632,7 @@
         <w:pStyle w:val="FirstParagraph"/>
       </w:pPr>
       <w:r>
-        <w:t xml:space="preserve">Now, recall earlier that we determined that we didn’t need to keep all of the data from the passenger manifest, so let’s use the select() function to choose only the variables that we want to keep.</w:t>
+        <w:t xml:space="preserve">Recall from earlier that we determined we didn’t need to keep all of the data from the passenger manifest, so let’s use the select() function to choose only the variables that we want to keep.</w:t>
       </w:r>
     </w:p>
     <w:p>
@@ -2661,6 +2641,18 @@
       </w:pPr>
       <w:r>
         <w:rPr>
+          <w:rStyle w:val="CommentTok"/>
+        </w:rPr>
+        <w:t xml:space="preserve"># select only the variables that we want to keep</w:t>
+      </w:r>
+      <w:r>
+        <w:br/>
+      </w:r>
+      <w:r>
+        <w:br/>
+      </w:r>
+      <w:r>
+        <w:rPr>
           <w:rStyle w:val="NormalTok"/>
         </w:rPr>
         <w:t xml:space="preserve">pass_manifest_trunc </w:t>
@@ -2798,7 +2790,7 @@
       </w:r>
     </w:p>
     <w:bookmarkEnd w:id="37"/>
-    <w:bookmarkStart w:id="41" w:name="X3646a9b6852f775bda4ae1d856facc484b56d05"/>
+    <w:bookmarkStart w:id="42" w:name="X3646a9b6852f775bda4ae1d856facc484b56d05"/>
     <w:p>
       <w:pPr>
         <w:pStyle w:val="Heading4"/>
@@ -2820,56 +2812,70 @@
         <w:pStyle w:val="BodyText"/>
       </w:pPr>
       <w:r>
-        <w:t xml:space="preserve">To help you decide which join you want - think through the following questions:</w:t>
-      </w:r>
-    </w:p>
-    <w:p>
-      <w:pPr>
+        <w:t xml:space="preserve">Think through the following questions to help you decide which join type you want to use. If you need a reminder of different types of joins available, try reviewing this</w:t>
+      </w:r>
+      <w:r>
+        <w:t xml:space="preserve"> </w:t>
+      </w:r>
+      <w:hyperlink r:id="rId38">
+        <w:r>
+          <w:rPr>
+            <w:rStyle w:val="Hyperlink"/>
+          </w:rPr>
+          <w:t xml:space="preserve">reference article</w:t>
+        </w:r>
+      </w:hyperlink>
+      <w:r>
+        <w:t xml:space="preserve">!</w:t>
+      </w:r>
+    </w:p>
+    <w:p>
+      <w:pPr>
+        <w:pStyle w:val="Compact"/>
         <w:numPr>
           <w:ilvl w:val="0"/>
           <w:numId w:val="1002"/>
         </w:numPr>
+      </w:pPr>
+      <w:r>
+        <w:t xml:space="preserve">What question are you ultimately trying to answer?</w:t>
+      </w:r>
+    </w:p>
+    <w:p>
+      <w:pPr>
         <w:pStyle w:val="Compact"/>
-      </w:pPr>
-      <w:r>
-        <w:t xml:space="preserve">What question are you ultimately trying to answer?</w:t>
-      </w:r>
-    </w:p>
-    <w:p>
-      <w:pPr>
         <w:numPr>
           <w:ilvl w:val="0"/>
           <w:numId w:val="1002"/>
         </w:numPr>
+      </w:pPr>
+      <w:r>
+        <w:t xml:space="preserve">Do you</w:t>
+      </w:r>
+      <w:r>
+        <w:t xml:space="preserve"> </w:t>
+      </w:r>
+      <w:r>
+        <w:rPr>
+          <w:i/>
+          <w:iCs/>
+        </w:rPr>
+        <w:t xml:space="preserve">need</w:t>
+      </w:r>
+      <w:r>
+        <w:t xml:space="preserve"> </w:t>
+      </w:r>
+      <w:r>
+        <w:t xml:space="preserve">all the data from both datasets?</w:t>
+      </w:r>
+    </w:p>
+    <w:p>
+      <w:pPr>
         <w:pStyle w:val="Compact"/>
-      </w:pPr>
-      <w:r>
-        <w:t xml:space="preserve">Do you</w:t>
-      </w:r>
-      <w:r>
-        <w:t xml:space="preserve"> </w:t>
-      </w:r>
-      <w:r>
-        <w:rPr>
-          <w:iCs/>
-          <w:i/>
-        </w:rPr>
-        <w:t xml:space="preserve">need</w:t>
-      </w:r>
-      <w:r>
-        <w:t xml:space="preserve"> </w:t>
-      </w:r>
-      <w:r>
-        <w:t xml:space="preserve">all the data from both datasets?</w:t>
-      </w:r>
-    </w:p>
-    <w:p>
-      <w:pPr>
         <w:numPr>
           <w:ilvl w:val="0"/>
           <w:numId w:val="1002"/>
         </w:numPr>
-        <w:pStyle w:val="Compact"/>
       </w:pPr>
       <w:r>
         <w:t xml:space="preserve">Which dataset contains the observations most important to you, and which dataset contains the supplementary information you’re trying to add?</w:t>
@@ -2895,8 +2901,8 @@
       </w:r>
       <w:r>
         <w:rPr>
+          <w:b/>
           <w:bCs/>
-          <w:b/>
         </w:rPr>
         <w:t xml:space="preserve">left_join</w:t>
       </w:r>
@@ -2919,8 +2925,8 @@
       </w:r>
       <w:r>
         <w:rPr>
+          <w:b/>
           <w:bCs/>
-          <w:b/>
         </w:rPr>
         <w:t xml:space="preserve">left_join()</w:t>
       </w:r>
@@ -2966,17 +2972,16 @@
         <w:tblStyle w:val="Table"/>
         <w:tblLook w:firstRow="0" w:lastRow="0" w:firstColumn="0" w:lastColumn="0" w:noHBand="0" w:noVBand="0" w:val="0000"/>
         <w:tblBorders>
+          <w:top w:val="single" w:sz="4" w:space="0" w:color="EB9113"/>
           <w:left w:val="single" w:sz="24" w:space="0" w:color="EB9113"/>
+          <w:bottom w:val="single" w:sz="4" w:space="0" w:color="EB9113"/>
           <w:right w:val="single" w:sz="4" w:space="0" w:color="EB9113"/>
-          <w:top w:val="single" w:sz="4" w:space="0" w:color="EB9113"/>
-          <w:bottom w:val="single" w:sz="4" w:space="0" w:color="EB9113"/>
         </w:tblBorders>
         <w:tblCellMar>
           <w:left w:w="144" w:type="dxa"/>
           <w:right w:w="144" w:type="dxa"/>
         </w:tblCellMar>
-        <w:tblInd w:w="164" w:type="dxa"/>
-        <w:tblW w:type="pct" w:w="100%"/>
+        <w:tblLook w:firstRow="0" w:lastRow="0" w:firstColumn="0" w:lastColumn="0" w:noHBand="0" w:noVBand="0" w:val="0000"/>
       </w:tblPr>
       <w:tr>
         <w:trPr>
@@ -3003,18 +3008,18 @@
                 <wp:inline>
                   <wp:extent cx="152400" cy="152400"/>
                   <wp:effectExtent b="0" l="0" r="0" t="0"/>
-                  <wp:docPr descr="" title="" id="39" name="Picture"/>
+                  <wp:docPr descr="" title="" id="40" name="Picture"/>
                   <a:graphic>
                     <a:graphicData uri="http://schemas.openxmlformats.org/drawingml/2006/picture">
                       <pic:pic>
                         <pic:nvPicPr>
-                          <pic:cNvPr descr="C:\Program Files\RStudio\resources\app\bin\quarto\share\formats\docx\warning.png" id="40" name="Picture"/>
+                          <pic:cNvPr descr="C:\Users\BHETMAN\AppData\Local\Programs\Quarto\share\formats\docx\warning.png" id="41" name="Picture"/>
                           <pic:cNvPicPr>
                             <a:picLocks noChangeArrowheads="1" noChangeAspect="1"/>
                           </pic:cNvPicPr>
                         </pic:nvPicPr>
                         <pic:blipFill>
-                          <a:blip r:embed="rId38"/>
+                          <a:blip r:embed="rId39"/>
                           <a:stretch>
                             <a:fillRect/>
                           </a:stretch>
@@ -3078,8 +3083,8 @@
             </w:r>
             <w:r>
               <w:rPr>
+                <w:b/>
                 <w:bCs/>
-                <w:b/>
               </w:rPr>
               <w:t xml:space="preserve">left_join()</w:t>
             </w:r>
@@ -3087,11 +3092,12 @@
               <w:t xml:space="preserve">.</w:t>
             </w:r>
           </w:p>
+          <w:p/>
         </w:tc>
       </w:tr>
     </w:tbl>
-    <w:bookmarkEnd w:id="41"/>
-    <w:bookmarkStart w:id="42" w:name="Xa73d86ce327e05dcb5081f808283ba99b18f23d"/>
+    <w:bookmarkEnd w:id="42"/>
+    <w:bookmarkStart w:id="43" w:name="Xa73d86ce327e05dcb5081f808283ba99b18f23d"/>
     <w:p>
       <w:pPr>
         <w:pStyle w:val="Heading4"/>
@@ -3121,76 +3127,76 @@
     </w:p>
     <w:p>
       <w:pPr>
+        <w:pStyle w:val="Compact"/>
         <w:numPr>
           <w:ilvl w:val="0"/>
           <w:numId w:val="1004"/>
         </w:numPr>
+      </w:pPr>
+      <w:r>
+        <w:rPr>
+          <w:i/>
+          <w:iCs/>
+        </w:rPr>
+        <w:t xml:space="preserve">x</w:t>
+      </w:r>
+      <w:r>
+        <w:t xml:space="preserve"> </w:t>
+      </w:r>
+      <w:r>
+        <w:t xml:space="preserve">is the table for which all the rows will be kept</w:t>
+      </w:r>
+    </w:p>
+    <w:p>
+      <w:pPr>
         <w:pStyle w:val="Compact"/>
-      </w:pPr>
-      <w:r>
-        <w:rPr>
-          <w:iCs/>
-          <w:i/>
-        </w:rPr>
-        <w:t xml:space="preserve">x</w:t>
-      </w:r>
-      <w:r>
-        <w:t xml:space="preserve"> </w:t>
-      </w:r>
-      <w:r>
-        <w:t xml:space="preserve">is the table for which all the rows will be kept</w:t>
-      </w:r>
-    </w:p>
-    <w:p>
-      <w:pPr>
         <w:numPr>
           <w:ilvl w:val="0"/>
           <w:numId w:val="1004"/>
         </w:numPr>
+      </w:pPr>
+      <w:r>
+        <w:rPr>
+          <w:i/>
+          <w:iCs/>
+        </w:rPr>
+        <w:t xml:space="preserve">y</w:t>
+      </w:r>
+      <w:r>
+        <w:t xml:space="preserve"> </w:t>
+      </w:r>
+      <w:r>
+        <w:t xml:space="preserve">is the table that you want to</w:t>
+      </w:r>
+      <w:r>
+        <w:t xml:space="preserve"> </w:t>
+      </w:r>
+      <w:r>
+        <w:rPr>
+          <w:i/>
+          <w:iCs/>
+        </w:rPr>
+        <w:t xml:space="preserve">add data</w:t>
+      </w:r>
+      <w:r>
+        <w:t xml:space="preserve"> </w:t>
+      </w:r>
+      <w:r>
+        <w:t xml:space="preserve">from</w:t>
+      </w:r>
+    </w:p>
+    <w:p>
+      <w:pPr>
         <w:pStyle w:val="Compact"/>
-      </w:pPr>
-      <w:r>
-        <w:rPr>
-          <w:iCs/>
-          <w:i/>
-        </w:rPr>
-        <w:t xml:space="preserve">y</w:t>
-      </w:r>
-      <w:r>
-        <w:t xml:space="preserve"> </w:t>
-      </w:r>
-      <w:r>
-        <w:t xml:space="preserve">is the table that you want to</w:t>
-      </w:r>
-      <w:r>
-        <w:t xml:space="preserve"> </w:t>
-      </w:r>
-      <w:r>
-        <w:rPr>
-          <w:iCs/>
-          <w:i/>
-        </w:rPr>
-        <w:t xml:space="preserve">add data</w:t>
-      </w:r>
-      <w:r>
-        <w:t xml:space="preserve"> </w:t>
-      </w:r>
-      <w:r>
-        <w:t xml:space="preserve">from</w:t>
-      </w:r>
-    </w:p>
-    <w:p>
-      <w:pPr>
         <w:numPr>
           <w:ilvl w:val="0"/>
           <w:numId w:val="1004"/>
         </w:numPr>
-        <w:pStyle w:val="Compact"/>
-      </w:pPr>
-      <w:r>
-        <w:rPr>
+      </w:pPr>
+      <w:r>
+        <w:rPr>
+          <w:i/>
           <w:iCs/>
-          <w:i/>
         </w:rPr>
         <w:t xml:space="preserve">by</w:t>
       </w:r>
@@ -3204,13 +3210,7 @@
         <w:t xml:space="preserve"> </w:t>
       </w:r>
       <w:r>
-        <w:t xml:space="preserve">“</w:t>
-      </w:r>
-      <w:r>
-        <w:t xml:space="preserve">pass.ID</w:t>
-      </w:r>
-      <w:r>
-        <w:t xml:space="preserve">”</w:t>
+        <w:t xml:space="preserve">“pass.ID”</w:t>
       </w:r>
       <w:r>
         <w:t xml:space="preserve"> </w:t>
@@ -3222,13 +3222,7 @@
         <w:t xml:space="preserve"> </w:t>
       </w:r>
       <w:r>
-        <w:t xml:space="preserve">“</w:t>
-      </w:r>
-      <w:r>
-        <w:t xml:space="preserve">Pass_ID</w:t>
-      </w:r>
-      <w:r>
-        <w:t xml:space="preserve">”</w:t>
+        <w:t xml:space="preserve">“Pass_ID”</w:t>
       </w:r>
       <w:r>
         <w:t xml:space="preserve"> </w:t>
@@ -3347,10 +3341,10 @@
         <w:t xml:space="preserve">))</w:t>
       </w:r>
     </w:p>
-    <w:bookmarkEnd w:id="42"/>
     <w:bookmarkEnd w:id="43"/>
     <w:bookmarkEnd w:id="44"/>
-    <w:bookmarkStart w:id="66" w:name="X3b1349727230a00909b905c95aebeab03b8adc7"/>
+    <w:bookmarkEnd w:id="45"/>
+    <w:bookmarkStart w:id="67" w:name="X3b1349727230a00909b905c95aebeab03b8adc7"/>
     <w:p>
       <w:pPr>
         <w:pStyle w:val="Heading2"/>
@@ -3369,35 +3363,35 @@
     </w:p>
     <w:p>
       <w:pPr>
+        <w:pStyle w:val="Compact"/>
         <w:numPr>
           <w:ilvl w:val="0"/>
           <w:numId w:val="1005"/>
         </w:numPr>
+      </w:pPr>
+      <w:r>
+        <w:t xml:space="preserve">According to our abdo_manifest dataset, as of Feb 14th, we have 69 passengers aboard the S.S. Rainbow Cake who have fallen ill, reporting symptoms of abdominal pain or worse.</w:t>
+      </w:r>
+    </w:p>
+    <w:p>
+      <w:pPr>
         <w:pStyle w:val="Compact"/>
-      </w:pPr>
-      <w:r>
-        <w:t xml:space="preserve">According to our abdo_manifest dataset, as of Feb 14th, we have 69 passengers aboard the S.S. Rainbow Cake who have fallen ill, reporting symptoms of abdominal pain or worse.</w:t>
-      </w:r>
-    </w:p>
-    <w:p>
-      <w:pPr>
         <w:numPr>
           <w:ilvl w:val="0"/>
           <w:numId w:val="1005"/>
         </w:numPr>
+      </w:pPr>
+      <w:r>
+        <w:t xml:space="preserve">We have established onset dates for each of the ill passengers by appending the individual abdo datasets together and establishing the date that they reported to the ship infirmary as a variable in our dataset.</w:t>
+      </w:r>
+    </w:p>
+    <w:p>
+      <w:pPr>
         <w:pStyle w:val="Compact"/>
-      </w:pPr>
-      <w:r>
-        <w:t xml:space="preserve">We have established onset dates for each of the ill passengers by appending the individual abdo datasets together and establishing the date that they reported to the ship infirmary as a variable in our dataset.</w:t>
-      </w:r>
-    </w:p>
-    <w:p>
-      <w:pPr>
         <w:numPr>
           <w:ilvl w:val="0"/>
           <w:numId w:val="1005"/>
         </w:numPr>
-        <w:pStyle w:val="Compact"/>
       </w:pPr>
       <w:r>
         <w:t xml:space="preserve">By joining the combined abdo dataset with a version of the passenger manifest that has a unique identifier assigned to each passenger, we were able to securely import demographic variables and attach them to the appropriate passengers.</w:t>
@@ -3431,8 +3425,8 @@
       </w:r>
       <w:r>
         <w:rPr>
+          <w:b/>
           <w:bCs/>
-          <w:b/>
         </w:rPr>
         <w:t xml:space="preserve">Canadian Emergency Department Information Systems</w:t>
       </w:r>
@@ -3448,17 +3442,16 @@
         <w:tblStyle w:val="Table"/>
         <w:tblLook w:firstRow="0" w:lastRow="0" w:firstColumn="0" w:lastColumn="0" w:noHBand="0" w:noVBand="0" w:val="0000"/>
         <w:tblBorders>
+          <w:top w:val="single" w:sz="4" w:space="0" w:color="0758E5"/>
           <w:left w:val="single" w:sz="24" w:space="0" w:color="0758E5"/>
+          <w:bottom w:val="single" w:sz="4" w:space="0" w:color="0758E5"/>
           <w:right w:val="single" w:sz="4" w:space="0" w:color="0758E5"/>
-          <w:top w:val="single" w:sz="4" w:space="0" w:color="0758E5"/>
-          <w:bottom w:val="single" w:sz="4" w:space="0" w:color="0758E5"/>
         </w:tblBorders>
         <w:tblCellMar>
           <w:left w:w="144" w:type="dxa"/>
           <w:right w:w="144" w:type="dxa"/>
         </w:tblCellMar>
-        <w:tblInd w:w="164" w:type="dxa"/>
-        <w:tblW w:type="pct" w:w="100%"/>
+        <w:tblLook w:firstRow="0" w:lastRow="0" w:firstColumn="0" w:lastColumn="0" w:noHBand="0" w:noVBand="0" w:val="0000"/>
       </w:tblPr>
       <w:tr>
         <w:trPr>
@@ -3485,18 +3478,18 @@
                 <wp:inline>
                   <wp:extent cx="152400" cy="152400"/>
                   <wp:effectExtent b="0" l="0" r="0" t="0"/>
-                  <wp:docPr descr="" title="" id="46" name="Picture"/>
+                  <wp:docPr descr="" title="" id="47" name="Picture"/>
                   <a:graphic>
                     <a:graphicData uri="http://schemas.openxmlformats.org/drawingml/2006/picture">
                       <pic:pic>
                         <pic:nvPicPr>
-                          <pic:cNvPr descr="C:\Program Files\RStudio\resources\app\bin\quarto\share\formats\docx\note.png" id="47" name="Picture"/>
+                          <pic:cNvPr descr="C:\Users\BHETMAN\AppData\Local\Programs\Quarto\share\formats\docx\note.png" id="48" name="Picture"/>
                           <pic:cNvPicPr>
                             <a:picLocks noChangeArrowheads="1" noChangeAspect="1"/>
                           </pic:cNvPicPr>
                         </pic:nvPicPr>
                         <pic:blipFill>
-                          <a:blip r:embed="rId45"/>
+                          <a:blip r:embed="rId46"/>
                           <a:stretch>
                             <a:fillRect/>
                           </a:stretch>
@@ -3603,8 +3596,8 @@
             </w:pPr>
             <w:r>
               <w:rPr>
+                <w:b/>
                 <w:bCs/>
-                <w:b/>
               </w:rPr>
               <w:t xml:space="preserve">References</w:t>
             </w:r>
@@ -3618,8 +3611,8 @@
             </w:r>
             <w:r>
               <w:rPr>
+                <w:i/>
                 <w:iCs/>
-                <w:i/>
               </w:rPr>
               <w:t xml:space="preserve">Canadian Journal of Emergency Medicine</w:t>
             </w:r>
@@ -3647,8 +3640,8 @@
             </w:r>
             <w:r>
               <w:rPr>
+                <w:i/>
                 <w:iCs/>
-                <w:i/>
               </w:rPr>
               <w:t xml:space="preserve">CMAJ</w:t>
             </w:r>
@@ -3660,8 +3653,8 @@
             </w:r>
             <w:r>
               <w:rPr>
+                <w:i/>
                 <w:iCs/>
-                <w:i/>
               </w:rPr>
               <w:t xml:space="preserve">195</w:t>
             </w:r>
@@ -3688,10 +3681,11 @@
               <w:t xml:space="preserve">Canadian Association of Emergency Physicians. (n.d.). Canadian Emergency Department Information System (CEDIS). https://caep.ca/resources/cedis/</w:t>
             </w:r>
           </w:p>
+          <w:p/>
         </w:tc>
       </w:tr>
     </w:tbl>
-    <w:bookmarkStart w:id="48" w:name="X8b81dbaf3f17ecb32807d129d4eb3e70a587bb1"/>
+    <w:bookmarkStart w:id="49" w:name="X8b81dbaf3f17ecb32807d129d4eb3e70a587bb1"/>
     <w:p>
       <w:pPr>
         <w:pStyle w:val="Heading3"/>
@@ -3749,8 +3743,8 @@
         <w:t xml:space="preserve">We’ll start by tackling steps 2 and 3 first, then go back and figure out step 1.</w:t>
       </w:r>
     </w:p>
-    <w:bookmarkEnd w:id="48"/>
-    <w:bookmarkStart w:id="52" w:name="planning-our-approach"/>
+    <w:bookmarkEnd w:id="49"/>
+    <w:bookmarkStart w:id="53" w:name="planning-our-approach"/>
     <w:p>
       <w:pPr>
         <w:pStyle w:val="Heading3"/>
@@ -3777,149 +3771,149 @@
     </w:p>
     <w:p>
       <w:pPr>
+        <w:pStyle w:val="Compact"/>
         <w:numPr>
           <w:ilvl w:val="0"/>
           <w:numId w:val="1008"/>
         </w:numPr>
+      </w:pPr>
+      <w:r>
+        <w:t xml:space="preserve">We’ll start by working with a simplified subset of our data that only includes the passenger ID (</w:t>
+      </w:r>
+      <w:r>
+        <w:rPr>
+          <w:b/>
+          <w:bCs/>
+        </w:rPr>
+        <w:t xml:space="preserve">pass.ID</w:t>
+      </w:r>
+      <w:r>
+        <w:t xml:space="preserve">) and the</w:t>
+      </w:r>
+      <w:r>
+        <w:t xml:space="preserve"> </w:t>
+      </w:r>
+      <w:r>
+        <w:rPr>
+          <w:b/>
+          <w:bCs/>
+        </w:rPr>
+        <w:t xml:space="preserve">CEDIS</w:t>
+      </w:r>
+      <w:r>
+        <w:t xml:space="preserve"> </w:t>
+      </w:r>
+      <w:r>
+        <w:t xml:space="preserve">variables.</w:t>
+      </w:r>
+    </w:p>
+    <w:p>
+      <w:pPr>
         <w:pStyle w:val="Compact"/>
-      </w:pPr>
-      <w:r>
-        <w:t xml:space="preserve">We’ll start by working with a simplified subset of our data that only includes the passenger ID (</w:t>
-      </w:r>
-      <w:r>
-        <w:rPr>
-          <w:bCs/>
-          <w:b/>
-        </w:rPr>
-        <w:t xml:space="preserve">pass.ID</w:t>
-      </w:r>
-      <w:r>
-        <w:t xml:space="preserve">) and the</w:t>
-      </w:r>
-      <w:r>
-        <w:t xml:space="preserve"> </w:t>
-      </w:r>
-      <w:r>
-        <w:rPr>
-          <w:bCs/>
-          <w:b/>
-        </w:rPr>
-        <w:t xml:space="preserve">CEDIS</w:t>
-      </w:r>
-      <w:r>
-        <w:t xml:space="preserve"> </w:t>
-      </w:r>
-      <w:r>
-        <w:t xml:space="preserve">variables.</w:t>
-      </w:r>
-    </w:p>
-    <w:p>
-      <w:pPr>
         <w:numPr>
           <w:ilvl w:val="0"/>
           <w:numId w:val="1008"/>
         </w:numPr>
+      </w:pPr>
+      <w:r>
+        <w:t xml:space="preserve">We’ll turn each</w:t>
+      </w:r>
+      <w:r>
+        <w:t xml:space="preserve"> </w:t>
+      </w:r>
+      <w:r>
+        <w:rPr>
+          <w:b/>
+          <w:bCs/>
+        </w:rPr>
+        <w:t xml:space="preserve">pass.ID</w:t>
+      </w:r>
+      <w:r>
+        <w:t xml:space="preserve"> </w:t>
+      </w:r>
+      <w:r>
+        <w:t xml:space="preserve">x</w:t>
+      </w:r>
+      <w:r>
+        <w:t xml:space="preserve"> </w:t>
+      </w:r>
+      <w:r>
+        <w:rPr>
+          <w:b/>
+          <w:bCs/>
+        </w:rPr>
+        <w:t xml:space="preserve">CEDIS</w:t>
+      </w:r>
+      <w:r>
+        <w:t xml:space="preserve"> </w:t>
+      </w:r>
+      <w:r>
+        <w:t xml:space="preserve">code into a separate row (i.e., multiple rows per individual, with only one CEDIS code present in the CEDIS variable) using the</w:t>
+      </w:r>
+      <w:r>
+        <w:t xml:space="preserve"> </w:t>
+      </w:r>
+      <w:r>
+        <w:rPr>
+          <w:b/>
+          <w:bCs/>
+        </w:rPr>
+        <w:t xml:space="preserve">separate_rows()</w:t>
+      </w:r>
+      <w:r>
+        <w:t xml:space="preserve"> </w:t>
+      </w:r>
+      <w:r>
+        <w:t xml:space="preserve">function.</w:t>
+      </w:r>
+    </w:p>
+    <w:p>
+      <w:pPr>
         <w:pStyle w:val="Compact"/>
-      </w:pPr>
-      <w:r>
-        <w:t xml:space="preserve">We’ll turn each</w:t>
-      </w:r>
-      <w:r>
-        <w:t xml:space="preserve"> </w:t>
-      </w:r>
-      <w:r>
-        <w:rPr>
-          <w:bCs/>
-          <w:b/>
-        </w:rPr>
-        <w:t xml:space="preserve">pass.ID</w:t>
-      </w:r>
-      <w:r>
-        <w:t xml:space="preserve"> </w:t>
-      </w:r>
-      <w:r>
-        <w:t xml:space="preserve">x</w:t>
-      </w:r>
-      <w:r>
-        <w:t xml:space="preserve"> </w:t>
-      </w:r>
-      <w:r>
-        <w:rPr>
-          <w:bCs/>
-          <w:b/>
-        </w:rPr>
-        <w:t xml:space="preserve">CEDIS</w:t>
-      </w:r>
-      <w:r>
-        <w:t xml:space="preserve"> </w:t>
-      </w:r>
-      <w:r>
-        <w:t xml:space="preserve">code into a separate row (i.e., multiple rows per individual, with only one CEDIS code present in the CEDIS variable) using the</w:t>
-      </w:r>
-      <w:r>
-        <w:t xml:space="preserve"> </w:t>
-      </w:r>
-      <w:r>
-        <w:rPr>
-          <w:bCs/>
-          <w:b/>
-        </w:rPr>
-        <w:t xml:space="preserve">separate_rows()</w:t>
-      </w:r>
-      <w:r>
-        <w:t xml:space="preserve"> </w:t>
-      </w:r>
-      <w:r>
-        <w:t xml:space="preserve">function.</w:t>
-      </w:r>
-    </w:p>
-    <w:p>
-      <w:pPr>
         <w:numPr>
           <w:ilvl w:val="0"/>
           <w:numId w:val="1008"/>
         </w:numPr>
+      </w:pPr>
+      <w:r>
+        <w:t xml:space="preserve">We’ll then use the</w:t>
+      </w:r>
+      <w:r>
+        <w:t xml:space="preserve"> </w:t>
+      </w:r>
+      <w:r>
+        <w:rPr>
+          <w:b/>
+          <w:bCs/>
+        </w:rPr>
+        <w:t xml:space="preserve">pivot_wider()</w:t>
+      </w:r>
+      <w:r>
+        <w:t xml:space="preserve"> </w:t>
+      </w:r>
+      <w:r>
+        <w:t xml:space="preserve">function to stretch the CEDIS data from long-format into wide-format.</w:t>
+      </w:r>
+    </w:p>
+    <w:p>
+      <w:pPr>
         <w:pStyle w:val="Compact"/>
-      </w:pPr>
-      <w:r>
-        <w:t xml:space="preserve">We’ll then use the</w:t>
-      </w:r>
-      <w:r>
-        <w:t xml:space="preserve"> </w:t>
-      </w:r>
-      <w:r>
-        <w:rPr>
-          <w:bCs/>
-          <w:b/>
-        </w:rPr>
-        <w:t xml:space="preserve">pivot_wider()</w:t>
-      </w:r>
-      <w:r>
-        <w:t xml:space="preserve"> </w:t>
-      </w:r>
-      <w:r>
-        <w:t xml:space="preserve">function to stretch the CEDIS data from long-format into wide-format.</w:t>
-      </w:r>
-    </w:p>
-    <w:p>
-      <w:pPr>
         <w:numPr>
           <w:ilvl w:val="0"/>
           <w:numId w:val="1008"/>
         </w:numPr>
+      </w:pPr>
+      <w:r>
+        <w:t xml:space="preserve">We’ll rename the variables based on the associated symptoms.</w:t>
+      </w:r>
+    </w:p>
+    <w:p>
+      <w:pPr>
         <w:pStyle w:val="Compact"/>
-      </w:pPr>
-      <w:r>
-        <w:t xml:space="preserve">We’ll rename the variables based on the associated symptoms.</w:t>
-      </w:r>
-    </w:p>
-    <w:p>
-      <w:pPr>
         <w:numPr>
           <w:ilvl w:val="0"/>
           <w:numId w:val="1008"/>
         </w:numPr>
-        <w:pStyle w:val="Compact"/>
       </w:pPr>
       <w:r>
         <w:t xml:space="preserve">Finally we’ll re-join these data back to our original table.</w:t>
@@ -3934,18 +3928,18 @@
           <wp:inline>
             <wp:extent cx="5334000" cy="2216331"/>
             <wp:effectExtent b="0" l="0" r="0" t="0"/>
-            <wp:docPr descr="Data flow diagram for working with the CEDIS variable" title="" id="50" name="Picture"/>
+            <wp:docPr descr="Data flow diagram for working with the CEDIS variable" title="" id="51" name="Picture"/>
             <a:graphic>
               <a:graphicData uri="http://schemas.openxmlformats.org/drawingml/2006/picture">
                 <pic:pic>
                   <pic:nvPicPr>
-                    <pic:cNvPr descr="pics/module3_dataflow03.jpg" id="51" name="Picture"/>
+                    <pic:cNvPr descr="pics/module3_dataflow03.jpg" id="52" name="Picture"/>
                     <pic:cNvPicPr>
                       <a:picLocks noChangeArrowheads="1" noChangeAspect="1"/>
                     </pic:cNvPicPr>
                   </pic:nvPicPr>
                   <pic:blipFill>
-                    <a:blip r:embed="rId49"/>
+                    <a:blip r:embed="rId50"/>
                     <a:stretch>
                       <a:fillRect/>
                     </a:stretch>
@@ -3980,8 +3974,8 @@
         <w:t xml:space="preserve">Data flow diagram for working with the CEDIS variable</w:t>
       </w:r>
     </w:p>
-    <w:bookmarkEnd w:id="52"/>
-    <w:bookmarkStart w:id="65" w:name="code-along-for-part-b"/>
+    <w:bookmarkEnd w:id="53"/>
+    <w:bookmarkStart w:id="66" w:name="code-along-for-part-b"/>
     <w:p>
       <w:pPr>
         <w:pStyle w:val="Heading3"/>
@@ -4054,7 +4048,7 @@
         <w:t xml:space="preserve">(pass.ID, CEDIS)</w:t>
       </w:r>
     </w:p>
-    <w:bookmarkStart w:id="55" w:name="apply-separate_rows"/>
+    <w:bookmarkStart w:id="56" w:name="apply-separate_rows"/>
     <w:p>
       <w:pPr>
         <w:pStyle w:val="Heading4"/>
@@ -4075,8 +4069,8 @@
       </w:r>
       <w:r>
         <w:rPr>
+          <w:b/>
           <w:bCs/>
-          <w:b/>
         </w:rPr>
         <w:t xml:space="preserve">separate_rows()</w:t>
       </w:r>
@@ -4131,13 +4125,7 @@
         <w:t xml:space="preserve"> </w:t>
       </w:r>
       <w:r>
-        <w:t xml:space="preserve">“</w:t>
-      </w:r>
-      <w:r>
-        <w:t xml:space="preserve">;</w:t>
-      </w:r>
-      <w:r>
-        <w:t xml:space="preserve">”</w:t>
+        <w:t xml:space="preserve">“;”</w:t>
       </w:r>
       <w:r>
         <w:t xml:space="preserve">)</w:t>
@@ -4159,17 +4147,16 @@
         <w:tblStyle w:val="Table"/>
         <w:tblLook w:firstRow="0" w:lastRow="0" w:firstColumn="0" w:lastColumn="0" w:noHBand="0" w:noVBand="0" w:val="0000"/>
         <w:tblBorders>
+          <w:top w:val="single" w:sz="4" w:space="0" w:color="EB9113"/>
           <w:left w:val="single" w:sz="24" w:space="0" w:color="EB9113"/>
+          <w:bottom w:val="single" w:sz="4" w:space="0" w:color="EB9113"/>
           <w:right w:val="single" w:sz="4" w:space="0" w:color="EB9113"/>
-          <w:top w:val="single" w:sz="4" w:space="0" w:color="EB9113"/>
-          <w:bottom w:val="single" w:sz="4" w:space="0" w:color="EB9113"/>
         </w:tblBorders>
         <w:tblCellMar>
           <w:left w:w="144" w:type="dxa"/>
           <w:right w:w="144" w:type="dxa"/>
         </w:tblCellMar>
-        <w:tblInd w:w="164" w:type="dxa"/>
-        <w:tblW w:type="pct" w:w="100%"/>
+        <w:tblLook w:firstRow="0" w:lastRow="0" w:firstColumn="0" w:lastColumn="0" w:noHBand="0" w:noVBand="0" w:val="0000"/>
       </w:tblPr>
       <w:tr>
         <w:trPr>
@@ -4196,18 +4183,18 @@
                 <wp:inline>
                   <wp:extent cx="152400" cy="152400"/>
                   <wp:effectExtent b="0" l="0" r="0" t="0"/>
-                  <wp:docPr descr="" title="" id="53" name="Picture"/>
+                  <wp:docPr descr="" title="" id="54" name="Picture"/>
                   <a:graphic>
                     <a:graphicData uri="http://schemas.openxmlformats.org/drawingml/2006/picture">
                       <pic:pic>
                         <pic:nvPicPr>
-                          <pic:cNvPr descr="C:\Program Files\RStudio\resources\app\bin\quarto\share\formats\docx\warning.png" id="54" name="Picture"/>
+                          <pic:cNvPr descr="C:\Users\BHETMAN\AppData\Local\Programs\Quarto\share\formats\docx\warning.png" id="55" name="Picture"/>
                           <pic:cNvPicPr>
                             <a:picLocks noChangeArrowheads="1" noChangeAspect="1"/>
                           </pic:cNvPicPr>
                         </pic:nvPicPr>
                         <pic:blipFill>
-                          <a:blip r:embed="rId38"/>
+                          <a:blip r:embed="rId39"/>
                           <a:stretch>
                             <a:fillRect/>
                           </a:stretch>
@@ -4271,8 +4258,8 @@
             </w:r>
             <w:r>
               <w:rPr>
+                <w:b/>
                 <w:bCs/>
-                <w:b/>
               </w:rPr>
               <w:t xml:space="preserve">separate_rows()</w:t>
             </w:r>
@@ -4287,8 +4274,8 @@
             </w:r>
             <w:r>
               <w:rPr>
+                <w:b/>
                 <w:bCs/>
-                <w:b/>
               </w:rPr>
               <w:t xml:space="preserve">separate_longer_delim()</w:t>
             </w:r>
@@ -4296,6 +4283,7 @@
               <w:t xml:space="preserve">, however, it is still in experimental status, so we won’t official move to that one until a later time.</w:t>
             </w:r>
           </w:p>
+          <w:p/>
         </w:tc>
       </w:tr>
     </w:tbl>
@@ -4426,8 +4414,8 @@
         <w:t xml:space="preserve">#view(CEDIS_subset_long)</w:t>
       </w:r>
     </w:p>
-    <w:bookmarkEnd w:id="55"/>
-    <w:bookmarkStart w:id="58" w:name="apply-pivot_wider"/>
+    <w:bookmarkEnd w:id="56"/>
+    <w:bookmarkStart w:id="59" w:name="apply-pivot_wider"/>
     <w:p>
       <w:pPr>
         <w:pStyle w:val="Heading4"/>
@@ -4457,47 +4445,47 @@
     </w:p>
     <w:p>
       <w:pPr>
+        <w:pStyle w:val="Compact"/>
         <w:numPr>
           <w:ilvl w:val="0"/>
           <w:numId w:val="1010"/>
         </w:numPr>
+      </w:pPr>
+      <w:r>
+        <w:t xml:space="preserve">id_cols = the key or identity variable, in this case, pass.ID</w:t>
+      </w:r>
+    </w:p>
+    <w:p>
+      <w:pPr>
         <w:pStyle w:val="Compact"/>
-      </w:pPr>
-      <w:r>
-        <w:t xml:space="preserve">id_cols = the key or identity variable, in this case, pass.ID</w:t>
-      </w:r>
-    </w:p>
-    <w:p>
-      <w:pPr>
         <w:numPr>
           <w:ilvl w:val="0"/>
           <w:numId w:val="1010"/>
         </w:numPr>
+      </w:pPr>
+      <w:r>
+        <w:t xml:space="preserve">names_from = the variable containing the names that will be used for new variables</w:t>
+      </w:r>
+    </w:p>
+    <w:p>
+      <w:pPr>
         <w:pStyle w:val="Compact"/>
-      </w:pPr>
-      <w:r>
-        <w:t xml:space="preserve">names_from = the variable containing the names that will be used for new variables</w:t>
-      </w:r>
-    </w:p>
-    <w:p>
-      <w:pPr>
         <w:numPr>
           <w:ilvl w:val="0"/>
           <w:numId w:val="1010"/>
         </w:numPr>
+      </w:pPr>
+      <w:r>
+        <w:t xml:space="preserve">values_from = the variable that contains the data you want to use to fill in under the new variable headings</w:t>
+      </w:r>
+    </w:p>
+    <w:p>
+      <w:pPr>
         <w:pStyle w:val="Compact"/>
-      </w:pPr>
-      <w:r>
-        <w:t xml:space="preserve">values_from = the variable that contains the data you want to use to fill in under the new variable headings</w:t>
-      </w:r>
-    </w:p>
-    <w:p>
-      <w:pPr>
         <w:numPr>
           <w:ilvl w:val="0"/>
           <w:numId w:val="1010"/>
         </w:numPr>
-        <w:pStyle w:val="Compact"/>
       </w:pPr>
       <w:r>
         <w:t xml:space="preserve">values_fill = a</w:t>
@@ -4506,13 +4494,7 @@
         <w:t xml:space="preserve"> </w:t>
       </w:r>
       <w:r>
-        <w:t xml:space="preserve">‘</w:t>
-      </w:r>
-      <w:r>
-        <w:t xml:space="preserve">fill</w:t>
-      </w:r>
-      <w:r>
-        <w:t xml:space="preserve">’</w:t>
+        <w:t xml:space="preserve">‘fill’</w:t>
       </w:r>
       <w:r>
         <w:t xml:space="preserve"> </w:t>
@@ -4526,17 +4508,16 @@
         <w:tblStyle w:val="Table"/>
         <w:tblLook w:firstRow="0" w:lastRow="0" w:firstColumn="0" w:lastColumn="0" w:noHBand="0" w:noVBand="0" w:val="0000"/>
         <w:tblBorders>
+          <w:top w:val="single" w:sz="4" w:space="0" w:color="EB9113"/>
           <w:left w:val="single" w:sz="24" w:space="0" w:color="EB9113"/>
+          <w:bottom w:val="single" w:sz="4" w:space="0" w:color="EB9113"/>
           <w:right w:val="single" w:sz="4" w:space="0" w:color="EB9113"/>
-          <w:top w:val="single" w:sz="4" w:space="0" w:color="EB9113"/>
-          <w:bottom w:val="single" w:sz="4" w:space="0" w:color="EB9113"/>
         </w:tblBorders>
         <w:tblCellMar>
           <w:left w:w="144" w:type="dxa"/>
           <w:right w:w="144" w:type="dxa"/>
         </w:tblCellMar>
-        <w:tblInd w:w="164" w:type="dxa"/>
-        <w:tblW w:type="pct" w:w="100%"/>
+        <w:tblLook w:firstRow="0" w:lastRow="0" w:firstColumn="0" w:lastColumn="0" w:noHBand="0" w:noVBand="0" w:val="0000"/>
       </w:tblPr>
       <w:tr>
         <w:trPr>
@@ -4563,18 +4544,18 @@
                 <wp:inline>
                   <wp:extent cx="152400" cy="152400"/>
                   <wp:effectExtent b="0" l="0" r="0" t="0"/>
-                  <wp:docPr descr="" title="" id="56" name="Picture"/>
+                  <wp:docPr descr="" title="" id="57" name="Picture"/>
                   <a:graphic>
                     <a:graphicData uri="http://schemas.openxmlformats.org/drawingml/2006/picture">
                       <pic:pic>
                         <pic:nvPicPr>
-                          <pic:cNvPr descr="C:\Program Files\RStudio\resources\app\bin\quarto\share\formats\docx\warning.png" id="57" name="Picture"/>
+                          <pic:cNvPr descr="C:\Users\BHETMAN\AppData\Local\Programs\Quarto\share\formats\docx\warning.png" id="58" name="Picture"/>
                           <pic:cNvPicPr>
                             <a:picLocks noChangeArrowheads="1" noChangeAspect="1"/>
                           </pic:cNvPicPr>
                         </pic:nvPicPr>
                         <pic:blipFill>
-                          <a:blip r:embed="rId38"/>
+                          <a:blip r:embed="rId39"/>
                           <a:stretch>
                             <a:fillRect/>
                           </a:stretch>
@@ -4638,8 +4619,8 @@
             </w:r>
             <w:r>
               <w:rPr>
+                <w:b/>
                 <w:bCs/>
-                <w:b/>
               </w:rPr>
               <w:t xml:space="preserve">pivot_wider()</w:t>
             </w:r>
@@ -4654,8 +4635,8 @@
             </w:r>
             <w:r>
               <w:rPr>
+                <w:i/>
                 <w:iCs/>
-                <w:i/>
               </w:rPr>
               <w:t xml:space="preserve">id_cols</w:t>
             </w:r>
@@ -4670,8 +4651,8 @@
             </w:r>
             <w:r>
               <w:rPr>
+                <w:i/>
                 <w:iCs/>
-                <w:i/>
               </w:rPr>
               <w:t xml:space="preserve">names_from</w:t>
             </w:r>
@@ -4686,8 +4667,8 @@
             </w:r>
             <w:r>
               <w:rPr>
+                <w:b/>
                 <w:bCs/>
-                <w:b/>
               </w:rPr>
               <w:t xml:space="preserve">max</w:t>
             </w:r>
@@ -4702,8 +4683,8 @@
             </w:r>
             <w:r>
               <w:rPr>
+                <w:b/>
                 <w:bCs/>
-                <w:b/>
               </w:rPr>
               <w:t xml:space="preserve">sum</w:t>
             </w:r>
@@ -4714,6 +4695,7 @@
               <w:t xml:space="preserve">for counts).</w:t>
             </w:r>
           </w:p>
+          <w:p/>
         </w:tc>
       </w:tr>
     </w:tbl>
@@ -4920,8 +4902,8 @@
         <w:t xml:space="preserve">)</w:t>
       </w:r>
     </w:p>
-    <w:bookmarkEnd w:id="58"/>
-    <w:bookmarkStart w:id="63" w:name="rename-variables"/>
+    <w:bookmarkEnd w:id="59"/>
+    <w:bookmarkStart w:id="64" w:name="rename-variables"/>
     <w:p>
       <w:pPr>
         <w:pStyle w:val="Heading4"/>
@@ -4972,59 +4954,59 @@
     </w:p>
     <w:p>
       <w:pPr>
+        <w:pStyle w:val="Compact"/>
         <w:numPr>
           <w:ilvl w:val="0"/>
           <w:numId w:val="1011"/>
         </w:numPr>
+      </w:pPr>
+      <w:r>
+        <w:t xml:space="preserve">251</w:t>
+      </w:r>
+    </w:p>
+    <w:p>
+      <w:pPr>
         <w:pStyle w:val="Compact"/>
-      </w:pPr>
-      <w:r>
-        <w:t xml:space="preserve">251</w:t>
-      </w:r>
-    </w:p>
-    <w:p>
-      <w:pPr>
         <w:numPr>
           <w:ilvl w:val="0"/>
           <w:numId w:val="1011"/>
         </w:numPr>
+      </w:pPr>
+      <w:r>
+        <w:t xml:space="preserve">254</w:t>
+      </w:r>
+    </w:p>
+    <w:p>
+      <w:pPr>
         <w:pStyle w:val="Compact"/>
-      </w:pPr>
-      <w:r>
-        <w:t xml:space="preserve">254</w:t>
-      </w:r>
-    </w:p>
-    <w:p>
-      <w:pPr>
         <w:numPr>
           <w:ilvl w:val="0"/>
           <w:numId w:val="1011"/>
         </w:numPr>
+      </w:pPr>
+      <w:r>
+        <w:t xml:space="preserve">257</w:t>
+      </w:r>
+    </w:p>
+    <w:p>
+      <w:pPr>
         <w:pStyle w:val="Compact"/>
-      </w:pPr>
-      <w:r>
-        <w:t xml:space="preserve">257</w:t>
-      </w:r>
-    </w:p>
-    <w:p>
-      <w:pPr>
         <w:numPr>
           <w:ilvl w:val="0"/>
           <w:numId w:val="1011"/>
         </w:numPr>
+      </w:pPr>
+      <w:r>
+        <w:t xml:space="preserve">260</w:t>
+      </w:r>
+    </w:p>
+    <w:p>
+      <w:pPr>
         <w:pStyle w:val="Compact"/>
-      </w:pPr>
-      <w:r>
-        <w:t xml:space="preserve">260</w:t>
-      </w:r>
-    </w:p>
-    <w:p>
-      <w:pPr>
         <w:numPr>
           <w:ilvl w:val="0"/>
           <w:numId w:val="1011"/>
         </w:numPr>
-        <w:pStyle w:val="Compact"/>
       </w:pPr>
       <w:r>
         <w:t xml:space="preserve">404</w:t>
@@ -5040,7 +5022,7 @@
       <w:r>
         <w:t xml:space="preserve"> </w:t>
       </w:r>
-      <w:hyperlink r:id="rId59">
+      <w:hyperlink r:id="rId60">
         <w:r>
           <w:rPr>
             <w:rStyle w:val="Hyperlink"/>
@@ -5058,18 +5040,18 @@
           <wp:inline>
             <wp:extent cx="5334000" cy="2669603"/>
             <wp:effectExtent b="0" l="0" r="0" t="0"/>
-            <wp:docPr descr="R versus Python - more alike than different!" title="" id="61" name="Picture"/>
+            <wp:docPr descr="R versus Python - more alike than different!" title="" id="62" name="Picture"/>
             <a:graphic>
               <a:graphicData uri="http://schemas.openxmlformats.org/drawingml/2006/picture">
                 <pic:pic>
                   <pic:nvPicPr>
-                    <pic:cNvPr descr="pics/module03_RvsPython.jpg" id="62" name="Picture"/>
+                    <pic:cNvPr descr="pics/module03_RvsPython.jpg" id="63" name="Picture"/>
                     <pic:cNvPicPr>
                       <a:picLocks noChangeArrowheads="1" noChangeAspect="1"/>
                     </pic:cNvPicPr>
                   </pic:nvPicPr>
                   <pic:blipFill>
-                    <a:blip r:embed="rId60"/>
+                    <a:blip r:embed="rId61"/>
                     <a:stretch>
                       <a:fillRect/>
                     </a:stretch>
@@ -5116,10 +5098,10 @@
       </w:r>
       <w:r>
         <w:rPr>
+          <w:b/>
+          <w:bCs/>
+          <w:i/>
           <w:iCs/>
-          <w:i/>
-          <w:bCs/>
-          <w:b/>
         </w:rPr>
         <w:t xml:space="preserve">still</w:t>
       </w:r>
@@ -5141,13 +5123,7 @@
         <w:t xml:space="preserve"> </w:t>
       </w:r>
       <w:r>
-        <w:t xml:space="preserve">“</w:t>
-      </w:r>
-      <w:r>
-        <w:t xml:space="preserve">new.name</w:t>
-      </w:r>
-      <w:r>
-        <w:t xml:space="preserve">”</w:t>
+        <w:t xml:space="preserve">“new.name”</w:t>
       </w:r>
       <w:r>
         <w:t xml:space="preserve"> </w:t>
@@ -5159,13 +5135,7 @@
         <w:t xml:space="preserve"> </w:t>
       </w:r>
       <w:r>
-        <w:t xml:space="preserve">“</w:t>
-      </w:r>
-      <w:r>
-        <w:t xml:space="preserve">old.name</w:t>
-      </w:r>
-      <w:r>
-        <w:t xml:space="preserve">”</w:t>
+        <w:t xml:space="preserve">“old.name”</w:t>
       </w:r>
       <w:r>
         <w:t xml:space="preserve"> </w:t>
@@ -5458,8 +5428,8 @@
         <w:t xml:space="preserve">)</w:t>
       </w:r>
     </w:p>
-    <w:bookmarkEnd w:id="63"/>
-    <w:bookmarkStart w:id="64" w:name="join-with-main-dataset"/>
+    <w:bookmarkEnd w:id="64"/>
+    <w:bookmarkStart w:id="65" w:name="join-with-main-dataset"/>
     <w:p>
       <w:pPr>
         <w:pStyle w:val="Heading4"/>
@@ -5551,10 +5521,10 @@
         <w:t xml:space="preserve">Review your symptoms manifest object to ensure that everything looks in order. Once that’s finished, clean up your workspace, removing any of your temporary/intermediate data objects.</w:t>
       </w:r>
     </w:p>
-    <w:bookmarkEnd w:id="64"/>
     <w:bookmarkEnd w:id="65"/>
     <w:bookmarkEnd w:id="66"/>
-    <w:bookmarkStart w:id="89" w:name="part-c-youre-an-epidemiologist-remember"/>
+    <w:bookmarkEnd w:id="67"/>
+    <w:bookmarkStart w:id="90" w:name="part-c-youre-an-epidemiologist-remember"/>
     <w:p>
       <w:pPr>
         <w:pStyle w:val="Heading2"/>
@@ -5575,8 +5545,8 @@
       </w:r>
       <w:r>
         <w:rPr>
+          <w:i/>
           <w:iCs/>
-          <w:i/>
         </w:rPr>
         <w:t xml:space="preserve">essential</w:t>
       </w:r>
@@ -5588,16 +5558,48 @@
       </w:r>
       <w:r>
         <w:rPr>
+          <w:b/>
           <w:bCs/>
+        </w:rPr>
+        <w:t xml:space="preserve">S. S. Rainbow Cake</w:t>
+      </w:r>
+      <w:r>
+        <w:t xml:space="preserve"> </w:t>
+      </w:r>
+      <w:r>
+        <w:t xml:space="preserve">because you’re an epidemiologist and are trained to think about how data are used to solve public health issues, so let’s turn our focus now to exploring what are our data are telling us.</w:t>
+      </w:r>
+    </w:p>
+    <w:p>
+      <w:pPr>
+        <w:pStyle w:val="BodyText"/>
+      </w:pPr>
+      <w:r>
+        <w:t xml:space="preserve">We need a tool to help turn our observations into meaningful summaries, and the summarize() family of functions will provide just that!</w:t>
+      </w:r>
+    </w:p>
+    <w:p>
+      <w:pPr>
+        <w:pStyle w:val="BodyText"/>
+      </w:pPr>
+      <w:r>
+        <w:t xml:space="preserve">The</w:t>
+      </w:r>
+      <w:r>
+        <w:t xml:space="preserve"> </w:t>
+      </w:r>
+      <w:r>
+        <w:rPr>
           <w:b/>
-        </w:rPr>
-        <w:t xml:space="preserve">S. S. Rainbow Cake</w:t>
-      </w:r>
-      <w:r>
-        <w:t xml:space="preserve"> </w:t>
-      </w:r>
-      <w:r>
-        <w:t xml:space="preserve">because you’re an epidemiologist and are trained to think about how data are used to solve public health issues, so let’s turn our focus now to exploring what are our data are telling us.</w:t>
+          <w:bCs/>
+        </w:rPr>
+        <w:t xml:space="preserve">summarize()</w:t>
+      </w:r>
+      <w:r>
+        <w:t xml:space="preserve"> </w:t>
+      </w:r>
+      <w:r>
+        <w:t xml:space="preserve">function takes your specified data and summary functions (e.g., sum, mean, median, max, min, etc.) as input, and outputs a new data frame with the results stored as variables. The syntax should look fairly familiar at this point.</w:t>
       </w:r>
     </w:p>
     <w:p>
@@ -5605,7 +5607,81 @@
         <w:pStyle w:val="BodyText"/>
       </w:pPr>
       <w:r>
-        <w:t xml:space="preserve">We need a tool to help turn our observations into meaningful summaries, and the summarize() family of functions will provide just that!</w:t>
+        <w:t xml:space="preserve">e.g.,</w:t>
+      </w:r>
+    </w:p>
+    <w:p>
+      <w:pPr>
+        <w:pStyle w:val="BlockText"/>
+      </w:pPr>
+      <w:r>
+        <w:rPr>
+          <w:rStyle w:val="VerbatimChar"/>
+        </w:rPr>
+        <w:t xml:space="preserve">data %&gt;% summarize(</w:t>
+      </w:r>
+    </w:p>
+    <w:p>
+      <w:pPr>
+        <w:pStyle w:val="BlockText"/>
+      </w:pPr>
+      <w:r>
+        <w:rPr>
+          <w:rStyle w:val="VerbatimChar"/>
+        </w:rPr>
+        <w:t xml:space="preserve">summary_mean = mean(variable),</w:t>
+      </w:r>
+    </w:p>
+    <w:p>
+      <w:pPr>
+        <w:pStyle w:val="BlockText"/>
+      </w:pPr>
+      <w:r>
+        <w:rPr>
+          <w:rStyle w:val="VerbatimChar"/>
+        </w:rPr>
+        <w:t xml:space="preserve">summary_median = median(variable),</w:t>
+      </w:r>
+    </w:p>
+    <w:p>
+      <w:pPr>
+        <w:pStyle w:val="BlockText"/>
+      </w:pPr>
+      <w:r>
+        <w:rPr>
+          <w:rStyle w:val="VerbatimChar"/>
+        </w:rPr>
+        <w:t xml:space="preserve">summary_example3 = some.function(variable),</w:t>
+      </w:r>
+    </w:p>
+    <w:p>
+      <w:pPr>
+        <w:pStyle w:val="BlockText"/>
+      </w:pPr>
+      <w:r>
+        <w:rPr>
+          <w:rStyle w:val="VerbatimChar"/>
+        </w:rPr>
+        <w:t xml:space="preserve">etc.</w:t>
+      </w:r>
+    </w:p>
+    <w:p>
+      <w:pPr>
+        <w:pStyle w:val="BlockText"/>
+      </w:pPr>
+      <w:r>
+        <w:rPr>
+          <w:rStyle w:val="VerbatimChar"/>
+        </w:rPr>
+        <w:t xml:space="preserve">)</w:t>
+      </w:r>
+    </w:p>
+    <w:p>
+      <w:pPr>
+        <w:pStyle w:val="FirstParagraph"/>
+      </w:pPr>
+      <w:r>
+        <w:t xml:space="preserve">A very useful supplement to summarize() functions is the ability to group your data prior to the summaries being calculated. This allows you to create a summary of one variable for each level of another variable. E.g., calculating the median age for females and males separately.</w:t>
       </w:r>
     </w:p>
     <w:p>
@@ -5613,164 +5689,58 @@
         <w:pStyle w:val="BodyText"/>
       </w:pPr>
       <w:r>
-        <w:t xml:space="preserve">The</w:t>
-      </w:r>
-      <w:r>
-        <w:t xml:space="preserve"> </w:t>
-      </w:r>
-      <w:r>
-        <w:rPr>
-          <w:bCs/>
-          <w:b/>
-        </w:rPr>
-        <w:t xml:space="preserve">summarize()</w:t>
-      </w:r>
-      <w:r>
-        <w:t xml:space="preserve"> </w:t>
-      </w:r>
-      <w:r>
-        <w:t xml:space="preserve">function takes your specified data and summary functions (e.g., sum, mean, median, max, min, etc.) as input, and outputs a new data frame with the results stored as variables. The syntax should look fairly familiar at this point.</w:t>
-      </w:r>
-    </w:p>
-    <w:p>
-      <w:pPr>
-        <w:pStyle w:val="BodyText"/>
-      </w:pPr>
-      <w:r>
-        <w:t xml:space="preserve">e.g.,</w:t>
-      </w:r>
-    </w:p>
-    <w:p>
-      <w:pPr>
-        <w:pStyle w:val="BlockText"/>
-      </w:pPr>
-      <w:r>
-        <w:rPr>
-          <w:rStyle w:val="VerbatimChar"/>
-        </w:rPr>
-        <w:t xml:space="preserve">data %&gt;% summarize(</w:t>
-      </w:r>
-    </w:p>
-    <w:p>
-      <w:pPr>
-        <w:pStyle w:val="BlockText"/>
-      </w:pPr>
-      <w:r>
-        <w:rPr>
-          <w:rStyle w:val="VerbatimChar"/>
-        </w:rPr>
-        <w:t xml:space="preserve">summary_mean = mean(variable),</w:t>
-      </w:r>
-    </w:p>
-    <w:p>
-      <w:pPr>
-        <w:pStyle w:val="BlockText"/>
-      </w:pPr>
-      <w:r>
-        <w:rPr>
-          <w:rStyle w:val="VerbatimChar"/>
-        </w:rPr>
-        <w:t xml:space="preserve">summary_median = median(variable),</w:t>
-      </w:r>
-    </w:p>
-    <w:p>
-      <w:pPr>
-        <w:pStyle w:val="BlockText"/>
-      </w:pPr>
-      <w:r>
-        <w:rPr>
-          <w:rStyle w:val="VerbatimChar"/>
-        </w:rPr>
-        <w:t xml:space="preserve">summary_example3 = some.function(variable),</w:t>
-      </w:r>
-    </w:p>
-    <w:p>
-      <w:pPr>
-        <w:pStyle w:val="BlockText"/>
-      </w:pPr>
-      <w:r>
-        <w:rPr>
-          <w:rStyle w:val="VerbatimChar"/>
-        </w:rPr>
-        <w:t xml:space="preserve">etc.</w:t>
-      </w:r>
-    </w:p>
-    <w:p>
-      <w:pPr>
-        <w:pStyle w:val="BlockText"/>
-      </w:pPr>
-      <w:r>
-        <w:rPr>
-          <w:rStyle w:val="VerbatimChar"/>
-        </w:rPr>
-        <w:t xml:space="preserve">)</w:t>
-      </w:r>
-    </w:p>
-    <w:p>
-      <w:pPr>
-        <w:pStyle w:val="FirstParagraph"/>
-      </w:pPr>
-      <w:r>
-        <w:t xml:space="preserve">A very useful supplement to summarize() functions is the ability to group your data prior to the summaries being calculated. This allows you to create a summary of one variable for each level of another variable. E.g., calculating the median age for females and males separately.</w:t>
-      </w:r>
-    </w:p>
-    <w:p>
-      <w:pPr>
-        <w:pStyle w:val="BodyText"/>
-      </w:pPr>
-      <w:r>
         <w:t xml:space="preserve">You can group variables in one of two ways.</w:t>
       </w:r>
     </w:p>
     <w:p>
       <w:pPr>
+        <w:pStyle w:val="Compact"/>
         <w:numPr>
           <w:ilvl w:val="0"/>
           <w:numId w:val="1012"/>
         </w:numPr>
+      </w:pPr>
+      <w:r>
+        <w:t xml:space="preserve">Using the</w:t>
+      </w:r>
+      <w:r>
+        <w:t xml:space="preserve"> </w:t>
+      </w:r>
+      <w:r>
+        <w:rPr>
+          <w:rStyle w:val="VerbatimChar"/>
+        </w:rPr>
+        <w:t xml:space="preserve">.by =</w:t>
+      </w:r>
+      <w:r>
+        <w:t xml:space="preserve"> </w:t>
+      </w:r>
+      <w:r>
+        <w:t xml:space="preserve">argument inside the summarize() function. E.g., adding</w:t>
+      </w:r>
+      <w:r>
+        <w:t xml:space="preserve"> </w:t>
+      </w:r>
+      <w:r>
+        <w:rPr>
+          <w:rStyle w:val="VerbatimChar"/>
+        </w:rPr>
+        <w:t xml:space="preserve">.by = Gender</w:t>
+      </w:r>
+      <w:r>
+        <w:t xml:space="preserve"> </w:t>
+      </w:r>
+      <w:r>
+        <w:t xml:space="preserve">will split your data into groups of males and females only before carrying out the summary function indicated.</w:t>
+      </w:r>
+    </w:p>
+    <w:p>
+      <w:pPr>
         <w:pStyle w:val="Compact"/>
-      </w:pPr>
-      <w:r>
-        <w:t xml:space="preserve">Using the</w:t>
-      </w:r>
-      <w:r>
-        <w:t xml:space="preserve"> </w:t>
-      </w:r>
-      <w:r>
-        <w:rPr>
-          <w:rStyle w:val="VerbatimChar"/>
-        </w:rPr>
-        <w:t xml:space="preserve">.by =</w:t>
-      </w:r>
-      <w:r>
-        <w:t xml:space="preserve"> </w:t>
-      </w:r>
-      <w:r>
-        <w:t xml:space="preserve">argument inside the summarize() function. E.g., adding</w:t>
-      </w:r>
-      <w:r>
-        <w:t xml:space="preserve"> </w:t>
-      </w:r>
-      <w:r>
-        <w:rPr>
-          <w:rStyle w:val="VerbatimChar"/>
-        </w:rPr>
-        <w:t xml:space="preserve">.by = Gender</w:t>
-      </w:r>
-      <w:r>
-        <w:t xml:space="preserve"> </w:t>
-      </w:r>
-      <w:r>
-        <w:t xml:space="preserve">will split your data into groups of males and females only before carrying out the summary function indicated.</w:t>
-      </w:r>
-    </w:p>
-    <w:p>
-      <w:pPr>
         <w:numPr>
           <w:ilvl w:val="0"/>
           <w:numId w:val="1012"/>
         </w:numPr>
-        <w:pStyle w:val="Compact"/>
       </w:pPr>
       <w:r>
         <w:t xml:space="preserve">Using group_by() before invoking summarize() in your tidyverse pipe operations. E.g.,</w:t>
@@ -5845,8 +5815,8 @@
       </w:pPr>
       <w:r>
         <w:rPr>
+          <w:b/>
           <w:bCs/>
-          <w:b/>
         </w:rPr>
         <w:t xml:space="preserve">Simple statistics to summarize:</w:t>
       </w:r>
@@ -5939,7 +5909,7 @@
         <w:t xml:space="preserve">Bloody stool</w:t>
       </w:r>
     </w:p>
-    <w:bookmarkStart w:id="67" w:name="mean-median-and-range-of-ages"/>
+    <w:bookmarkStart w:id="68" w:name="mean-median-and-range-of-ages"/>
     <w:p>
       <w:pPr>
         <w:pStyle w:val="Heading4"/>
@@ -6305,8 +6275,8 @@
         <w:t xml:space="preserve">It doesn’t appear that there are any differences in the age distribution of female and male cases based on what we see here.</w:t>
       </w:r>
     </w:p>
-    <w:bookmarkEnd w:id="67"/>
-    <w:bookmarkStart w:id="68" w:name="X89127dbf99d05b6fe3ada3286128ffa1233bb87"/>
+    <w:bookmarkEnd w:id="68"/>
+    <w:bookmarkStart w:id="69" w:name="X89127dbf99d05b6fe3ada3286128ffa1233bb87"/>
     <w:p>
       <w:pPr>
         <w:pStyle w:val="Heading4"/>
@@ -6778,8 +6748,8 @@
         <w:t xml:space="preserve">variable to mutate a new variable that returns the proportion of the sum of the total for each female and male cases. This time, it works as expected.</w:t>
       </w:r>
     </w:p>
-    <w:bookmarkEnd w:id="68"/>
-    <w:bookmarkStart w:id="71" w:name="cases-reporting-with-fever"/>
+    <w:bookmarkEnd w:id="69"/>
+    <w:bookmarkStart w:id="72" w:name="cases-reporting-with-fever"/>
     <w:p>
       <w:pPr>
         <w:pStyle w:val="Heading4"/>
@@ -6799,13 +6769,7 @@
         <w:t xml:space="preserve"> </w:t>
       </w:r>
       <w:r>
-        <w:t xml:space="preserve">“</w:t>
-      </w:r>
-      <w:r>
-        <w:t xml:space="preserve">Fever</w:t>
-      </w:r>
-      <w:r>
-        <w:t xml:space="preserve">”</w:t>
+        <w:t xml:space="preserve">“Fever”</w:t>
       </w:r>
       <w:r>
         <w:t xml:space="preserve"> </w:t>
@@ -7842,17 +7806,16 @@
         <w:tblStyle w:val="Table"/>
         <w:tblLook w:firstRow="0" w:lastRow="0" w:firstColumn="0" w:lastColumn="0" w:noHBand="0" w:noVBand="0" w:val="0000"/>
         <w:tblBorders>
+          <w:top w:val="single" w:sz="4" w:space="0" w:color="0758E5"/>
           <w:left w:val="single" w:sz="24" w:space="0" w:color="0758E5"/>
+          <w:bottom w:val="single" w:sz="4" w:space="0" w:color="0758E5"/>
           <w:right w:val="single" w:sz="4" w:space="0" w:color="0758E5"/>
-          <w:top w:val="single" w:sz="4" w:space="0" w:color="0758E5"/>
-          <w:bottom w:val="single" w:sz="4" w:space="0" w:color="0758E5"/>
         </w:tblBorders>
         <w:tblCellMar>
           <w:left w:w="144" w:type="dxa"/>
           <w:right w:w="144" w:type="dxa"/>
         </w:tblCellMar>
-        <w:tblInd w:w="164" w:type="dxa"/>
-        <w:tblW w:type="pct" w:w="100%"/>
+        <w:tblLook w:firstRow="0" w:lastRow="0" w:firstColumn="0" w:lastColumn="0" w:noHBand="0" w:noVBand="0" w:val="0000"/>
       </w:tblPr>
       <w:tr>
         <w:trPr>
@@ -7879,18 +7842,18 @@
                 <wp:inline>
                   <wp:extent cx="152400" cy="152400"/>
                   <wp:effectExtent b="0" l="0" r="0" t="0"/>
-                  <wp:docPr descr="" title="" id="69" name="Picture"/>
+                  <wp:docPr descr="" title="" id="70" name="Picture"/>
                   <a:graphic>
                     <a:graphicData uri="http://schemas.openxmlformats.org/drawingml/2006/picture">
                       <pic:pic>
                         <pic:nvPicPr>
-                          <pic:cNvPr descr="C:\Program Files\RStudio\resources\app\bin\quarto\share\formats\docx\note.png" id="70" name="Picture"/>
+                          <pic:cNvPr descr="C:\Users\BHETMAN\AppData\Local\Programs\Quarto\share\formats\docx\note.png" id="71" name="Picture"/>
                           <pic:cNvPicPr>
                             <a:picLocks noChangeArrowheads="1" noChangeAspect="1"/>
                           </pic:cNvPicPr>
                         </pic:nvPicPr>
                         <pic:blipFill>
-                          <a:blip r:embed="rId45"/>
+                          <a:blip r:embed="rId46"/>
                           <a:stretch>
                             <a:fillRect/>
                           </a:stretch>
@@ -7950,6 +7913,7 @@
               <w:t xml:space="preserve">It looks like ages 30-49 were experiencing fever most frequently. Does this give us any clues at this stage as to what we might be dealing with? Why or why not?</w:t>
             </w:r>
           </w:p>
+          <w:p/>
         </w:tc>
       </w:tr>
     </w:tbl>
@@ -7963,47 +7927,47 @@
     </w:p>
     <w:p>
       <w:pPr>
+        <w:pStyle w:val="Compact"/>
         <w:numPr>
           <w:ilvl w:val="0"/>
           <w:numId w:val="1015"/>
         </w:numPr>
+      </w:pPr>
+      <w:r>
+        <w:t xml:space="preserve">Vomiting</w:t>
+      </w:r>
+    </w:p>
+    <w:p>
+      <w:pPr>
         <w:pStyle w:val="Compact"/>
-      </w:pPr>
-      <w:r>
-        <w:t xml:space="preserve">Vomiting</w:t>
-      </w:r>
-    </w:p>
-    <w:p>
-      <w:pPr>
         <w:numPr>
           <w:ilvl w:val="0"/>
           <w:numId w:val="1015"/>
         </w:numPr>
+      </w:pPr>
+      <w:r>
+        <w:t xml:space="preserve">Diarrhea</w:t>
+      </w:r>
+    </w:p>
+    <w:p>
+      <w:pPr>
         <w:pStyle w:val="Compact"/>
-      </w:pPr>
-      <w:r>
-        <w:t xml:space="preserve">Diarrhea</w:t>
-      </w:r>
-    </w:p>
-    <w:p>
-      <w:pPr>
         <w:numPr>
           <w:ilvl w:val="0"/>
           <w:numId w:val="1015"/>
         </w:numPr>
+      </w:pPr>
+      <w:r>
+        <w:t xml:space="preserve">Headache</w:t>
+      </w:r>
+    </w:p>
+    <w:p>
+      <w:pPr>
         <w:pStyle w:val="Compact"/>
-      </w:pPr>
-      <w:r>
-        <w:t xml:space="preserve">Headache</w:t>
-      </w:r>
-    </w:p>
-    <w:p>
-      <w:pPr>
         <w:numPr>
           <w:ilvl w:val="0"/>
           <w:numId w:val="1015"/>
         </w:numPr>
-        <w:pStyle w:val="Compact"/>
       </w:pPr>
       <w:r>
         <w:t xml:space="preserve">Bloody Stool</w:t>
@@ -8549,8 +8513,8 @@
         <w:t xml:space="preserve">Have a look at the results of the symptom breakdown by gender and age. Does anything stand out to you? Why or why not? What age ranges are the majority of your cases in? Is this any different than the general population on the ship?</w:t>
       </w:r>
     </w:p>
-    <w:bookmarkEnd w:id="71"/>
-    <w:bookmarkStart w:id="81" w:name="symptom-onset-dates"/>
+    <w:bookmarkEnd w:id="72"/>
+    <w:bookmarkStart w:id="82" w:name="symptom-onset-dates"/>
     <w:p>
       <w:pPr>
         <w:pStyle w:val="Heading4"/>
@@ -8737,17 +8701,16 @@
         <w:tblStyle w:val="Table"/>
         <w:tblLook w:firstRow="0" w:lastRow="0" w:firstColumn="0" w:lastColumn="0" w:noHBand="0" w:noVBand="0" w:val="0000"/>
         <w:tblBorders>
+          <w:top w:val="single" w:sz="4" w:space="0" w:color="0758E5"/>
           <w:left w:val="single" w:sz="24" w:space="0" w:color="0758E5"/>
+          <w:bottom w:val="single" w:sz="4" w:space="0" w:color="0758E5"/>
           <w:right w:val="single" w:sz="4" w:space="0" w:color="0758E5"/>
-          <w:top w:val="single" w:sz="4" w:space="0" w:color="0758E5"/>
-          <w:bottom w:val="single" w:sz="4" w:space="0" w:color="0758E5"/>
         </w:tblBorders>
         <w:tblCellMar>
           <w:left w:w="144" w:type="dxa"/>
           <w:right w:w="144" w:type="dxa"/>
         </w:tblCellMar>
-        <w:tblInd w:w="164" w:type="dxa"/>
-        <w:tblW w:type="pct" w:w="100%"/>
+        <w:tblLook w:firstRow="0" w:lastRow="0" w:firstColumn="0" w:lastColumn="0" w:noHBand="0" w:noVBand="0" w:val="0000"/>
       </w:tblPr>
       <w:tr>
         <w:trPr>
@@ -8774,18 +8737,18 @@
                 <wp:inline>
                   <wp:extent cx="152400" cy="152400"/>
                   <wp:effectExtent b="0" l="0" r="0" t="0"/>
-                  <wp:docPr descr="" title="" id="72" name="Picture"/>
+                  <wp:docPr descr="" title="" id="73" name="Picture"/>
                   <a:graphic>
                     <a:graphicData uri="http://schemas.openxmlformats.org/drawingml/2006/picture">
                       <pic:pic>
                         <pic:nvPicPr>
-                          <pic:cNvPr descr="C:\Program Files\RStudio\resources\app\bin\quarto\share\formats\docx\note.png" id="73" name="Picture"/>
+                          <pic:cNvPr descr="C:\Users\BHETMAN\AppData\Local\Programs\Quarto\share\formats\docx\note.png" id="74" name="Picture"/>
                           <pic:cNvPicPr>
                             <a:picLocks noChangeArrowheads="1" noChangeAspect="1"/>
                           </pic:cNvPicPr>
                         </pic:nvPicPr>
                         <pic:blipFill>
-                          <a:blip r:embed="rId45"/>
+                          <a:blip r:embed="rId46"/>
                           <a:stretch>
                             <a:fillRect/>
                           </a:stretch>
@@ -8847,7 +8810,7 @@
             <w:r>
               <w:t xml:space="preserve"> </w:t>
             </w:r>
-            <w:hyperlink r:id="rId74">
+            <w:hyperlink r:id="rId75">
               <w:r>
                 <w:rPr>
                   <w:rStyle w:val="Hyperlink"/>
@@ -8866,7 +8829,7 @@
                 <w:numId w:val="1016"/>
               </w:numPr>
             </w:pPr>
-            <w:hyperlink r:id="rId75">
+            <w:hyperlink r:id="rId76">
               <w:r>
                 <w:rPr>
                   <w:rStyle w:val="Hyperlink"/>
@@ -8882,7 +8845,7 @@
                 <w:numId w:val="1016"/>
               </w:numPr>
             </w:pPr>
-            <w:hyperlink r:id="rId76">
+            <w:hyperlink r:id="rId77">
               <w:r>
                 <w:rPr>
                   <w:rStyle w:val="Hyperlink"/>
@@ -8901,13 +8864,13 @@
           </w:p>
           <w:p>
             <w:pPr>
+              <w:pStyle w:val="Compact"/>
               <w:numPr>
                 <w:ilvl w:val="0"/>
                 <w:numId w:val="1017"/>
               </w:numPr>
-              <w:pStyle w:val="Compact"/>
             </w:pPr>
-            <w:hyperlink r:id="rId77">
+            <w:hyperlink r:id="rId78">
               <w:r>
                 <w:rPr>
                   <w:rStyle w:val="Hyperlink"/>
@@ -8916,6 +8879,7 @@
               </w:r>
             </w:hyperlink>
           </w:p>
+          <w:p/>
         </w:tc>
       </w:tr>
     </w:tbl>
@@ -9046,66 +9010,66 @@
       </w:pPr>
       <w:r>
         <w:rPr>
+          <w:b/>
           <w:bCs/>
+        </w:rPr>
+        <w:t xml:space="preserve">Note that once ggplot has been called, additional layers to the chart must be chained using the</w:t>
+      </w:r>
+      <w:r>
+        <w:rPr>
           <w:b/>
-        </w:rPr>
-        <w:t xml:space="preserve">Note that once ggplot has been called, additional layers to the chart must be chained using the</w:t>
-      </w:r>
-      <w:r>
-        <w:rPr>
           <w:bCs/>
+        </w:rPr>
+        <w:t xml:space="preserve"> </w:t>
+      </w:r>
+      <w:r>
+        <w:rPr>
+          <w:rStyle w:val="VerbatimChar"/>
           <w:b/>
+          <w:bCs/>
+        </w:rPr>
+        <w:t xml:space="preserve">+</w:t>
+      </w:r>
+      <w:r>
+        <w:rPr>
+          <w:b/>
+          <w:bCs/>
+        </w:rPr>
+        <w:t xml:space="preserve"> </w:t>
+      </w:r>
+      <w:r>
+        <w:rPr>
+          <w:b/>
+          <w:bCs/>
+        </w:rPr>
+        <w:t xml:space="preserve">operator, not the</w:t>
+      </w:r>
+      <w:r>
+        <w:rPr>
+          <w:b/>
+          <w:bCs/>
         </w:rPr>
         <w:t xml:space="preserve"> </w:t>
       </w:r>
       <w:r>
         <w:rPr>
           <w:rStyle w:val="VerbatimChar"/>
+          <w:b/>
           <w:bCs/>
+        </w:rPr>
+        <w:t xml:space="preserve">%&gt;%</w:t>
+      </w:r>
+      <w:r>
+        <w:rPr>
           <w:b/>
-        </w:rPr>
-        <w:t xml:space="preserve">+</w:t>
-      </w:r>
-      <w:r>
-        <w:rPr>
           <w:bCs/>
+        </w:rPr>
+        <w:t xml:space="preserve"> </w:t>
+      </w:r>
+      <w:r>
+        <w:rPr>
           <w:b/>
-        </w:rPr>
-        <w:t xml:space="preserve"> </w:t>
-      </w:r>
-      <w:r>
-        <w:rPr>
           <w:bCs/>
-          <w:b/>
-        </w:rPr>
-        <w:t xml:space="preserve">operator, not the</w:t>
-      </w:r>
-      <w:r>
-        <w:rPr>
-          <w:bCs/>
-          <w:b/>
-        </w:rPr>
-        <w:t xml:space="preserve"> </w:t>
-      </w:r>
-      <w:r>
-        <w:rPr>
-          <w:rStyle w:val="VerbatimChar"/>
-          <w:bCs/>
-          <w:b/>
-        </w:rPr>
-        <w:t xml:space="preserve">%&gt;%</w:t>
-      </w:r>
-      <w:r>
-        <w:rPr>
-          <w:bCs/>
-          <w:b/>
-        </w:rPr>
-        <w:t xml:space="preserve"> </w:t>
-      </w:r>
-      <w:r>
-        <w:rPr>
-          <w:bCs/>
-          <w:b/>
         </w:rPr>
         <w:t xml:space="preserve">operator.</w:t>
       </w:r>
@@ -9289,18 +9253,18 @@
           <wp:inline>
             <wp:extent cx="4620126" cy="3696101"/>
             <wp:effectExtent b="0" l="0" r="0" t="0"/>
-            <wp:docPr descr="" title="" id="79" name="Picture"/>
+            <wp:docPr descr="" title="" id="80" name="Picture"/>
             <a:graphic>
               <a:graphicData uri="http://schemas.openxmlformats.org/drawingml/2006/picture">
                 <pic:pic>
                   <pic:nvPicPr>
-                    <pic:cNvPr descr="module03_files/figure-docx/unnamed-chunk-22-1.png" id="80" name="Picture"/>
+                    <pic:cNvPr descr="module03_files/figure-docx/unnamed-chunk-22-1.png" id="81" name="Picture"/>
                     <pic:cNvPicPr>
                       <a:picLocks noChangeArrowheads="1" noChangeAspect="1"/>
                     </pic:cNvPicPr>
                   </pic:nvPicPr>
                   <pic:blipFill>
-                    <a:blip r:embed="rId78"/>
+                    <a:blip r:embed="rId79"/>
                     <a:stretch>
                       <a:fillRect/>
                     </a:stretch>
@@ -9335,8 +9299,8 @@
         <w:t xml:space="preserve">While there are many improvements that could be made to this chart, it does confirm our suspicions about the shape of the distribution of cases, this is definitely looking like the ship has experienced a point-source outbreak!</w:t>
       </w:r>
     </w:p>
-    <w:bookmarkEnd w:id="81"/>
-    <w:bookmarkStart w:id="88" w:name="further-exploring-the-dataset"/>
+    <w:bookmarkEnd w:id="82"/>
+    <w:bookmarkStart w:id="89" w:name="further-exploring-the-dataset"/>
     <w:p>
       <w:pPr>
         <w:pStyle w:val="Heading3"/>
@@ -9365,8 +9329,8 @@
       </w:r>
       <w:r>
         <w:rPr>
+          <w:b/>
           <w:bCs/>
-          <w:b/>
         </w:rPr>
         <w:t xml:space="preserve">S. S. Rainbow Cake</w:t>
       </w:r>
@@ -9395,53 +9359,53 @@
     </w:p>
     <w:p>
       <w:pPr>
+        <w:pStyle w:val="Compact"/>
         <w:numPr>
           <w:ilvl w:val="0"/>
           <w:numId w:val="1019"/>
         </w:numPr>
+      </w:pPr>
+      <w:r>
+        <w:t xml:space="preserve">There is a very strong point-source outbreak signal. We should be thinking about exposures that may have occurred at a single setting (e.g., meals, events).</w:t>
+      </w:r>
+    </w:p>
+    <w:p>
+      <w:pPr>
         <w:pStyle w:val="Compact"/>
-      </w:pPr>
-      <w:r>
-        <w:t xml:space="preserve">There is a very strong point-source outbreak signal. We should be thinking about exposures that may have occurred at a single setting (e.g., meals, events).</w:t>
-      </w:r>
-    </w:p>
-    <w:p>
-      <w:pPr>
         <w:numPr>
           <w:ilvl w:val="0"/>
           <w:numId w:val="1019"/>
         </w:numPr>
+      </w:pPr>
+      <w:r>
+        <w:t xml:space="preserve">While all of our cases reported abdominal pain / discomfort, there are some that have reported much more serious symptoms. We may want to investigate these further.</w:t>
+      </w:r>
+    </w:p>
+    <w:p>
+      <w:pPr>
         <w:pStyle w:val="Compact"/>
-      </w:pPr>
-      <w:r>
-        <w:t xml:space="preserve">While all of our cases reported abdominal pain / discomfort, there are some that have reported much more serious symptoms. We may want to investigate these further.</w:t>
-      </w:r>
-    </w:p>
-    <w:p>
-      <w:pPr>
         <w:numPr>
           <w:ilvl w:val="0"/>
           <w:numId w:val="1019"/>
         </w:numPr>
+      </w:pPr>
+      <w:r>
+        <w:t xml:space="preserve">There does not appear to be any strong signals based on age and sex of cases.</w:t>
+      </w:r>
+    </w:p>
+    <w:p>
+      <w:pPr>
         <w:pStyle w:val="Compact"/>
-      </w:pPr>
-      <w:r>
-        <w:t xml:space="preserve">There does not appear to be any strong signals based on age and sex of cases.</w:t>
-      </w:r>
-    </w:p>
-    <w:p>
-      <w:pPr>
         <w:numPr>
           <w:ilvl w:val="0"/>
           <w:numId w:val="1019"/>
         </w:numPr>
-        <w:pStyle w:val="Compact"/>
       </w:pPr>
       <w:r>
         <w:t xml:space="preserve">We are on a cruise ship and historically, gastrointestinal outbreaks cause by contaminated food are a common occurrence.</w:t>
       </w:r>
     </w:p>
-    <w:bookmarkStart w:id="84" w:name="differences-in-symptoms-by-onset-date"/>
+    <w:bookmarkStart w:id="85" w:name="differences-in-symptoms-by-onset-date"/>
     <w:p>
       <w:pPr>
         <w:pStyle w:val="Heading4"/>
@@ -9755,17 +9719,16 @@
         <w:tblStyle w:val="Table"/>
         <w:tblLook w:firstRow="0" w:lastRow="0" w:firstColumn="0" w:lastColumn="0" w:noHBand="0" w:noVBand="0" w:val="0000"/>
         <w:tblBorders>
+          <w:top w:val="single" w:sz="4" w:space="0" w:color="0758E5"/>
           <w:left w:val="single" w:sz="24" w:space="0" w:color="0758E5"/>
+          <w:bottom w:val="single" w:sz="4" w:space="0" w:color="0758E5"/>
           <w:right w:val="single" w:sz="4" w:space="0" w:color="0758E5"/>
-          <w:top w:val="single" w:sz="4" w:space="0" w:color="0758E5"/>
-          <w:bottom w:val="single" w:sz="4" w:space="0" w:color="0758E5"/>
         </w:tblBorders>
         <w:tblCellMar>
           <w:left w:w="144" w:type="dxa"/>
           <w:right w:w="144" w:type="dxa"/>
         </w:tblCellMar>
-        <w:tblInd w:w="164" w:type="dxa"/>
-        <w:tblW w:type="pct" w:w="100%"/>
+        <w:tblLook w:firstRow="0" w:lastRow="0" w:firstColumn="0" w:lastColumn="0" w:noHBand="0" w:noVBand="0" w:val="0000"/>
       </w:tblPr>
       <w:tr>
         <w:trPr>
@@ -9792,18 +9755,18 @@
                 <wp:inline>
                   <wp:extent cx="152400" cy="152400"/>
                   <wp:effectExtent b="0" l="0" r="0" t="0"/>
-                  <wp:docPr descr="" title="" id="82" name="Picture"/>
+                  <wp:docPr descr="" title="" id="83" name="Picture"/>
                   <a:graphic>
                     <a:graphicData uri="http://schemas.openxmlformats.org/drawingml/2006/picture">
                       <pic:pic>
                         <pic:nvPicPr>
-                          <pic:cNvPr descr="C:\Program Files\RStudio\resources\app\bin\quarto\share\formats\docx\note.png" id="83" name="Picture"/>
+                          <pic:cNvPr descr="C:\Users\BHETMAN\AppData\Local\Programs\Quarto\share\formats\docx\note.png" id="84" name="Picture"/>
                           <pic:cNvPicPr>
                             <a:picLocks noChangeArrowheads="1" noChangeAspect="1"/>
                           </pic:cNvPicPr>
                         </pic:nvPicPr>
                         <pic:blipFill>
-                          <a:blip r:embed="rId45"/>
+                          <a:blip r:embed="rId46"/>
                           <a:stretch>
                             <a:fillRect/>
                           </a:stretch>
@@ -9863,11 +9826,12 @@
               <w:t xml:space="preserve">Do you notice any differences between the numbers of passengers reporting symptoms? Why might vomiting, diarrhea, and headache be reported less often than the more severe symptoms of bloody stool and fever. What types of gastrointestinal diseases might cause bloody stool and fever?</w:t>
             </w:r>
           </w:p>
+          <w:p/>
         </w:tc>
       </w:tr>
     </w:tbl>
-    <w:bookmarkEnd w:id="84"/>
-    <w:bookmarkStart w:id="87" w:name="X40cd2ec89b947edd491ec2eb6cfec854f6467f3"/>
+    <w:bookmarkEnd w:id="85"/>
+    <w:bookmarkStart w:id="88" w:name="X40cd2ec89b947edd491ec2eb6cfec854f6467f3"/>
     <w:p>
       <w:pPr>
         <w:pStyle w:val="Heading4"/>
@@ -9886,23 +9850,23 @@
     </w:p>
     <w:p>
       <w:pPr>
+        <w:pStyle w:val="Compact"/>
         <w:numPr>
           <w:ilvl w:val="0"/>
           <w:numId w:val="1020"/>
         </w:numPr>
+      </w:pPr>
+      <w:r>
+        <w:t xml:space="preserve">Member Status</w:t>
+      </w:r>
+    </w:p>
+    <w:p>
+      <w:pPr>
         <w:pStyle w:val="Compact"/>
-      </w:pPr>
-      <w:r>
-        <w:t xml:space="preserve">Member Status</w:t>
-      </w:r>
-    </w:p>
-    <w:p>
-      <w:pPr>
         <w:numPr>
           <w:ilvl w:val="0"/>
           <w:numId w:val="1020"/>
         </w:numPr>
-        <w:pStyle w:val="Compact"/>
       </w:pPr>
       <w:r>
         <w:t xml:space="preserve">Boarding Date</w:t>
@@ -10438,17 +10402,16 @@
         <w:tblStyle w:val="Table"/>
         <w:tblLook w:firstRow="0" w:lastRow="0" w:firstColumn="0" w:lastColumn="0" w:noHBand="0" w:noVBand="0" w:val="0000"/>
         <w:tblBorders>
+          <w:top w:val="single" w:sz="4" w:space="0" w:color="0758E5"/>
           <w:left w:val="single" w:sz="24" w:space="0" w:color="0758E5"/>
+          <w:bottom w:val="single" w:sz="4" w:space="0" w:color="0758E5"/>
           <w:right w:val="single" w:sz="4" w:space="0" w:color="0758E5"/>
-          <w:top w:val="single" w:sz="4" w:space="0" w:color="0758E5"/>
-          <w:bottom w:val="single" w:sz="4" w:space="0" w:color="0758E5"/>
         </w:tblBorders>
         <w:tblCellMar>
           <w:left w:w="144" w:type="dxa"/>
           <w:right w:w="144" w:type="dxa"/>
         </w:tblCellMar>
-        <w:tblInd w:w="164" w:type="dxa"/>
-        <w:tblW w:type="pct" w:w="100%"/>
+        <w:tblLook w:firstRow="0" w:lastRow="0" w:firstColumn="0" w:lastColumn="0" w:noHBand="0" w:noVBand="0" w:val="0000"/>
       </w:tblPr>
       <w:tr>
         <w:trPr>
@@ -10475,18 +10438,18 @@
                 <wp:inline>
                   <wp:extent cx="152400" cy="152400"/>
                   <wp:effectExtent b="0" l="0" r="0" t="0"/>
-                  <wp:docPr descr="" title="" id="85" name="Picture"/>
+                  <wp:docPr descr="" title="" id="86" name="Picture"/>
                   <a:graphic>
                     <a:graphicData uri="http://schemas.openxmlformats.org/drawingml/2006/picture">
                       <pic:pic>
                         <pic:nvPicPr>
-                          <pic:cNvPr descr="C:\Program Files\RStudio\resources\app\bin\quarto\share\formats\docx\note.png" id="86" name="Picture"/>
+                          <pic:cNvPr descr="C:\Users\BHETMAN\AppData\Local\Programs\Quarto\share\formats\docx\note.png" id="87" name="Picture"/>
                           <pic:cNvPicPr>
                             <a:picLocks noChangeArrowheads="1" noChangeAspect="1"/>
                           </pic:cNvPicPr>
                         </pic:nvPicPr>
                         <pic:blipFill>
-                          <a:blip r:embed="rId45"/>
+                          <a:blip r:embed="rId46"/>
                           <a:stretch>
                             <a:fillRect/>
                           </a:stretch>
@@ -10550,8 +10513,8 @@
             </w:r>
             <w:r>
               <w:rPr>
+                <w:b/>
                 <w:bCs/>
-                <w:b/>
               </w:rPr>
               <w:t xml:space="preserve">date that passengers boarded the ship</w:t>
             </w:r>
@@ -10563,8 +10526,8 @@
             </w:r>
             <w:r>
               <w:rPr>
+                <w:b/>
                 <w:bCs/>
-                <w:b/>
               </w:rPr>
               <w:t xml:space="preserve">cruise-member-status</w:t>
             </w:r>
@@ -10583,13 +10546,14 @@
               <w:t xml:space="preserve">Excellent epi-investigative skills!</w:t>
             </w:r>
           </w:p>
+          <w:p/>
         </w:tc>
       </w:tr>
     </w:tbl>
-    <w:bookmarkEnd w:id="87"/>
     <w:bookmarkEnd w:id="88"/>
     <w:bookmarkEnd w:id="89"/>
-    <w:bookmarkStart w:id="92" w:name="summary-and-quiz"/>
+    <w:bookmarkEnd w:id="90"/>
+    <w:bookmarkStart w:id="93" w:name="summary-and-quiz"/>
     <w:p>
       <w:pPr>
         <w:pStyle w:val="Heading2"/>
@@ -10598,7 +10562,7 @@
         <w:t xml:space="preserve">Summary and quiz</w:t>
       </w:r>
     </w:p>
-    <w:bookmarkStart w:id="90" w:name="summary"/>
+    <w:bookmarkStart w:id="91" w:name="summary"/>
     <w:p>
       <w:pPr>
         <w:pStyle w:val="Heading3"/>
@@ -10625,83 +10589,83 @@
     </w:p>
     <w:p>
       <w:pPr>
+        <w:pStyle w:val="Compact"/>
         <w:numPr>
           <w:ilvl w:val="0"/>
           <w:numId w:val="1021"/>
         </w:numPr>
+      </w:pPr>
+      <w:r>
+        <w:t xml:space="preserve">Joining multiple datasets using aggregation functions</w:t>
+      </w:r>
+    </w:p>
+    <w:p>
+      <w:pPr>
         <w:pStyle w:val="Compact"/>
-      </w:pPr>
-      <w:r>
-        <w:t xml:space="preserve">Joining multiple datasets using aggregation functions</w:t>
-      </w:r>
-    </w:p>
-    <w:p>
-      <w:pPr>
         <w:numPr>
           <w:ilvl w:val="0"/>
           <w:numId w:val="1021"/>
         </w:numPr>
+      </w:pPr>
+      <w:r>
+        <w:t xml:space="preserve">Joining multiple datasets using table-joins</w:t>
+      </w:r>
+    </w:p>
+    <w:p>
+      <w:pPr>
         <w:pStyle w:val="Compact"/>
-      </w:pPr>
-      <w:r>
-        <w:t xml:space="preserve">Joining multiple datasets using table-joins</w:t>
-      </w:r>
-    </w:p>
-    <w:p>
-      <w:pPr>
         <w:numPr>
           <w:ilvl w:val="0"/>
           <w:numId w:val="1021"/>
         </w:numPr>
+      </w:pPr>
+      <w:r>
+        <w:t xml:space="preserve">Manipulating the shapes of datasets using pivot functions</w:t>
+      </w:r>
+    </w:p>
+    <w:p>
+      <w:pPr>
         <w:pStyle w:val="Compact"/>
-      </w:pPr>
-      <w:r>
-        <w:t xml:space="preserve">Manipulating the shapes of datasets using pivot functions</w:t>
-      </w:r>
-    </w:p>
-    <w:p>
-      <w:pPr>
         <w:numPr>
           <w:ilvl w:val="0"/>
           <w:numId w:val="1021"/>
         </w:numPr>
+      </w:pPr>
+      <w:r>
+        <w:t xml:space="preserve">Separating complex strings and creating new variables</w:t>
+      </w:r>
+    </w:p>
+    <w:p>
+      <w:pPr>
         <w:pStyle w:val="Compact"/>
-      </w:pPr>
-      <w:r>
-        <w:t xml:space="preserve">Separating complex strings and creating new variables</w:t>
-      </w:r>
-    </w:p>
-    <w:p>
-      <w:pPr>
         <w:numPr>
           <w:ilvl w:val="0"/>
           <w:numId w:val="1021"/>
         </w:numPr>
+      </w:pPr>
+      <w:r>
+        <w:t xml:space="preserve">Summarizing data using summary()</w:t>
+      </w:r>
+    </w:p>
+    <w:p>
+      <w:pPr>
         <w:pStyle w:val="Compact"/>
-      </w:pPr>
-      <w:r>
-        <w:t xml:space="preserve">Summarizing data using summary()</w:t>
-      </w:r>
-    </w:p>
-    <w:p>
-      <w:pPr>
         <w:numPr>
           <w:ilvl w:val="0"/>
           <w:numId w:val="1021"/>
         </w:numPr>
+      </w:pPr>
+      <w:r>
+        <w:t xml:space="preserve">Creating a basic epidemiological curve</w:t>
+      </w:r>
+    </w:p>
+    <w:p>
+      <w:pPr>
         <w:pStyle w:val="Compact"/>
-      </w:pPr>
-      <w:r>
-        <w:t xml:space="preserve">Creating a basic epidemiological curve</w:t>
-      </w:r>
-    </w:p>
-    <w:p>
-      <w:pPr>
         <w:numPr>
           <w:ilvl w:val="0"/>
           <w:numId w:val="1021"/>
         </w:numPr>
-        <w:pStyle w:val="Compact"/>
       </w:pPr>
       <w:r>
         <w:t xml:space="preserve">Applying the across() function to summarize with multiple variables at once</w:t>
@@ -10715,8 +10679,8 @@
         <w:t xml:space="preserve">That’s a lot! We even managed to sneak a small preview of regular expressions in there!</w:t>
       </w:r>
     </w:p>
-    <w:bookmarkEnd w:id="90"/>
-    <w:bookmarkStart w:id="91" w:name="quiz"/>
+    <w:bookmarkEnd w:id="91"/>
+    <w:bookmarkStart w:id="92" w:name="quiz"/>
     <w:p>
       <w:pPr>
         <w:pStyle w:val="Heading3"/>
@@ -10737,8 +10701,8 @@
       </w:r>
       <w:r>
         <w:rPr>
+          <w:b/>
           <w:bCs/>
-          <w:b/>
         </w:rPr>
         <w:t xml:space="preserve">Tidyverse functions</w:t>
       </w:r>
@@ -10812,31 +10776,318 @@
         <w:t xml:space="preserve"> </w:t>
       </w:r>
       <w:r>
-        <w:t xml:space="preserve">“</w:t>
+        <w:t xml:space="preserve">“id”</w:t>
+      </w:r>
+      <w:r>
+        <w:t xml:space="preserve">)</w:t>
+      </w:r>
+      <w:r>
+        <w:t xml:space="preserve">, what does the</w:t>
+      </w:r>
+      <w:r>
+        <w:t xml:space="preserve"> </w:t>
+      </w:r>
+      <w:r>
+        <w:t xml:space="preserve">.id</w:t>
+      </w:r>
+      <w:r>
+        <w:t xml:space="preserve"> </w:t>
+      </w:r>
+      <w:r>
+        <w:t xml:space="preserve">argument capture?</w:t>
+      </w:r>
+    </w:p>
+    <w:p>
+      <w:pPr>
+        <w:pStyle w:val="BodyText"/>
+      </w:pPr>
+      <w:r>
+        <w:t xml:space="preserve">A unique row number for each observation</w:t>
+      </w:r>
+      <w:r>
+        <w:t xml:space="preserve"> </w:t>
+      </w:r>
+      <w:r>
+        <w:t xml:space="preserve">The source dataset each row came from</w:t>
+      </w:r>
+      <w:r>
+        <w:t xml:space="preserve"> </w:t>
+      </w:r>
+      <w:r>
+        <w:t xml:space="preserve">The primary key used for later joins</w:t>
+      </w:r>
+      <w:r>
+        <w:t xml:space="preserve"> </w:t>
+      </w:r>
+      <w:r>
+        <w:t xml:space="preserve">Submit</w:t>
+      </w:r>
+    </w:p>
+    <w:p>
+      <w:pPr>
+        <w:pStyle w:val="BodyText"/>
+      </w:pPr>
+      <w:r>
+        <w:t xml:space="preserve">3. Why was</w:t>
+      </w:r>
+      <w:r>
+        <w:t xml:space="preserve"> </w:t>
+      </w:r>
+      <w:r>
+        <w:t xml:space="preserve">skip = 4</w:t>
+      </w:r>
+      <w:r>
+        <w:t xml:space="preserve"> </w:t>
+      </w:r>
+      <w:r>
+        <w:t xml:space="preserve">used when importing the abdo datasets with</w:t>
+      </w:r>
+      <w:r>
+        <w:t xml:space="preserve"> </w:t>
+      </w:r>
+      <w:r>
+        <w:t xml:space="preserve">read_tsv()</w:t>
+      </w:r>
+      <w:r>
+        <w:t xml:space="preserve">?</w:t>
+      </w:r>
+    </w:p>
+    <w:p>
+      <w:pPr>
+        <w:pStyle w:val="BodyText"/>
+      </w:pPr>
+      <w:r>
+        <w:t xml:space="preserve">To remove the first four rows containing metadata rather than data</w:t>
+      </w:r>
+      <w:r>
+        <w:t xml:space="preserve"> </w:t>
+      </w:r>
+      <w:r>
+        <w:t xml:space="preserve">To skip missing values at the top of the file</w:t>
+      </w:r>
+      <w:r>
+        <w:t xml:space="preserve"> </w:t>
+      </w:r>
+      <w:r>
+        <w:t xml:space="preserve">To improve import speed for large files</w:t>
+      </w:r>
+      <w:r>
+        <w:t xml:space="preserve"> </w:t>
+      </w:r>
+      <w:r>
+        <w:t xml:space="preserve">Submit</w:t>
+      </w:r>
+    </w:p>
+    <w:p>
+      <w:pPr>
+        <w:pStyle w:val="BodyText"/>
+      </w:pPr>
+      <w:r>
+        <w:t xml:space="preserve">4. Why was</w:t>
+      </w:r>
+      <w:r>
+        <w:t xml:space="preserve"> </w:t>
+      </w:r>
+      <w:r>
+        <w:t xml:space="preserve">case_when()</w:t>
+      </w:r>
+      <w:r>
+        <w:t xml:space="preserve"> </w:t>
+      </w:r>
+      <w:r>
+        <w:t xml:space="preserve">used instead of</w:t>
+      </w:r>
+      <w:r>
+        <w:t xml:space="preserve"> </w:t>
+      </w:r>
+      <w:r>
+        <w:t xml:space="preserve">if_else()</w:t>
+      </w:r>
+      <w:r>
+        <w:t xml:space="preserve"> </w:t>
+      </w:r>
+      <w:r>
+        <w:t xml:space="preserve">when creating new variables?</w:t>
+      </w:r>
+    </w:p>
+    <w:p>
+      <w:pPr>
+        <w:pStyle w:val="BodyText"/>
+      </w:pPr>
+      <w:r>
+        <w:t xml:space="preserve">case_when()</w:t>
+      </w:r>
+      <w:r>
+        <w:t xml:space="preserve"> </w:t>
+      </w:r>
+      <w:r>
+        <w:t xml:space="preserve">allows multiple conditional rules to be applied in order</w:t>
+      </w:r>
+      <w:r>
+        <w:t xml:space="preserve"> </w:t>
+      </w:r>
+      <w:r>
+        <w:t xml:space="preserve">case_when()</w:t>
+      </w:r>
+      <w:r>
+        <w:t xml:space="preserve"> </w:t>
+      </w:r>
+      <w:r>
+        <w:t xml:space="preserve">is faster for numeric variables</w:t>
+      </w:r>
+      <w:r>
+        <w:t xml:space="preserve"> </w:t>
+      </w:r>
+      <w:r>
+        <w:t xml:space="preserve">if_else()</w:t>
+      </w:r>
+      <w:r>
+        <w:t xml:space="preserve"> </w:t>
+      </w:r>
+      <w:r>
+        <w:t xml:space="preserve">cannot be used inside</w:t>
+      </w:r>
+      <w:r>
+        <w:t xml:space="preserve"> </w:t>
+      </w:r>
+      <w:r>
+        <w:t xml:space="preserve">mutate()</w:t>
+      </w:r>
+      <w:r>
+        <w:t xml:space="preserve"> </w:t>
+      </w:r>
+      <w:r>
+        <w:t xml:space="preserve">Submit</w:t>
+      </w:r>
+    </w:p>
+    <w:p>
+      <w:pPr>
+        <w:pStyle w:val="BodyText"/>
+      </w:pPr>
+      <w:r>
+        <w:t xml:space="preserve">5. Why is it good practice to remove the temporary</w:t>
+      </w:r>
+      <w:r>
+        <w:t xml:space="preserve"> </w:t>
       </w:r>
       <w:r>
         <w:t xml:space="preserve">id</w:t>
       </w:r>
       <w:r>
-        <w:t xml:space="preserve">”</w:t>
+        <w:t xml:space="preserve"> </w:t>
+      </w:r>
+      <w:r>
+        <w:t xml:space="preserve">variable before joining datasets?</w:t>
+      </w:r>
+    </w:p>
+    <w:p>
+      <w:pPr>
+        <w:pStyle w:val="BodyText"/>
+      </w:pPr>
+      <w:r>
+        <w:t xml:space="preserve">It reduces file size and improves performance</w:t>
+      </w:r>
+      <w:r>
+        <w:t xml:space="preserve"> </w:t>
+      </w:r>
+      <w:r>
+        <w:t xml:space="preserve">It prevents accidental use of the variable in joins or analyses</w:t>
+      </w:r>
+      <w:r>
+        <w:t xml:space="preserve"> </w:t>
+      </w:r>
+      <w:r>
+        <w:t xml:space="preserve">Joins will fail if extra columns are present</w:t>
+      </w:r>
+      <w:r>
+        <w:t xml:space="preserve"> </w:t>
+      </w:r>
+      <w:r>
+        <w:t xml:space="preserve">Submit</w:t>
+      </w:r>
+    </w:p>
+    <w:p>
+      <w:pPr>
+        <w:pStyle w:val="BodyText"/>
+      </w:pPr>
+      <w:r>
+        <w:t xml:space="preserve">6. Why was</w:t>
+      </w:r>
+      <w:r>
+        <w:t xml:space="preserve"> </w:t>
+      </w:r>
+      <w:r>
+        <w:t xml:space="preserve">left_join()</w:t>
+      </w:r>
+      <w:r>
+        <w:t xml:space="preserve"> </w:t>
+      </w:r>
+      <w:r>
+        <w:t xml:space="preserve">used to join the abdo data to the passenger manifest?</w:t>
+      </w:r>
+    </w:p>
+    <w:p>
+      <w:pPr>
+        <w:pStyle w:val="BodyText"/>
+      </w:pPr>
+      <w:r>
+        <w:t xml:space="preserve">To keep all passengers, even if no abdo record exists</w:t>
+      </w:r>
+      <w:r>
+        <w:t xml:space="preserve"> </w:t>
+      </w:r>
+      <w:r>
+        <w:t xml:space="preserve">To keep only passengers with abdo symptoms</w:t>
+      </w:r>
+      <w:r>
+        <w:t xml:space="preserve"> </w:t>
+      </w:r>
+      <w:r>
+        <w:t xml:space="preserve">Because left_join() automatically removes duplicates</w:t>
+      </w:r>
+      <w:r>
+        <w:t xml:space="preserve"> </w:t>
+      </w:r>
+      <w:r>
+        <w:t xml:space="preserve">Submit</w:t>
+      </w:r>
+    </w:p>
+    <w:p>
+      <w:pPr>
+        <w:pStyle w:val="BodyText"/>
+      </w:pPr>
+      <w:r>
+        <w:t xml:space="preserve">7. What problem does</w:t>
+      </w:r>
+      <w:r>
+        <w:t xml:space="preserve"> </w:t>
+      </w:r>
+      <w:r>
+        <w:t xml:space="preserve">by = c(</w:t>
+      </w:r>
+      <w:r>
+        <w:t xml:space="preserve">“pass.ID”</w:t>
+      </w:r>
+      <w:r>
+        <w:t xml:space="preserve"> </w:t>
+      </w:r>
+      <w:r>
+        <w:t xml:space="preserve">=</w:t>
+      </w:r>
+      <w:r>
+        <w:t xml:space="preserve"> </w:t>
+      </w:r>
+      <w:r>
+        <w:t xml:space="preserve">“Pass_ID”</w:t>
       </w:r>
       <w:r>
         <w:t xml:space="preserve">)</w:t>
       </w:r>
       <w:r>
-        <w:t xml:space="preserve">, what does the</w:t>
-      </w:r>
-      <w:r>
-        <w:t xml:space="preserve"> </w:t>
-      </w:r>
-      <w:r>
-        <w:t xml:space="preserve">.id</w:t>
-      </w:r>
-      <w:r>
-        <w:t xml:space="preserve"> </w:t>
-      </w:r>
-      <w:r>
-        <w:t xml:space="preserve">argument capture?</w:t>
+        <w:t xml:space="preserve"> </w:t>
+      </w:r>
+      <w:r>
+        <w:t xml:space="preserve">solve in a join?</w:t>
       </w:r>
     </w:p>
     <w:p>
@@ -10844,19 +11095,19 @@
         <w:pStyle w:val="BodyText"/>
       </w:pPr>
       <w:r>
-        <w:t xml:space="preserve">A unique row number for each observation</w:t>
-      </w:r>
-      <w:r>
-        <w:t xml:space="preserve"> </w:t>
-      </w:r>
-      <w:r>
-        <w:t xml:space="preserve">The source dataset each row came from</w:t>
-      </w:r>
-      <w:r>
-        <w:t xml:space="preserve"> </w:t>
-      </w:r>
-      <w:r>
-        <w:t xml:space="preserve">The primary key used for later joins</w:t>
+        <w:t xml:space="preserve">It converts character IDs to numeric</w:t>
+      </w:r>
+      <w:r>
+        <w:t xml:space="preserve"> </w:t>
+      </w:r>
+      <w:r>
+        <w:t xml:space="preserve">It allows joining on variables with different names</w:t>
+      </w:r>
+      <w:r>
+        <w:t xml:space="preserve"> </w:t>
+      </w:r>
+      <w:r>
+        <w:t xml:space="preserve">It ensures only unique IDs are matched</w:t>
       </w:r>
       <w:r>
         <w:t xml:space="preserve"> </w:t>
@@ -10870,25 +11121,230 @@
         <w:pStyle w:val="BodyText"/>
       </w:pPr>
       <w:r>
-        <w:t xml:space="preserve">3. Why was</w:t>
-      </w:r>
-      <w:r>
-        <w:t xml:space="preserve"> </w:t>
-      </w:r>
-      <w:r>
-        <w:t xml:space="preserve">skip = 4</w:t>
-      </w:r>
-      <w:r>
-        <w:t xml:space="preserve"> </w:t>
-      </w:r>
-      <w:r>
-        <w:t xml:space="preserve">used when importing the abdo datasets with</w:t>
-      </w:r>
-      <w:r>
-        <w:t xml:space="preserve"> </w:t>
-      </w:r>
-      <w:r>
-        <w:t xml:space="preserve">read_tsv()</w:t>
+        <w:t xml:space="preserve">8. What does</w:t>
+      </w:r>
+      <w:r>
+        <w:t xml:space="preserve"> </w:t>
+      </w:r>
+      <w:r>
+        <w:t xml:space="preserve">separate_rows(CEDIS, sep =</w:t>
+      </w:r>
+      <w:r>
+        <w:t xml:space="preserve"> </w:t>
+      </w:r>
+      <w:r>
+        <w:t xml:space="preserve">“;”</w:t>
+      </w:r>
+      <w:r>
+        <w:t xml:space="preserve">)</w:t>
+      </w:r>
+      <w:r>
+        <w:t xml:space="preserve"> </w:t>
+      </w:r>
+      <w:r>
+        <w:t xml:space="preserve">do?</w:t>
+      </w:r>
+    </w:p>
+    <w:p>
+      <w:pPr>
+        <w:pStyle w:val="BodyText"/>
+      </w:pPr>
+      <w:r>
+        <w:t xml:space="preserve">Splits a single row into multiple rows based on CEDIS codes</w:t>
+      </w:r>
+      <w:r>
+        <w:t xml:space="preserve"> </w:t>
+      </w:r>
+      <w:r>
+        <w:t xml:space="preserve">Creates new columns for each CEDIS code</w:t>
+      </w:r>
+      <w:r>
+        <w:t xml:space="preserve"> </w:t>
+      </w:r>
+      <w:r>
+        <w:t xml:space="preserve">Removes duplicate CEDIS values</w:t>
+      </w:r>
+      <w:r>
+        <w:t xml:space="preserve"> </w:t>
+      </w:r>
+      <w:r>
+        <w:t xml:space="preserve">Submit</w:t>
+      </w:r>
+    </w:p>
+    <w:p>
+      <w:pPr>
+        <w:pStyle w:val="BodyText"/>
+      </w:pPr>
+      <w:r>
+        <w:t xml:space="preserve">9. Why is</w:t>
+      </w:r>
+      <w:r>
+        <w:t xml:space="preserve"> </w:t>
+      </w:r>
+      <w:r>
+        <w:t xml:space="preserve">separate_rows()</w:t>
+      </w:r>
+      <w:r>
+        <w:t xml:space="preserve"> </w:t>
+      </w:r>
+      <w:r>
+        <w:t xml:space="preserve">typically applied before</w:t>
+      </w:r>
+      <w:r>
+        <w:t xml:space="preserve"> </w:t>
+      </w:r>
+      <w:r>
+        <w:t xml:space="preserve">pivot_wider()</w:t>
+      </w:r>
+      <w:r>
+        <w:t xml:space="preserve"> </w:t>
+      </w:r>
+      <w:r>
+        <w:t xml:space="preserve">in this workflow?</w:t>
+      </w:r>
+    </w:p>
+    <w:p>
+      <w:pPr>
+        <w:pStyle w:val="BodyText"/>
+      </w:pPr>
+      <w:r>
+        <w:t xml:space="preserve">To ensure one value per row before creating indicator columns</w:t>
+      </w:r>
+      <w:r>
+        <w:t xml:space="preserve"> </w:t>
+      </w:r>
+      <w:r>
+        <w:t xml:space="preserve">To reduce the number of columns created</w:t>
+      </w:r>
+      <w:r>
+        <w:t xml:space="preserve"> </w:t>
+      </w:r>
+      <w:r>
+        <w:t xml:space="preserve">To convert character variables into factors</w:t>
+      </w:r>
+      <w:r>
+        <w:t xml:space="preserve"> </w:t>
+      </w:r>
+      <w:r>
+        <w:t xml:space="preserve">Submit</w:t>
+      </w:r>
+    </w:p>
+    <w:p>
+      <w:pPr>
+        <w:pStyle w:val="BodyText"/>
+      </w:pPr>
+      <w:r>
+        <w:t xml:space="preserve">10. What assumption does</w:t>
+      </w:r>
+      <w:r>
+        <w:t xml:space="preserve"> </w:t>
+      </w:r>
+      <w:r>
+        <w:t xml:space="preserve">pivot_wider()</w:t>
+      </w:r>
+      <w:r>
+        <w:t xml:space="preserve"> </w:t>
+      </w:r>
+      <w:r>
+        <w:t xml:space="preserve">make about the data when creating new columns?</w:t>
+      </w:r>
+    </w:p>
+    <w:p>
+      <w:pPr>
+        <w:pStyle w:val="BodyText"/>
+      </w:pPr>
+      <w:r>
+        <w:t xml:space="preserve">Each ID–value combination is unique</w:t>
+      </w:r>
+      <w:r>
+        <w:t xml:space="preserve"> </w:t>
+      </w:r>
+      <w:r>
+        <w:t xml:space="preserve">All values are numeric</w:t>
+      </w:r>
+      <w:r>
+        <w:t xml:space="preserve"> </w:t>
+      </w:r>
+      <w:r>
+        <w:t xml:space="preserve">There are no missing values</w:t>
+      </w:r>
+      <w:r>
+        <w:t xml:space="preserve"> </w:t>
+      </w:r>
+      <w:r>
+        <w:t xml:space="preserve">Submit</w:t>
+      </w:r>
+    </w:p>
+    <w:p>
+      <w:pPr>
+        <w:pStyle w:val="BodyText"/>
+      </w:pPr>
+      <w:r>
+        <w:t xml:space="preserve">11. If multiple rows exist for the same ID and symptom, which</w:t>
+      </w:r>
+      <w:r>
+        <w:t xml:space="preserve"> </w:t>
+      </w:r>
+      <w:r>
+        <w:t xml:space="preserve">pivot_wider()</w:t>
+      </w:r>
+      <w:r>
+        <w:t xml:space="preserve"> </w:t>
+      </w:r>
+      <w:r>
+        <w:t xml:space="preserve">argument can be used to resolve this?</w:t>
+      </w:r>
+    </w:p>
+    <w:p>
+      <w:pPr>
+        <w:pStyle w:val="BodyText"/>
+      </w:pPr>
+      <w:r>
+        <w:t xml:space="preserve">values_fn</w:t>
+      </w:r>
+      <w:r>
+        <w:t xml:space="preserve"> </w:t>
+      </w:r>
+      <w:r>
+        <w:t xml:space="preserve">names_sep</w:t>
+      </w:r>
+      <w:r>
+        <w:t xml:space="preserve"> </w:t>
+      </w:r>
+      <w:r>
+        <w:t xml:space="preserve">id_expand</w:t>
+      </w:r>
+      <w:r>
+        <w:t xml:space="preserve"> </w:t>
+      </w:r>
+      <w:r>
+        <w:t xml:space="preserve">Submit</w:t>
+      </w:r>
+    </w:p>
+    <w:p>
+      <w:pPr>
+        <w:pStyle w:val="BodyText"/>
+      </w:pPr>
+      <w:r>
+        <w:t xml:space="preserve">12. What is the primary purpose of using</w:t>
+      </w:r>
+      <w:r>
+        <w:t xml:space="preserve"> </w:t>
+      </w:r>
+      <w:r>
+        <w:t xml:space="preserve">values_fill</w:t>
+      </w:r>
+      <w:r>
+        <w:t xml:space="preserve"> </w:t>
+      </w:r>
+      <w:r>
+        <w:t xml:space="preserve">in</w:t>
+      </w:r>
+      <w:r>
+        <w:t xml:space="preserve"> </w:t>
+      </w:r>
+      <w:r>
+        <w:t xml:space="preserve">pivot_wider()</w:t>
       </w:r>
       <w:r>
         <w:t xml:space="preserve">?</w:t>
@@ -10899,19 +11355,19 @@
         <w:pStyle w:val="BodyText"/>
       </w:pPr>
       <w:r>
-        <w:t xml:space="preserve">To remove the first four rows containing metadata rather than data</w:t>
-      </w:r>
-      <w:r>
-        <w:t xml:space="preserve"> </w:t>
-      </w:r>
-      <w:r>
-        <w:t xml:space="preserve">To skip missing values at the top of the file</w:t>
-      </w:r>
-      <w:r>
-        <w:t xml:space="preserve"> </w:t>
-      </w:r>
-      <w:r>
-        <w:t xml:space="preserve">To improve import speed for large files</w:t>
+        <w:t xml:space="preserve">To replace missing combinations with a default value</w:t>
+      </w:r>
+      <w:r>
+        <w:t xml:space="preserve"> </w:t>
+      </w:r>
+      <w:r>
+        <w:t xml:space="preserve">To remove rows with missing data</w:t>
+      </w:r>
+      <w:r>
+        <w:t xml:space="preserve"> </w:t>
+      </w:r>
+      <w:r>
+        <w:t xml:space="preserve">To convert logical values to numeric</w:t>
       </w:r>
       <w:r>
         <w:t xml:space="preserve"> </w:t>
@@ -10925,31 +11381,7 @@
         <w:pStyle w:val="BodyText"/>
       </w:pPr>
       <w:r>
-        <w:t xml:space="preserve">4. Why was</w:t>
-      </w:r>
-      <w:r>
-        <w:t xml:space="preserve"> </w:t>
-      </w:r>
-      <w:r>
-        <w:t xml:space="preserve">case_when()</w:t>
-      </w:r>
-      <w:r>
-        <w:t xml:space="preserve"> </w:t>
-      </w:r>
-      <w:r>
-        <w:t xml:space="preserve">used instead of</w:t>
-      </w:r>
-      <w:r>
-        <w:t xml:space="preserve"> </w:t>
-      </w:r>
-      <w:r>
-        <w:t xml:space="preserve">if_else()</w:t>
-      </w:r>
-      <w:r>
-        <w:t xml:space="preserve"> </w:t>
-      </w:r>
-      <w:r>
-        <w:t xml:space="preserve">when creating new variables?</w:t>
+        <w:t xml:space="preserve">13. Why is it often useful to create symptom variables as 0/1 indicators?</w:t>
       </w:r>
     </w:p>
     <w:p>
@@ -10957,43 +11389,19 @@
         <w:pStyle w:val="BodyText"/>
       </w:pPr>
       <w:r>
-        <w:t xml:space="preserve">case_when()</w:t>
-      </w:r>
-      <w:r>
-        <w:t xml:space="preserve"> </w:t>
-      </w:r>
-      <w:r>
-        <w:t xml:space="preserve">allows multiple conditional rules to be applied in order</w:t>
-      </w:r>
-      <w:r>
-        <w:t xml:space="preserve"> </w:t>
-      </w:r>
-      <w:r>
-        <w:t xml:space="preserve">case_when()</w:t>
-      </w:r>
-      <w:r>
-        <w:t xml:space="preserve"> </w:t>
-      </w:r>
-      <w:r>
-        <w:t xml:space="preserve">is faster for numeric variables</w:t>
-      </w:r>
-      <w:r>
-        <w:t xml:space="preserve"> </w:t>
-      </w:r>
-      <w:r>
-        <w:t xml:space="preserve">if_else()</w:t>
-      </w:r>
-      <w:r>
-        <w:t xml:space="preserve"> </w:t>
-      </w:r>
-      <w:r>
-        <w:t xml:space="preserve">cannot be used inside</w:t>
-      </w:r>
-      <w:r>
-        <w:t xml:space="preserve"> </w:t>
-      </w:r>
-      <w:r>
-        <w:t xml:space="preserve">mutate()</w:t>
+        <w:t xml:space="preserve">They support straightforward summarization and modeling</w:t>
+      </w:r>
+      <w:r>
+        <w:t xml:space="preserve"> </w:t>
+      </w:r>
+      <w:r>
+        <w:t xml:space="preserve">They reduce memory usage in all cases</w:t>
+      </w:r>
+      <w:r>
+        <w:t xml:space="preserve"> </w:t>
+      </w:r>
+      <w:r>
+        <w:t xml:space="preserve">They prevent duplicate rows from occurring</w:t>
       </w:r>
       <w:r>
         <w:t xml:space="preserve"> </w:t>
@@ -11007,19 +11415,31 @@
         <w:pStyle w:val="BodyText"/>
       </w:pPr>
       <w:r>
-        <w:t xml:space="preserve">5. Why is it good practice to remove the temporary</w:t>
-      </w:r>
-      <w:r>
-        <w:t xml:space="preserve"> </w:t>
-      </w:r>
-      <w:r>
-        <w:t xml:space="preserve">id</w:t>
-      </w:r>
-      <w:r>
-        <w:t xml:space="preserve"> </w:t>
-      </w:r>
-      <w:r>
-        <w:t xml:space="preserve">variable before joining datasets?</w:t>
+        <w:t xml:space="preserve">14. What advantage does using</w:t>
+      </w:r>
+      <w:r>
+        <w:t xml:space="preserve"> </w:t>
+      </w:r>
+      <w:r>
+        <w:t xml:space="preserve">across()</w:t>
+      </w:r>
+      <w:r>
+        <w:t xml:space="preserve"> </w:t>
+      </w:r>
+      <w:r>
+        <w:t xml:space="preserve">inside</w:t>
+      </w:r>
+      <w:r>
+        <w:t xml:space="preserve"> </w:t>
+      </w:r>
+      <w:r>
+        <w:t xml:space="preserve">summarize()</w:t>
+      </w:r>
+      <w:r>
+        <w:t xml:space="preserve"> </w:t>
+      </w:r>
+      <w:r>
+        <w:t xml:space="preserve">provide?</w:t>
       </w:r>
     </w:p>
     <w:p>
@@ -11027,19 +11447,19 @@
         <w:pStyle w:val="BodyText"/>
       </w:pPr>
       <w:r>
-        <w:t xml:space="preserve">It reduces file size and improves performance</w:t>
-      </w:r>
-      <w:r>
-        <w:t xml:space="preserve"> </w:t>
-      </w:r>
-      <w:r>
-        <w:t xml:space="preserve">It prevents accidental use of the variable in joins or analyses</w:t>
-      </w:r>
-      <w:r>
-        <w:t xml:space="preserve"> </w:t>
-      </w:r>
-      <w:r>
-        <w:t xml:space="preserve">Joins will fail if extra columns are present</w:t>
+        <w:t xml:space="preserve">It allows the same summary operation to be applied to many variables at once</w:t>
+      </w:r>
+      <w:r>
+        <w:t xml:space="preserve"> </w:t>
+      </w:r>
+      <w:r>
+        <w:t xml:space="preserve">It automatically reshapes the dataset</w:t>
+      </w:r>
+      <w:r>
+        <w:t xml:space="preserve"> </w:t>
+      </w:r>
+      <w:r>
+        <w:t xml:space="preserve">It replaces the need for grouping variables</w:t>
       </w:r>
       <w:r>
         <w:t xml:space="preserve"> </w:t>
@@ -11053,19 +11473,19 @@
         <w:pStyle w:val="BodyText"/>
       </w:pPr>
       <w:r>
-        <w:t xml:space="preserve">6. Why was</w:t>
-      </w:r>
-      <w:r>
-        <w:t xml:space="preserve"> </w:t>
-      </w:r>
-      <w:r>
-        <w:t xml:space="preserve">left_join()</w:t>
-      </w:r>
-      <w:r>
-        <w:t xml:space="preserve"> </w:t>
-      </w:r>
-      <w:r>
-        <w:t xml:space="preserve">used to join the abdo data to the passenger manifest?</w:t>
+        <w:t xml:space="preserve">15. Why is inspecting the data with functions like</w:t>
+      </w:r>
+      <w:r>
+        <w:t xml:space="preserve"> </w:t>
+      </w:r>
+      <w:r>
+        <w:t xml:space="preserve">glimpse()</w:t>
+      </w:r>
+      <w:r>
+        <w:t xml:space="preserve"> </w:t>
+      </w:r>
+      <w:r>
+        <w:t xml:space="preserve">important before and after joins?</w:t>
       </w:r>
     </w:p>
     <w:p>
@@ -11073,19 +11493,19 @@
         <w:pStyle w:val="BodyText"/>
       </w:pPr>
       <w:r>
-        <w:t xml:space="preserve">To keep all passengers, even if no abdo record exists</w:t>
-      </w:r>
-      <w:r>
-        <w:t xml:space="preserve"> </w:t>
-      </w:r>
-      <w:r>
-        <w:t xml:space="preserve">To keep only passengers with abdo symptoms</w:t>
-      </w:r>
-      <w:r>
-        <w:t xml:space="preserve"> </w:t>
-      </w:r>
-      <w:r>
-        <w:t xml:space="preserve">Because left_join() automatically removes duplicates</w:t>
+        <w:t xml:space="preserve">To verify structure, variable types, and unexpected changes</w:t>
+      </w:r>
+      <w:r>
+        <w:t xml:space="preserve"> </w:t>
+      </w:r>
+      <w:r>
+        <w:t xml:space="preserve">To permanently modify the dataset</w:t>
+      </w:r>
+      <w:r>
+        <w:t xml:space="preserve"> </w:t>
+      </w:r>
+      <w:r>
+        <w:t xml:space="preserve">To optimize joins for performance</w:t>
       </w:r>
       <w:r>
         <w:t xml:space="preserve"> </w:t>
@@ -11094,489 +11514,13 @@
         <w:t xml:space="preserve">Submit</w:t>
       </w:r>
     </w:p>
-    <w:p>
-      <w:pPr>
-        <w:pStyle w:val="BodyText"/>
-      </w:pPr>
-      <w:r>
-        <w:t xml:space="preserve">7. What problem does</w:t>
-      </w:r>
-      <w:r>
-        <w:t xml:space="preserve"> </w:t>
-      </w:r>
-      <w:r>
-        <w:t xml:space="preserve">by = c(</w:t>
-      </w:r>
-      <w:r>
-        <w:t xml:space="preserve">“</w:t>
-      </w:r>
-      <w:r>
-        <w:t xml:space="preserve">pass.ID</w:t>
-      </w:r>
-      <w:r>
-        <w:t xml:space="preserve">”</w:t>
-      </w:r>
-      <w:r>
-        <w:t xml:space="preserve"> </w:t>
-      </w:r>
-      <w:r>
-        <w:t xml:space="preserve">=</w:t>
-      </w:r>
-      <w:r>
-        <w:t xml:space="preserve"> </w:t>
-      </w:r>
-      <w:r>
-        <w:t xml:space="preserve">“</w:t>
-      </w:r>
-      <w:r>
-        <w:t xml:space="preserve">Pass_ID</w:t>
-      </w:r>
-      <w:r>
-        <w:t xml:space="preserve">”</w:t>
-      </w:r>
-      <w:r>
-        <w:t xml:space="preserve">)</w:t>
-      </w:r>
-      <w:r>
-        <w:t xml:space="preserve"> </w:t>
-      </w:r>
-      <w:r>
-        <w:t xml:space="preserve">solve in a join?</w:t>
-      </w:r>
-    </w:p>
-    <w:p>
-      <w:pPr>
-        <w:pStyle w:val="BodyText"/>
-      </w:pPr>
-      <w:r>
-        <w:t xml:space="preserve">It converts character IDs to numeric</w:t>
-      </w:r>
-      <w:r>
-        <w:t xml:space="preserve"> </w:t>
-      </w:r>
-      <w:r>
-        <w:t xml:space="preserve">It allows joining on variables with different names</w:t>
-      </w:r>
-      <w:r>
-        <w:t xml:space="preserve"> </w:t>
-      </w:r>
-      <w:r>
-        <w:t xml:space="preserve">It ensures only unique IDs are matched</w:t>
-      </w:r>
-      <w:r>
-        <w:t xml:space="preserve"> </w:t>
-      </w:r>
-      <w:r>
-        <w:t xml:space="preserve">Submit</w:t>
-      </w:r>
-    </w:p>
-    <w:p>
-      <w:pPr>
-        <w:pStyle w:val="BodyText"/>
-      </w:pPr>
-      <w:r>
-        <w:t xml:space="preserve">8. What does</w:t>
-      </w:r>
-      <w:r>
-        <w:t xml:space="preserve"> </w:t>
-      </w:r>
-      <w:r>
-        <w:t xml:space="preserve">separate_rows(CEDIS, sep =</w:t>
-      </w:r>
-      <w:r>
-        <w:t xml:space="preserve"> </w:t>
-      </w:r>
-      <w:r>
-        <w:t xml:space="preserve">“</w:t>
-      </w:r>
-      <w:r>
-        <w:t xml:space="preserve">;</w:t>
-      </w:r>
-      <w:r>
-        <w:t xml:space="preserve">”</w:t>
-      </w:r>
-      <w:r>
-        <w:t xml:space="preserve">)</w:t>
-      </w:r>
-      <w:r>
-        <w:t xml:space="preserve"> </w:t>
-      </w:r>
-      <w:r>
-        <w:t xml:space="preserve">do?</w:t>
-      </w:r>
-    </w:p>
-    <w:p>
-      <w:pPr>
-        <w:pStyle w:val="BodyText"/>
-      </w:pPr>
-      <w:r>
-        <w:t xml:space="preserve">Splits a single row into multiple rows based on CEDIS codes</w:t>
-      </w:r>
-      <w:r>
-        <w:t xml:space="preserve"> </w:t>
-      </w:r>
-      <w:r>
-        <w:t xml:space="preserve">Creates new columns for each CEDIS code</w:t>
-      </w:r>
-      <w:r>
-        <w:t xml:space="preserve"> </w:t>
-      </w:r>
-      <w:r>
-        <w:t xml:space="preserve">Removes duplicate CEDIS values</w:t>
-      </w:r>
-      <w:r>
-        <w:t xml:space="preserve"> </w:t>
-      </w:r>
-      <w:r>
-        <w:t xml:space="preserve">Submit</w:t>
-      </w:r>
-    </w:p>
-    <w:p>
-      <w:pPr>
-        <w:pStyle w:val="BodyText"/>
-      </w:pPr>
-      <w:r>
-        <w:t xml:space="preserve">9. Why is</w:t>
-      </w:r>
-      <w:r>
-        <w:t xml:space="preserve"> </w:t>
-      </w:r>
-      <w:r>
-        <w:t xml:space="preserve">separate_rows()</w:t>
-      </w:r>
-      <w:r>
-        <w:t xml:space="preserve"> </w:t>
-      </w:r>
-      <w:r>
-        <w:t xml:space="preserve">typically applied before</w:t>
-      </w:r>
-      <w:r>
-        <w:t xml:space="preserve"> </w:t>
-      </w:r>
-      <w:r>
-        <w:t xml:space="preserve">pivot_wider()</w:t>
-      </w:r>
-      <w:r>
-        <w:t xml:space="preserve"> </w:t>
-      </w:r>
-      <w:r>
-        <w:t xml:space="preserve">in this workflow?</w:t>
-      </w:r>
-    </w:p>
-    <w:p>
-      <w:pPr>
-        <w:pStyle w:val="BodyText"/>
-      </w:pPr>
-      <w:r>
-        <w:t xml:space="preserve">To ensure one value per row before creating indicator columns</w:t>
-      </w:r>
-      <w:r>
-        <w:t xml:space="preserve"> </w:t>
-      </w:r>
-      <w:r>
-        <w:t xml:space="preserve">To reduce the number of columns created</w:t>
-      </w:r>
-      <w:r>
-        <w:t xml:space="preserve"> </w:t>
-      </w:r>
-      <w:r>
-        <w:t xml:space="preserve">To convert character variables into factors</w:t>
-      </w:r>
-      <w:r>
-        <w:t xml:space="preserve"> </w:t>
-      </w:r>
-      <w:r>
-        <w:t xml:space="preserve">Submit</w:t>
-      </w:r>
-    </w:p>
-    <w:p>
-      <w:pPr>
-        <w:pStyle w:val="BodyText"/>
-      </w:pPr>
-      <w:r>
-        <w:t xml:space="preserve">10. What assumption does</w:t>
-      </w:r>
-      <w:r>
-        <w:t xml:space="preserve"> </w:t>
-      </w:r>
-      <w:r>
-        <w:t xml:space="preserve">pivot_wider()</w:t>
-      </w:r>
-      <w:r>
-        <w:t xml:space="preserve"> </w:t>
-      </w:r>
-      <w:r>
-        <w:t xml:space="preserve">make about the data when creating new columns?</w:t>
-      </w:r>
-    </w:p>
-    <w:p>
-      <w:pPr>
-        <w:pStyle w:val="BodyText"/>
-      </w:pPr>
-      <w:r>
-        <w:t xml:space="preserve">Each ID–value combination is unique</w:t>
-      </w:r>
-      <w:r>
-        <w:t xml:space="preserve"> </w:t>
-      </w:r>
-      <w:r>
-        <w:t xml:space="preserve">All values are numeric</w:t>
-      </w:r>
-      <w:r>
-        <w:t xml:space="preserve"> </w:t>
-      </w:r>
-      <w:r>
-        <w:t xml:space="preserve">There are no missing values</w:t>
-      </w:r>
-      <w:r>
-        <w:t xml:space="preserve"> </w:t>
-      </w:r>
-      <w:r>
-        <w:t xml:space="preserve">Submit</w:t>
-      </w:r>
-    </w:p>
-    <w:p>
-      <w:pPr>
-        <w:pStyle w:val="BodyText"/>
-      </w:pPr>
-      <w:r>
-        <w:t xml:space="preserve">11. If multiple rows exist for the same ID and symptom, which</w:t>
-      </w:r>
-      <w:r>
-        <w:t xml:space="preserve"> </w:t>
-      </w:r>
-      <w:r>
-        <w:t xml:space="preserve">pivot_wider()</w:t>
-      </w:r>
-      <w:r>
-        <w:t xml:space="preserve"> </w:t>
-      </w:r>
-      <w:r>
-        <w:t xml:space="preserve">argument can be used to resolve this?</w:t>
-      </w:r>
-    </w:p>
-    <w:p>
-      <w:pPr>
-        <w:pStyle w:val="BodyText"/>
-      </w:pPr>
-      <w:r>
-        <w:t xml:space="preserve">values_fn</w:t>
-      </w:r>
-      <w:r>
-        <w:t xml:space="preserve"> </w:t>
-      </w:r>
-      <w:r>
-        <w:t xml:space="preserve">names_sep</w:t>
-      </w:r>
-      <w:r>
-        <w:t xml:space="preserve"> </w:t>
-      </w:r>
-      <w:r>
-        <w:t xml:space="preserve">id_expand</w:t>
-      </w:r>
-      <w:r>
-        <w:t xml:space="preserve"> </w:t>
-      </w:r>
-      <w:r>
-        <w:t xml:space="preserve">Submit</w:t>
-      </w:r>
-    </w:p>
-    <w:p>
-      <w:pPr>
-        <w:pStyle w:val="BodyText"/>
-      </w:pPr>
-      <w:r>
-        <w:t xml:space="preserve">12. What is the primary purpose of using</w:t>
-      </w:r>
-      <w:r>
-        <w:t xml:space="preserve"> </w:t>
-      </w:r>
-      <w:r>
-        <w:t xml:space="preserve">values_fill</w:t>
-      </w:r>
-      <w:r>
-        <w:t xml:space="preserve"> </w:t>
-      </w:r>
-      <w:r>
-        <w:t xml:space="preserve">in</w:t>
-      </w:r>
-      <w:r>
-        <w:t xml:space="preserve"> </w:t>
-      </w:r>
-      <w:r>
-        <w:t xml:space="preserve">pivot_wider()</w:t>
-      </w:r>
-      <w:r>
-        <w:t xml:space="preserve">?</w:t>
-      </w:r>
-    </w:p>
-    <w:p>
-      <w:pPr>
-        <w:pStyle w:val="BodyText"/>
-      </w:pPr>
-      <w:r>
-        <w:t xml:space="preserve">To replace missing combinations with a default value</w:t>
-      </w:r>
-      <w:r>
-        <w:t xml:space="preserve"> </w:t>
-      </w:r>
-      <w:r>
-        <w:t xml:space="preserve">To remove rows with missing data</w:t>
-      </w:r>
-      <w:r>
-        <w:t xml:space="preserve"> </w:t>
-      </w:r>
-      <w:r>
-        <w:t xml:space="preserve">To convert logical values to numeric</w:t>
-      </w:r>
-      <w:r>
-        <w:t xml:space="preserve"> </w:t>
-      </w:r>
-      <w:r>
-        <w:t xml:space="preserve">Submit</w:t>
-      </w:r>
-    </w:p>
-    <w:p>
-      <w:pPr>
-        <w:pStyle w:val="BodyText"/>
-      </w:pPr>
-      <w:r>
-        <w:t xml:space="preserve">13. Why is it often useful to create symptom variables as 0/1 indicators?</w:t>
-      </w:r>
-    </w:p>
-    <w:p>
-      <w:pPr>
-        <w:pStyle w:val="BodyText"/>
-      </w:pPr>
-      <w:r>
-        <w:t xml:space="preserve">They support straightforward summarization and modeling</w:t>
-      </w:r>
-      <w:r>
-        <w:t xml:space="preserve"> </w:t>
-      </w:r>
-      <w:r>
-        <w:t xml:space="preserve">They reduce memory usage in all cases</w:t>
-      </w:r>
-      <w:r>
-        <w:t xml:space="preserve"> </w:t>
-      </w:r>
-      <w:r>
-        <w:t xml:space="preserve">They prevent duplicate rows from occurring</w:t>
-      </w:r>
-      <w:r>
-        <w:t xml:space="preserve"> </w:t>
-      </w:r>
-      <w:r>
-        <w:t xml:space="preserve">Submit</w:t>
-      </w:r>
-    </w:p>
-    <w:p>
-      <w:pPr>
-        <w:pStyle w:val="BodyText"/>
-      </w:pPr>
-      <w:r>
-        <w:t xml:space="preserve">14. What advantage does using</w:t>
-      </w:r>
-      <w:r>
-        <w:t xml:space="preserve"> </w:t>
-      </w:r>
-      <w:r>
-        <w:t xml:space="preserve">across()</w:t>
-      </w:r>
-      <w:r>
-        <w:t xml:space="preserve"> </w:t>
-      </w:r>
-      <w:r>
-        <w:t xml:space="preserve">inside</w:t>
-      </w:r>
-      <w:r>
-        <w:t xml:space="preserve"> </w:t>
-      </w:r>
-      <w:r>
-        <w:t xml:space="preserve">summarize()</w:t>
-      </w:r>
-      <w:r>
-        <w:t xml:space="preserve"> </w:t>
-      </w:r>
-      <w:r>
-        <w:t xml:space="preserve">provide?</w:t>
-      </w:r>
-    </w:p>
-    <w:p>
-      <w:pPr>
-        <w:pStyle w:val="BodyText"/>
-      </w:pPr>
-      <w:r>
-        <w:t xml:space="preserve">It allows the same summary operation to be applied to many variables at once</w:t>
-      </w:r>
-      <w:r>
-        <w:t xml:space="preserve"> </w:t>
-      </w:r>
-      <w:r>
-        <w:t xml:space="preserve">It automatically reshapes the dataset</w:t>
-      </w:r>
-      <w:r>
-        <w:t xml:space="preserve"> </w:t>
-      </w:r>
-      <w:r>
-        <w:t xml:space="preserve">It replaces the need for grouping variables</w:t>
-      </w:r>
-      <w:r>
-        <w:t xml:space="preserve"> </w:t>
-      </w:r>
-      <w:r>
-        <w:t xml:space="preserve">Submit</w:t>
-      </w:r>
-    </w:p>
-    <w:p>
-      <w:pPr>
-        <w:pStyle w:val="BodyText"/>
-      </w:pPr>
-      <w:r>
-        <w:t xml:space="preserve">15. Why is inspecting the data with functions like</w:t>
-      </w:r>
-      <w:r>
-        <w:t xml:space="preserve"> </w:t>
-      </w:r>
-      <w:r>
-        <w:t xml:space="preserve">glimpse()</w:t>
-      </w:r>
-      <w:r>
-        <w:t xml:space="preserve"> </w:t>
-      </w:r>
-      <w:r>
-        <w:t xml:space="preserve">important before and after joins?</w:t>
-      </w:r>
-    </w:p>
-    <w:p>
-      <w:pPr>
-        <w:pStyle w:val="BodyText"/>
-      </w:pPr>
-      <w:r>
-        <w:t xml:space="preserve">To verify structure, variable types, and unexpected changes</w:t>
-      </w:r>
-      <w:r>
-        <w:t xml:space="preserve"> </w:t>
-      </w:r>
-      <w:r>
-        <w:t xml:space="preserve">To permanently modify the dataset</w:t>
-      </w:r>
-      <w:r>
-        <w:t xml:space="preserve"> </w:t>
-      </w:r>
-      <w:r>
-        <w:t xml:space="preserve">To optimize joins for performance</w:t>
-      </w:r>
-      <w:r>
-        <w:t xml:space="preserve"> </w:t>
-      </w:r>
-      <w:r>
-        <w:t xml:space="preserve">Submit</w:t>
-      </w:r>
-    </w:p>
-    <w:bookmarkEnd w:id="91"/>
     <w:bookmarkEnd w:id="92"/>
-    <w:sectPr/>
+    <w:bookmarkEnd w:id="93"/>
+    <w:sectPr>
+      <w:footnotePr>
+        <w:numRestart w:val="eachSect"/>
+      </w:footnotePr>
+    </w:sectPr>
   </w:body>
 </w:document>
 </file>
@@ -11607,14 +11551,14 @@
 <file path=word/numbering.xml><?xml version="1.0" encoding="utf-8"?>
 <w:numbering xmlns:w="http://schemas.openxmlformats.org/wordprocessingml/2006/main">
   <w:abstractNum w:abstractNumId="990">
-    <w:nsid w:val="A990"/>
+    <w:nsid w:val="0000A990"/>
     <w:multiLevelType w:val="multilevel"/>
     <w:lvl w:ilvl="0">
       <w:numFmt w:val="bullet"/>
       <w:lvlText w:val=" "/>
       <w:lvlJc w:val="left"/>
       <w:pPr>
-        <w:ind w:left="720" w:hanging="480"/>
+        <w:ind w:left="720" w:hanging="360"/>
       </w:pPr>
     </w:lvl>
     <w:lvl w:ilvl="1">
@@ -11622,7 +11566,7 @@
       <w:lvlText w:val=" "/>
       <w:lvlJc w:val="left"/>
       <w:pPr>
-        <w:ind w:left="1440" w:hanging="480"/>
+        <w:ind w:left="1440" w:hanging="360"/>
       </w:pPr>
     </w:lvl>
     <w:lvl w:ilvl="2">
@@ -11630,7 +11574,7 @@
       <w:lvlText w:val=" "/>
       <w:lvlJc w:val="left"/>
       <w:pPr>
-        <w:ind w:left="2160" w:hanging="480"/>
+        <w:ind w:left="2160" w:hanging="360"/>
       </w:pPr>
     </w:lvl>
     <w:lvl w:ilvl="3">
@@ -11638,7 +11582,7 @@
       <w:lvlText w:val=" "/>
       <w:lvlJc w:val="left"/>
       <w:pPr>
-        <w:ind w:left="2880" w:hanging="480"/>
+        <w:ind w:left="2880" w:hanging="360"/>
       </w:pPr>
     </w:lvl>
     <w:lvl w:ilvl="4">
@@ -11646,7 +11590,7 @@
       <w:lvlText w:val=" "/>
       <w:lvlJc w:val="left"/>
       <w:pPr>
-        <w:ind w:left="3600" w:hanging="480"/>
+        <w:ind w:left="3600" w:hanging="360"/>
       </w:pPr>
     </w:lvl>
     <w:lvl w:ilvl="5">
@@ -11654,7 +11598,7 @@
       <w:lvlText w:val=" "/>
       <w:lvlJc w:val="left"/>
       <w:pPr>
-        <w:ind w:left="4320" w:hanging="480"/>
+        <w:ind w:left="4320" w:hanging="360"/>
       </w:pPr>
     </w:lvl>
     <w:lvl w:ilvl="6">
@@ -11662,7 +11606,7 @@
       <w:lvlText w:val=" "/>
       <w:lvlJc w:val="left"/>
       <w:pPr>
-        <w:ind w:left="5040" w:hanging="480"/>
+        <w:ind w:left="5040" w:hanging="360"/>
       </w:pPr>
     </w:lvl>
     <w:lvl w:ilvl="7">
@@ -11670,7 +11614,7 @@
       <w:lvlText w:val=" "/>
       <w:lvlJc w:val="left"/>
       <w:pPr>
-        <w:ind w:left="5760" w:hanging="480"/>
+        <w:ind w:left="5760" w:hanging="360"/>
       </w:pPr>
     </w:lvl>
     <w:lvl w:ilvl="8">
@@ -11678,12 +11622,12 @@
       <w:lvlText w:val=" "/>
       <w:lvlJc w:val="left"/>
       <w:pPr>
-        <w:ind w:left="6480" w:hanging="480"/>
+        <w:ind w:left="6480" w:hanging="360"/>
       </w:pPr>
     </w:lvl>
   </w:abstractNum>
   <w:abstractNum w:abstractNumId="99411">
-    <w:nsid w:val="A99411"/>
+    <w:nsid w:val="00A99411"/>
     <w:multiLevelType w:val="multilevel"/>
     <w:lvl w:ilvl="0">
       <w:start w:val="1"/>
@@ -11691,7 +11635,7 @@
       <w:lvlText w:val="%1."/>
       <w:lvlJc w:val="left"/>
       <w:pPr>
-        <w:ind w:left="720" w:hanging="480"/>
+        <w:ind w:left="720" w:hanging="360"/>
       </w:pPr>
     </w:lvl>
     <w:lvl w:ilvl="1">
@@ -11700,7 +11644,7 @@
       <w:lvlText w:val="%2."/>
       <w:lvlJc w:val="left"/>
       <w:pPr>
-        <w:ind w:left="1440" w:hanging="480"/>
+        <w:ind w:left="1440" w:hanging="360"/>
       </w:pPr>
     </w:lvl>
     <w:lvl w:ilvl="2">
@@ -11709,7 +11653,7 @@
       <w:lvlText w:val="%3."/>
       <w:lvlJc w:val="left"/>
       <w:pPr>
-        <w:ind w:left="2160" w:hanging="480"/>
+        <w:ind w:left="2160" w:hanging="360"/>
       </w:pPr>
     </w:lvl>
     <w:lvl w:ilvl="3">
@@ -11718,7 +11662,7 @@
       <w:lvlText w:val="%4."/>
       <w:lvlJc w:val="left"/>
       <w:pPr>
-        <w:ind w:left="2880" w:hanging="480"/>
+        <w:ind w:left="2880" w:hanging="360"/>
       </w:pPr>
     </w:lvl>
     <w:lvl w:ilvl="4">
@@ -11727,7 +11671,7 @@
       <w:lvlText w:val="%5."/>
       <w:lvlJc w:val="left"/>
       <w:pPr>
-        <w:ind w:left="3600" w:hanging="480"/>
+        <w:ind w:left="3600" w:hanging="360"/>
       </w:pPr>
     </w:lvl>
     <w:lvl w:ilvl="5">
@@ -11736,7 +11680,7 @@
       <w:lvlText w:val="%6."/>
       <w:lvlJc w:val="left"/>
       <w:pPr>
-        <w:ind w:left="4320" w:hanging="480"/>
+        <w:ind w:left="4320" w:hanging="360"/>
       </w:pPr>
     </w:lvl>
     <w:lvl w:ilvl="6">
@@ -11745,7 +11689,7 @@
       <w:lvlText w:val="%7."/>
       <w:lvlJc w:val="left"/>
       <w:pPr>
-        <w:ind w:left="5040" w:hanging="480"/>
+        <w:ind w:left="5040" w:hanging="360"/>
       </w:pPr>
     </w:lvl>
     <w:lvl w:ilvl="7">
@@ -11754,7 +11698,7 @@
       <w:lvlText w:val="%8."/>
       <w:lvlJc w:val="left"/>
       <w:pPr>
-        <w:ind w:left="5760" w:hanging="480"/>
+        <w:ind w:left="5760" w:hanging="360"/>
       </w:pPr>
     </w:lvl>
     <w:lvl w:ilvl="8">
@@ -11763,84 +11707,111 @@
       <w:lvlText w:val="%9."/>
       <w:lvlJc w:val="left"/>
       <w:pPr>
-        <w:ind w:left="6480" w:hanging="480"/>
+        <w:ind w:left="6480" w:hanging="360"/>
       </w:pPr>
     </w:lvl>
   </w:abstractNum>
   <w:abstractNum w:abstractNumId="991">
-    <w:nsid w:val="A991"/>
+    <w:nsid w:val="0000A991"/>
     <w:multiLevelType w:val="multilevel"/>
     <w:lvl w:ilvl="0">
       <w:numFmt w:val="bullet"/>
-      <w:lvlText w:val="•"/>
+      <w:lvlText w:val=""/>
       <w:lvlJc w:val="left"/>
       <w:pPr>
-        <w:ind w:left="720" w:hanging="480"/>
-      </w:pPr>
+        <w:ind w:left="720" w:hanging="360"/>
+      </w:pPr>
+      <w:rPr>
+        <w:rFonts w:ascii="Symbol" w:hAnsi="Symbol" w:cs="Symbol" w:hint="default"/>
+      </w:rPr>
     </w:lvl>
     <w:lvl w:ilvl="1">
       <w:numFmt w:val="bullet"/>
-      <w:lvlText w:val="–"/>
+      <w:lvlText w:val="o"/>
       <w:lvlJc w:val="left"/>
       <w:pPr>
-        <w:ind w:left="1440" w:hanging="480"/>
-      </w:pPr>
+        <w:ind w:left="1440" w:hanging="360"/>
+      </w:pPr>
+      <w:rPr>
+        <w:rFonts w:ascii="Courier New" w:hAnsi="Courier New" w:cs="Courier New" w:hint="default"/>
+      </w:rPr>
     </w:lvl>
     <w:lvl w:ilvl="2">
       <w:numFmt w:val="bullet"/>
-      <w:lvlText w:val="•"/>
+      <w:lvlText w:val=""/>
       <w:lvlJc w:val="left"/>
       <w:pPr>
-        <w:ind w:left="2160" w:hanging="480"/>
-      </w:pPr>
+        <w:ind w:left="2160" w:hanging="360"/>
+      </w:pPr>
+      <w:rPr>
+        <w:rFonts w:ascii="Wingdings" w:hAnsi="Wingdings" w:cs="Wingdings" w:hint="default"/>
+      </w:rPr>
     </w:lvl>
     <w:lvl w:ilvl="3">
       <w:numFmt w:val="bullet"/>
-      <w:lvlText w:val="–"/>
+      <w:lvlText w:val=""/>
       <w:lvlJc w:val="left"/>
       <w:pPr>
-        <w:ind w:left="2880" w:hanging="480"/>
-      </w:pPr>
+        <w:ind w:left="2880" w:hanging="360"/>
+      </w:pPr>
+      <w:rPr>
+        <w:rFonts w:ascii="Symbol" w:hAnsi="Symbol" w:cs="Symbol" w:hint="default"/>
+      </w:rPr>
     </w:lvl>
     <w:lvl w:ilvl="4">
       <w:numFmt w:val="bullet"/>
-      <w:lvlText w:val="•"/>
+      <w:lvlText w:val="o"/>
       <w:lvlJc w:val="left"/>
       <w:pPr>
-        <w:ind w:left="3600" w:hanging="480"/>
-      </w:pPr>
+        <w:ind w:left="3600" w:hanging="360"/>
+      </w:pPr>
+      <w:rPr>
+        <w:rFonts w:ascii="Courier New" w:hAnsi="Courier New" w:cs="Courier New" w:hint="default"/>
+      </w:rPr>
     </w:lvl>
     <w:lvl w:ilvl="5">
       <w:numFmt w:val="bullet"/>
-      <w:lvlText w:val="–"/>
+      <w:lvlText w:val=""/>
       <w:lvlJc w:val="left"/>
       <w:pPr>
-        <w:ind w:left="4320" w:hanging="480"/>
-      </w:pPr>
+        <w:ind w:left="4320" w:hanging="360"/>
+      </w:pPr>
+      <w:rPr>
+        <w:rFonts w:ascii="Wingdings" w:hAnsi="Wingdings" w:cs="Wingdings" w:hint="default"/>
+      </w:rPr>
     </w:lvl>
     <w:lvl w:ilvl="6">
       <w:numFmt w:val="bullet"/>
-      <w:lvlText w:val="•"/>
+      <w:lvlText w:val=""/>
       <w:lvlJc w:val="left"/>
       <w:pPr>
-        <w:ind w:left="5040" w:hanging="480"/>
-      </w:pPr>
+        <w:ind w:left="5040" w:hanging="360"/>
+      </w:pPr>
+      <w:rPr>
+        <w:rFonts w:ascii="Symbol" w:hAnsi="Symbol" w:cs="Symbol" w:hint="default"/>
+      </w:rPr>
     </w:lvl>
     <w:lvl w:ilvl="7">
       <w:numFmt w:val="bullet"/>
-      <w:lvlText w:val="–"/>
+      <w:lvlText w:val="o"/>
       <w:lvlJc w:val="left"/>
       <w:pPr>
-        <w:ind w:left="5760" w:hanging="480"/>
-      </w:pPr>
+        <w:ind w:left="5760" w:hanging="360"/>
+      </w:pPr>
+      <w:rPr>
+        <w:rFonts w:ascii="Courier New" w:hAnsi="Courier New" w:cs="Courier New" w:hint="default"/>
+      </w:rPr>
     </w:lvl>
     <w:lvl w:ilvl="8">
       <w:numFmt w:val="bullet"/>
-      <w:lvlText w:val="•"/>
+      <w:lvlText w:val=""/>
       <w:lvlJc w:val="left"/>
       <w:pPr>
-        <w:ind w:left="6480" w:hanging="480"/>
-      </w:pPr>
+        <w:ind w:left="6480" w:hanging="360"/>
+      </w:pPr>
+      <w:rPr>
+        <w:rFonts w:ascii="Wingdings" w:hAnsi="Wingdings" w:cs="Wingdings" w:hint="default"/>
+      </w:rPr>
     </w:lvl>
   </w:abstractNum>
   <w:num w:numId="1000">
@@ -12181,10 +12152,10 @@
     <w:name w:val="Body Text"/>
     <w:basedOn w:val="Normal"/>
     <w:link w:val="BodyTextChar"/>
+    <w:qFormat/>
     <w:pPr>
       <w:spacing w:after="180" w:before="180"/>
     </w:pPr>
-    <w:qFormat/>
   </w:style>
   <w:style w:customStyle="1" w:styleId="FirstParagraph" w:type="paragraph">
     <w:name w:val="First Paragraph"/>
@@ -12204,57 +12175,94 @@
     <w:name w:val="Title"/>
     <w:basedOn w:val="Normal"/>
     <w:next w:val="BodyText"/>
+    <w:link w:val="TitleChar"/>
+    <w:uiPriority w:val="10"/>
     <w:qFormat/>
+    <w:rsid w:val="00A10FD9"/>
     <w:pPr>
-      <w:keepNext/>
-      <w:keepLines/>
-      <w:spacing w:after="240" w:before="480"/>
+      <w:spacing w:after="80" w:line="240" w:lineRule="auto"/>
+      <w:contextualSpacing/>
       <w:jc w:val="center"/>
     </w:pPr>
     <w:rPr>
       <w:rFonts w:asciiTheme="majorHAnsi" w:cstheme="majorBidi" w:eastAsiaTheme="majorEastAsia" w:hAnsiTheme="majorHAnsi"/>
-      <w:b/>
-      <w:bCs/>
-      <w:color w:themeColor="accent1" w:themeShade="B5" w:val="345A8A"/>
-      <w:sz w:val="36"/>
-      <w:szCs w:val="36"/>
+      <w:sz w:val="56"/>
+      <w:szCs w:val="56"/>
+    </w:rPr>
+  </w:style>
+  <w:style w:customStyle="1" w:styleId="TitleChar" w:type="character">
+    <w:name w:val="Title Char"/>
+    <w:basedOn w:val="DefaultParagraphFont"/>
+    <w:link w:val="Title"/>
+    <w:uiPriority w:val="10"/>
+    <w:rsid w:val="00A10FD9"/>
+    <w:rPr>
+      <w:rFonts w:asciiTheme="majorHAnsi" w:cstheme="majorBidi" w:eastAsiaTheme="majorEastAsia" w:hAnsiTheme="majorHAnsi"/>
+      <w:sz w:val="56"/>
+      <w:szCs w:val="56"/>
     </w:rPr>
   </w:style>
   <w:style w:styleId="Subtitle" w:type="paragraph">
     <w:name w:val="Subtitle"/>
     <w:basedOn w:val="Title"/>
     <w:next w:val="BodyText"/>
+    <w:link w:val="SubtitleChar"/>
+    <w:uiPriority w:val="11"/>
     <w:qFormat/>
+    <w:rsid w:val="00A10FD9"/>
     <w:pPr>
-      <w:keepNext/>
-      <w:keepLines/>
-      <w:spacing w:after="240" w:before="240"/>
-      <w:jc w:val="center"/>
+      <w:numPr>
+        <w:ilvl w:val="1"/>
+      </w:numPr>
     </w:pPr>
     <w:rPr>
-      <w:sz w:val="30"/>
-      <w:szCs w:val="30"/>
+      <w:rFonts w:cstheme="majorBidi" w:eastAsiaTheme="majorEastAsia"/>
+      <w:spacing w:val="15"/>
+      <w:sz w:val="28"/>
+      <w:szCs w:val="28"/>
+    </w:rPr>
+  </w:style>
+  <w:style w:customStyle="1" w:styleId="SubtitleChar" w:type="character">
+    <w:name w:val="Subtitle Char"/>
+    <w:basedOn w:val="DefaultParagraphFont"/>
+    <w:link w:val="Subtitle"/>
+    <w:uiPriority w:val="11"/>
+    <w:rsid w:val="00A10FD9"/>
+    <w:rPr>
+      <w:rFonts w:cstheme="majorBidi" w:eastAsiaTheme="majorEastAsia"/>
+      <w:color w:themeColor="text1" w:themeTint="A6" w:val="595959"/>
+      <w:spacing w:val="15"/>
+      <w:sz w:val="28"/>
+      <w:szCs w:val="28"/>
     </w:rPr>
   </w:style>
   <w:style w:customStyle="1" w:styleId="Author" w:type="paragraph">
     <w:name w:val="Author"/>
+    <w:basedOn w:val="Title"/>
     <w:next w:val="BodyText"/>
     <w:qFormat/>
     <w:pPr>
       <w:keepNext/>
       <w:keepLines/>
-      <w:jc w:val="center"/>
     </w:pPr>
+    <w:rPr>
+      <w:sz w:val="24"/>
+      <w:szCs w:val="24"/>
+    </w:rPr>
   </w:style>
   <w:style w:styleId="Date" w:type="paragraph">
     <w:name w:val="Date"/>
+    <w:basedOn w:val="Title"/>
     <w:next w:val="BodyText"/>
     <w:qFormat/>
     <w:pPr>
       <w:keepNext/>
       <w:keepLines/>
-      <w:jc w:val="center"/>
     </w:pPr>
+    <w:rPr>
+      <w:sz w:val="24"/>
+      <w:szCs w:val="24"/>
+    </w:rPr>
   </w:style>
   <w:style w:customStyle="1" w:styleId="AbstractTitle" w:type="paragraph">
     <w:name w:val="Abstract Title"/>
@@ -12264,15 +12272,13 @@
     <w:pPr>
       <w:keepNext/>
       <w:keepLines/>
+      <w:spacing w:after="0" w:before="300"/>
       <w:jc w:val="center"/>
-      <w:spacing w:after="0" w:before="300"/>
     </w:pPr>
     <w:rPr>
+      <w:b/>
       <w:sz w:val="20"/>
       <w:szCs w:val="20"/>
-      <w:b/>
-      <w:color w:val="345A8A"/>
-      &gt;
     </w:rPr>
   </w:style>
   <w:style w:customStyle="1" w:styleId="Abstract" w:type="paragraph">
@@ -12299,191 +12305,321 @@
     <w:rPr/>
   </w:style>
   <w:style w:styleId="Heading1" w:type="paragraph">
-    <w:name w:val="Heading 1"/>
+    <w:name w:val="heading 1"/>
     <w:basedOn w:val="Normal"/>
     <w:next w:val="BodyText"/>
+    <w:link w:val="Heading1Char"/>
     <w:uiPriority w:val="9"/>
     <w:qFormat/>
+    <w:rsid w:val="00A10FD9"/>
     <w:pPr>
       <w:keepNext/>
       <w:keepLines/>
-      <w:spacing w:after="0" w:before="480"/>
+      <w:spacing w:after="80" w:before="360"/>
       <w:outlineLvl w:val="0"/>
     </w:pPr>
     <w:rPr>
       <w:rFonts w:asciiTheme="majorHAnsi" w:cstheme="majorBidi" w:eastAsiaTheme="majorEastAsia" w:hAnsiTheme="majorHAnsi"/>
-      <w:b/>
-      <w:bCs/>
-      <w:color w:themeColor="accent1" w:val="4F81BD"/>
+      <w:color w:themeColor="accent1" w:themeShade="BF" w:val="0F4761"/>
+      <w:sz w:val="40"/>
+      <w:szCs w:val="40"/>
+    </w:rPr>
+  </w:style>
+  <w:style w:styleId="Heading2" w:type="paragraph">
+    <w:name w:val="heading 2"/>
+    <w:basedOn w:val="Normal"/>
+    <w:next w:val="BodyText"/>
+    <w:link w:val="Heading2Char"/>
+    <w:uiPriority w:val="9"/>
+    <w:semiHidden/>
+    <w:unhideWhenUsed/>
+    <w:qFormat/>
+    <w:rsid w:val="00A10FD9"/>
+    <w:pPr>
+      <w:keepNext/>
+      <w:keepLines/>
+      <w:spacing w:after="80" w:before="160"/>
+      <w:outlineLvl w:val="1"/>
+    </w:pPr>
+    <w:rPr>
+      <w:rFonts w:asciiTheme="majorHAnsi" w:cstheme="majorBidi" w:eastAsiaTheme="majorEastAsia" w:hAnsiTheme="majorHAnsi"/>
+      <w:color w:themeColor="accent1" w:themeShade="BF" w:val="0F4761"/>
       <w:sz w:val="32"/>
       <w:szCs w:val="32"/>
     </w:rPr>
   </w:style>
-  <w:style w:styleId="Heading2" w:type="paragraph">
-    <w:name w:val="Heading 2"/>
+  <w:style w:styleId="Heading3" w:type="paragraph">
+    <w:name w:val="heading 3"/>
     <w:basedOn w:val="Normal"/>
     <w:next w:val="BodyText"/>
+    <w:link w:val="Heading3Char"/>
     <w:uiPriority w:val="9"/>
+    <w:semiHidden/>
     <w:unhideWhenUsed/>
     <w:qFormat/>
+    <w:rsid w:val="00A10FD9"/>
     <w:pPr>
       <w:keepNext/>
       <w:keepLines/>
-      <w:spacing w:after="0" w:before="200"/>
-      <w:outlineLvl w:val="1"/>
+      <w:spacing w:after="80" w:before="160"/>
+      <w:outlineLvl w:val="2"/>
     </w:pPr>
     <w:rPr>
-      <w:rFonts w:asciiTheme="majorHAnsi" w:cstheme="majorBidi" w:eastAsiaTheme="majorEastAsia" w:hAnsiTheme="majorHAnsi"/>
-      <w:b/>
-      <w:bCs/>
-      <w:color w:themeColor="accent1" w:val="4F81BD"/>
+      <w:rFonts w:cstheme="majorBidi" w:eastAsiaTheme="majorEastAsia"/>
+      <w:color w:themeColor="accent1" w:themeShade="BF" w:val="0F4761"/>
       <w:sz w:val="28"/>
       <w:szCs w:val="28"/>
     </w:rPr>
   </w:style>
-  <w:style w:styleId="Heading3" w:type="paragraph">
-    <w:name w:val="Heading 3"/>
+  <w:style w:styleId="Heading4" w:type="paragraph">
+    <w:name w:val="heading 4"/>
     <w:basedOn w:val="Normal"/>
     <w:next w:val="BodyText"/>
+    <w:link w:val="Heading4Char"/>
     <w:uiPriority w:val="9"/>
+    <w:semiHidden/>
     <w:unhideWhenUsed/>
     <w:qFormat/>
+    <w:rsid w:val="00A10FD9"/>
     <w:pPr>
       <w:keepNext/>
       <w:keepLines/>
-      <w:spacing w:after="0" w:before="200"/>
-      <w:outlineLvl w:val="2"/>
+      <w:spacing w:after="40" w:before="80"/>
+      <w:outlineLvl w:val="3"/>
     </w:pPr>
     <w:rPr>
-      <w:rFonts w:asciiTheme="majorHAnsi" w:cstheme="majorBidi" w:eastAsiaTheme="majorEastAsia" w:hAnsiTheme="majorHAnsi"/>
-      <w:b/>
-      <w:bCs/>
-      <w:color w:themeColor="accent1" w:val="4F81BD"/>
-      <w:sz w:val="24"/>
-      <w:szCs w:val="24"/>
+      <w:rFonts w:cstheme="majorBidi" w:eastAsiaTheme="majorEastAsia"/>
+      <w:i/>
+      <w:iCs/>
+      <w:color w:themeColor="accent1" w:themeShade="BF" w:val="0F4761"/>
     </w:rPr>
   </w:style>
-  <w:style w:styleId="Heading4" w:type="paragraph">
-    <w:name w:val="Heading 4"/>
+  <w:style w:styleId="Heading5" w:type="paragraph">
+    <w:name w:val="heading 5"/>
     <w:basedOn w:val="Normal"/>
     <w:next w:val="BodyText"/>
+    <w:link w:val="Heading5Char"/>
     <w:uiPriority w:val="9"/>
+    <w:semiHidden/>
     <w:unhideWhenUsed/>
     <w:qFormat/>
+    <w:rsid w:val="00A10FD9"/>
     <w:pPr>
       <w:keepNext/>
       <w:keepLines/>
-      <w:spacing w:after="0" w:before="200"/>
-      <w:outlineLvl w:val="3"/>
+      <w:spacing w:after="40" w:before="80"/>
+      <w:outlineLvl w:val="4"/>
     </w:pPr>
     <w:rPr>
-      <w:rFonts w:asciiTheme="majorHAnsi" w:cstheme="majorBidi" w:eastAsiaTheme="majorEastAsia" w:hAnsiTheme="majorHAnsi"/>
-      <w:i/>
-      <w:bCs/>
-      <w:color w:themeColor="accent1" w:val="4F81BD"/>
-      <w:sz w:val="24"/>
-      <w:szCs w:val="24"/>
+      <w:rFonts w:cstheme="majorBidi" w:eastAsiaTheme="majorEastAsia"/>
+      <w:color w:themeColor="accent1" w:themeShade="BF" w:val="0F4761"/>
     </w:rPr>
   </w:style>
-  <w:style w:styleId="Heading5" w:type="paragraph">
-    <w:name w:val="Heading 5"/>
+  <w:style w:styleId="Heading6" w:type="paragraph">
+    <w:name w:val="heading 6"/>
     <w:basedOn w:val="Normal"/>
     <w:next w:val="BodyText"/>
+    <w:link w:val="Heading6Char"/>
     <w:uiPriority w:val="9"/>
+    <w:semiHidden/>
     <w:unhideWhenUsed/>
     <w:qFormat/>
+    <w:rsid w:val="00A10FD9"/>
     <w:pPr>
       <w:keepNext/>
       <w:keepLines/>
-      <w:spacing w:after="0" w:before="200"/>
-      <w:outlineLvl w:val="4"/>
+      <w:spacing w:after="0" w:before="40"/>
+      <w:outlineLvl w:val="5"/>
     </w:pPr>
     <w:rPr>
-      <w:rFonts w:asciiTheme="majorHAnsi" w:cstheme="majorBidi" w:eastAsiaTheme="majorEastAsia" w:hAnsiTheme="majorHAnsi"/>
+      <w:rFonts w:cstheme="majorBidi" w:eastAsiaTheme="majorEastAsia"/>
+      <w:i/>
       <w:iCs/>
-      <w:color w:themeColor="accent1" w:val="4F81BD"/>
-      <w:sz w:val="24"/>
-      <w:szCs w:val="24"/>
+      <w:color w:themeColor="text1" w:themeTint="A6" w:val="595959"/>
     </w:rPr>
   </w:style>
-  <w:style w:styleId="Heading6" w:type="paragraph">
-    <w:name w:val="Heading 6"/>
+  <w:style w:styleId="Heading7" w:type="paragraph">
+    <w:name w:val="heading 7"/>
     <w:basedOn w:val="Normal"/>
     <w:next w:val="BodyText"/>
+    <w:link w:val="Heading7Char"/>
     <w:uiPriority w:val="9"/>
+    <w:semiHidden/>
     <w:unhideWhenUsed/>
     <w:qFormat/>
+    <w:rsid w:val="00A10FD9"/>
     <w:pPr>
       <w:keepNext/>
       <w:keepLines/>
-      <w:spacing w:after="0" w:before="200"/>
-      <w:outlineLvl w:val="5"/>
+      <w:spacing w:after="0" w:before="40"/>
+      <w:outlineLvl w:val="6"/>
     </w:pPr>
     <w:rPr>
-      <w:rFonts w:asciiTheme="majorHAnsi" w:cstheme="majorBidi" w:eastAsiaTheme="majorEastAsia" w:hAnsiTheme="majorHAnsi"/>
-      <w:color w:themeColor="accent1" w:val="4F81BD"/>
-      <w:sz w:val="24"/>
-      <w:szCs w:val="24"/>
+      <w:rFonts w:cstheme="majorBidi" w:eastAsiaTheme="majorEastAsia"/>
+      <w:color w:themeColor="text1" w:themeTint="A6" w:val="595959"/>
     </w:rPr>
   </w:style>
-  <w:style w:styleId="Heading7" w:type="paragraph">
-    <w:name w:val="Heading 7"/>
+  <w:style w:styleId="Heading8" w:type="paragraph">
+    <w:name w:val="heading 8"/>
     <w:basedOn w:val="Normal"/>
     <w:next w:val="BodyText"/>
+    <w:link w:val="Heading8Char"/>
     <w:uiPriority w:val="9"/>
+    <w:semiHidden/>
     <w:unhideWhenUsed/>
     <w:qFormat/>
+    <w:rsid w:val="00A10FD9"/>
     <w:pPr>
       <w:keepNext/>
       <w:keepLines/>
-      <w:spacing w:after="0" w:before="200"/>
-      <w:outlineLvl w:val="6"/>
+      <w:spacing w:after="0"/>
+      <w:outlineLvl w:val="7"/>
     </w:pPr>
     <w:rPr>
-      <w:rFonts w:asciiTheme="majorHAnsi" w:cstheme="majorBidi" w:eastAsiaTheme="majorEastAsia" w:hAnsiTheme="majorHAnsi"/>
-      <w:color w:themeColor="accent1" w:val="4F81BD"/>
-      <w:sz w:val="24"/>
-      <w:szCs w:val="24"/>
+      <w:rFonts w:cstheme="majorBidi" w:eastAsiaTheme="majorEastAsia"/>
+      <w:i/>
+      <w:iCs/>
+      <w:color w:themeColor="text1" w:themeTint="D8" w:val="272727"/>
     </w:rPr>
   </w:style>
-  <w:style w:styleId="Heading8" w:type="paragraph">
-    <w:name w:val="Heading 8"/>
+  <w:style w:styleId="Heading9" w:type="paragraph">
+    <w:name w:val="heading 9"/>
     <w:basedOn w:val="Normal"/>
     <w:next w:val="BodyText"/>
+    <w:link w:val="Heading9Char"/>
     <w:uiPriority w:val="9"/>
+    <w:semiHidden/>
     <w:unhideWhenUsed/>
     <w:qFormat/>
+    <w:rsid w:val="00A10FD9"/>
     <w:pPr>
       <w:keepNext/>
       <w:keepLines/>
-      <w:spacing w:after="0" w:before="200"/>
-      <w:outlineLvl w:val="7"/>
-    </w:pPr>
-    <w:rPr>
-      <w:rFonts w:asciiTheme="majorHAnsi" w:cstheme="majorBidi" w:eastAsiaTheme="majorEastAsia" w:hAnsiTheme="majorHAnsi"/>
-      <w:color w:themeColor="accent1" w:val="4F81BD"/>
-      <w:sz w:val="24"/>
-      <w:szCs w:val="24"/>
-    </w:rPr>
-  </w:style>
-  <w:style w:styleId="Heading9" w:type="paragraph">
-    <w:name w:val="Heading 9"/>
-    <w:basedOn w:val="Normal"/>
-    <w:next w:val="BodyText"/>
-    <w:uiPriority w:val="9"/>
-    <w:unhideWhenUsed/>
-    <w:qFormat/>
-    <w:pPr>
-      <w:keepNext/>
-      <w:keepLines/>
-      <w:spacing w:after="0" w:before="200"/>
+      <w:spacing w:after="0"/>
       <w:outlineLvl w:val="8"/>
     </w:pPr>
     <w:rPr>
+      <w:rFonts w:cstheme="majorBidi" w:eastAsiaTheme="majorEastAsia"/>
+      <w:color w:themeColor="text1" w:themeTint="D8" w:val="272727"/>
+    </w:rPr>
+  </w:style>
+  <w:style w:customStyle="1" w:styleId="Heading1Char" w:type="character">
+    <w:name w:val="Heading 1 Char"/>
+    <w:basedOn w:val="DefaultParagraphFont"/>
+    <w:link w:val="Heading1"/>
+    <w:uiPriority w:val="9"/>
+    <w:rsid w:val="00A10FD9"/>
+    <w:rPr>
       <w:rFonts w:asciiTheme="majorHAnsi" w:cstheme="majorBidi" w:eastAsiaTheme="majorEastAsia" w:hAnsiTheme="majorHAnsi"/>
-      <w:color w:themeColor="accent1" w:val="4F81BD"/>
-      <w:sz w:val="24"/>
-      <w:szCs w:val="24"/>
+      <w:color w:themeColor="accent1" w:themeShade="BF" w:val="0F4761"/>
+      <w:sz w:val="40"/>
+      <w:szCs w:val="40"/>
+    </w:rPr>
+  </w:style>
+  <w:style w:customStyle="1" w:styleId="Heading2Char" w:type="character">
+    <w:name w:val="Heading 2 Char"/>
+    <w:basedOn w:val="DefaultParagraphFont"/>
+    <w:link w:val="Heading2"/>
+    <w:uiPriority w:val="9"/>
+    <w:semiHidden/>
+    <w:rsid w:val="00A10FD9"/>
+    <w:rPr>
+      <w:rFonts w:asciiTheme="majorHAnsi" w:cstheme="majorBidi" w:eastAsiaTheme="majorEastAsia" w:hAnsiTheme="majorHAnsi"/>
+      <w:color w:themeColor="accent1" w:themeShade="BF" w:val="0F4761"/>
+      <w:sz w:val="32"/>
+      <w:szCs w:val="32"/>
+    </w:rPr>
+  </w:style>
+  <w:style w:customStyle="1" w:styleId="Heading3Char" w:type="character">
+    <w:name w:val="Heading 3 Char"/>
+    <w:basedOn w:val="DefaultParagraphFont"/>
+    <w:link w:val="Heading3"/>
+    <w:uiPriority w:val="9"/>
+    <w:semiHidden/>
+    <w:rsid w:val="00A10FD9"/>
+    <w:rPr>
+      <w:rFonts w:cstheme="majorBidi" w:eastAsiaTheme="majorEastAsia"/>
+      <w:color w:themeColor="accent1" w:themeShade="BF" w:val="0F4761"/>
+      <w:sz w:val="28"/>
+      <w:szCs w:val="28"/>
+    </w:rPr>
+  </w:style>
+  <w:style w:customStyle="1" w:styleId="Heading4Char" w:type="character">
+    <w:name w:val="Heading 4 Char"/>
+    <w:basedOn w:val="DefaultParagraphFont"/>
+    <w:link w:val="Heading4"/>
+    <w:uiPriority w:val="9"/>
+    <w:semiHidden/>
+    <w:rsid w:val="00A10FD9"/>
+    <w:rPr>
+      <w:rFonts w:cstheme="majorBidi" w:eastAsiaTheme="majorEastAsia"/>
+      <w:i/>
+      <w:iCs/>
+      <w:color w:themeColor="accent1" w:themeShade="BF" w:val="0F4761"/>
+    </w:rPr>
+  </w:style>
+  <w:style w:customStyle="1" w:styleId="Heading5Char" w:type="character">
+    <w:name w:val="Heading 5 Char"/>
+    <w:basedOn w:val="DefaultParagraphFont"/>
+    <w:link w:val="Heading5"/>
+    <w:uiPriority w:val="9"/>
+    <w:semiHidden/>
+    <w:rsid w:val="00A10FD9"/>
+    <w:rPr>
+      <w:rFonts w:cstheme="majorBidi" w:eastAsiaTheme="majorEastAsia"/>
+      <w:color w:themeColor="accent1" w:themeShade="BF" w:val="0F4761"/>
+    </w:rPr>
+  </w:style>
+  <w:style w:customStyle="1" w:styleId="Heading6Char" w:type="character">
+    <w:name w:val="Heading 6 Char"/>
+    <w:basedOn w:val="DefaultParagraphFont"/>
+    <w:link w:val="Heading6"/>
+    <w:uiPriority w:val="9"/>
+    <w:semiHidden/>
+    <w:rsid w:val="00A10FD9"/>
+    <w:rPr>
+      <w:rFonts w:cstheme="majorBidi" w:eastAsiaTheme="majorEastAsia"/>
+      <w:i/>
+      <w:iCs/>
+      <w:color w:themeColor="text1" w:themeTint="A6" w:val="595959"/>
+    </w:rPr>
+  </w:style>
+  <w:style w:customStyle="1" w:styleId="Heading7Char" w:type="character">
+    <w:name w:val="Heading 7 Char"/>
+    <w:basedOn w:val="DefaultParagraphFont"/>
+    <w:link w:val="Heading7"/>
+    <w:uiPriority w:val="9"/>
+    <w:semiHidden/>
+    <w:rsid w:val="00A10FD9"/>
+    <w:rPr>
+      <w:rFonts w:cstheme="majorBidi" w:eastAsiaTheme="majorEastAsia"/>
+      <w:color w:themeColor="text1" w:themeTint="A6" w:val="595959"/>
+    </w:rPr>
+  </w:style>
+  <w:style w:customStyle="1" w:styleId="Heading8Char" w:type="character">
+    <w:name w:val="Heading 8 Char"/>
+    <w:basedOn w:val="DefaultParagraphFont"/>
+    <w:link w:val="Heading8"/>
+    <w:uiPriority w:val="9"/>
+    <w:semiHidden/>
+    <w:rsid w:val="00A10FD9"/>
+    <w:rPr>
+      <w:rFonts w:cstheme="majorBidi" w:eastAsiaTheme="majorEastAsia"/>
+      <w:i/>
+      <w:iCs/>
+      <w:color w:themeColor="text1" w:themeTint="D8" w:val="272727"/>
+    </w:rPr>
+  </w:style>
+  <w:style w:customStyle="1" w:styleId="Heading9Char" w:type="character">
+    <w:name w:val="Heading 9 Char"/>
+    <w:basedOn w:val="DefaultParagraphFont"/>
+    <w:link w:val="Heading9"/>
+    <w:uiPriority w:val="9"/>
+    <w:semiHidden/>
+    <w:rsid w:val="00A10FD9"/>
+    <w:rPr>
+      <w:rFonts w:cstheme="majorBidi" w:eastAsiaTheme="majorEastAsia"/>
+      <w:color w:themeColor="text1" w:themeTint="D8" w:val="272727"/>
     </w:rPr>
   </w:style>
   <w:style w:styleId="BlockText" w:type="paragraph">
@@ -12508,8 +12644,8 @@
   </w:style>
   <w:style w:styleId="FootnoteBlockText" w:type="paragraph">
     <w:name w:val="Footnote Block Text"/>
-    <w:basedOn w:val="Footnote Text"/>
-    <w:next w:val="Footnote Text"/>
+    <w:basedOn w:val="FootnoteText"/>
+    <w:next w:val="FootnoteText"/>
     <w:uiPriority w:val="9"/>
     <w:unhideWhenUsed/>
     <w:qFormat/>
@@ -12547,10 +12683,10 @@
         <w:jc w:val="left"/>
       </w:trPr>
       <w:tcPr>
-        <w:vAlign w:val="bottom"/>
         <w:tcBorders>
           <w:bottom w:val="single"/>
         </w:tcBorders>
+        <w:vAlign w:val="bottom"/>
       </w:tcPr>
     </w:tblStylePr>
   </w:style>
@@ -12666,6 +12802,7 @@
     <w:name w:val="KeywordTok"/>
     <w:basedOn w:val="VerbatimChar"/>
     <w:rPr>
+      <w:b/>
       <w:color w:val="003b4f"/>
       <w:shd w:val="clear" w:fill="f1f3f5"/>
     </w:rPr>
@@ -12770,9 +12907,9 @@
     <w:name w:val="DocumentationTok"/>
     <w:basedOn w:val="VerbatimChar"/>
     <w:rPr>
+      <w:i/>
       <w:color w:val="5e5e5e"/>
       <w:shd w:val="clear" w:fill="f1f3f5"/>
-      <w:i/>
     </w:rPr>
   </w:style>
   <w:style w:type="character" w:customStyle="1" w:styleId="AnnotationTok">
@@ -12787,9 +12924,9 @@
     <w:name w:val="CommentVarTok"/>
     <w:basedOn w:val="VerbatimChar"/>
     <w:rPr>
+      <w:i/>
       <w:color w:val="5e5e5e"/>
       <w:shd w:val="clear" w:fill="f1f3f5"/>
-      <w:i/>
     </w:rPr>
   </w:style>
   <w:style w:type="character" w:customStyle="1" w:styleId="OtherTok">
@@ -12820,6 +12957,7 @@
     <w:name w:val="ControlFlowTok"/>
     <w:basedOn w:val="VerbatimChar"/>
     <w:rPr>
+      <w:b/>
       <w:color w:val="003b4f"/>
       <w:shd w:val="clear" w:fill="f1f3f5"/>
     </w:rPr>
@@ -12884,9 +13022,9 @@
     <w:name w:val="WarningTok"/>
     <w:basedOn w:val="VerbatimChar"/>
     <w:rPr>
+      <w:i/>
       <w:color w:val="5e5e5e"/>
       <w:shd w:val="clear" w:fill="f1f3f5"/>
-      <w:i/>
     </w:rPr>
   </w:style>
   <w:style w:type="character" w:customStyle="1" w:styleId="AlertTok">
@@ -12927,44 +13065,44 @@
         <a:sysClr val="window" lastClr="FFFFFF"/>
       </a:lt1>
       <a:dk2>
-        <a:srgbClr val="1F497D"/>
+        <a:srgbClr val="0E2841"/>
       </a:dk2>
       <a:lt2>
-        <a:srgbClr val="EEECE1"/>
+        <a:srgbClr val="E8E8E8"/>
       </a:lt2>
       <a:accent1>
-        <a:srgbClr val="4F81BD"/>
+        <a:srgbClr val="156082"/>
       </a:accent1>
       <a:accent2>
-        <a:srgbClr val="C0504D"/>
+        <a:srgbClr val="E97132"/>
       </a:accent2>
       <a:accent3>
-        <a:srgbClr val="9BBB59"/>
+        <a:srgbClr val="196B24"/>
       </a:accent3>
       <a:accent4>
-        <a:srgbClr val="8064A2"/>
+        <a:srgbClr val="0F9ED5"/>
       </a:accent4>
       <a:accent5>
-        <a:srgbClr val="4BACC6"/>
+        <a:srgbClr val="A02B93"/>
       </a:accent5>
       <a:accent6>
-        <a:srgbClr val="F79646"/>
+        <a:srgbClr val="4EA72E"/>
       </a:accent6>
       <a:hlink>
-        <a:srgbClr val="0000FF"/>
+        <a:srgbClr val="467886"/>
       </a:hlink>
       <a:folHlink>
-        <a:srgbClr val="800080"/>
+        <a:srgbClr val="96607D"/>
       </a:folHlink>
     </a:clrScheme>
     <a:fontScheme name="Office">
       <a:majorFont>
-        <a:latin typeface="Calibri"/>
+        <a:latin typeface="Aptos Display" panose="02110004020202020204"/>
         <a:ea typeface=""/>
         <a:cs typeface=""/>
-        <a:font script="Jpan" typeface="ＭＳ ゴシック"/>
+        <a:font script="Jpan" typeface="游ゴシック Light"/>
         <a:font script="Hang" typeface="맑은 고딕"/>
-        <a:font script="Hans" typeface="宋体"/>
+        <a:font script="Hans" typeface="等线 Light"/>
         <a:font script="Hant" typeface="新細明體"/>
         <a:font script="Arab" typeface="Times New Roman"/>
         <a:font script="Hebr" typeface="Times New Roman"/>
@@ -12991,14 +13129,32 @@
         <a:font script="Mong" typeface="Mongolian Baiti"/>
         <a:font script="Viet" typeface="Times New Roman"/>
         <a:font script="Uigh" typeface="Microsoft Uighur"/>
+        <a:font script="Geor" typeface="Sylfaen"/>
+        <a:font script="Armn" typeface="Arial"/>
+        <a:font script="Bugi" typeface="Leelawadee UI"/>
+        <a:font script="Bopo" typeface="Microsoft JhengHei"/>
+        <a:font script="Java" typeface="Javanese Text"/>
+        <a:font script="Lisu" typeface="Segoe UI"/>
+        <a:font script="Mymr" typeface="Myanmar Text"/>
+        <a:font script="Nkoo" typeface="Ebrima"/>
+        <a:font script="Olck" typeface="Nirmala UI"/>
+        <a:font script="Osma" typeface="Ebrima"/>
+        <a:font script="Phag" typeface="Phagspa"/>
+        <a:font script="Syrn" typeface="Estrangelo Edessa"/>
+        <a:font script="Syrj" typeface="Estrangelo Edessa"/>
+        <a:font script="Syre" typeface="Estrangelo Edessa"/>
+        <a:font script="Sora" typeface="Nirmala UI"/>
+        <a:font script="Tale" typeface="Microsoft Tai Le"/>
+        <a:font script="Talu" typeface="Microsoft New Tai Lue"/>
+        <a:font script="Tfng" typeface="Ebrima"/>
       </a:majorFont>
       <a:minorFont>
-        <a:latin typeface="Cambria"/>
+        <a:latin typeface="Aptos" panose="02110004020202020204"/>
         <a:ea typeface=""/>
         <a:cs typeface=""/>
-        <a:font script="Jpan" typeface="ＭＳ 明朝"/>
+        <a:font script="Jpan" typeface="游明朝"/>
         <a:font script="Hang" typeface="맑은 고딕"/>
-        <a:font script="Hans" typeface="宋体"/>
+        <a:font script="Hans" typeface="等线"/>
         <a:font script="Hant" typeface="新細明體"/>
         <a:font script="Arab" typeface="Arial"/>
         <a:font script="Hebr" typeface="Arial"/>
@@ -13025,6 +13181,24 @@
         <a:font script="Mong" typeface="Mongolian Baiti"/>
         <a:font script="Viet" typeface="Arial"/>
         <a:font script="Uigh" typeface="Microsoft Uighur"/>
+        <a:font script="Geor" typeface="Sylfaen"/>
+        <a:font script="Armn" typeface="Arial"/>
+        <a:font script="Bugi" typeface="Leelawadee UI"/>
+        <a:font script="Bopo" typeface="Microsoft JhengHei"/>
+        <a:font script="Java" typeface="Javanese Text"/>
+        <a:font script="Lisu" typeface="Segoe UI"/>
+        <a:font script="Mymr" typeface="Myanmar Text"/>
+        <a:font script="Nkoo" typeface="Ebrima"/>
+        <a:font script="Olck" typeface="Nirmala UI"/>
+        <a:font script="Osma" typeface="Ebrima"/>
+        <a:font script="Phag" typeface="Phagspa"/>
+        <a:font script="Syrn" typeface="Estrangelo Edessa"/>
+        <a:font script="Syrj" typeface="Estrangelo Edessa"/>
+        <a:font script="Syre" typeface="Estrangelo Edessa"/>
+        <a:font script="Sora" typeface="Nirmala UI"/>
+        <a:font script="Tale" typeface="Microsoft Tai Le"/>
+        <a:font script="Talu" typeface="Microsoft New Tai Lue"/>
+        <a:font script="Tfng" typeface="Ebrima"/>
       </a:minorFont>
     </a:fontScheme>
     <a:fmtScheme name="Office">
@@ -13036,200 +13210,141 @@
           <a:gsLst>
             <a:gs pos="0">
               <a:schemeClr val="phClr">
-                <a:tint val="50000"/>
-                <a:satMod val="300000"/>
+                <a:lumMod val="110000"/>
+                <a:satMod val="105000"/>
+                <a:tint val="67000"/>
               </a:schemeClr>
             </a:gs>
-            <a:gs pos="35000">
+            <a:gs pos="50000">
               <a:schemeClr val="phClr">
-                <a:tint val="37000"/>
-                <a:satMod val="300000"/>
+                <a:lumMod val="105000"/>
+                <a:satMod val="103000"/>
+                <a:tint val="73000"/>
               </a:schemeClr>
             </a:gs>
             <a:gs pos="100000">
               <a:schemeClr val="phClr">
-                <a:tint val="15000"/>
-                <a:satMod val="350000"/>
+                <a:lumMod val="105000"/>
+                <a:satMod val="109000"/>
+                <a:tint val="81000"/>
               </a:schemeClr>
             </a:gs>
           </a:gsLst>
-          <a:lin ang="16200000" scaled="1"/>
+          <a:lin ang="5400000" scaled="0"/>
         </a:gradFill>
         <a:gradFill rotWithShape="1">
           <a:gsLst>
             <a:gs pos="0">
               <a:schemeClr val="phClr">
-                <a:tint val="100000"/>
+                <a:satMod val="103000"/>
+                <a:lumMod val="102000"/>
+                <a:tint val="94000"/>
+              </a:schemeClr>
+            </a:gs>
+            <a:gs pos="50000">
+              <a:schemeClr val="phClr">
+                <a:satMod val="110000"/>
+                <a:lumMod val="100000"/>
                 <a:shade val="100000"/>
-                <a:satMod val="130000"/>
               </a:schemeClr>
             </a:gs>
             <a:gs pos="100000">
               <a:schemeClr val="phClr">
-                <a:tint val="50000"/>
-                <a:shade val="100000"/>
-                <a:satMod val="350000"/>
+                <a:lumMod val="99000"/>
+                <a:satMod val="120000"/>
+                <a:shade val="78000"/>
               </a:schemeClr>
             </a:gs>
           </a:gsLst>
-          <a:lin ang="16200000" scaled="0"/>
+          <a:lin ang="5400000" scaled="0"/>
         </a:gradFill>
       </a:fillStyleLst>
       <a:lnStyleLst>
-        <a:ln w="9525" cap="flat" cmpd="sng" algn="ctr">
-          <a:solidFill>
-            <a:schemeClr val="phClr">
-              <a:shade val="95000"/>
-              <a:satMod val="105000"/>
-            </a:schemeClr>
-          </a:solidFill>
-          <a:prstDash val="solid"/>
-        </a:ln>
-        <a:ln w="25400" cap="flat" cmpd="sng" algn="ctr">
+        <a:ln w="6350" cap="flat" cmpd="sng" algn="ctr">
           <a:solidFill>
             <a:schemeClr val="phClr"/>
           </a:solidFill>
           <a:prstDash val="solid"/>
+          <a:miter lim="800000"/>
         </a:ln>
-        <a:ln w="38100" cap="flat" cmpd="sng" algn="ctr">
+        <a:ln w="12700" cap="flat" cmpd="sng" algn="ctr">
           <a:solidFill>
             <a:schemeClr val="phClr"/>
           </a:solidFill>
           <a:prstDash val="solid"/>
+          <a:miter lim="800000"/>
+        </a:ln>
+        <a:ln w="19050" cap="flat" cmpd="sng" algn="ctr">
+          <a:solidFill>
+            <a:schemeClr val="phClr"/>
+          </a:solidFill>
+          <a:prstDash val="solid"/>
+          <a:miter lim="800000"/>
         </a:ln>
       </a:lnStyleLst>
       <a:effectStyleLst>
         <a:effectStyle>
+          <a:effectLst/>
+        </a:effectStyle>
+        <a:effectStyle>
+          <a:effectLst/>
+        </a:effectStyle>
+        <a:effectStyle>
           <a:effectLst>
-            <a:outerShdw blurRad="40000" dist="20000" dir="5400000" rotWithShape="0">
+            <a:outerShdw blurRad="57150" dist="19050" dir="5400000" algn="ctr" rotWithShape="0">
               <a:srgbClr val="000000">
-                <a:alpha val="38000"/>
+                <a:alpha val="63000"/>
               </a:srgbClr>
             </a:outerShdw>
           </a:effectLst>
-        </a:effectStyle>
-        <a:effectStyle>
-          <a:effectLst>
-            <a:outerShdw blurRad="40000" dist="23000" dir="5400000" rotWithShape="0">
-              <a:srgbClr val="000000">
-                <a:alpha val="35000"/>
-              </a:srgbClr>
-            </a:outerShdw>
-          </a:effectLst>
-        </a:effectStyle>
-        <a:effectStyle>
-          <a:effectLst>
-            <a:outerShdw blurRad="40000" dist="23000" dir="5400000" rotWithShape="0">
-              <a:srgbClr val="000000">
-                <a:alpha val="35000"/>
-              </a:srgbClr>
-            </a:outerShdw>
-          </a:effectLst>
-          <a:scene3d>
-            <a:camera prst="orthographicFront">
-              <a:rot lat="0" lon="0" rev="0"/>
-            </a:camera>
-            <a:lightRig rig="threePt" dir="t">
-              <a:rot lat="0" lon="0" rev="1200000"/>
-            </a:lightRig>
-          </a:scene3d>
-          <a:sp3d>
-            <a:bevelT w="63500" h="25400"/>
-          </a:sp3d>
         </a:effectStyle>
       </a:effectStyleLst>
       <a:bgFillStyleLst>
         <a:solidFill>
           <a:schemeClr val="phClr"/>
         </a:solidFill>
+        <a:solidFill>
+          <a:schemeClr val="phClr">
+            <a:tint val="95000"/>
+            <a:satMod val="170000"/>
+          </a:schemeClr>
+        </a:solidFill>
         <a:gradFill rotWithShape="1">
           <a:gsLst>
             <a:gs pos="0">
               <a:schemeClr val="phClr">
-                <a:tint val="40000"/>
-                <a:satMod val="350000"/>
+                <a:tint val="93000"/>
+                <a:satMod val="150000"/>
+                <a:shade val="98000"/>
+                <a:lumMod val="102000"/>
               </a:schemeClr>
             </a:gs>
-            <a:gs pos="40000">
+            <a:gs pos="50000">
               <a:schemeClr val="phClr">
-                <a:tint val="45000"/>
-                <a:shade val="99000"/>
-                <a:satMod val="350000"/>
+                <a:tint val="98000"/>
+                <a:satMod val="130000"/>
+                <a:shade val="90000"/>
+                <a:lumMod val="103000"/>
               </a:schemeClr>
             </a:gs>
             <a:gs pos="100000">
               <a:schemeClr val="phClr">
-                <a:shade val="20000"/>
-                <a:satMod val="255000"/>
+                <a:shade val="63000"/>
+                <a:satMod val="120000"/>
               </a:schemeClr>
             </a:gs>
           </a:gsLst>
-          <a:path path="circle">
-            <a:fillToRect l="50000" t="-80000" r="50000" b="180000"/>
-          </a:path>
-        </a:gradFill>
-        <a:gradFill rotWithShape="1">
-          <a:gsLst>
-            <a:gs pos="0">
-              <a:schemeClr val="phClr">
-                <a:tint val="80000"/>
-                <a:satMod val="300000"/>
-              </a:schemeClr>
-            </a:gs>
-            <a:gs pos="100000">
-              <a:schemeClr val="phClr">
-                <a:shade val="30000"/>
-                <a:satMod val="200000"/>
-              </a:schemeClr>
-            </a:gs>
-          </a:gsLst>
-          <a:path path="circle">
-            <a:fillToRect l="50000" t="50000" r="50000" b="50000"/>
-          </a:path>
+          <a:lin ang="5400000" scaled="0"/>
         </a:gradFill>
       </a:bgFillStyleLst>
     </a:fmtScheme>
   </a:themeElements>
-  <a:objectDefaults>
-    <a:spDef>
-      <a:spPr/>
-      <a:bodyPr/>
-      <a:lstStyle/>
-      <a:style>
-        <a:lnRef idx="1">
-          <a:schemeClr val="accent1"/>
-        </a:lnRef>
-        <a:fillRef idx="3">
-          <a:schemeClr val="accent1"/>
-        </a:fillRef>
-        <a:effectRef idx="2">
-          <a:schemeClr val="accent1"/>
-        </a:effectRef>
-        <a:fontRef idx="minor">
-          <a:schemeClr val="lt1"/>
-        </a:fontRef>
-      </a:style>
-    </a:spDef>
-    <a:lnDef>
-      <a:spPr/>
-      <a:bodyPr/>
-      <a:lstStyle/>
-      <a:style>
-        <a:lnRef idx="2">
-          <a:schemeClr val="accent1"/>
-        </a:lnRef>
-        <a:fillRef idx="0">
-          <a:schemeClr val="accent1"/>
-        </a:fillRef>
-        <a:effectRef idx="1">
-          <a:schemeClr val="accent1"/>
-        </a:effectRef>
-        <a:fontRef idx="minor">
-          <a:schemeClr val="tx1"/>
-        </a:fontRef>
-      </a:style>
-    </a:lnDef>
-  </a:objectDefaults>
+  <a:objectDefaults/>
   <a:extraClrSchemeLst/>
+  <a:extLst>
+    <a:ext uri="{05A4C25C-085E-4340-85A3-A5531E510DB2}">
+      <thm15:themeFamily xmlns:thm15="http://schemas.microsoft.com/office/thememl/2012/main" name="Office Theme" id="{2E142A2C-CD16-42D6-873A-C26D2A0506FA}" vid="{1BDDFF52-6CD6-40A5-AB3C-68EB2F1E4D0A}"/>
+    </a:ext>
+  </a:extLst>
 </a:theme>
 </file>
--- a/docs/module03.docx
+++ b/docs/module03.docx
@@ -697,7 +697,7 @@
         <w:pStyle w:val="FirstParagraph"/>
       </w:pPr>
       <w:r>
-        <w:t xml:space="preserve">Now that we have an idea about what our datasets will look like, we should sketch out a strategy for how our data sets can be joined together. Starting with our</w:t>
+        <w:t xml:space="preserve">Now that we have an idea about what our datasets will look like, we should sketch out a strategy for how to join them. Starting with our</w:t>
       </w:r>
       <w:r>
         <w:t xml:space="preserve"> </w:t>
@@ -745,7 +745,7 @@
         <w:t xml:space="preserve"> </w:t>
       </w:r>
       <w:r>
-        <w:t xml:space="preserve">to indicate what the date was that the symptoms were reported.</w:t>
+        <w:t xml:space="preserve">to indicate the date that symptoms were reported.</w:t>
       </w:r>
     </w:p>
     <w:p>
@@ -897,7 +897,7 @@
         <w:t xml:space="preserve">passenger manifest file</w:t>
       </w:r>
       <w:r>
-        <w:t xml:space="preserve">. This manifest has already been cleaned by the ship’s staff, and contains the unique passenger ID variable that we can use as a key variable. The dataset is, however, still saved as an Excel workbook, and contains the messy header and extraneous variables - so you’ll need to revisit how we imported this properly in Module 1 if you’ve forgotten, and then select the variables to keep from the table above. When that’s done, we’ll join the two tables together with the key variable.</w:t>
+        <w:t xml:space="preserve">. This manifest has already been cleaned by the ship’s staff, and contains the unique passenger ID variable that we can use as a key variable. The dataset is, however, still saved as an Excel workbook, and contains the messy header and extraneous variables - so you’ll need to revisit how we imported this properly in Module 1 if you’ve forgotten, and then select the variables to keep from the table above. When that’s done, we’ll join the two tables together with the key variable (i.e., the unique passenger ID).</w:t>
       </w:r>
     </w:p>
     <w:p>
@@ -2964,7 +2964,7 @@
         </w:numPr>
       </w:pPr>
       <w:r>
-        <w:t xml:space="preserve">Since we’re interested in the cases reporting abdominal symptoms primarily, and we’re looking to add supplementary demographic data, the left join makes the most sense, and keeps the results nice and tidy for us, without any extras.</w:t>
+        <w:t xml:space="preserve">Since we’re primarily interested in the cases reporting abdominal symptoms, and we’re looking to add supplementary demographic data, the left join makes the most sense, and keeps the results nice and tidy for us, without any extras.</w:t>
       </w:r>
     </w:p>
     <w:tbl>
@@ -3341,6 +3341,57 @@
         <w:t xml:space="preserve">))</w:t>
       </w:r>
     </w:p>
+    <w:p>
+      <w:pPr>
+        <w:pStyle w:val="FirstParagraph"/>
+      </w:pPr>
+      <w:r>
+        <w:t xml:space="preserve">Before moving on to the next section, spend a few minutes exploring your new</w:t>
+      </w:r>
+      <w:r>
+        <w:t xml:space="preserve"> </w:t>
+      </w:r>
+      <w:r>
+        <w:rPr>
+          <w:i/>
+          <w:iCs/>
+        </w:rPr>
+        <w:t xml:space="preserve">abdo_manifest</w:t>
+      </w:r>
+      <w:r>
+        <w:t xml:space="preserve"> </w:t>
+      </w:r>
+      <w:r>
+        <w:t xml:space="preserve">dataset using functions like</w:t>
+      </w:r>
+      <w:r>
+        <w:t xml:space="preserve"> </w:t>
+      </w:r>
+      <w:r>
+        <w:rPr>
+          <w:rStyle w:val="VerbatimChar"/>
+        </w:rPr>
+        <w:t xml:space="preserve">glimpse()</w:t>
+      </w:r>
+      <w:r>
+        <w:t xml:space="preserve"> </w:t>
+      </w:r>
+      <w:r>
+        <w:t xml:space="preserve">and</w:t>
+      </w:r>
+      <w:r>
+        <w:t xml:space="preserve"> </w:t>
+      </w:r>
+      <w:r>
+        <w:rPr>
+          <w:rStyle w:val="VerbatimChar"/>
+        </w:rPr>
+        <w:t xml:space="preserve">view()</w:t>
+      </w:r>
+      <w:r>
+        <w:t xml:space="preserve">.</w:t>
+      </w:r>
+    </w:p>
     <w:bookmarkEnd w:id="43"/>
     <w:bookmarkEnd w:id="44"/>
     <w:bookmarkEnd w:id="45"/>
@@ -3370,7 +3421,23 @@
         </w:numPr>
       </w:pPr>
       <w:r>
-        <w:t xml:space="preserve">According to our abdo_manifest dataset, as of Feb 14th, we have 69 passengers aboard the S.S. Rainbow Cake who have fallen ill, reporting symptoms of abdominal pain or worse.</w:t>
+        <w:t xml:space="preserve">According to our</w:t>
+      </w:r>
+      <w:r>
+        <w:t xml:space="preserve"> </w:t>
+      </w:r>
+      <w:r>
+        <w:rPr>
+          <w:b/>
+          <w:bCs/>
+        </w:rPr>
+        <w:t xml:space="preserve">abdo_manifest</w:t>
+      </w:r>
+      <w:r>
+        <w:t xml:space="preserve"> </w:t>
+      </w:r>
+      <w:r>
+        <w:t xml:space="preserve">dataset, as of Feb 14th, we have 69 passengers aboard the S.S. Rainbow Cake who have fallen ill, reporting symptoms of abdominal pain or worse.</w:t>
       </w:r>
     </w:p>
     <w:p>
@@ -3546,7 +3613,7 @@
               <w:spacing w:before="16"/>
             </w:pPr>
             <w:r>
-              <w:t xml:space="preserve">The Canadian Emergency Department Information System (CEDIS) is a Canadian initiative to provide a systematic approach to data collection across hospital emergency departments nation-wide. The system was established through a collaborative, consensus based approach, and included input from hospital nurses, administrators, and researchers all across Canada. The goals of the approach were to create a system of systematically capturing and categorizing chief complaints in emergency departments and triage settings to facilitate clinical care, research and emergency department management with a specific, Canadian healthcare-system context.</w:t>
+              <w:t xml:space="preserve">The Canadian Emergency Department Information System (CEDIS) is a Canadian initiative to provide a systematic approach to data collection across hospital emergency departments nation-wide. The system was established through a collaborative, consensus based approach, and included input from hospital nurses, administrators, and researchers all across Canada. The goals of the approach were to create a system to systematically capture and categorize chief complaints in emergency departments and triage settings to facilitate clinical care, research and emergency department management with a specific, Canadian healthcare-system context.</w:t>
             </w:r>
           </w:p>
           <w:p>
@@ -3989,7 +4056,7 @@
         <w:pStyle w:val="FirstParagraph"/>
       </w:pPr>
       <w:r>
-        <w:t xml:space="preserve">First, we’ll start by saving a temporary subset of our abdo-manifest object that contains only the pass.ID and CEDIS variables. This will help to ensure that we don’t mistakenly manipulate other variables in our dataset accidentally.</w:t>
+        <w:t xml:space="preserve">First, we’ll start by saving a temporary subset of our abdo-manifest object that contains only the pass.ID and CEDIS variables. This will help to ensure that we don’t accidentally manipulate other variables in our dataset.</w:t>
       </w:r>
     </w:p>
     <w:p>
@@ -3998,6 +4065,12 @@
       </w:pPr>
       <w:r>
         <w:br/>
+      </w:r>
+      <w:r>
+        <w:rPr>
+          <w:rStyle w:val="CommentTok"/>
+        </w:rPr>
+        <w:t xml:space="preserve"># create a temporary subset of our abdo-manifest object</w:t>
       </w:r>
       <w:r>
         <w:br/>
@@ -4251,7 +4324,7 @@
               <w:spacing w:before="16" w:after="16"/>
             </w:pPr>
             <w:r>
-              <w:t xml:space="preserve">Note: the Tidyverse team has marked</w:t>
+              <w:t xml:space="preserve">Note: The Tidyverse team has marked</w:t>
             </w:r>
             <w:r>
               <w:t xml:space="preserve"> </w:t>
@@ -4280,7 +4353,7 @@
               <w:t xml:space="preserve">separate_longer_delim()</w:t>
             </w:r>
             <w:r>
-              <w:t xml:space="preserve">, however, it is still in experimental status, so we won’t official move to that one until a later time.</w:t>
+              <w:t xml:space="preserve">, however, it is still in experimental status, so we won’t officially move to that one until a later time.</w:t>
             </w:r>
           </w:p>
           <w:p/>
@@ -4299,6 +4372,18 @@
       <w:pPr>
         <w:pStyle w:val="SourceCode"/>
       </w:pPr>
+      <w:r>
+        <w:br/>
+      </w:r>
+      <w:r>
+        <w:rPr>
+          <w:rStyle w:val="CommentTok"/>
+        </w:rPr>
+        <w:t xml:space="preserve"># separate CEDIS variable using the separate_rows() function</w:t>
+      </w:r>
+      <w:r>
+        <w:br/>
+      </w:r>
       <w:r>
         <w:rPr>
           <w:rStyle w:val="NormalTok"/>
@@ -4704,6 +4789,18 @@
         <w:pStyle w:val="SourceCode"/>
       </w:pPr>
       <w:r>
+        <w:br/>
+      </w:r>
+      <w:r>
+        <w:rPr>
+          <w:rStyle w:val="CommentTok"/>
+        </w:rPr>
+        <w:t xml:space="preserve"># Apply the pivot_wider() function</w:t>
+      </w:r>
+      <w:r>
+        <w:br/>
+      </w:r>
+      <w:r>
         <w:rPr>
           <w:rStyle w:val="NormalTok"/>
         </w:rPr>
@@ -4949,7 +5046,7 @@
         <w:pStyle w:val="BodyText"/>
       </w:pPr>
       <w:r>
-        <w:t xml:space="preserve">Take a break from your RStudio console and give the PDF a quick read, you should be easily able to find the symptoms that correspond to the following CEDIS codes:</w:t>
+        <w:t xml:space="preserve">Give your eyes a break from your RStudio console and have a quick read of the PDF. you should be easily able to find the symptoms that correspond to the following CEDIS codes:</w:t>
       </w:r>
     </w:p>
     <w:p>
@@ -5017,7 +5114,7 @@
         <w:pStyle w:val="FirstParagraph"/>
       </w:pPr>
       <w:r>
-        <w:t xml:space="preserve">Need a short brain-break? Every thought about the differences between R and Python?</w:t>
+        <w:t xml:space="preserve">Need a brain-break? Have you ever thought about the differences between R and Python?</w:t>
       </w:r>
       <w:r>
         <w:t xml:space="preserve"> </w:t>
@@ -5091,7 +5188,7 @@
         <w:pStyle w:val="BodyText"/>
       </w:pPr>
       <w:r>
-        <w:t xml:space="preserve">Ok - on to the coding step. If you</w:t>
+        <w:t xml:space="preserve">Okay, on to the coding step. If you</w:t>
       </w:r>
       <w:r>
         <w:t xml:space="preserve"> </w:t>
@@ -5117,7 +5214,23 @@
         <w:pStyle w:val="BodyText"/>
       </w:pPr>
       <w:r>
-        <w:t xml:space="preserve">The rename() function allows you to specify exactly which variables you want to rename, and uses a</w:t>
+        <w:t xml:space="preserve">The</w:t>
+      </w:r>
+      <w:r>
+        <w:t xml:space="preserve"> </w:t>
+      </w:r>
+      <w:r>
+        <w:rPr>
+          <w:b/>
+          <w:bCs/>
+        </w:rPr>
+        <w:t xml:space="preserve">rename()</w:t>
+      </w:r>
+      <w:r>
+        <w:t xml:space="preserve"> </w:t>
+      </w:r>
+      <w:r>
+        <w:t xml:space="preserve">function allows you to specify exactly which variables you want to rename, and uses a</w:t>
       </w:r>
       <w:r>
         <w:t xml:space="preserve"> </w:t>
@@ -5148,6 +5261,15 @@
       <w:pPr>
         <w:pStyle w:val="SourceCode"/>
       </w:pPr>
+      <w:r>
+        <w:rPr>
+          <w:rStyle w:val="CommentTok"/>
+        </w:rPr>
+        <w:t xml:space="preserve">#rename the CEDIS variables</w:t>
+      </w:r>
+      <w:r>
+        <w:br/>
+      </w:r>
       <w:r>
         <w:br/>
       </w:r>
@@ -5443,7 +5565,7 @@
         <w:pStyle w:val="FirstParagraph"/>
       </w:pPr>
       <w:r>
-        <w:t xml:space="preserve">Finally it’s time to join our symptoms data back with our main manifest!</w:t>
+        <w:t xml:space="preserve">Finally, it’s time to join our symptoms data back with our main manifest!</w:t>
       </w:r>
     </w:p>
     <w:p>
@@ -5451,7 +5573,23 @@
         <w:pStyle w:val="BodyText"/>
       </w:pPr>
       <w:r>
-        <w:t xml:space="preserve">Let’s go ahead and re-unite these data, using the pass.ID as the key variable! Note that this time, since the key variable is named the same in both datasets, we don’t actually need to specify the variable in our list of function arguments.</w:t>
+        <w:t xml:space="preserve">Let’s go ahead and re-unite these data, using</w:t>
+      </w:r>
+      <w:r>
+        <w:t xml:space="preserve"> </w:t>
+      </w:r>
+      <w:r>
+        <w:rPr>
+          <w:b/>
+          <w:bCs/>
+        </w:rPr>
+        <w:t xml:space="preserve">pass.ID</w:t>
+      </w:r>
+      <w:r>
+        <w:t xml:space="preserve"> </w:t>
+      </w:r>
+      <w:r>
+        <w:t xml:space="preserve">as the key variable! Note that this time, since the key variable is named the same in both datasets, we don’t actually need to specify the variable in our list of function arguments.</w:t>
       </w:r>
     </w:p>
     <w:p>
@@ -5459,6 +5597,12 @@
         <w:pStyle w:val="SourceCode"/>
       </w:pPr>
       <w:r>
+        <w:rPr>
+          <w:rStyle w:val="CommentTok"/>
+        </w:rPr>
+        <w:t xml:space="preserve"># Join the symptom and main manifest datasets</w:t>
+      </w:r>
+      <w:r>
         <w:br/>
       </w:r>
       <w:r>
@@ -5491,9 +5635,19 @@
         </w:rPr>
         <w:t xml:space="preserve">(symptoms_table, abdo_manifest)</w:t>
       </w:r>
-      <w:r>
-        <w:br/>
-      </w:r>
+    </w:p>
+    <w:p>
+      <w:pPr>
+        <w:pStyle w:val="FirstParagraph"/>
+      </w:pPr>
+      <w:r>
+        <w:t xml:space="preserve">Review your symptoms manifest object to ensure that everything looks in order. Once that’s finished, clean up your workspace, removing any of your temporary/intermediate data objects.</w:t>
+      </w:r>
+    </w:p>
+    <w:p>
+      <w:pPr>
+        <w:pStyle w:val="SourceCode"/>
+      </w:pPr>
       <w:r>
         <w:br/>
       </w:r>
@@ -5501,7 +5655,10 @@
         <w:rPr>
           <w:rStyle w:val="CommentTok"/>
         </w:rPr>
-        <w:t xml:space="preserve"># Remove all but the specified objects from memory</w:t>
+        <w:t xml:space="preserve"># Here's a neat way to remove every BUT the specified datasets from memory: </w:t>
+      </w:r>
+      <w:r>
+        <w:br/>
       </w:r>
       <w:r>
         <w:br/>
@@ -5510,27 +5667,19 @@
         <w:rPr>
           <w:rStyle w:val="CommentTok"/>
         </w:rPr>
-        <w:t xml:space="preserve">#rm(rm(list = setdiff(ls(), c("symptoms_manifest"))))</w:t>
-      </w:r>
-    </w:p>
-    <w:p>
-      <w:pPr>
-        <w:pStyle w:val="FirstParagraph"/>
-      </w:pPr>
-      <w:r>
-        <w:t xml:space="preserve">Review your symptoms manifest object to ensure that everything looks in order. Once that’s finished, clean up your workspace, removing any of your temporary/intermediate data objects.</w:t>
+        <w:t xml:space="preserve">#rm(list = setdiff(ls(), c("symptoms_manifest")))</w:t>
       </w:r>
     </w:p>
     <w:bookmarkEnd w:id="65"/>
     <w:bookmarkEnd w:id="66"/>
     <w:bookmarkEnd w:id="67"/>
-    <w:bookmarkStart w:id="90" w:name="part-c-youre-an-epidemiologist-remember"/>
+    <w:bookmarkStart w:id="90" w:name="X83f00e4e4bda8f98f0be48d781344d8c888dd0e"/>
     <w:p>
       <w:pPr>
         <w:pStyle w:val="Heading2"/>
       </w:pPr>
       <w:r>
-        <w:t xml:space="preserve">Part C: You’re an epidemiologist, remember?</w:t>
+        <w:t xml:space="preserve">Part C: Put your skills as an epidemiologist to use!</w:t>
       </w:r>
     </w:p>
     <w:p>
@@ -5551,7 +5700,7 @@
         <w:t xml:space="preserve">essential</w:t>
       </w:r>
       <w:r>
-        <w:t xml:space="preserve"> skills for an epidemiologist to have. However, you were hired aboard the</w:t>
+        <w:t xml:space="preserve"> skills for any data-wrangler to have. However, you were hired aboard the</w:t>
       </w:r>
       <w:r>
         <w:t xml:space="preserve"> </w:t>
@@ -5567,7 +5716,7 @@
         <w:t xml:space="preserve"> </w:t>
       </w:r>
       <w:r>
-        <w:t xml:space="preserve">because you’re an epidemiologist and are trained to think about how data are used to solve public health issues, so let’s turn our focus now to exploring what are our data are telling us.</w:t>
+        <w:t xml:space="preserve">because you’re an epidemiologist and are trained to think about how data are used to solve public health issues, so let’s now turn our focus to exploring what our data are telling us.</w:t>
       </w:r>
     </w:p>
     <w:p>
@@ -5575,15 +5724,7 @@
         <w:pStyle w:val="BodyText"/>
       </w:pPr>
       <w:r>
-        <w:t xml:space="preserve">We need a tool to help turn our observations into meaningful summaries, and the summarize() family of functions will provide just that!</w:t>
-      </w:r>
-    </w:p>
-    <w:p>
-      <w:pPr>
-        <w:pStyle w:val="BodyText"/>
-      </w:pPr>
-      <w:r>
-        <w:t xml:space="preserve">The</w:t>
+        <w:t xml:space="preserve">We need a tool to help turn our observations into meaningful summaries, and the</w:t>
       </w:r>
       <w:r>
         <w:t xml:space="preserve"> </w:t>
@@ -5599,7 +5740,31 @@
         <w:t xml:space="preserve"> </w:t>
       </w:r>
       <w:r>
-        <w:t xml:space="preserve">function takes your specified data and summary functions (e.g., sum, mean, median, max, min, etc.) as input, and outputs a new data frame with the results stored as variables. The syntax should look fairly familiar at this point.</w:t>
+        <w:t xml:space="preserve">family of functions will provide just that!</w:t>
+      </w:r>
+    </w:p>
+    <w:p>
+      <w:pPr>
+        <w:pStyle w:val="BodyText"/>
+      </w:pPr>
+      <w:r>
+        <w:t xml:space="preserve">The</w:t>
+      </w:r>
+      <w:r>
+        <w:t xml:space="preserve"> </w:t>
+      </w:r>
+      <w:r>
+        <w:rPr>
+          <w:b/>
+          <w:bCs/>
+        </w:rPr>
+        <w:t xml:space="preserve">summarize()</w:t>
+      </w:r>
+      <w:r>
+        <w:t xml:space="preserve"> </w:t>
+      </w:r>
+      <w:r>
+        <w:t xml:space="preserve">function takes your specified data and summary functions (e.g., sum, mean, median, max, min, etc.) as input, and outputs a new data frame with the results stored as variables.</w:t>
       </w:r>
     </w:p>
     <w:p>
@@ -5935,6 +6100,15 @@
       </w:r>
       <w:r>
         <w:rPr>
+          <w:rStyle w:val="CommentTok"/>
+        </w:rPr>
+        <w:t xml:space="preserve">#Summarize cases by gender (M/F) and age (mean, median, and range) </w:t>
+      </w:r>
+      <w:r>
+        <w:br/>
+      </w:r>
+      <w:r>
+        <w:rPr>
           <w:rStyle w:val="NormalTok"/>
         </w:rPr>
         <w:t xml:space="preserve">symptoms_manifest </w:t>
@@ -6302,6 +6476,15 @@
       </w:r>
       <w:r>
         <w:rPr>
+          <w:rStyle w:val="CommentTok"/>
+        </w:rPr>
+        <w:t xml:space="preserve"># summarize proportions of male and females</w:t>
+      </w:r>
+      <w:r>
+        <w:br/>
+      </w:r>
+      <w:r>
+        <w:rPr>
           <w:rStyle w:val="NormalTok"/>
         </w:rPr>
         <w:t xml:space="preserve">symptoms_manifest </w:t>
@@ -6499,6 +6682,12 @@
       <w:pPr>
         <w:pStyle w:val="SourceCode"/>
       </w:pPr>
+      <w:r>
+        <w:rPr>
+          <w:rStyle w:val="CommentTok"/>
+        </w:rPr>
+        <w:t xml:space="preserve"># summarize proportions of male and females, after dropping the groups</w:t>
+      </w:r>
       <w:r>
         <w:br/>
       </w:r>
@@ -6763,7 +6952,7 @@
         <w:pStyle w:val="FirstParagraph"/>
       </w:pPr>
       <w:r>
-        <w:t xml:space="preserve">For this one, we’ll use mutate a new variable called</w:t>
+        <w:t xml:space="preserve">For this one, we’ll use mutate to create a new variable called</w:t>
       </w:r>
       <w:r>
         <w:t xml:space="preserve"> </w:t>
@@ -6775,7 +6964,19 @@
         <w:t xml:space="preserve"> </w:t>
       </w:r>
       <w:r>
-        <w:t xml:space="preserve">based on the temperature values, and then calculate the summaries based on that. Let’s go with anything over 38 degrees constituting a fever.</w:t>
+        <w:t xml:space="preserve">based on the temperature values, and then summarize the data. Let’s define</w:t>
+      </w:r>
+      <w:r>
+        <w:t xml:space="preserve"> </w:t>
+      </w:r>
+      <w:r>
+        <w:t xml:space="preserve">“fever”</w:t>
+      </w:r>
+      <w:r>
+        <w:t xml:space="preserve"> </w:t>
+      </w:r>
+      <w:r>
+        <w:t xml:space="preserve">as any case temperature over 38 degrees Celsius.</w:t>
       </w:r>
     </w:p>
     <w:p>
@@ -6787,6 +6988,15 @@
       </w:r>
       <w:r>
         <w:rPr>
+          <w:rStyle w:val="CommentTok"/>
+        </w:rPr>
+        <w:t xml:space="preserve">#create a new fever variable for any temperature over 38 degrees</w:t>
+      </w:r>
+      <w:r>
+        <w:br/>
+      </w:r>
+      <w:r>
+        <w:rPr>
           <w:rStyle w:val="NormalTok"/>
         </w:rPr>
         <w:t xml:space="preserve">symptoms_manifest </w:t>
@@ -7038,6 +7248,12 @@
         <w:br/>
       </w:r>
       <w:r>
+        <w:rPr>
+          <w:rStyle w:val="CommentTok"/>
+        </w:rPr>
+        <w:t xml:space="preserve"># Summarize the numbers of cases presenting with fever</w:t>
+      </w:r>
+      <w:r>
         <w:br/>
       </w:r>
       <w:r>
@@ -7130,7 +7346,7 @@
         <w:pStyle w:val="FirstParagraph"/>
       </w:pPr>
       <w:r>
-        <w:t xml:space="preserve">Hmm. Interesting - a little over half of our cases with abdominal pain were running a fever. Lets create some age groupings so that we can look a little more closely at age breakdowns.</w:t>
+        <w:t xml:space="preserve">Hmm… interesting! A little over half of our cases with abdominal pain were running a fever. Lets create some age groupings so that we can look a little more closely at age breakdowns.</w:t>
       </w:r>
     </w:p>
     <w:p>
@@ -7138,6 +7354,18 @@
         <w:pStyle w:val="SourceCode"/>
       </w:pPr>
       <w:r>
+        <w:br/>
+      </w:r>
+      <w:r>
+        <w:rPr>
+          <w:rStyle w:val="CommentTok"/>
+        </w:rPr>
+        <w:t xml:space="preserve"># Create age groups</w:t>
+      </w:r>
+      <w:r>
+        <w:br/>
+      </w:r>
+      <w:r>
         <w:rPr>
           <w:rStyle w:val="NormalTok"/>
         </w:rPr>
@@ -7625,6 +7853,15 @@
       </w:r>
       <w:r>
         <w:br/>
+      </w:r>
+      <w:r>
+        <w:br/>
+      </w:r>
+      <w:r>
+        <w:rPr>
+          <w:rStyle w:val="CommentTok"/>
+        </w:rPr>
+        <w:t xml:space="preserve"># Summarize age group by fever</w:t>
       </w:r>
       <w:r>
         <w:br/>
@@ -7978,6 +8215,12 @@
         <w:pStyle w:val="SourceCode"/>
       </w:pPr>
       <w:r>
+        <w:rPr>
+          <w:rStyle w:val="CommentTok"/>
+        </w:rPr>
+        <w:t xml:space="preserve"># summarize symptoms by gender</w:t>
+      </w:r>
+      <w:r>
         <w:br/>
       </w:r>
       <w:r>
@@ -8231,6 +8474,15 @@
       <w:pPr>
         <w:pStyle w:val="SourceCode"/>
       </w:pPr>
+      <w:r>
+        <w:rPr>
+          <w:rStyle w:val="CommentTok"/>
+        </w:rPr>
+        <w:t xml:space="preserve"># summarize symptoms by age group</w:t>
+      </w:r>
+      <w:r>
+        <w:br/>
+      </w:r>
       <w:r>
         <w:rPr>
           <w:rStyle w:val="NormalTok"/>
@@ -8540,6 +8792,15 @@
       </w:r>
       <w:r>
         <w:rPr>
+          <w:rStyle w:val="CommentTok"/>
+        </w:rPr>
+        <w:t xml:space="preserve"># Summarize cases by symptom onset date</w:t>
+      </w:r>
+      <w:r>
+        <w:br/>
+      </w:r>
+      <w:r>
+        <w:rPr>
           <w:rStyle w:val="NormalTok"/>
         </w:rPr>
         <w:t xml:space="preserve">symptoms_manifest </w:t>
@@ -8685,7 +8946,7 @@
         <w:pStyle w:val="FirstParagraph"/>
       </w:pPr>
       <w:r>
-        <w:t xml:space="preserve">Are you starting to see a pattern here? These numbers appear to read very much like an outbreak curve typical of a point-source exposure.</w:t>
+        <w:t xml:space="preserve">Are you starting to see a pattern here? These numbers appear to show an outbreak curve typical of a point-source exposure.</w:t>
       </w:r>
     </w:p>
     <w:p>
@@ -8888,7 +9149,7 @@
         <w:pStyle w:val="FirstParagraph"/>
       </w:pPr>
       <w:r>
-        <w:t xml:space="preserve">To keep things simple for now, we’ll be using a very simple ggplot to look at the distribution of cases over time. We can easily incorporate this into our summary statement using the pipe operator</w:t>
+        <w:t xml:space="preserve">To keep things simple for now, we’ll be using a very basic ggplot to look at the distribution of cases over time. We can easily incorporate this into our summary statement using the pipe operator</w:t>
       </w:r>
       <w:r>
         <w:t xml:space="preserve"> </w:t>
@@ -9078,6 +9339,15 @@
       <w:pPr>
         <w:pStyle w:val="SourceCode"/>
       </w:pPr>
+      <w:r>
+        <w:rPr>
+          <w:rStyle w:val="CommentTok"/>
+        </w:rPr>
+        <w:t xml:space="preserve"># create a basic ggplot to look at the cases by onset date</w:t>
+      </w:r>
+      <w:r>
+        <w:br/>
+      </w:r>
       <w:r>
         <w:br/>
       </w:r>
@@ -9258,7 +9528,7 @@
               <a:graphicData uri="http://schemas.openxmlformats.org/drawingml/2006/picture">
                 <pic:pic>
                   <pic:nvPicPr>
-                    <pic:cNvPr descr="module03_files/figure-docx/unnamed-chunk-22-1.png" id="81" name="Picture"/>
+                    <pic:cNvPr descr="module03_files/figure-docx/unnamed-chunk-23-1.png" id="81" name="Picture"/>
                     <pic:cNvPicPr>
                       <a:picLocks noChangeArrowheads="1" noChangeAspect="1"/>
                     </pic:cNvPicPr>
@@ -9314,7 +9584,7 @@
         <w:pStyle w:val="FirstParagraph"/>
       </w:pPr>
       <w:r>
-        <w:t xml:space="preserve">Luckily, at this stage, the outbreak appears to be in decline, and may even be over. However, as epidemiologists, we know that if we don’t identify the source of the illnesses, then they could occur again. Using our data-swashbuckling abilities - we have uncovered a number of very strong clues in this scenario so far.</w:t>
+        <w:t xml:space="preserve">Luckily, the outbreak appears to be in decline, and may even be over. However, as epidemiologists, we know that if we don’t identify the source of the illnesses, then they could occur again. Using our data-swashbuckling abilities - we have uncovered a number of very strong clues in this scenario so far.</w:t>
       </w:r>
     </w:p>
     <w:p>
@@ -9338,7 +9608,7 @@
         <w:t xml:space="preserve"> </w:t>
       </w:r>
       <w:r>
-        <w:t xml:space="preserve">so far. This may help to hone your focus on where to investigate next!</w:t>
+        <w:t xml:space="preserve">so far. This may help you to hone your focus on where to investigate next!</w:t>
       </w:r>
     </w:p>
     <w:p>
@@ -9366,7 +9636,7 @@
         </w:numPr>
       </w:pPr>
       <w:r>
-        <w:t xml:space="preserve">There is a very strong point-source outbreak signal. We should be thinking about exposures that may have occurred at a single setting (e.g., meals, events).</w:t>
+        <w:t xml:space="preserve">There is a very strong point-source outbreak signal. We should be thinking about exposures that may have occurred in a single setting (e.g., meals, events).</w:t>
       </w:r>
     </w:p>
     <w:p>
@@ -9454,7 +9724,7 @@
         <w:t xml:space="preserve"> </w:t>
       </w:r>
       <w:r>
-        <w:t xml:space="preserve">function works within either a mutate() or summarize() call, and allows you to repeat the same operation on a range of variables, rather than having to type them in over and over again. Here, we’ll use it to sum up the number of cases that reported each symptom for each each day in our dataset.</w:t>
+        <w:t xml:space="preserve">function works within either a mutate() or summarize() call, and allows you to repeat the same operation on a range of variables, rather than having to type them in over and over again. Here, we’ll use it to sum up the number of cases that reported each symptom for each day in our dataset.</w:t>
       </w:r>
     </w:p>
     <w:p>
@@ -9466,6 +9736,15 @@
       </w:r>
       <w:r>
         <w:rPr>
+          <w:rStyle w:val="CommentTok"/>
+        </w:rPr>
+        <w:t xml:space="preserve"># Sum the number of cases presenting with each symptom for each day</w:t>
+      </w:r>
+      <w:r>
+        <w:br/>
+      </w:r>
+      <w:r>
+        <w:rPr>
           <w:rStyle w:val="NormalTok"/>
         </w:rPr>
         <w:t xml:space="preserve">symptoms_manifest </w:t>
@@ -9522,7 +9801,7 @@
         <w:rPr>
           <w:rStyle w:val="NormalTok"/>
         </w:rPr>
-        <w:t xml:space="preserve">(</w:t>
+        <w:t xml:space="preserve">( </w:t>
       </w:r>
       <w:r>
         <w:br/>
@@ -9820,10 +10099,21 @@
               <w:pStyle w:val="BodyText"/>
             </w:pPr>
             <w:pPr>
-              <w:spacing w:before="16" w:after="16"/>
+              <w:spacing w:before="16"/>
             </w:pPr>
             <w:r>
-              <w:t xml:space="preserve">Do you notice any differences between the numbers of passengers reporting symptoms? Why might vomiting, diarrhea, and headache be reported less often than the more severe symptoms of bloody stool and fever. What types of gastrointestinal diseases might cause bloody stool and fever?</w:t>
+              <w:t xml:space="preserve">Do you notice any differences between the numbers of passengers reporting symptoms? Why might vomiting, diarrhea, and headache be reported less often than the more severe symptoms of bloody stool and fever?</w:t>
+            </w:r>
+          </w:p>
+          <w:p>
+            <w:pPr>
+              <w:pStyle w:val="BodyText"/>
+            </w:pPr>
+            <w:pPr>
+              <w:spacing w:after="16"/>
+            </w:pPr>
+            <w:r>
+              <w:t xml:space="preserve">What types of gastrointestinal diseases might cause bloody stool and fever?</w:t>
             </w:r>
           </w:p>
           <w:p/>
@@ -9885,6 +10175,12 @@
         <w:pStyle w:val="SourceCode"/>
       </w:pPr>
       <w:r>
+        <w:rPr>
+          <w:rStyle w:val="CommentTok"/>
+        </w:rPr>
+        <w:t xml:space="preserve"># Symptoms by member status</w:t>
+      </w:r>
+      <w:r>
         <w:br/>
       </w:r>
       <w:r>
@@ -10147,6 +10443,15 @@
       <w:pPr>
         <w:pStyle w:val="SourceCode"/>
       </w:pPr>
+      <w:r>
+        <w:br/>
+      </w:r>
+      <w:r>
+        <w:rPr>
+          <w:rStyle w:val="CommentTok"/>
+        </w:rPr>
+        <w:t xml:space="preserve"># Symptoms by boarding date</w:t>
+      </w:r>
       <w:r>
         <w:br/>
       </w:r>
@@ -10506,7 +10811,7 @@
               <w:spacing w:before="16"/>
             </w:pPr>
             <w:r>
-              <w:t xml:space="preserve">Whoa! Did you just crack the outbreak code here!? There definitely looks to be something going on related to the</w:t>
+              <w:t xml:space="preserve">Whoa! Did you just crack the outbreak code here!? It definitely looks like something is going on related to the</w:t>
             </w:r>
             <w:r>
               <w:t xml:space="preserve"> </w:t>
@@ -10533,6 +10838,14 @@
             </w:r>
             <w:r>
               <w:t xml:space="preserve">.</w:t>
+            </w:r>
+          </w:p>
+          <w:p>
+            <w:pPr>
+              <w:pStyle w:val="BodyText"/>
+            </w:pPr>
+            <w:r>
+              <w:t xml:space="preserve">Excellent epi-investigative skills!</w:t>
             </w:r>
           </w:p>
           <w:p>
@@ -10543,7 +10856,7 @@
               <w:spacing w:after="16"/>
             </w:pPr>
             <w:r>
-              <w:t xml:space="preserve">Excellent epi-investigative skills!</w:t>
+              <w:t xml:space="preserve">We’ll be exploring these findings further in Module 4. For now, proceed to the summary and quiz below!</w:t>
             </w:r>
           </w:p>
           <w:p/>
@@ -10676,7 +10989,7 @@
         <w:pStyle w:val="FirstParagraph"/>
       </w:pPr>
       <w:r>
-        <w:t xml:space="preserve">That’s a lot! We even managed to sneak a small preview of regular expressions in there!</w:t>
+        <w:t xml:space="preserve">That’s a lot! Enjoy a well-deserved break!</w:t>
       </w:r>
     </w:p>
     <w:bookmarkEnd w:id="91"/>
